--- a/ProjetorIntegrador.docx
+++ b/ProjetorIntegrador.docx
@@ -183,31 +183,7 @@
           <w:b/>
           <w:bCs/>
         </w:rPr>
-        <w:t xml:space="preserve"> problemas relacionados à gestã</w:t>
-      </w:r>
-      <w:r>
-        <w:rPr>
-          <w:rFonts w:ascii="Arial" w:eastAsia="Arial" w:hAnsi="Arial" w:cs="Arial"/>
-          <w:b/>
-          <w:bCs/>
-        </w:rPr>
-        <w:t xml:space="preserve">o de estoque, entre eles: produtos parados em estoque por </w:t>
-      </w:r>
-      <w:r>
-        <w:rPr>
-          <w:rFonts w:ascii="Arial" w:eastAsia="Arial" w:hAnsi="Arial" w:cs="Arial"/>
-          <w:b/>
-          <w:bCs/>
-        </w:rPr>
-        <w:t>grande período de tempo, pouco conhecimento em relação a seus produtos mais vendidos, seus principais fornecedores e por fim, a falta de indicadores de tendência, nesse relatório, será mostrado a</w:t>
-      </w:r>
-      <w:r>
-        <w:rPr>
-          <w:rFonts w:ascii="Arial" w:eastAsia="Arial" w:hAnsi="Arial" w:cs="Arial"/>
-          <w:b/>
-          <w:bCs/>
-        </w:rPr>
-        <w:t xml:space="preserve"> solução dos problemas citados anteriormente e acrescentar ideias benéficas para a empresa em questão.</w:t>
+        <w:t xml:space="preserve"> problemas relacionados à gestão de estoque, entre eles: produtos parados por grande período de tempo, pouco conhecimento em relação a seus produtos mais vendidos, seus principais fornecedores e por fim, a falta de indicadores de tendência, nesse relatório, será mostrado a solução dos problemas citados anteriormente e acrescentar ideias benéficas para a empresa em questão.</w:t>
       </w:r>
     </w:p>
     <w:p>
@@ -224,13 +200,7 @@
         <w:rPr>
           <w:rFonts w:ascii="Arial" w:eastAsia="Arial" w:hAnsi="Arial" w:cs="Arial"/>
         </w:rPr>
-        <w:t>Compreende a contextualização do tema apresentando a problemática e os benefícios da pesquisa para o acadêmico, comunidade acadêmica e sociedade; e o obj</w:t>
-      </w:r>
-      <w:r>
-        <w:rPr>
-          <w:rFonts w:ascii="Arial" w:eastAsia="Arial" w:hAnsi="Arial" w:cs="Arial"/>
-        </w:rPr>
-        <w:t xml:space="preserve">etivo. </w:t>
+        <w:t xml:space="preserve">Compreende a contextualização do tema apresentando a problemática e os benefícios da pesquisa para o acadêmico, comunidade acadêmica e sociedade; e o objetivo. </w:t>
       </w:r>
       <w:r>
         <w:rPr>
@@ -262,16 +232,7 @@
           <w:iCs/>
           <w:color w:val="FF0000"/>
         </w:rPr>
-        <w:t>Palavras estrangeiras, ou destacadas pelo autor, devem ser grafad</w:t>
-      </w:r>
-      <w:r>
-        <w:rPr>
-          <w:rFonts w:ascii="Arial" w:eastAsia="Arial" w:hAnsi="Arial" w:cs="Arial"/>
-          <w:i/>
-          <w:iCs/>
-          <w:color w:val="FF0000"/>
-        </w:rPr>
-        <w:t>as em itálico</w:t>
+        <w:t>Palavras estrangeiras, ou destacadas pelo autor, devem ser grafadas em itálico</w:t>
       </w:r>
       <w:r>
         <w:rPr>
@@ -365,14 +326,7 @@
           <w:rFonts w:ascii="Arial" w:eastAsia="Arial" w:hAnsi="Arial" w:cs="Arial"/>
           <w:color w:val="FF0000"/>
         </w:rPr>
-        <w:t>- No caso</w:t>
-      </w:r>
-      <w:r>
-        <w:rPr>
-          <w:rFonts w:ascii="Arial" w:eastAsia="Arial" w:hAnsi="Arial" w:cs="Arial"/>
-          <w:color w:val="FF0000"/>
-        </w:rPr>
-        <w:t xml:space="preserve"> de um autor:</w:t>
+        <w:t>- No caso de um autor:</w:t>
       </w:r>
     </w:p>
     <w:p>
@@ -715,14 +669,7 @@
           <w:rFonts w:ascii="Arial" w:eastAsia="Arial" w:hAnsi="Arial" w:cs="Arial"/>
           <w:color w:val="FF0000"/>
         </w:rPr>
-        <w:t xml:space="preserve"> devem ser colo</w:t>
-      </w:r>
-      <w:r>
-        <w:rPr>
-          <w:rFonts w:ascii="Arial" w:eastAsia="Arial" w:hAnsi="Arial" w:cs="Arial"/>
-          <w:color w:val="FF0000"/>
-        </w:rPr>
-        <w:t>cadas entre aspas duplas.</w:t>
+        <w:t xml:space="preserve"> devem ser colocadas entre aspas duplas.</w:t>
       </w:r>
     </w:p>
     <w:p>
@@ -860,14 +807,7 @@
           <w:rFonts w:ascii="Arial" w:eastAsia="Arial" w:hAnsi="Arial" w:cs="Arial"/>
           <w:color w:val="FF0000"/>
         </w:rPr>
-        <w:t>, devem ser destacadas com recuo de 4 cm da margem esquerda, com letra menor que a do texto utilizado (10pts), justificado, espaça</w:t>
-      </w:r>
-      <w:r>
-        <w:rPr>
-          <w:rFonts w:ascii="Arial" w:eastAsia="Arial" w:hAnsi="Arial" w:cs="Arial"/>
-          <w:color w:val="FF0000"/>
-        </w:rPr>
-        <w:t>mento simples e sem as aspas.</w:t>
+        <w:t>, devem ser destacadas com recuo de 4 cm da margem esquerda, com letra menor que a do texto utilizado (10pts), justificado, espaçamento simples e sem as aspas.</w:t>
       </w:r>
     </w:p>
     <w:p>
@@ -918,16 +858,7 @@
           <w:sz w:val="20"/>
           <w:szCs w:val="20"/>
         </w:rPr>
-        <w:t>A teleconferência permite ao indivíduo participar de um encontro nacional ou regional sem a necessidade de deixar seu local de origem. Tipos comuns de teleconferência incluem o uso da televisão, telefone e computador. A</w:t>
-      </w:r>
-      <w:r>
-        <w:rPr>
-          <w:rFonts w:ascii="Arial" w:eastAsia="Arial" w:hAnsi="Arial" w:cs="Arial"/>
-          <w:color w:val="FF0000"/>
-          <w:sz w:val="20"/>
-          <w:szCs w:val="20"/>
-        </w:rPr>
-        <w:t>través de áudio-conferência, utilizando a companhia local de telefone, um sinal de áudio pode ser emitido em um salão de qualquer dimensão. (Nichols, 1993, p. 181).</w:t>
+        <w:t>A teleconferência permite ao indivíduo participar de um encontro nacional ou regional sem a necessidade de deixar seu local de origem. Tipos comuns de teleconferência incluem o uso da televisão, telefone e computador. Através de áudio-conferência, utilizando a companhia local de telefone, um sinal de áudio pode ser emitido em um salão de qualquer dimensão. (Nichols, 1993, p. 181).</w:t>
       </w:r>
     </w:p>
     <w:p>
@@ -1014,14 +945,7 @@
           <w:rFonts w:ascii="Arial" w:eastAsia="Arial" w:hAnsi="Arial" w:cs="Arial"/>
           <w:color w:val="FF0000"/>
         </w:rPr>
-        <w:t>Se</w:t>
-      </w:r>
-      <w:r>
-        <w:rPr>
-          <w:rFonts w:ascii="Arial" w:eastAsia="Arial" w:hAnsi="Arial" w:cs="Arial"/>
-          <w:color w:val="FF0000"/>
-        </w:rPr>
-        <w:t>gundo Silva (1983 apud Abreu, 1999, p. 3) diz ser [...]</w:t>
+        <w:t>Segundo Silva (1983 apud Abreu, 1999, p. 3) diz ser [...]</w:t>
       </w:r>
     </w:p>
     <w:p>
@@ -1073,14 +997,7 @@
           <w:rFonts w:ascii="Arial" w:eastAsia="Arial" w:hAnsi="Arial" w:cs="Arial"/>
           <w:color w:val="FF0000"/>
         </w:rPr>
-        <w:t>N</w:t>
-      </w:r>
-      <w:r>
-        <w:rPr>
-          <w:rFonts w:ascii="Arial" w:eastAsia="Arial" w:hAnsi="Arial" w:cs="Arial"/>
-          <w:color w:val="FF0000"/>
-        </w:rPr>
-        <w:t xml:space="preserve">o modelo serial de </w:t>
+        <w:t xml:space="preserve">No modelo serial de </w:t>
       </w:r>
       <w:proofErr w:type="spellStart"/>
       <w:r>
@@ -1173,21 +1090,49 @@
         <w:jc w:val="both"/>
         <w:rPr>
           <w:rFonts w:ascii="Arial" w:eastAsia="Arial" w:hAnsi="Arial" w:cs="Arial"/>
-          <w:b/>
-          <w:bCs/>
-        </w:rPr>
-      </w:pPr>
-      <w:r>
-        <w:rPr>
-          <w:rFonts w:ascii="Arial" w:eastAsia="Arial" w:hAnsi="Arial" w:cs="Arial"/>
           <w:sz w:val="18"/>
           <w:szCs w:val="18"/>
         </w:rPr>
+      </w:pPr>
+      <w:r>
+        <w:rPr>
+          <w:rFonts w:ascii="Arial" w:eastAsia="Arial" w:hAnsi="Arial" w:cs="Arial"/>
+          <w:sz w:val="18"/>
+          <w:szCs w:val="18"/>
+        </w:rPr>
         <w:t>.</w:t>
       </w:r>
     </w:p>
     <w:p>
       <w:pPr>
+        <w:rPr>
+          <w:rFonts w:ascii="Arial" w:eastAsia="Arial" w:hAnsi="Arial" w:cs="Arial"/>
+          <w:sz w:val="18"/>
+          <w:szCs w:val="18"/>
+        </w:rPr>
+      </w:pPr>
+      <w:r>
+        <w:rPr>
+          <w:rFonts w:ascii="Arial" w:eastAsia="Arial" w:hAnsi="Arial" w:cs="Arial"/>
+          <w:sz w:val="18"/>
+          <w:szCs w:val="18"/>
+        </w:rPr>
+        <w:br w:type="page"/>
+      </w:r>
+    </w:p>
+    <w:p>
+      <w:pPr>
+        <w:spacing w:after="0" w:line="360" w:lineRule="auto"/>
+        <w:jc w:val="both"/>
+        <w:rPr>
+          <w:rFonts w:ascii="Arial" w:eastAsia="Arial" w:hAnsi="Arial" w:cs="Arial"/>
+          <w:b/>
+          <w:bCs/>
+        </w:rPr>
+      </w:pPr>
+    </w:p>
+    <w:p>
+      <w:pPr>
         <w:spacing w:after="0" w:line="360" w:lineRule="auto"/>
         <w:ind w:firstLine="709"/>
         <w:jc w:val="both"/>
@@ -1199,17 +1144,80 @@
     <w:p>
       <w:pPr>
         <w:spacing w:after="0" w:line="360" w:lineRule="auto"/>
-        <w:ind w:firstLine="709"/>
-        <w:jc w:val="both"/>
-        <w:rPr>
-          <w:rFonts w:ascii="Arial" w:eastAsia="Arial" w:hAnsi="Arial" w:cs="Arial"/>
-        </w:rPr>
-      </w:pPr>
-      <w:r>
-        <w:rPr>
-          <w:rFonts w:ascii="Arial" w:eastAsia="Arial" w:hAnsi="Arial" w:cs="Arial"/>
-        </w:rPr>
-        <w:t xml:space="preserve">Para o desenvolvimento do trabalho, iniciamos com uma análise exploratória da base de dados identificando </w:t>
+        <w:jc w:val="both"/>
+        <w:rPr>
+          <w:rFonts w:ascii="Arial" w:eastAsia="Arial" w:hAnsi="Arial" w:cs="Arial"/>
+        </w:rPr>
+      </w:pPr>
+      <w:r>
+        <w:rPr>
+          <w:rFonts w:ascii="Arial" w:eastAsia="Arial" w:hAnsi="Arial" w:cs="Arial"/>
+        </w:rPr>
+        <w:t xml:space="preserve">O </w:t>
+      </w:r>
+      <w:r>
+        <w:rPr>
+          <w:rFonts w:ascii="Arial" w:eastAsia="Arial" w:hAnsi="Arial" w:cs="Arial"/>
+        </w:rPr>
+        <w:t xml:space="preserve">desenvolvimento do trabalho, </w:t>
+      </w:r>
+      <w:r>
+        <w:rPr>
+          <w:rFonts w:ascii="Arial" w:eastAsia="Arial" w:hAnsi="Arial" w:cs="Arial"/>
+        </w:rPr>
+        <w:t>foi iniciado</w:t>
+      </w:r>
+      <w:r>
+        <w:rPr>
+          <w:rFonts w:ascii="Arial" w:eastAsia="Arial" w:hAnsi="Arial" w:cs="Arial"/>
+        </w:rPr>
+        <w:t xml:space="preserve"> com uma análise exploratória da base de dados</w:t>
+      </w:r>
+      <w:r>
+        <w:rPr>
+          <w:rFonts w:ascii="Arial" w:eastAsia="Arial" w:hAnsi="Arial" w:cs="Arial"/>
+        </w:rPr>
+        <w:t>, que foi recebida em formato “.</w:t>
+      </w:r>
+      <w:proofErr w:type="spellStart"/>
+      <w:r>
+        <w:rPr>
+          <w:rFonts w:ascii="Arial" w:eastAsia="Arial" w:hAnsi="Arial" w:cs="Arial"/>
+        </w:rPr>
+        <w:t>csv</w:t>
+      </w:r>
+      <w:proofErr w:type="spellEnd"/>
+      <w:proofErr w:type="gramStart"/>
+      <w:r>
+        <w:rPr>
+          <w:rFonts w:ascii="Arial" w:eastAsia="Arial" w:hAnsi="Arial" w:cs="Arial"/>
+        </w:rPr>
+        <w:t>”,</w:t>
+      </w:r>
+      <w:r>
+        <w:rPr>
+          <w:rFonts w:ascii="Arial" w:eastAsia="Arial" w:hAnsi="Arial" w:cs="Arial"/>
+        </w:rPr>
+        <w:t>a</w:t>
+      </w:r>
+      <w:proofErr w:type="gramEnd"/>
+      <w:r>
+        <w:rPr>
+          <w:rFonts w:ascii="Arial" w:eastAsia="Arial" w:hAnsi="Arial" w:cs="Arial"/>
+        </w:rPr>
+        <w:t xml:space="preserve"> </w:t>
+      </w:r>
+      <w:r>
+        <w:rPr>
+          <w:rFonts w:ascii="Arial" w:eastAsia="Arial" w:hAnsi="Arial" w:cs="Arial"/>
+        </w:rPr>
+        <w:t>fim de identificar</w:t>
+      </w:r>
+      <w:r>
+        <w:rPr>
+          <w:rFonts w:ascii="Arial" w:eastAsia="Arial" w:hAnsi="Arial" w:cs="Arial"/>
+        </w:rPr>
+        <w:t xml:space="preserve"> </w:t>
       </w:r>
       <w:r>
         <w:rPr>
@@ -1233,13 +1241,13 @@
         <w:rPr>
           <w:rFonts w:ascii="Arial" w:eastAsia="Arial" w:hAnsi="Arial" w:cs="Arial"/>
         </w:rPr>
-        <w:t>tratamentos</w:t>
-      </w:r>
-      <w:r>
-        <w:rPr>
-          <w:rFonts w:ascii="Arial" w:eastAsia="Arial" w:hAnsi="Arial" w:cs="Arial"/>
-        </w:rPr>
-        <w:t xml:space="preserve"> necessários e</w:t>
+        <w:t xml:space="preserve">tratamentos </w:t>
+      </w:r>
+      <w:r>
+        <w:rPr>
+          <w:rFonts w:ascii="Arial" w:eastAsia="Arial" w:hAnsi="Arial" w:cs="Arial"/>
+        </w:rPr>
+        <w:t>e</w:t>
       </w:r>
       <w:r>
         <w:rPr>
@@ -1251,32 +1259,73 @@
         <w:rPr>
           <w:rFonts w:ascii="Arial" w:eastAsia="Arial" w:hAnsi="Arial" w:cs="Arial"/>
         </w:rPr>
-        <w:t>que deveriam ser criadas em futuro próximo.</w:t>
-      </w:r>
-    </w:p>
-    <w:p>
-      <w:pPr>
-        <w:spacing w:after="0" w:line="360" w:lineRule="auto"/>
-        <w:ind w:firstLine="709"/>
-        <w:jc w:val="both"/>
-        <w:rPr>
-          <w:rFonts w:ascii="Arial" w:eastAsia="Arial" w:hAnsi="Arial" w:cs="Arial"/>
-        </w:rPr>
-      </w:pPr>
-    </w:p>
-    <w:p>
-      <w:pPr>
-        <w:spacing w:after="0" w:line="360" w:lineRule="auto"/>
-        <w:jc w:val="both"/>
-        <w:rPr>
-          <w:rFonts w:ascii="Arial" w:eastAsia="Arial" w:hAnsi="Arial" w:cs="Arial"/>
-        </w:rPr>
-      </w:pPr>
-      <w:r>
-        <w:rPr>
-          <w:rFonts w:ascii="Arial" w:eastAsia="Arial" w:hAnsi="Arial" w:cs="Arial"/>
-        </w:rPr>
-        <w:t>Na etapa de identificação dos tratamentos</w:t>
+        <w:t>qu</w:t>
+      </w:r>
+      <w:r>
+        <w:rPr>
+          <w:rFonts w:ascii="Arial" w:eastAsia="Arial" w:hAnsi="Arial" w:cs="Arial"/>
+        </w:rPr>
+        <w:t xml:space="preserve">e seriam necessárias </w:t>
+      </w:r>
+      <w:r>
+        <w:rPr>
+          <w:rFonts w:ascii="Arial" w:eastAsia="Arial" w:hAnsi="Arial" w:cs="Arial"/>
+        </w:rPr>
+        <w:t>na criação do banco de dados.</w:t>
+      </w:r>
+      <w:r>
+        <w:rPr>
+          <w:rFonts w:ascii="Arial" w:eastAsia="Arial" w:hAnsi="Arial" w:cs="Arial"/>
+        </w:rPr>
+        <w:t xml:space="preserve"> </w:t>
+      </w:r>
+      <w:r>
+        <w:rPr>
+          <w:rFonts w:ascii="Arial" w:eastAsia="Arial" w:hAnsi="Arial" w:cs="Arial"/>
+        </w:rPr>
+        <w:t>Co</w:t>
+      </w:r>
+      <w:r>
+        <w:rPr>
+          <w:rFonts w:ascii="Arial" w:eastAsia="Arial" w:hAnsi="Arial" w:cs="Arial"/>
+        </w:rPr>
+        <w:t>mo a base de dados possuía um volume reduzido de registros, as etapas de análise exploratória e tratamento dos dados foram realizadas utilizando o Excel</w:t>
+      </w:r>
+      <w:r>
+        <w:rPr>
+          <w:rFonts w:ascii="Arial" w:eastAsia="Arial" w:hAnsi="Arial" w:cs="Arial"/>
+        </w:rPr>
+        <w:t xml:space="preserve">. Durante a </w:t>
+      </w:r>
+      <w:r>
+        <w:rPr>
+          <w:rFonts w:ascii="Arial" w:eastAsia="Arial" w:hAnsi="Arial" w:cs="Arial"/>
+        </w:rPr>
+        <w:t xml:space="preserve">análise exploratória, </w:t>
+      </w:r>
+      <w:r>
+        <w:rPr>
+          <w:rFonts w:ascii="Arial" w:eastAsia="Arial" w:hAnsi="Arial" w:cs="Arial"/>
+        </w:rPr>
+        <w:t>foram encontrados</w:t>
+      </w:r>
+      <w:r>
+        <w:rPr>
+          <w:rFonts w:ascii="Arial" w:eastAsia="Arial" w:hAnsi="Arial" w:cs="Arial"/>
+        </w:rPr>
+        <w:t xml:space="preserve"> dados nulos,</w:t>
+      </w:r>
+      <w:r>
+        <w:rPr>
+          <w:rFonts w:ascii="Arial" w:eastAsia="Arial" w:hAnsi="Arial" w:cs="Arial"/>
+        </w:rPr>
+        <w:t xml:space="preserve"> </w:t>
+      </w:r>
+      <w:r>
+        <w:rPr>
+          <w:rFonts w:ascii="Arial" w:eastAsia="Arial" w:hAnsi="Arial" w:cs="Arial"/>
+        </w:rPr>
+        <w:t>repetidos</w:t>
       </w:r>
       <w:r>
         <w:rPr>
@@ -1288,105 +1337,1540 @@
         <w:rPr>
           <w:rFonts w:ascii="Arial" w:eastAsia="Arial" w:hAnsi="Arial" w:cs="Arial"/>
         </w:rPr>
-        <w:t xml:space="preserve"> foram identificados dados nulos, repetidos, com erros de escrita e sem padronização. Dessa forma, o tratamento foi realizado no Excel efetuando uma </w:t>
+        <w:t xml:space="preserve"> </w:t>
+      </w:r>
+      <w:r>
+        <w:rPr>
+          <w:rFonts w:ascii="Arial" w:eastAsia="Arial" w:hAnsi="Arial" w:cs="Arial"/>
+        </w:rPr>
+        <w:t>negativos</w:t>
+      </w:r>
+      <w:r>
+        <w:rPr>
+          <w:rFonts w:ascii="Arial" w:eastAsia="Arial" w:hAnsi="Arial" w:cs="Arial"/>
+        </w:rPr>
+        <w:t xml:space="preserve"> e sem padronização nos campos</w:t>
+      </w:r>
+      <w:r>
+        <w:rPr>
+          <w:rFonts w:ascii="Arial" w:eastAsia="Arial" w:hAnsi="Arial" w:cs="Arial"/>
+        </w:rPr>
+        <w:t xml:space="preserve"> A partir dessas constatações, foram definidas as estratégias de tratamento mais adequadas para cada situação.</w:t>
+      </w:r>
+      <w:r>
+        <w:rPr>
+          <w:rFonts w:ascii="Arial" w:eastAsia="Arial" w:hAnsi="Arial" w:cs="Arial"/>
+        </w:rPr>
+        <w:t xml:space="preserve"> </w:t>
+      </w:r>
+    </w:p>
+    <w:p>
+      <w:pPr>
+        <w:spacing w:after="0" w:line="360" w:lineRule="auto"/>
+        <w:jc w:val="both"/>
+        <w:rPr>
+          <w:rFonts w:ascii="Arial" w:eastAsia="Arial" w:hAnsi="Arial" w:cs="Arial"/>
+        </w:rPr>
+      </w:pPr>
+      <w:r>
+        <w:rPr>
+          <w:rFonts w:ascii="Arial" w:eastAsia="Arial" w:hAnsi="Arial" w:cs="Arial"/>
+        </w:rPr>
+        <w:t>Nos campos de “</w:t>
       </w:r>
       <w:proofErr w:type="spellStart"/>
       <w:r>
         <w:rPr>
           <w:rFonts w:ascii="Arial" w:eastAsia="Arial" w:hAnsi="Arial" w:cs="Arial"/>
         </w:rPr>
-        <w:t>pré</w:t>
+        <w:t>Valor_Unitario</w:t>
       </w:r>
       <w:proofErr w:type="spellEnd"/>
       <w:r>
         <w:rPr>
           <w:rFonts w:ascii="Arial" w:eastAsia="Arial" w:hAnsi="Arial" w:cs="Arial"/>
         </w:rPr>
-        <w:t>-</w:t>
-      </w:r>
-      <w:r>
-        <w:rPr>
-          <w:rFonts w:ascii="Arial" w:eastAsia="Arial" w:hAnsi="Arial" w:cs="Arial"/>
-        </w:rPr>
-        <w:t>padronização</w:t>
-      </w:r>
-      <w:r>
-        <w:rPr>
-          <w:rFonts w:ascii="Arial" w:eastAsia="Arial" w:hAnsi="Arial" w:cs="Arial"/>
-        </w:rPr>
-        <w:t xml:space="preserve"> dos dados, alterando nomes de funcionários, identificando números negativos e analisando possíveis exclusões que deveriam ser </w:t>
+        <w:t>” e “</w:t>
+      </w:r>
+      <w:r>
+        <w:rPr>
+          <w:rFonts w:ascii="Arial" w:eastAsia="Arial" w:hAnsi="Arial" w:cs="Arial"/>
+        </w:rPr>
+        <w:t>Quantidade</w:t>
+      </w:r>
+      <w:r>
+        <w:rPr>
+          <w:rFonts w:ascii="Arial" w:eastAsia="Arial" w:hAnsi="Arial" w:cs="Arial"/>
+        </w:rPr>
+        <w:t>” foram encontrados valores negativos</w:t>
+      </w:r>
+      <w:r>
+        <w:rPr>
+          <w:rFonts w:ascii="Arial" w:eastAsia="Arial" w:hAnsi="Arial" w:cs="Arial"/>
+        </w:rPr>
+        <w:t>. C</w:t>
+      </w:r>
+      <w:r>
+        <w:rPr>
+          <w:rFonts w:ascii="Arial" w:eastAsia="Arial" w:hAnsi="Arial" w:cs="Arial"/>
+        </w:rPr>
+        <w:t>omo correspondiam a</w:t>
+      </w:r>
+      <w:r>
+        <w:rPr>
+          <w:rFonts w:ascii="Arial" w:eastAsia="Arial" w:hAnsi="Arial" w:cs="Arial"/>
+        </w:rPr>
+        <w:t xml:space="preserve"> menos de 5% dos dados</w:t>
+      </w:r>
+      <w:r>
+        <w:rPr>
+          <w:rFonts w:ascii="Arial" w:eastAsia="Arial" w:hAnsi="Arial" w:cs="Arial"/>
+        </w:rPr>
+        <w:t xml:space="preserve"> e indicavam inconsistências de preenchimento</w:t>
+      </w:r>
+      <w:r>
+        <w:rPr>
+          <w:rFonts w:ascii="Arial" w:eastAsia="Arial" w:hAnsi="Arial" w:cs="Arial"/>
+        </w:rPr>
+        <w:t>,</w:t>
+      </w:r>
+      <w:r>
+        <w:rPr>
+          <w:rFonts w:ascii="Arial" w:eastAsia="Arial" w:hAnsi="Arial" w:cs="Arial"/>
+        </w:rPr>
+        <w:t xml:space="preserve"> opt</w:t>
+      </w:r>
+      <w:r>
+        <w:rPr>
+          <w:rFonts w:ascii="Arial" w:eastAsia="Arial" w:hAnsi="Arial" w:cs="Arial"/>
+        </w:rPr>
+        <w:t>ou-se p</w:t>
+      </w:r>
+      <w:r>
+        <w:rPr>
+          <w:rFonts w:ascii="Arial" w:eastAsia="Arial" w:hAnsi="Arial" w:cs="Arial"/>
+        </w:rPr>
+        <w:t>or transformá-los em valores positivos</w:t>
+      </w:r>
+      <w:r>
+        <w:rPr>
+          <w:rFonts w:ascii="Arial" w:eastAsia="Arial" w:hAnsi="Arial" w:cs="Arial"/>
+        </w:rPr>
+        <w:t>.</w:t>
+      </w:r>
+      <w:r>
+        <w:rPr>
+          <w:rFonts w:ascii="Arial" w:eastAsia="Arial" w:hAnsi="Arial" w:cs="Arial"/>
+        </w:rPr>
+        <w:t xml:space="preserve"> </w:t>
+      </w:r>
+    </w:p>
+    <w:p>
+      <w:pPr>
+        <w:spacing w:after="0" w:line="360" w:lineRule="auto"/>
+        <w:jc w:val="both"/>
+        <w:rPr>
+          <w:rFonts w:ascii="Arial" w:eastAsia="Arial" w:hAnsi="Arial" w:cs="Arial"/>
+        </w:rPr>
+      </w:pPr>
+      <w:r>
+        <w:rPr>
+          <w:rFonts w:ascii="Arial" w:eastAsia="Arial" w:hAnsi="Arial" w:cs="Arial"/>
+        </w:rPr>
+        <w:t>Na coluna “</w:t>
+      </w:r>
+      <w:proofErr w:type="spellStart"/>
+      <w:r>
+        <w:rPr>
+          <w:rFonts w:ascii="Arial" w:eastAsia="Arial" w:hAnsi="Arial" w:cs="Arial"/>
+        </w:rPr>
+        <w:t>Nome_Produto</w:t>
+      </w:r>
+      <w:proofErr w:type="spellEnd"/>
+      <w:r>
+        <w:rPr>
+          <w:rFonts w:ascii="Arial" w:eastAsia="Arial" w:hAnsi="Arial" w:cs="Arial"/>
+        </w:rPr>
+        <w:t>” havia uma grande falta de padronização com dados como “Past. Freio”, “Pastilha de Freio” e “Pastilha Freio” se referindo ao mesmo produto, para casos como esse foi efetuado uma padronização na descrição.</w:t>
+      </w:r>
+      <w:r>
+        <w:rPr>
+          <w:rFonts w:ascii="Arial" w:eastAsia="Arial" w:hAnsi="Arial" w:cs="Arial"/>
+        </w:rPr>
+        <w:t xml:space="preserve"> </w:t>
+      </w:r>
+      <w:r>
+        <w:rPr>
+          <w:rFonts w:ascii="Arial" w:eastAsia="Arial" w:hAnsi="Arial" w:cs="Arial"/>
+        </w:rPr>
+        <w:t>O mesmo aconteceu na colu</w:t>
+      </w:r>
+      <w:r>
+        <w:rPr>
+          <w:rFonts w:ascii="Arial" w:eastAsia="Arial" w:hAnsi="Arial" w:cs="Arial"/>
+        </w:rPr>
+        <w:t>na “Fornecedor” e “</w:t>
+      </w:r>
+      <w:proofErr w:type="spellStart"/>
+      <w:r>
+        <w:rPr>
+          <w:rFonts w:ascii="Arial" w:eastAsia="Arial" w:hAnsi="Arial" w:cs="Arial"/>
+        </w:rPr>
+        <w:t>Cargo_Funcionario</w:t>
+      </w:r>
+      <w:proofErr w:type="spellEnd"/>
+      <w:r>
+        <w:rPr>
+          <w:rFonts w:ascii="Arial" w:eastAsia="Arial" w:hAnsi="Arial" w:cs="Arial"/>
+        </w:rPr>
+        <w:t>” onde se encontravam dados com letras maiúsculas e o mesmo registro escrito de formas diferentes.</w:t>
+      </w:r>
+      <w:r>
+        <w:rPr>
+          <w:rFonts w:ascii="Arial" w:eastAsia="Arial" w:hAnsi="Arial" w:cs="Arial"/>
+        </w:rPr>
+        <w:t xml:space="preserve"> Nesses casos, também foi realizada a padronização dos valores, visando assegurar a uniformidade das informações.</w:t>
+      </w:r>
+    </w:p>
+    <w:p>
+      <w:pPr>
+        <w:spacing w:after="0" w:line="360" w:lineRule="auto"/>
+        <w:jc w:val="both"/>
+        <w:rPr>
+          <w:rFonts w:ascii="Arial" w:eastAsia="Arial" w:hAnsi="Arial" w:cs="Arial"/>
+        </w:rPr>
+      </w:pPr>
+    </w:p>
+    <w:p>
+      <w:pPr>
+        <w:spacing w:after="0" w:line="360" w:lineRule="auto"/>
+        <w:jc w:val="both"/>
+      </w:pPr>
+      <w:r>
+        <w:rPr>
+          <w:rFonts w:ascii="Arial" w:eastAsia="Arial" w:hAnsi="Arial" w:cs="Arial"/>
+        </w:rPr>
+        <w:t>Na sequência,</w:t>
+      </w:r>
+      <w:r>
+        <w:rPr>
+          <w:rFonts w:ascii="Arial" w:eastAsia="Arial" w:hAnsi="Arial" w:cs="Arial"/>
+        </w:rPr>
+        <w:t xml:space="preserve"> foi </w:t>
+      </w:r>
+      <w:r>
+        <w:rPr>
+          <w:rFonts w:ascii="Arial" w:eastAsia="Arial" w:hAnsi="Arial" w:cs="Arial"/>
+        </w:rPr>
+        <w:t>realizado</w:t>
+      </w:r>
+      <w:r>
+        <w:rPr>
+          <w:rFonts w:ascii="Arial" w:eastAsia="Arial" w:hAnsi="Arial" w:cs="Arial"/>
+        </w:rPr>
+        <w:t xml:space="preserve"> a modelagem DER </w:t>
+      </w:r>
+      <w:r>
+        <w:rPr>
+          <w:rFonts w:ascii="Arial" w:eastAsia="Arial" w:hAnsi="Arial" w:cs="Arial"/>
+        </w:rPr>
+        <w:t xml:space="preserve">utilizando </w:t>
       </w:r>
       <w:proofErr w:type="gramStart"/>
       <w:r>
         <w:rPr>
           <w:rFonts w:ascii="Arial" w:eastAsia="Arial" w:hAnsi="Arial" w:cs="Arial"/>
         </w:rPr>
-        <w:t>feitas.*</w:t>
+        <w:t xml:space="preserve">a </w:t>
+      </w:r>
+      <w:r>
+        <w:rPr>
+          <w:rFonts w:ascii="Arial" w:eastAsia="Arial" w:hAnsi="Arial" w:cs="Arial"/>
+        </w:rPr>
+        <w:t xml:space="preserve"> plataforma</w:t>
       </w:r>
       <w:proofErr w:type="gramEnd"/>
       <w:r>
         <w:rPr>
           <w:rFonts w:ascii="Arial" w:eastAsia="Arial" w:hAnsi="Arial" w:cs="Arial"/>
         </w:rPr>
-        <w:t>******ENCHER LINGUIÇA SOBRE O TRATAMENTO****************.</w:t>
-      </w:r>
-    </w:p>
-    <w:p>
-      <w:pPr>
-        <w:spacing w:after="0" w:line="360" w:lineRule="auto"/>
-        <w:jc w:val="both"/>
-        <w:rPr>
-          <w:rFonts w:ascii="Arial" w:eastAsia="Arial" w:hAnsi="Arial" w:cs="Arial"/>
-        </w:rPr>
-      </w:pPr>
-      <w:r>
-        <w:rPr>
-          <w:rFonts w:ascii="Arial" w:eastAsia="Arial" w:hAnsi="Arial" w:cs="Arial"/>
-        </w:rPr>
-        <w:t xml:space="preserve">No passo subsequente, </w:t>
+        <w:t xml:space="preserve"> BR Modelo,</w:t>
+      </w:r>
+      <w:r>
+        <w:rPr>
+          <w:rFonts w:ascii="Arial" w:eastAsia="Arial" w:hAnsi="Arial" w:cs="Arial"/>
+        </w:rPr>
+        <w:t xml:space="preserve"> </w:t>
+      </w:r>
+      <w:r>
+        <w:rPr>
+          <w:rFonts w:ascii="Arial" w:eastAsia="Arial" w:hAnsi="Arial" w:cs="Arial"/>
+        </w:rPr>
+        <w:t xml:space="preserve">onde foi identificado a necessidade de </w:t>
+      </w:r>
+      <w:r>
+        <w:rPr>
+          <w:rFonts w:ascii="Arial" w:eastAsia="Arial" w:hAnsi="Arial" w:cs="Arial"/>
+        </w:rPr>
+        <w:t>criação de</w:t>
+      </w:r>
+      <w:r>
+        <w:rPr>
+          <w:rFonts w:ascii="Arial" w:eastAsia="Arial" w:hAnsi="Arial" w:cs="Arial"/>
+        </w:rPr>
+        <w:t xml:space="preserve"> </w:t>
+      </w:r>
+      <w:r>
+        <w:rPr>
+          <w:rFonts w:ascii="Arial" w:eastAsia="Arial" w:hAnsi="Arial" w:cs="Arial"/>
+        </w:rPr>
+        <w:t>quatorze</w:t>
+      </w:r>
+      <w:r>
+        <w:rPr>
+          <w:rFonts w:ascii="Arial" w:eastAsia="Arial" w:hAnsi="Arial" w:cs="Arial"/>
+        </w:rPr>
+        <w:t xml:space="preserve"> tabelas, sendo </w:t>
+      </w:r>
+      <w:r>
+        <w:rPr>
+          <w:rFonts w:ascii="Arial" w:eastAsia="Arial" w:hAnsi="Arial" w:cs="Arial"/>
+        </w:rPr>
+        <w:t xml:space="preserve">treze </w:t>
+      </w:r>
+      <w:r>
+        <w:rPr>
+          <w:rFonts w:ascii="Arial" w:eastAsia="Arial" w:hAnsi="Arial" w:cs="Arial"/>
+        </w:rPr>
+        <w:t xml:space="preserve">delas, tabelas dimensão e </w:t>
+      </w:r>
+      <w:r>
+        <w:rPr>
+          <w:rFonts w:ascii="Arial" w:eastAsia="Arial" w:hAnsi="Arial" w:cs="Arial"/>
+        </w:rPr>
+        <w:t>uma tabela fato</w:t>
+      </w:r>
+      <w:r>
+        <w:rPr>
+          <w:rFonts w:ascii="Arial" w:eastAsia="Arial" w:hAnsi="Arial" w:cs="Arial"/>
+        </w:rPr>
+        <w:t>.</w:t>
+      </w:r>
+      <w:r>
+        <w:rPr>
+          <w:rFonts w:ascii="Arial" w:eastAsia="Arial" w:hAnsi="Arial" w:cs="Arial"/>
+        </w:rPr>
+        <w:t xml:space="preserve"> </w:t>
+      </w:r>
+      <w:r>
+        <w:rPr>
+          <w:rFonts w:ascii="Arial" w:eastAsia="Arial" w:hAnsi="Arial" w:cs="Arial"/>
+        </w:rPr>
+        <w:t xml:space="preserve">A </w:t>
+      </w:r>
+      <w:r>
+        <w:rPr>
+          <w:rFonts w:ascii="Arial" w:eastAsia="Arial" w:hAnsi="Arial" w:cs="Arial"/>
+        </w:rPr>
+        <w:t>estrutura foi motivada pela presença</w:t>
+      </w:r>
+      <w:r>
+        <w:rPr>
+          <w:rFonts w:ascii="Arial" w:eastAsia="Arial" w:hAnsi="Arial" w:cs="Arial"/>
+        </w:rPr>
+        <w:t xml:space="preserve"> de redundâncias e inconsistências nos dados originais</w:t>
+      </w:r>
+      <w:r>
+        <w:rPr>
+          <w:rFonts w:ascii="Arial" w:eastAsia="Arial" w:hAnsi="Arial" w:cs="Arial"/>
+        </w:rPr>
+        <w:t xml:space="preserve">, especialmente no registro </w:t>
+      </w:r>
+      <w:r>
+        <w:rPr>
+          <w:rFonts w:ascii="Arial" w:eastAsia="Arial" w:hAnsi="Arial" w:cs="Arial"/>
+        </w:rPr>
+        <w:t xml:space="preserve">de produtos com o mesmo </w:t>
       </w:r>
       <w:proofErr w:type="spellStart"/>
-      <w:r>
-        <w:rPr>
-          <w:rFonts w:ascii="Arial" w:eastAsia="Arial" w:hAnsi="Arial" w:cs="Arial"/>
-        </w:rPr>
-        <w:t>inciamos</w:t>
+      <w:proofErr w:type="gramStart"/>
+      <w:r>
+        <w:rPr>
+          <w:rFonts w:ascii="Arial" w:eastAsia="Arial" w:hAnsi="Arial" w:cs="Arial"/>
+        </w:rPr>
+        <w:t>código,porém</w:t>
       </w:r>
       <w:proofErr w:type="spellEnd"/>
-      <w:r>
-        <w:rPr>
-          <w:rFonts w:ascii="Arial" w:eastAsia="Arial" w:hAnsi="Arial" w:cs="Arial"/>
-        </w:rPr>
-        <w:t xml:space="preserve"> a modelagem DER na plataforma BR Modelo, criando doze tabelas que teriam conexão com duas tabelas principais, a de Registros e Produtos.</w:t>
-      </w:r>
-    </w:p>
-    <w:p>
-      <w:pPr>
-        <w:spacing w:after="0" w:line="360" w:lineRule="auto"/>
-        <w:jc w:val="both"/>
-        <w:rPr>
-          <w:rFonts w:ascii="Arial" w:eastAsia="Arial" w:hAnsi="Arial" w:cs="Arial"/>
-        </w:rPr>
-      </w:pPr>
-      <w:r>
-        <w:rPr>
-          <w:rFonts w:ascii="Arial" w:eastAsia="Arial" w:hAnsi="Arial" w:cs="Arial"/>
-        </w:rPr>
-        <w:t xml:space="preserve">***INSERIR PRINT DO BR </w:t>
+      <w:proofErr w:type="gramEnd"/>
+      <w:r>
+        <w:rPr>
+          <w:rFonts w:ascii="Arial" w:eastAsia="Arial" w:hAnsi="Arial" w:cs="Arial"/>
+        </w:rPr>
+        <w:t xml:space="preserve"> associados a diferentes descrições e categorias, o que exigiu a normalização das infor</w:t>
+      </w:r>
+      <w:r>
+        <w:rPr>
+          <w:rFonts w:ascii="Arial" w:eastAsia="Arial" w:hAnsi="Arial" w:cs="Arial"/>
+        </w:rPr>
+        <w:t>mações durante a modelagem</w:t>
+      </w:r>
+      <w:r>
+        <w:rPr>
+          <w:rFonts w:ascii="Arial" w:eastAsia="Arial" w:hAnsi="Arial" w:cs="Arial"/>
+        </w:rPr>
+        <w:t>.</w:t>
+      </w:r>
+      <w:r>
+        <w:t xml:space="preserve"> </w:t>
+      </w:r>
+    </w:p>
+    <w:p>
+      <w:pPr>
+        <w:spacing w:after="0" w:line="360" w:lineRule="auto"/>
+        <w:jc w:val="both"/>
+        <w:rPr>
+          <w:rFonts w:ascii="Arial" w:eastAsia="Arial" w:hAnsi="Arial" w:cs="Arial"/>
+        </w:rPr>
+      </w:pPr>
+      <w:r>
+        <w:rPr>
+          <w:rFonts w:ascii="Arial" w:eastAsia="Arial" w:hAnsi="Arial" w:cs="Arial"/>
+        </w:rPr>
+        <w:t xml:space="preserve">Diante dessas características, optou-se pela utilização do modelo dimensional em estrela, no qual </w:t>
+      </w:r>
+      <w:r>
+        <w:rPr>
+          <w:rFonts w:ascii="Arial" w:eastAsia="Arial" w:hAnsi="Arial" w:cs="Arial"/>
+        </w:rPr>
+        <w:t>as</w:t>
+      </w:r>
+      <w:r>
+        <w:rPr>
+          <w:rFonts w:ascii="Arial" w:eastAsia="Arial" w:hAnsi="Arial" w:cs="Arial"/>
+        </w:rPr>
+        <w:t xml:space="preserve"> tabelas fato armazenam as </w:t>
+      </w:r>
+      <w:proofErr w:type="spellStart"/>
+      <w:r>
+        <w:rPr>
+          <w:rFonts w:ascii="Arial" w:eastAsia="Arial" w:hAnsi="Arial" w:cs="Arial"/>
+        </w:rPr>
+        <w:t>métri</w:t>
+      </w:r>
+      <w:proofErr w:type="spellEnd"/>
+    </w:p>
+    <w:p>
+      <w:pPr>
+        <w:spacing w:after="0" w:line="360" w:lineRule="auto"/>
+        <w:jc w:val="both"/>
+        <w:rPr>
+          <w:rFonts w:ascii="Arial" w:eastAsia="Arial" w:hAnsi="Arial" w:cs="Arial"/>
+        </w:rPr>
+      </w:pPr>
+      <w:proofErr w:type="spellStart"/>
+      <w:r>
+        <w:rPr>
+          <w:rFonts w:ascii="Arial" w:eastAsia="Arial" w:hAnsi="Arial" w:cs="Arial"/>
+        </w:rPr>
+        <w:t>cas</w:t>
+      </w:r>
+      <w:proofErr w:type="spellEnd"/>
+      <w:r>
+        <w:rPr>
+          <w:rFonts w:ascii="Arial" w:eastAsia="Arial" w:hAnsi="Arial" w:cs="Arial"/>
+        </w:rPr>
+        <w:t xml:space="preserve"> e eventos do negócio, enquanto as tabelas dimensão concentram os atributos descritivos utilizados para análise</w:t>
+      </w:r>
+      <w:r>
+        <w:rPr>
+          <w:rFonts w:ascii="Arial" w:eastAsia="Arial" w:hAnsi="Arial" w:cs="Arial"/>
+        </w:rPr>
+        <w:t xml:space="preserve">, foram criadas onze tabelas dimensão para esta modelagem e mais </w:t>
       </w:r>
       <w:proofErr w:type="gramStart"/>
       <w:r>
         <w:rPr>
           <w:rFonts w:ascii="Arial" w:eastAsia="Arial" w:hAnsi="Arial" w:cs="Arial"/>
         </w:rPr>
-        <w:t>MODELO.*</w:t>
+        <w:t>uma fato</w:t>
       </w:r>
       <w:proofErr w:type="gramEnd"/>
       <w:r>
         <w:rPr>
           <w:rFonts w:ascii="Arial" w:eastAsia="Arial" w:hAnsi="Arial" w:cs="Arial"/>
         </w:rPr>
-        <w:t>*******</w:t>
+        <w:t>.</w:t>
+      </w:r>
+      <w:r>
+        <w:rPr>
+          <w:rFonts w:ascii="Arial" w:eastAsia="Arial" w:hAnsi="Arial" w:cs="Arial"/>
+        </w:rPr>
+        <w:t xml:space="preserve"> As tabelas dimensão</w:t>
+      </w:r>
+      <w:r>
+        <w:rPr>
+          <w:rFonts w:ascii="Arial" w:eastAsia="Arial" w:hAnsi="Arial" w:cs="Arial"/>
+        </w:rPr>
+        <w:t xml:space="preserve"> criadas e seus dados são os seguintes: </w:t>
+      </w:r>
+    </w:p>
+    <w:p>
+      <w:pPr>
+        <w:spacing w:after="0" w:line="360" w:lineRule="auto"/>
+        <w:jc w:val="both"/>
+        <w:rPr>
+          <w:rFonts w:ascii="Arial" w:eastAsia="Arial" w:hAnsi="Arial" w:cs="Arial"/>
+        </w:rPr>
+      </w:pPr>
+      <w:r>
+        <w:rPr>
+          <w:rFonts w:ascii="Arial" w:eastAsia="Arial" w:hAnsi="Arial" w:cs="Arial"/>
+        </w:rPr>
+        <w:t>*****************</w:t>
+      </w:r>
+      <w:proofErr w:type="gramStart"/>
+      <w:r>
+        <w:rPr>
+          <w:rFonts w:ascii="Arial" w:eastAsia="Arial" w:hAnsi="Arial" w:cs="Arial"/>
+        </w:rPr>
+        <w:t>REVER  OS</w:t>
+      </w:r>
+      <w:proofErr w:type="gramEnd"/>
+      <w:r>
+        <w:rPr>
+          <w:rFonts w:ascii="Arial" w:eastAsia="Arial" w:hAnsi="Arial" w:cs="Arial"/>
+        </w:rPr>
+        <w:t xml:space="preserve"> NOMES DOS CAMPOS*******************</w:t>
+      </w:r>
+    </w:p>
+    <w:p>
+      <w:pPr>
+        <w:pStyle w:val="PargrafodaLista"/>
+        <w:numPr>
+          <w:ilvl w:val="0"/>
+          <w:numId w:val="2"/>
+        </w:numPr>
+        <w:spacing w:after="0" w:line="360" w:lineRule="auto"/>
+        <w:jc w:val="both"/>
+        <w:rPr>
+          <w:rFonts w:ascii="Arial" w:eastAsia="Arial" w:hAnsi="Arial" w:cs="Arial"/>
+        </w:rPr>
+      </w:pPr>
+      <w:r>
+        <w:rPr>
+          <w:rFonts w:ascii="Arial" w:eastAsia="Arial" w:hAnsi="Arial" w:cs="Arial"/>
+        </w:rPr>
+        <w:t>Cidade com atributos “</w:t>
+      </w:r>
+      <w:proofErr w:type="spellStart"/>
+      <w:r>
+        <w:rPr>
+          <w:rFonts w:ascii="Arial" w:eastAsia="Arial" w:hAnsi="Arial" w:cs="Arial"/>
+        </w:rPr>
+        <w:t>Nome_cidade</w:t>
+      </w:r>
+      <w:proofErr w:type="spellEnd"/>
+      <w:r>
+        <w:rPr>
+          <w:rFonts w:ascii="Arial" w:eastAsia="Arial" w:hAnsi="Arial" w:cs="Arial"/>
+        </w:rPr>
+        <w:t>”, “Estado”</w:t>
+      </w:r>
+      <w:proofErr w:type="gramStart"/>
+      <w:r>
+        <w:rPr>
+          <w:rFonts w:ascii="Arial" w:eastAsia="Arial" w:hAnsi="Arial" w:cs="Arial"/>
+        </w:rPr>
+        <w:t>,”</w:t>
+      </w:r>
+      <w:proofErr w:type="spellStart"/>
+      <w:r>
+        <w:rPr>
+          <w:rFonts w:ascii="Arial" w:eastAsia="Arial" w:hAnsi="Arial" w:cs="Arial"/>
+        </w:rPr>
+        <w:t>Id</w:t>
+      </w:r>
+      <w:proofErr w:type="gramEnd"/>
+      <w:r>
+        <w:rPr>
+          <w:rFonts w:ascii="Arial" w:eastAsia="Arial" w:hAnsi="Arial" w:cs="Arial"/>
+        </w:rPr>
+        <w:t>_cidade</w:t>
+      </w:r>
+      <w:proofErr w:type="spellEnd"/>
+      <w:r>
+        <w:rPr>
+          <w:rFonts w:ascii="Arial" w:eastAsia="Arial" w:hAnsi="Arial" w:cs="Arial"/>
+        </w:rPr>
+        <w:t>”</w:t>
+      </w:r>
+    </w:p>
+    <w:p>
+      <w:pPr>
+        <w:pStyle w:val="PargrafodaLista"/>
+        <w:numPr>
+          <w:ilvl w:val="0"/>
+          <w:numId w:val="2"/>
+        </w:numPr>
+        <w:spacing w:after="0" w:line="360" w:lineRule="auto"/>
+        <w:jc w:val="both"/>
+        <w:rPr>
+          <w:rFonts w:ascii="Arial" w:eastAsia="Arial" w:hAnsi="Arial" w:cs="Arial"/>
+        </w:rPr>
+      </w:pPr>
+      <w:r>
+        <w:rPr>
+          <w:rFonts w:ascii="Arial" w:eastAsia="Arial" w:hAnsi="Arial" w:cs="Arial"/>
+        </w:rPr>
+        <w:t>Cliente com “Id_cliente”,”id_cidade”</w:t>
+      </w:r>
+      <w:proofErr w:type="gramStart"/>
+      <w:r>
+        <w:rPr>
+          <w:rFonts w:ascii="Arial" w:eastAsia="Arial" w:hAnsi="Arial" w:cs="Arial"/>
+        </w:rPr>
+        <w:t>,”Nome</w:t>
+      </w:r>
+      <w:proofErr w:type="gramEnd"/>
+      <w:r>
+        <w:rPr>
+          <w:rFonts w:ascii="Arial" w:eastAsia="Arial" w:hAnsi="Arial" w:cs="Arial"/>
+        </w:rPr>
+        <w:t>_cliente”,”</w:t>
+      </w:r>
+      <w:proofErr w:type="spellStart"/>
+      <w:r>
+        <w:rPr>
+          <w:rFonts w:ascii="Arial" w:eastAsia="Arial" w:hAnsi="Arial" w:cs="Arial"/>
+        </w:rPr>
+        <w:t>Observacoes</w:t>
+      </w:r>
+      <w:proofErr w:type="spellEnd"/>
+      <w:r>
+        <w:rPr>
+          <w:rFonts w:ascii="Arial" w:eastAsia="Arial" w:hAnsi="Arial" w:cs="Arial"/>
+        </w:rPr>
+        <w:t>”</w:t>
+      </w:r>
+    </w:p>
+    <w:p>
+      <w:pPr>
+        <w:pStyle w:val="PargrafodaLista"/>
+        <w:numPr>
+          <w:ilvl w:val="0"/>
+          <w:numId w:val="2"/>
+        </w:numPr>
+        <w:spacing w:after="0" w:line="360" w:lineRule="auto"/>
+        <w:jc w:val="both"/>
+        <w:rPr>
+          <w:rFonts w:ascii="Arial" w:eastAsia="Arial" w:hAnsi="Arial" w:cs="Arial"/>
+        </w:rPr>
+      </w:pPr>
+      <w:r>
+        <w:rPr>
+          <w:rFonts w:ascii="Arial" w:eastAsia="Arial" w:hAnsi="Arial" w:cs="Arial"/>
+        </w:rPr>
+        <w:t>Fornecedor com “</w:t>
+      </w:r>
+      <w:proofErr w:type="spellStart"/>
+      <w:r>
+        <w:rPr>
+          <w:rFonts w:ascii="Arial" w:eastAsia="Arial" w:hAnsi="Arial" w:cs="Arial"/>
+        </w:rPr>
+        <w:t>Id_fornecedor</w:t>
+      </w:r>
+      <w:proofErr w:type="spellEnd"/>
+      <w:r>
+        <w:rPr>
+          <w:rFonts w:ascii="Arial" w:eastAsia="Arial" w:hAnsi="Arial" w:cs="Arial"/>
+        </w:rPr>
+        <w:t>”</w:t>
+      </w:r>
+      <w:proofErr w:type="gramStart"/>
+      <w:r>
+        <w:rPr>
+          <w:rFonts w:ascii="Arial" w:eastAsia="Arial" w:hAnsi="Arial" w:cs="Arial"/>
+        </w:rPr>
+        <w:t>, ”</w:t>
+      </w:r>
+      <w:proofErr w:type="spellStart"/>
+      <w:r>
+        <w:rPr>
+          <w:rFonts w:ascii="Arial" w:eastAsia="Arial" w:hAnsi="Arial" w:cs="Arial"/>
+        </w:rPr>
+        <w:t>id</w:t>
+      </w:r>
+      <w:proofErr w:type="gramEnd"/>
+      <w:r>
+        <w:rPr>
+          <w:rFonts w:ascii="Arial" w:eastAsia="Arial" w:hAnsi="Arial" w:cs="Arial"/>
+        </w:rPr>
+        <w:t>_cidade</w:t>
+      </w:r>
+      <w:proofErr w:type="spellEnd"/>
+      <w:r>
+        <w:rPr>
+          <w:rFonts w:ascii="Arial" w:eastAsia="Arial" w:hAnsi="Arial" w:cs="Arial"/>
+        </w:rPr>
+        <w:t>”, ”</w:t>
+      </w:r>
+      <w:proofErr w:type="spellStart"/>
+      <w:r>
+        <w:rPr>
+          <w:rFonts w:ascii="Arial" w:eastAsia="Arial" w:hAnsi="Arial" w:cs="Arial"/>
+        </w:rPr>
+        <w:t>Nome_fornecedor</w:t>
+      </w:r>
+      <w:proofErr w:type="spellEnd"/>
+      <w:r>
+        <w:rPr>
+          <w:rFonts w:ascii="Arial" w:eastAsia="Arial" w:hAnsi="Arial" w:cs="Arial"/>
+        </w:rPr>
+        <w:t>”, ”</w:t>
+      </w:r>
+      <w:proofErr w:type="spellStart"/>
+      <w:r>
+        <w:rPr>
+          <w:rFonts w:ascii="Arial" w:eastAsia="Arial" w:hAnsi="Arial" w:cs="Arial"/>
+        </w:rPr>
+        <w:t>Observacoes</w:t>
+      </w:r>
+      <w:proofErr w:type="spellEnd"/>
+      <w:r>
+        <w:rPr>
+          <w:rFonts w:ascii="Arial" w:eastAsia="Arial" w:hAnsi="Arial" w:cs="Arial"/>
+        </w:rPr>
+        <w:t>”</w:t>
+      </w:r>
+    </w:p>
+    <w:p>
+      <w:pPr>
+        <w:pStyle w:val="PargrafodaLista"/>
+        <w:numPr>
+          <w:ilvl w:val="0"/>
+          <w:numId w:val="2"/>
+        </w:numPr>
+        <w:spacing w:after="0" w:line="360" w:lineRule="auto"/>
+        <w:jc w:val="both"/>
+        <w:rPr>
+          <w:rFonts w:ascii="Arial" w:eastAsia="Arial" w:hAnsi="Arial" w:cs="Arial"/>
+        </w:rPr>
+      </w:pPr>
+      <w:r>
+        <w:rPr>
+          <w:rFonts w:ascii="Arial" w:eastAsia="Arial" w:hAnsi="Arial" w:cs="Arial"/>
+        </w:rPr>
+        <w:t>Marca com “</w:t>
+      </w:r>
+      <w:proofErr w:type="spellStart"/>
+      <w:r>
+        <w:rPr>
+          <w:rFonts w:ascii="Arial" w:eastAsia="Arial" w:hAnsi="Arial" w:cs="Arial"/>
+        </w:rPr>
+        <w:t>Id_marca</w:t>
+      </w:r>
+      <w:proofErr w:type="spellEnd"/>
+      <w:r>
+        <w:rPr>
+          <w:rFonts w:ascii="Arial" w:eastAsia="Arial" w:hAnsi="Arial" w:cs="Arial"/>
+        </w:rPr>
+        <w:t>”</w:t>
+      </w:r>
+      <w:proofErr w:type="gramStart"/>
+      <w:r>
+        <w:rPr>
+          <w:rFonts w:ascii="Arial" w:eastAsia="Arial" w:hAnsi="Arial" w:cs="Arial"/>
+        </w:rPr>
+        <w:t>, ”</w:t>
+      </w:r>
+      <w:proofErr w:type="spellStart"/>
+      <w:r>
+        <w:rPr>
+          <w:rFonts w:ascii="Arial" w:eastAsia="Arial" w:hAnsi="Arial" w:cs="Arial"/>
+        </w:rPr>
+        <w:t>Nome</w:t>
+      </w:r>
+      <w:proofErr w:type="gramEnd"/>
+      <w:r>
+        <w:rPr>
+          <w:rFonts w:ascii="Arial" w:eastAsia="Arial" w:hAnsi="Arial" w:cs="Arial"/>
+        </w:rPr>
+        <w:t>_marca</w:t>
+      </w:r>
+      <w:proofErr w:type="spellEnd"/>
+      <w:r>
+        <w:rPr>
+          <w:rFonts w:ascii="Arial" w:eastAsia="Arial" w:hAnsi="Arial" w:cs="Arial"/>
+        </w:rPr>
+        <w:t xml:space="preserve">”,” </w:t>
+      </w:r>
+      <w:proofErr w:type="spellStart"/>
+      <w:r>
+        <w:rPr>
+          <w:rFonts w:ascii="Arial" w:eastAsia="Arial" w:hAnsi="Arial" w:cs="Arial"/>
+        </w:rPr>
+        <w:t>Observacoes</w:t>
+      </w:r>
+      <w:proofErr w:type="spellEnd"/>
+      <w:r>
+        <w:rPr>
+          <w:rFonts w:ascii="Arial" w:eastAsia="Arial" w:hAnsi="Arial" w:cs="Arial"/>
+        </w:rPr>
+        <w:t>”</w:t>
+      </w:r>
+    </w:p>
+    <w:p>
+      <w:pPr>
+        <w:pStyle w:val="PargrafodaLista"/>
+        <w:numPr>
+          <w:ilvl w:val="0"/>
+          <w:numId w:val="2"/>
+        </w:numPr>
+        <w:spacing w:after="0" w:line="360" w:lineRule="auto"/>
+        <w:jc w:val="both"/>
+        <w:rPr>
+          <w:rFonts w:ascii="Arial" w:eastAsia="Arial" w:hAnsi="Arial" w:cs="Arial"/>
+        </w:rPr>
+      </w:pPr>
+      <w:r>
+        <w:rPr>
+          <w:rFonts w:ascii="Arial" w:eastAsia="Arial" w:hAnsi="Arial" w:cs="Arial"/>
+        </w:rPr>
+        <w:t>Categoria com “</w:t>
+      </w:r>
+      <w:proofErr w:type="spellStart"/>
+      <w:r>
+        <w:rPr>
+          <w:rFonts w:ascii="Arial" w:eastAsia="Arial" w:hAnsi="Arial" w:cs="Arial"/>
+        </w:rPr>
+        <w:t>Id_categoria</w:t>
+      </w:r>
+      <w:proofErr w:type="spellEnd"/>
+      <w:r>
+        <w:rPr>
+          <w:rFonts w:ascii="Arial" w:eastAsia="Arial" w:hAnsi="Arial" w:cs="Arial"/>
+        </w:rPr>
+        <w:t>”</w:t>
+      </w:r>
+      <w:proofErr w:type="gramStart"/>
+      <w:r>
+        <w:rPr>
+          <w:rFonts w:ascii="Arial" w:eastAsia="Arial" w:hAnsi="Arial" w:cs="Arial"/>
+        </w:rPr>
+        <w:t>, ”</w:t>
+      </w:r>
+      <w:proofErr w:type="spellStart"/>
+      <w:r>
+        <w:rPr>
+          <w:rFonts w:ascii="Arial" w:eastAsia="Arial" w:hAnsi="Arial" w:cs="Arial"/>
+        </w:rPr>
+        <w:t>Nome</w:t>
+      </w:r>
+      <w:proofErr w:type="gramEnd"/>
+      <w:r>
+        <w:rPr>
+          <w:rFonts w:ascii="Arial" w:eastAsia="Arial" w:hAnsi="Arial" w:cs="Arial"/>
+        </w:rPr>
+        <w:t>_categoria</w:t>
+      </w:r>
+      <w:proofErr w:type="spellEnd"/>
+      <w:r>
+        <w:rPr>
+          <w:rFonts w:ascii="Arial" w:eastAsia="Arial" w:hAnsi="Arial" w:cs="Arial"/>
+        </w:rPr>
+        <w:t>”, ”</w:t>
+      </w:r>
+      <w:proofErr w:type="spellStart"/>
+      <w:r>
+        <w:rPr>
+          <w:rFonts w:ascii="Arial" w:eastAsia="Arial" w:hAnsi="Arial" w:cs="Arial"/>
+        </w:rPr>
+        <w:t>Observacoes</w:t>
+      </w:r>
+      <w:proofErr w:type="spellEnd"/>
+      <w:r>
+        <w:rPr>
+          <w:rFonts w:ascii="Arial" w:eastAsia="Arial" w:hAnsi="Arial" w:cs="Arial"/>
+        </w:rPr>
+        <w:t>”</w:t>
+      </w:r>
+    </w:p>
+    <w:p>
+      <w:pPr>
+        <w:pStyle w:val="PargrafodaLista"/>
+        <w:numPr>
+          <w:ilvl w:val="0"/>
+          <w:numId w:val="2"/>
+        </w:numPr>
+        <w:spacing w:after="0" w:line="360" w:lineRule="auto"/>
+        <w:jc w:val="both"/>
+        <w:rPr>
+          <w:rFonts w:ascii="Arial" w:eastAsia="Arial" w:hAnsi="Arial" w:cs="Arial"/>
+        </w:rPr>
+      </w:pPr>
+      <w:proofErr w:type="spellStart"/>
+      <w:r>
+        <w:rPr>
+          <w:rFonts w:ascii="Arial" w:eastAsia="Arial" w:hAnsi="Arial" w:cs="Arial"/>
+        </w:rPr>
+        <w:lastRenderedPageBreak/>
+        <w:t>Tipo_movimentacao</w:t>
+      </w:r>
+      <w:proofErr w:type="spellEnd"/>
+      <w:r>
+        <w:rPr>
+          <w:rFonts w:ascii="Arial" w:eastAsia="Arial" w:hAnsi="Arial" w:cs="Arial"/>
+        </w:rPr>
+        <w:t xml:space="preserve"> com “id_tipo_</w:t>
+      </w:r>
+      <w:proofErr w:type="spellStart"/>
+      <w:r>
+        <w:rPr>
+          <w:rFonts w:ascii="Arial" w:eastAsia="Arial" w:hAnsi="Arial" w:cs="Arial"/>
+        </w:rPr>
+        <w:t>movimentacao</w:t>
+      </w:r>
+      <w:proofErr w:type="spellEnd"/>
+      <w:r>
+        <w:rPr>
+          <w:rFonts w:ascii="Arial" w:eastAsia="Arial" w:hAnsi="Arial" w:cs="Arial"/>
+        </w:rPr>
+        <w:t>”</w:t>
+      </w:r>
+      <w:proofErr w:type="gramStart"/>
+      <w:r>
+        <w:rPr>
+          <w:rFonts w:ascii="Arial" w:eastAsia="Arial" w:hAnsi="Arial" w:cs="Arial"/>
+        </w:rPr>
+        <w:t>,”Tipo</w:t>
+      </w:r>
+      <w:proofErr w:type="gramEnd"/>
+      <w:r>
+        <w:rPr>
+          <w:rFonts w:ascii="Arial" w:eastAsia="Arial" w:hAnsi="Arial" w:cs="Arial"/>
+        </w:rPr>
+        <w:t>”,”</w:t>
+      </w:r>
+      <w:proofErr w:type="spellStart"/>
+      <w:r>
+        <w:rPr>
+          <w:rFonts w:ascii="Arial" w:eastAsia="Arial" w:hAnsi="Arial" w:cs="Arial"/>
+        </w:rPr>
+        <w:t>Observacoes</w:t>
+      </w:r>
+      <w:proofErr w:type="spellEnd"/>
+      <w:r>
+        <w:rPr>
+          <w:rFonts w:ascii="Arial" w:eastAsia="Arial" w:hAnsi="Arial" w:cs="Arial"/>
+        </w:rPr>
+        <w:t>”</w:t>
+      </w:r>
+    </w:p>
+    <w:p>
+      <w:pPr>
+        <w:pStyle w:val="PargrafodaLista"/>
+        <w:numPr>
+          <w:ilvl w:val="0"/>
+          <w:numId w:val="2"/>
+        </w:numPr>
+        <w:spacing w:after="0" w:line="360" w:lineRule="auto"/>
+        <w:jc w:val="both"/>
+        <w:rPr>
+          <w:rFonts w:ascii="Arial" w:eastAsia="Arial" w:hAnsi="Arial" w:cs="Arial"/>
+        </w:rPr>
+      </w:pPr>
+      <w:proofErr w:type="spellStart"/>
+      <w:r>
+        <w:rPr>
+          <w:rFonts w:ascii="Arial" w:eastAsia="Arial" w:hAnsi="Arial" w:cs="Arial"/>
+        </w:rPr>
+        <w:t>Funcionario</w:t>
+      </w:r>
+      <w:proofErr w:type="spellEnd"/>
+      <w:r>
+        <w:rPr>
+          <w:rFonts w:ascii="Arial" w:eastAsia="Arial" w:hAnsi="Arial" w:cs="Arial"/>
+        </w:rPr>
+        <w:t xml:space="preserve"> com “Id_</w:t>
+      </w:r>
+      <w:proofErr w:type="spellStart"/>
+      <w:r>
+        <w:rPr>
+          <w:rFonts w:ascii="Arial" w:eastAsia="Arial" w:hAnsi="Arial" w:cs="Arial"/>
+        </w:rPr>
+        <w:t>Funcionario</w:t>
+      </w:r>
+      <w:proofErr w:type="spellEnd"/>
+      <w:r>
+        <w:rPr>
+          <w:rFonts w:ascii="Arial" w:eastAsia="Arial" w:hAnsi="Arial" w:cs="Arial"/>
+        </w:rPr>
+        <w:t>”</w:t>
+      </w:r>
+      <w:proofErr w:type="gramStart"/>
+      <w:r>
+        <w:rPr>
+          <w:rFonts w:ascii="Arial" w:eastAsia="Arial" w:hAnsi="Arial" w:cs="Arial"/>
+        </w:rPr>
+        <w:t>,”Id</w:t>
+      </w:r>
+      <w:proofErr w:type="gramEnd"/>
+      <w:r>
+        <w:rPr>
+          <w:rFonts w:ascii="Arial" w:eastAsia="Arial" w:hAnsi="Arial" w:cs="Arial"/>
+        </w:rPr>
+        <w:t>_cargo”,”</w:t>
+      </w:r>
+      <w:proofErr w:type="spellStart"/>
+      <w:r>
+        <w:rPr>
+          <w:rFonts w:ascii="Arial" w:eastAsia="Arial" w:hAnsi="Arial" w:cs="Arial"/>
+        </w:rPr>
+        <w:t>Nome_Funcionario</w:t>
+      </w:r>
+      <w:proofErr w:type="spellEnd"/>
+      <w:r>
+        <w:rPr>
+          <w:rFonts w:ascii="Arial" w:eastAsia="Arial" w:hAnsi="Arial" w:cs="Arial"/>
+        </w:rPr>
+        <w:t>”</w:t>
+      </w:r>
+    </w:p>
+    <w:p>
+      <w:pPr>
+        <w:pStyle w:val="PargrafodaLista"/>
+        <w:numPr>
+          <w:ilvl w:val="0"/>
+          <w:numId w:val="2"/>
+        </w:numPr>
+        <w:spacing w:after="0" w:line="360" w:lineRule="auto"/>
+        <w:jc w:val="both"/>
+        <w:rPr>
+          <w:rFonts w:ascii="Arial" w:eastAsia="Arial" w:hAnsi="Arial" w:cs="Arial"/>
+        </w:rPr>
+      </w:pPr>
+      <w:r>
+        <w:rPr>
+          <w:rFonts w:ascii="Arial" w:eastAsia="Arial" w:hAnsi="Arial" w:cs="Arial"/>
+        </w:rPr>
+        <w:t>Cargo com “Id_cargo”</w:t>
+      </w:r>
+      <w:proofErr w:type="gramStart"/>
+      <w:r>
+        <w:rPr>
+          <w:rFonts w:ascii="Arial" w:eastAsia="Arial" w:hAnsi="Arial" w:cs="Arial"/>
+        </w:rPr>
+        <w:t>,”Cargo</w:t>
+      </w:r>
+      <w:proofErr w:type="gramEnd"/>
+      <w:r>
+        <w:rPr>
+          <w:rFonts w:ascii="Arial" w:eastAsia="Arial" w:hAnsi="Arial" w:cs="Arial"/>
+        </w:rPr>
+        <w:t>”,”</w:t>
+      </w:r>
+      <w:proofErr w:type="spellStart"/>
+      <w:r>
+        <w:rPr>
+          <w:rFonts w:ascii="Arial" w:eastAsia="Arial" w:hAnsi="Arial" w:cs="Arial"/>
+        </w:rPr>
+        <w:t>Observacoes</w:t>
+      </w:r>
+      <w:proofErr w:type="spellEnd"/>
+      <w:r>
+        <w:rPr>
+          <w:rFonts w:ascii="Arial" w:eastAsia="Arial" w:hAnsi="Arial" w:cs="Arial"/>
+        </w:rPr>
+        <w:t>”</w:t>
+      </w:r>
+    </w:p>
+    <w:p>
+      <w:pPr>
+        <w:pStyle w:val="PargrafodaLista"/>
+        <w:numPr>
+          <w:ilvl w:val="0"/>
+          <w:numId w:val="2"/>
+        </w:numPr>
+        <w:spacing w:after="0" w:line="360" w:lineRule="auto"/>
+        <w:jc w:val="both"/>
+        <w:rPr>
+          <w:rFonts w:ascii="Arial" w:eastAsia="Arial" w:hAnsi="Arial" w:cs="Arial"/>
+        </w:rPr>
+      </w:pPr>
+      <w:r>
+        <w:rPr>
+          <w:rFonts w:ascii="Arial" w:eastAsia="Arial" w:hAnsi="Arial" w:cs="Arial"/>
+        </w:rPr>
+        <w:t>Prateleira com “Id_prateleira”</w:t>
+      </w:r>
+      <w:proofErr w:type="gramStart"/>
+      <w:r>
+        <w:rPr>
+          <w:rFonts w:ascii="Arial" w:eastAsia="Arial" w:hAnsi="Arial" w:cs="Arial"/>
+        </w:rPr>
+        <w:t>,”Prateleira</w:t>
+      </w:r>
+      <w:proofErr w:type="gramEnd"/>
+      <w:r>
+        <w:rPr>
+          <w:rFonts w:ascii="Arial" w:eastAsia="Arial" w:hAnsi="Arial" w:cs="Arial"/>
+        </w:rPr>
+        <w:t>”,”</w:t>
+      </w:r>
+      <w:proofErr w:type="spellStart"/>
+      <w:r>
+        <w:rPr>
+          <w:rFonts w:ascii="Arial" w:eastAsia="Arial" w:hAnsi="Arial" w:cs="Arial"/>
+        </w:rPr>
+        <w:t>Observacoes</w:t>
+      </w:r>
+      <w:proofErr w:type="spellEnd"/>
+      <w:r>
+        <w:rPr>
+          <w:rFonts w:ascii="Arial" w:eastAsia="Arial" w:hAnsi="Arial" w:cs="Arial"/>
+        </w:rPr>
+        <w:t>”</w:t>
+      </w:r>
+    </w:p>
+    <w:p>
+      <w:pPr>
+        <w:pStyle w:val="PargrafodaLista"/>
+        <w:numPr>
+          <w:ilvl w:val="0"/>
+          <w:numId w:val="2"/>
+        </w:numPr>
+        <w:spacing w:after="0" w:line="360" w:lineRule="auto"/>
+        <w:jc w:val="both"/>
+        <w:rPr>
+          <w:rFonts w:ascii="Arial" w:eastAsia="Arial" w:hAnsi="Arial" w:cs="Arial"/>
+        </w:rPr>
+      </w:pPr>
+      <w:r>
+        <w:rPr>
+          <w:rFonts w:ascii="Arial" w:eastAsia="Arial" w:hAnsi="Arial" w:cs="Arial"/>
+        </w:rPr>
+        <w:t>Corredor com “Id_corredor”</w:t>
+      </w:r>
+      <w:proofErr w:type="gramStart"/>
+      <w:r>
+        <w:rPr>
+          <w:rFonts w:ascii="Arial" w:eastAsia="Arial" w:hAnsi="Arial" w:cs="Arial"/>
+        </w:rPr>
+        <w:t>,”Corredor</w:t>
+      </w:r>
+      <w:proofErr w:type="gramEnd"/>
+      <w:r>
+        <w:rPr>
+          <w:rFonts w:ascii="Arial" w:eastAsia="Arial" w:hAnsi="Arial" w:cs="Arial"/>
+        </w:rPr>
+        <w:t>”,”</w:t>
+      </w:r>
+      <w:proofErr w:type="spellStart"/>
+      <w:r>
+        <w:rPr>
+          <w:rFonts w:ascii="Arial" w:eastAsia="Arial" w:hAnsi="Arial" w:cs="Arial"/>
+        </w:rPr>
+        <w:t>Observacoes</w:t>
+      </w:r>
+      <w:proofErr w:type="spellEnd"/>
+      <w:r>
+        <w:rPr>
+          <w:rFonts w:ascii="Arial" w:eastAsia="Arial" w:hAnsi="Arial" w:cs="Arial"/>
+        </w:rPr>
+        <w:t>”</w:t>
+      </w:r>
+    </w:p>
+    <w:p>
+      <w:pPr>
+        <w:pStyle w:val="PargrafodaLista"/>
+        <w:numPr>
+          <w:ilvl w:val="0"/>
+          <w:numId w:val="2"/>
+        </w:numPr>
+        <w:spacing w:after="0" w:line="360" w:lineRule="auto"/>
+        <w:jc w:val="both"/>
+        <w:rPr>
+          <w:rFonts w:ascii="Arial" w:eastAsia="Arial" w:hAnsi="Arial" w:cs="Arial"/>
+        </w:rPr>
+      </w:pPr>
+      <w:proofErr w:type="spellStart"/>
+      <w:r>
+        <w:rPr>
+          <w:rFonts w:ascii="Arial" w:eastAsia="Arial" w:hAnsi="Arial" w:cs="Arial"/>
+        </w:rPr>
+        <w:t>Prateleira_Corredor</w:t>
+      </w:r>
+      <w:proofErr w:type="spellEnd"/>
+      <w:r>
+        <w:rPr>
+          <w:rFonts w:ascii="Arial" w:eastAsia="Arial" w:hAnsi="Arial" w:cs="Arial"/>
+        </w:rPr>
+        <w:t xml:space="preserve"> com “Id_prateleira_corredor”</w:t>
+      </w:r>
+      <w:proofErr w:type="gramStart"/>
+      <w:r>
+        <w:rPr>
+          <w:rFonts w:ascii="Arial" w:eastAsia="Arial" w:hAnsi="Arial" w:cs="Arial"/>
+        </w:rPr>
+        <w:t>,”Id</w:t>
+      </w:r>
+      <w:proofErr w:type="gramEnd"/>
+      <w:r>
+        <w:rPr>
+          <w:rFonts w:ascii="Arial" w:eastAsia="Arial" w:hAnsi="Arial" w:cs="Arial"/>
+        </w:rPr>
+        <w:t>_prateleira”,”</w:t>
+      </w:r>
+      <w:proofErr w:type="spellStart"/>
+      <w:r>
+        <w:rPr>
+          <w:rFonts w:ascii="Arial" w:eastAsia="Arial" w:hAnsi="Arial" w:cs="Arial"/>
+        </w:rPr>
+        <w:t>Id_Corredor</w:t>
+      </w:r>
+      <w:proofErr w:type="spellEnd"/>
+      <w:r>
+        <w:rPr>
+          <w:rFonts w:ascii="Arial" w:eastAsia="Arial" w:hAnsi="Arial" w:cs="Arial"/>
+        </w:rPr>
+        <w:t>”</w:t>
+      </w:r>
+    </w:p>
+    <w:p>
+      <w:pPr>
+        <w:pStyle w:val="PargrafodaLista"/>
+        <w:numPr>
+          <w:ilvl w:val="0"/>
+          <w:numId w:val="2"/>
+        </w:numPr>
+        <w:spacing w:after="0" w:line="360" w:lineRule="auto"/>
+        <w:jc w:val="both"/>
+        <w:rPr>
+          <w:rFonts w:ascii="Arial" w:eastAsia="Arial" w:hAnsi="Arial" w:cs="Arial"/>
+        </w:rPr>
+      </w:pPr>
+      <w:r>
+        <w:rPr>
+          <w:rFonts w:ascii="Arial" w:eastAsia="Arial" w:hAnsi="Arial" w:cs="Arial"/>
+        </w:rPr>
+        <w:t>Estoque com “Id_Estoque”</w:t>
+      </w:r>
+      <w:proofErr w:type="gramStart"/>
+      <w:r>
+        <w:rPr>
+          <w:rFonts w:ascii="Arial" w:eastAsia="Arial" w:hAnsi="Arial" w:cs="Arial"/>
+        </w:rPr>
+        <w:t>,”Id</w:t>
+      </w:r>
+      <w:proofErr w:type="gramEnd"/>
+      <w:r>
+        <w:rPr>
+          <w:rFonts w:ascii="Arial" w:eastAsia="Arial" w:hAnsi="Arial" w:cs="Arial"/>
+        </w:rPr>
+        <w:t>_Produto”,”</w:t>
+      </w:r>
+      <w:proofErr w:type="spellStart"/>
+      <w:r>
+        <w:rPr>
+          <w:rFonts w:ascii="Arial" w:eastAsia="Arial" w:hAnsi="Arial" w:cs="Arial"/>
+        </w:rPr>
+        <w:t>Estoque_Minimo</w:t>
+      </w:r>
+      <w:proofErr w:type="spellEnd"/>
+      <w:r>
+        <w:rPr>
+          <w:rFonts w:ascii="Arial" w:eastAsia="Arial" w:hAnsi="Arial" w:cs="Arial"/>
+        </w:rPr>
+        <w:t>”</w:t>
+      </w:r>
+    </w:p>
+    <w:p>
+      <w:pPr>
+        <w:pStyle w:val="PargrafodaLista"/>
+        <w:numPr>
+          <w:ilvl w:val="0"/>
+          <w:numId w:val="2"/>
+        </w:numPr>
+        <w:spacing w:after="0" w:line="360" w:lineRule="auto"/>
+        <w:jc w:val="both"/>
+        <w:rPr>
+          <w:rFonts w:ascii="Arial" w:eastAsia="Arial" w:hAnsi="Arial" w:cs="Arial"/>
+        </w:rPr>
+      </w:pPr>
+      <w:r>
+        <w:rPr>
+          <w:rFonts w:ascii="Arial" w:eastAsia="Arial" w:hAnsi="Arial" w:cs="Arial"/>
+        </w:rPr>
+        <w:t>Produto com “</w:t>
+      </w:r>
+      <w:proofErr w:type="spellStart"/>
+      <w:r>
+        <w:rPr>
+          <w:rFonts w:ascii="Arial" w:eastAsia="Arial" w:hAnsi="Arial" w:cs="Arial"/>
+        </w:rPr>
+        <w:t>Id_produto</w:t>
+      </w:r>
+      <w:proofErr w:type="spellEnd"/>
+      <w:r>
+        <w:rPr>
+          <w:rFonts w:ascii="Arial" w:eastAsia="Arial" w:hAnsi="Arial" w:cs="Arial"/>
+        </w:rPr>
+        <w:t>”</w:t>
+      </w:r>
+      <w:proofErr w:type="gramStart"/>
+      <w:r>
+        <w:rPr>
+          <w:rFonts w:ascii="Arial" w:eastAsia="Arial" w:hAnsi="Arial" w:cs="Arial"/>
+        </w:rPr>
+        <w:t>, ”</w:t>
+      </w:r>
+      <w:proofErr w:type="spellStart"/>
+      <w:r>
+        <w:rPr>
+          <w:rFonts w:ascii="Arial" w:eastAsia="Arial" w:hAnsi="Arial" w:cs="Arial"/>
+        </w:rPr>
+        <w:t>Cod</w:t>
+      </w:r>
+      <w:proofErr w:type="gramEnd"/>
+      <w:r>
+        <w:rPr>
+          <w:rFonts w:ascii="Arial" w:eastAsia="Arial" w:hAnsi="Arial" w:cs="Arial"/>
+        </w:rPr>
+        <w:t>_produto</w:t>
+      </w:r>
+      <w:proofErr w:type="spellEnd"/>
+      <w:r>
+        <w:rPr>
+          <w:rFonts w:ascii="Arial" w:eastAsia="Arial" w:hAnsi="Arial" w:cs="Arial"/>
+        </w:rPr>
+        <w:t>”, “</w:t>
+      </w:r>
+      <w:proofErr w:type="spellStart"/>
+      <w:r>
+        <w:rPr>
+          <w:rFonts w:ascii="Arial" w:eastAsia="Arial" w:hAnsi="Arial" w:cs="Arial"/>
+        </w:rPr>
+        <w:t>Nome_produto</w:t>
+      </w:r>
+      <w:proofErr w:type="spellEnd"/>
+      <w:r>
+        <w:rPr>
+          <w:rFonts w:ascii="Arial" w:eastAsia="Arial" w:hAnsi="Arial" w:cs="Arial"/>
+        </w:rPr>
+        <w:t>”, “</w:t>
+      </w:r>
+      <w:proofErr w:type="spellStart"/>
+      <w:r>
+        <w:rPr>
+          <w:rFonts w:ascii="Arial" w:eastAsia="Arial" w:hAnsi="Arial" w:cs="Arial"/>
+        </w:rPr>
+        <w:t>id_categoria</w:t>
+      </w:r>
+      <w:proofErr w:type="spellEnd"/>
+      <w:r>
+        <w:rPr>
+          <w:rFonts w:ascii="Arial" w:eastAsia="Arial" w:hAnsi="Arial" w:cs="Arial"/>
+        </w:rPr>
+        <w:t>”, “</w:t>
+      </w:r>
+      <w:proofErr w:type="spellStart"/>
+      <w:r>
+        <w:rPr>
+          <w:rFonts w:ascii="Arial" w:eastAsia="Arial" w:hAnsi="Arial" w:cs="Arial"/>
+        </w:rPr>
+        <w:t>Id_fornecedor</w:t>
+      </w:r>
+      <w:proofErr w:type="spellEnd"/>
+      <w:r>
+        <w:rPr>
+          <w:rFonts w:ascii="Arial" w:eastAsia="Arial" w:hAnsi="Arial" w:cs="Arial"/>
+        </w:rPr>
+        <w:t>”, “</w:t>
+      </w:r>
+      <w:proofErr w:type="spellStart"/>
+      <w:r>
+        <w:rPr>
+          <w:rFonts w:ascii="Arial" w:eastAsia="Arial" w:hAnsi="Arial" w:cs="Arial"/>
+        </w:rPr>
+        <w:t>Id_marca</w:t>
+      </w:r>
+      <w:proofErr w:type="spellEnd"/>
+      <w:r>
+        <w:rPr>
+          <w:rFonts w:ascii="Arial" w:eastAsia="Arial" w:hAnsi="Arial" w:cs="Arial"/>
+        </w:rPr>
+        <w:t>”</w:t>
+      </w:r>
+    </w:p>
+    <w:p>
+      <w:pPr>
+        <w:pStyle w:val="PargrafodaLista"/>
+        <w:spacing w:after="0" w:line="360" w:lineRule="auto"/>
+        <w:jc w:val="both"/>
+        <w:rPr>
+          <w:rFonts w:ascii="Arial" w:eastAsia="Arial" w:hAnsi="Arial" w:cs="Arial"/>
+        </w:rPr>
+      </w:pPr>
+    </w:p>
+    <w:p>
+      <w:pPr>
+        <w:spacing w:after="0" w:line="360" w:lineRule="auto"/>
+        <w:jc w:val="both"/>
+        <w:rPr>
+          <w:rFonts w:ascii="Arial" w:eastAsia="Arial" w:hAnsi="Arial" w:cs="Arial"/>
+        </w:rPr>
+      </w:pPr>
+      <w:r>
+        <w:rPr>
+          <w:rFonts w:ascii="Arial" w:eastAsia="Arial" w:hAnsi="Arial" w:cs="Arial"/>
+        </w:rPr>
+        <w:t>A tabela fato:</w:t>
+      </w:r>
+    </w:p>
+    <w:p>
+      <w:pPr>
+        <w:pStyle w:val="PargrafodaLista"/>
+        <w:numPr>
+          <w:ilvl w:val="0"/>
+          <w:numId w:val="3"/>
+        </w:numPr>
+        <w:spacing w:after="0" w:line="360" w:lineRule="auto"/>
+        <w:jc w:val="both"/>
+        <w:rPr>
+          <w:rFonts w:ascii="Arial" w:eastAsia="Arial" w:hAnsi="Arial" w:cs="Arial"/>
+        </w:rPr>
+      </w:pPr>
+      <w:proofErr w:type="gramStart"/>
+      <w:r>
+        <w:rPr>
+          <w:rFonts w:ascii="Arial" w:eastAsia="Arial" w:hAnsi="Arial" w:cs="Arial"/>
+        </w:rPr>
+        <w:t>Registros  com</w:t>
+      </w:r>
+      <w:proofErr w:type="gramEnd"/>
+      <w:r>
+        <w:rPr>
+          <w:rFonts w:ascii="Arial" w:eastAsia="Arial" w:hAnsi="Arial" w:cs="Arial"/>
+        </w:rPr>
+        <w:t xml:space="preserve"> “</w:t>
+      </w:r>
+      <w:proofErr w:type="spellStart"/>
+      <w:r>
+        <w:rPr>
+          <w:rFonts w:ascii="Arial" w:eastAsia="Arial" w:hAnsi="Arial" w:cs="Arial"/>
+        </w:rPr>
+        <w:t>Id_registro</w:t>
+      </w:r>
+      <w:proofErr w:type="spellEnd"/>
+      <w:r>
+        <w:rPr>
+          <w:rFonts w:ascii="Arial" w:eastAsia="Arial" w:hAnsi="Arial" w:cs="Arial"/>
+        </w:rPr>
+        <w:t>”, ”</w:t>
+      </w:r>
+      <w:proofErr w:type="spellStart"/>
+      <w:r>
+        <w:rPr>
+          <w:rFonts w:ascii="Arial" w:eastAsia="Arial" w:hAnsi="Arial" w:cs="Arial"/>
+        </w:rPr>
+        <w:t>Id_eestoque_fisico</w:t>
+      </w:r>
+      <w:proofErr w:type="spellEnd"/>
+      <w:r>
+        <w:rPr>
+          <w:rFonts w:ascii="Arial" w:eastAsia="Arial" w:hAnsi="Arial" w:cs="Arial"/>
+        </w:rPr>
+        <w:t>”, ”</w:t>
+      </w:r>
+      <w:proofErr w:type="spellStart"/>
+      <w:r>
+        <w:rPr>
+          <w:rFonts w:ascii="Arial" w:eastAsia="Arial" w:hAnsi="Arial" w:cs="Arial"/>
+        </w:rPr>
+        <w:t>Id_cliente</w:t>
+      </w:r>
+      <w:proofErr w:type="spellEnd"/>
+      <w:r>
+        <w:rPr>
+          <w:rFonts w:ascii="Arial" w:eastAsia="Arial" w:hAnsi="Arial" w:cs="Arial"/>
+        </w:rPr>
+        <w:t>”, ”</w:t>
+      </w:r>
+      <w:proofErr w:type="spellStart"/>
+      <w:r>
+        <w:rPr>
+          <w:rFonts w:ascii="Arial" w:eastAsia="Arial" w:hAnsi="Arial" w:cs="Arial"/>
+        </w:rPr>
+        <w:t>Id_cidade</w:t>
+      </w:r>
+      <w:proofErr w:type="spellEnd"/>
+      <w:r>
+        <w:rPr>
+          <w:rFonts w:ascii="Arial" w:eastAsia="Arial" w:hAnsi="Arial" w:cs="Arial"/>
+        </w:rPr>
+        <w:t>”, ”Quantidade",”Valor_</w:t>
+      </w:r>
+      <w:proofErr w:type="spellStart"/>
+      <w:r>
+        <w:rPr>
+          <w:rFonts w:ascii="Arial" w:eastAsia="Arial" w:hAnsi="Arial" w:cs="Arial"/>
+        </w:rPr>
+        <w:t>unitario</w:t>
+      </w:r>
+      <w:proofErr w:type="spellEnd"/>
+      <w:r>
+        <w:rPr>
+          <w:rFonts w:ascii="Arial" w:eastAsia="Arial" w:hAnsi="Arial" w:cs="Arial"/>
+        </w:rPr>
+        <w:t>”,”</w:t>
+      </w:r>
+      <w:proofErr w:type="spellStart"/>
+      <w:r>
+        <w:rPr>
+          <w:rFonts w:ascii="Arial" w:eastAsia="Arial" w:hAnsi="Arial" w:cs="Arial"/>
+        </w:rPr>
+        <w:t>Data_movimentacao</w:t>
+      </w:r>
+      <w:proofErr w:type="spellEnd"/>
+      <w:r>
+        <w:rPr>
+          <w:rFonts w:ascii="Arial" w:eastAsia="Arial" w:hAnsi="Arial" w:cs="Arial"/>
+        </w:rPr>
+        <w:t>”</w:t>
+      </w:r>
+    </w:p>
+    <w:p>
+      <w:pPr>
+        <w:pStyle w:val="PargrafodaLista"/>
+        <w:spacing w:after="0" w:line="360" w:lineRule="auto"/>
+        <w:jc w:val="both"/>
+        <w:rPr>
+          <w:rFonts w:ascii="Arial" w:eastAsia="Arial" w:hAnsi="Arial" w:cs="Arial"/>
+        </w:rPr>
+      </w:pPr>
+    </w:p>
+    <w:p>
+      <w:pPr>
+        <w:spacing w:after="0" w:line="360" w:lineRule="auto"/>
+        <w:ind w:left="360"/>
+        <w:jc w:val="center"/>
+        <w:rPr>
+          <w:rFonts w:ascii="Arial" w:eastAsia="Arial" w:hAnsi="Arial" w:cs="Arial"/>
+        </w:rPr>
+      </w:pPr>
+      <w:r>
+        <w:rPr>
+          <w:rFonts w:ascii="Arial" w:eastAsia="Arial" w:hAnsi="Arial" w:cs="Arial"/>
+          <w:b/>
+          <w:bCs/>
+        </w:rPr>
+        <w:t>Figura 1</w:t>
+      </w:r>
+      <w:r>
+        <w:rPr>
+          <w:rFonts w:ascii="Arial" w:eastAsia="Arial" w:hAnsi="Arial" w:cs="Arial"/>
+        </w:rPr>
+        <w:t>. Modelagem DER</w:t>
       </w:r>
     </w:p>
     <w:p>
@@ -1396,6 +2880,46 @@
           <w:u w:val="single"/>
         </w:rPr>
       </w:pPr>
+      <w:r>
+        <w:rPr>
+          <w:rFonts w:ascii="Arial" w:eastAsia="Arial" w:hAnsi="Arial" w:cs="Arial"/>
+        </w:rPr>
+        <w:drawing>
+          <wp:inline distT="0" distB="0" distL="0" distR="0" wp14:anchorId="08BCAD57" wp14:editId="5889A8B8">
+            <wp:extent cx="5760085" cy="3951605"/>
+            <wp:effectExtent l="0" t="0" r="0" b="0"/>
+            <wp:docPr id="23" name="Imagem 23"/>
+            <wp:cNvGraphicFramePr>
+              <a:graphicFrameLocks xmlns:a="http://schemas.openxmlformats.org/drawingml/2006/main" noChangeAspect="1"/>
+            </wp:cNvGraphicFramePr>
+            <a:graphic xmlns:a="http://schemas.openxmlformats.org/drawingml/2006/main">
+              <a:graphicData uri="http://schemas.openxmlformats.org/drawingml/2006/picture">
+                <pic:pic xmlns:pic="http://schemas.openxmlformats.org/drawingml/2006/picture">
+                  <pic:nvPicPr>
+                    <pic:cNvPr id="1" name=""/>
+                    <pic:cNvPicPr/>
+                  </pic:nvPicPr>
+                  <pic:blipFill>
+                    <a:blip r:embed="rId12"/>
+                    <a:stretch>
+                      <a:fillRect/>
+                    </a:stretch>
+                  </pic:blipFill>
+                  <pic:spPr>
+                    <a:xfrm>
+                      <a:off x="0" y="0"/>
+                      <a:ext cx="5760085" cy="3951605"/>
+                    </a:xfrm>
+                    <a:prstGeom prst="rect">
+                      <a:avLst/>
+                    </a:prstGeom>
+                  </pic:spPr>
+                </pic:pic>
+              </a:graphicData>
+            </a:graphic>
+          </wp:inline>
+        </w:drawing>
+      </w:r>
       <w:r>
         <w:rPr>
           <w:rFonts w:ascii="Arial" w:eastAsia="Arial" w:hAnsi="Arial" w:cs="Arial"/>
@@ -1468,13 +2992,7 @@
         <w:rPr>
           <w:rFonts w:ascii="Arial" w:eastAsia="Arial" w:hAnsi="Arial" w:cs="Arial"/>
         </w:rPr>
-        <w:t>e</w:t>
-      </w:r>
-      <w:r>
-        <w:rPr>
-          <w:rFonts w:ascii="Arial" w:eastAsia="Arial" w:hAnsi="Arial" w:cs="Arial"/>
-        </w:rPr>
-        <w:t>studo possa ser reproduzido por outros pesquisadores.</w:t>
+        <w:t>estudo possa ser reproduzido por outros pesquisadores.</w:t>
       </w:r>
       <w:r>
         <w:rPr>
@@ -1506,16 +3024,7 @@
           <w:iCs/>
           <w:color w:val="FF0000"/>
         </w:rPr>
-        <w:t>Palavras estrangeir</w:t>
-      </w:r>
-      <w:r>
-        <w:rPr>
-          <w:rFonts w:ascii="Arial" w:eastAsia="Arial" w:hAnsi="Arial" w:cs="Arial"/>
-          <w:i/>
-          <w:iCs/>
-          <w:color w:val="FF0000"/>
-        </w:rPr>
-        <w:t>as, ou destacadas pelo autor, devem ser grafadas em itálico</w:t>
+        <w:t>Palavras estrangeiras, ou destacadas pelo autor, devem ser grafadas em itálico</w:t>
       </w:r>
       <w:r>
         <w:rPr>
@@ -1636,7 +3145,7 @@
                     <pic:cNvPicPr preferRelativeResize="0"/>
                   </pic:nvPicPr>
                   <pic:blipFill>
-                    <a:blip r:embed="rId12"/>
+                    <a:blip r:embed="rId13"/>
                     <a:srcRect/>
                     <a:stretch>
                       <a:fillRect/>
@@ -1953,14 +3462,7 @@
           <w:rFonts w:ascii="Arial" w:eastAsia="Arial" w:hAnsi="Arial" w:cs="Arial"/>
           <w:color w:val="FF0000"/>
         </w:rPr>
-        <w:t>(O texto d</w:t>
-      </w:r>
-      <w:r>
-        <w:rPr>
-          <w:rFonts w:ascii="Arial" w:eastAsia="Arial" w:hAnsi="Arial" w:cs="Arial"/>
-          <w:color w:val="FF0000"/>
-        </w:rPr>
-        <w:t xml:space="preserve">eve estar formatado em fonte Arial, 11 </w:t>
+        <w:t xml:space="preserve">(O texto deve estar formatado em fonte Arial, 11 </w:t>
       </w:r>
       <w:proofErr w:type="spellStart"/>
       <w:r>
@@ -2018,14 +3520,7 @@
           <w:rFonts w:ascii="Arial" w:eastAsia="Arial" w:hAnsi="Arial" w:cs="Arial"/>
           <w:color w:val="FF0000"/>
         </w:rPr>
-        <w:t>As</w:t>
-      </w:r>
-      <w:r>
-        <w:rPr>
-          <w:rFonts w:ascii="Arial" w:eastAsia="Arial" w:hAnsi="Arial" w:cs="Arial"/>
-          <w:color w:val="FF0000"/>
-        </w:rPr>
-        <w:t xml:space="preserve"> tabelas deverão ser apresentadas logo após serem citadas no texto, seguindo padrão abaixo:</w:t>
+        <w:t>As tabelas deverão ser apresentadas logo após serem citadas no texto, seguindo padrão abaixo:</w:t>
       </w:r>
     </w:p>
     <w:p>
@@ -2844,7 +4339,7 @@
                     <pic:cNvPicPr preferRelativeResize="0"/>
                   </pic:nvPicPr>
                   <pic:blipFill>
-                    <a:blip r:embed="rId13"/>
+                    <a:blip r:embed="rId14"/>
                     <a:srcRect/>
                     <a:stretch>
                       <a:fillRect/>
@@ -3220,18 +4715,7 @@
           <w:rFonts w:ascii="Arial" w:eastAsia="Arial" w:hAnsi="Arial" w:cs="Arial"/>
         </w:rPr>
         <w:tab/>
-      </w:r>
-      <w:r>
-        <w:rPr>
-          <w:rFonts w:ascii="Arial" w:eastAsia="Arial" w:hAnsi="Arial" w:cs="Arial"/>
-        </w:rPr>
-        <w:t>Demonstrar se o objetivo geral foi atingido, apresentar uma resposta ao problema selecionado/pergunta de pesquisa; elencar as principais contribuições, pessoais, acadêmicas e sociais, do desenvolvimento do estudo; e, se julgar necessário, indicar sugestões</w:t>
-      </w:r>
-      <w:r>
-        <w:rPr>
-          <w:rFonts w:ascii="Arial" w:eastAsia="Arial" w:hAnsi="Arial" w:cs="Arial"/>
-        </w:rPr>
-        <w:t xml:space="preserve"> para futuras pesquisas sobre o mesmo tema. </w:t>
+        <w:t xml:space="preserve">Demonstrar se o objetivo geral foi atingido, apresentar uma resposta ao problema selecionado/pergunta de pesquisa; elencar as principais contribuições, pessoais, acadêmicas e sociais, do desenvolvimento do estudo; e, se julgar necessário, indicar sugestões para futuras pesquisas sobre o mesmo tema. </w:t>
       </w:r>
       <w:r>
         <w:rPr>
@@ -3263,453 +4747,527 @@
           <w:iCs/>
           <w:color w:val="FF0000"/>
         </w:rPr>
-        <w:t>Palavras estrangeiras, ou des</w:t>
+        <w:t>Palavras estrangeiras, ou destacadas pelo autor, devem ser grafadas em itálico)</w:t>
+      </w:r>
+      <w:r>
+        <w:rPr>
+          <w:rFonts w:ascii="Arial" w:eastAsia="Arial" w:hAnsi="Arial" w:cs="Arial"/>
+          <w:color w:val="FF0000"/>
+        </w:rPr>
+        <w:t>.</w:t>
+      </w:r>
+    </w:p>
+    <w:p>
+      <w:pPr>
+        <w:spacing w:after="0" w:line="360" w:lineRule="auto"/>
+        <w:rPr>
+          <w:rFonts w:ascii="Arial" w:eastAsia="Arial" w:hAnsi="Arial" w:cs="Arial"/>
+          <w:b/>
+          <w:bCs/>
+        </w:rPr>
+      </w:pPr>
+    </w:p>
+    <w:p>
+      <w:pPr>
+        <w:spacing w:after="0" w:line="360" w:lineRule="auto"/>
+        <w:rPr>
+          <w:rFonts w:ascii="Arial" w:eastAsia="Arial" w:hAnsi="Arial" w:cs="Arial"/>
+          <w:b/>
+          <w:bCs/>
+        </w:rPr>
+      </w:pPr>
+    </w:p>
+    <w:p>
+      <w:pPr>
+        <w:spacing w:after="0" w:line="360" w:lineRule="auto"/>
+        <w:rPr>
+          <w:rFonts w:ascii="Arial" w:eastAsia="Arial" w:hAnsi="Arial" w:cs="Arial"/>
+          <w:b/>
+          <w:bCs/>
+        </w:rPr>
+      </w:pPr>
+    </w:p>
+    <w:p>
+      <w:pPr>
+        <w:spacing w:after="0" w:line="360" w:lineRule="auto"/>
+        <w:rPr>
+          <w:rFonts w:ascii="Arial" w:eastAsia="Arial" w:hAnsi="Arial" w:cs="Arial"/>
+          <w:b/>
+          <w:bCs/>
+        </w:rPr>
+      </w:pPr>
+    </w:p>
+    <w:p>
+      <w:pPr>
+        <w:spacing w:after="0" w:line="360" w:lineRule="auto"/>
+        <w:rPr>
+          <w:rFonts w:ascii="Arial" w:eastAsia="Arial" w:hAnsi="Arial" w:cs="Arial"/>
+          <w:b/>
+          <w:bCs/>
+        </w:rPr>
+      </w:pPr>
+    </w:p>
+    <w:p>
+      <w:pPr>
+        <w:spacing w:after="0" w:line="360" w:lineRule="auto"/>
+        <w:rPr>
+          <w:rFonts w:ascii="Arial" w:eastAsia="Arial" w:hAnsi="Arial" w:cs="Arial"/>
+          <w:b/>
+          <w:bCs/>
+        </w:rPr>
+      </w:pPr>
+      <w:r>
+        <w:rPr>
+          <w:rFonts w:ascii="Arial" w:eastAsia="Arial" w:hAnsi="Arial" w:cs="Arial"/>
+          <w:b/>
+          <w:bCs/>
+        </w:rPr>
+        <w:t xml:space="preserve">REFERÊNCIAS </w:t>
+      </w:r>
+      <w:r>
+        <w:rPr>
+          <w:rFonts w:ascii="Arial" w:eastAsia="Arial" w:hAnsi="Arial" w:cs="Arial"/>
+          <w:color w:val="FF0000"/>
+        </w:rPr>
+        <w:t xml:space="preserve">(Fonte Arial – 11 </w:t>
+      </w:r>
+      <w:proofErr w:type="spellStart"/>
+      <w:r>
+        <w:rPr>
+          <w:rFonts w:ascii="Arial" w:eastAsia="Arial" w:hAnsi="Arial" w:cs="Arial"/>
+          <w:color w:val="FF0000"/>
+        </w:rPr>
+        <w:t>pts</w:t>
+      </w:r>
+      <w:proofErr w:type="spellEnd"/>
+      <w:r>
+        <w:rPr>
+          <w:rFonts w:ascii="Arial" w:eastAsia="Arial" w:hAnsi="Arial" w:cs="Arial"/>
+          <w:color w:val="FF0000"/>
+        </w:rPr>
+        <w:t xml:space="preserve"> – Negrito – Justificado – Caixa Alta)</w:t>
+      </w:r>
+    </w:p>
+    <w:p>
+      <w:pPr>
+        <w:spacing w:after="0" w:line="240" w:lineRule="auto"/>
+        <w:jc w:val="both"/>
+        <w:rPr>
+          <w:rFonts w:ascii="Arial" w:eastAsia="Arial" w:hAnsi="Arial" w:cs="Arial"/>
+          <w:b/>
+          <w:bCs/>
+        </w:rPr>
+      </w:pPr>
+    </w:p>
+    <w:p>
+      <w:pPr>
+        <w:spacing w:after="0" w:line="240" w:lineRule="auto"/>
+        <w:jc w:val="both"/>
+        <w:rPr>
+          <w:rFonts w:ascii="Arial" w:eastAsia="Arial" w:hAnsi="Arial" w:cs="Arial"/>
+          <w:color w:val="FF0000"/>
+        </w:rPr>
+      </w:pPr>
+      <w:r>
+        <w:rPr>
+          <w:rFonts w:ascii="Arial" w:eastAsia="Arial" w:hAnsi="Arial" w:cs="Arial"/>
+          <w:b/>
+          <w:bCs/>
+          <w:color w:val="FF0000"/>
+        </w:rPr>
+        <w:t>As referências bibliográficas devem seguir a NBR 6023</w:t>
+      </w:r>
+      <w:r>
+        <w:rPr>
+          <w:rFonts w:ascii="Arial" w:eastAsia="Arial" w:hAnsi="Arial" w:cs="Arial"/>
+          <w:color w:val="FF0000"/>
+        </w:rPr>
+        <w:t xml:space="preserve"> e estar formatadas em fonte Arial, 11 </w:t>
+      </w:r>
+      <w:proofErr w:type="spellStart"/>
+      <w:r>
+        <w:rPr>
+          <w:rFonts w:ascii="Arial" w:eastAsia="Arial" w:hAnsi="Arial" w:cs="Arial"/>
+          <w:color w:val="FF0000"/>
+        </w:rPr>
+        <w:t>pts</w:t>
+      </w:r>
+      <w:proofErr w:type="spellEnd"/>
+      <w:r>
+        <w:rPr>
+          <w:rFonts w:ascii="Arial" w:eastAsia="Arial" w:hAnsi="Arial" w:cs="Arial"/>
+          <w:color w:val="FF0000"/>
+        </w:rPr>
+        <w:t xml:space="preserve">, justificado, com espaçamento simples entre linhas e um espaçamento simples entre as referências. </w:t>
+      </w:r>
+    </w:p>
+    <w:p>
+      <w:pPr>
+        <w:spacing w:after="0" w:line="240" w:lineRule="auto"/>
+        <w:jc w:val="both"/>
+        <w:rPr>
+          <w:rFonts w:ascii="Arial" w:eastAsia="Arial" w:hAnsi="Arial" w:cs="Arial"/>
+        </w:rPr>
+      </w:pPr>
+    </w:p>
+    <w:p>
+      <w:pPr>
+        <w:spacing w:after="0" w:line="240" w:lineRule="auto"/>
+        <w:jc w:val="both"/>
+        <w:rPr>
+          <w:rFonts w:ascii="Arial" w:eastAsia="Arial" w:hAnsi="Arial" w:cs="Arial"/>
+          <w:color w:val="FF0000"/>
+        </w:rPr>
+      </w:pPr>
+      <w:r>
+        <w:rPr>
+          <w:rFonts w:ascii="Arial" w:eastAsia="Arial" w:hAnsi="Arial" w:cs="Arial"/>
+          <w:b/>
+          <w:bCs/>
+          <w:color w:val="FF0000"/>
+        </w:rPr>
+        <w:t>IMPORTANTE:</w:t>
+      </w:r>
+      <w:r>
+        <w:rPr>
+          <w:rFonts w:ascii="Arial" w:eastAsia="Arial" w:hAnsi="Arial" w:cs="Arial"/>
+          <w:color w:val="FF0000"/>
+        </w:rPr>
+        <w:t xml:space="preserve"> o nome dos autores pode ser escrito por extenso ou abreviados, contudo, deve-se seguir um padrão.</w:t>
+      </w:r>
+    </w:p>
+    <w:p>
+      <w:pPr>
+        <w:spacing w:after="0" w:line="240" w:lineRule="auto"/>
+        <w:jc w:val="both"/>
+        <w:rPr>
+          <w:rFonts w:ascii="Arial" w:eastAsia="Arial" w:hAnsi="Arial" w:cs="Arial"/>
+          <w:color w:val="FF0000"/>
+        </w:rPr>
+      </w:pPr>
+    </w:p>
+    <w:p>
+      <w:pPr>
+        <w:spacing w:after="0" w:line="240" w:lineRule="auto"/>
+        <w:jc w:val="both"/>
+        <w:rPr>
+          <w:rFonts w:ascii="Arial" w:eastAsia="Arial" w:hAnsi="Arial" w:cs="Arial"/>
+          <w:color w:val="FF0000"/>
+        </w:rPr>
+      </w:pPr>
+      <w:r>
+        <w:rPr>
+          <w:rFonts w:ascii="Arial" w:eastAsia="Arial" w:hAnsi="Arial" w:cs="Arial"/>
+          <w:color w:val="FF0000"/>
+        </w:rPr>
+        <w:t>As referências devem ser apresentadas em ordem alfabética pelo sobrenome do autor.</w:t>
+      </w:r>
+    </w:p>
+    <w:p>
+      <w:pPr>
+        <w:spacing w:after="0" w:line="240" w:lineRule="auto"/>
+        <w:jc w:val="both"/>
+        <w:rPr>
+          <w:rFonts w:ascii="Arial" w:eastAsia="Arial" w:hAnsi="Arial" w:cs="Arial"/>
+        </w:rPr>
+      </w:pPr>
+    </w:p>
+    <w:p>
+      <w:pPr>
+        <w:spacing w:after="0" w:line="240" w:lineRule="auto"/>
+        <w:jc w:val="both"/>
+        <w:rPr>
+          <w:rFonts w:ascii="Arial" w:eastAsia="Arial" w:hAnsi="Arial" w:cs="Arial"/>
+          <w:b/>
+          <w:bCs/>
+        </w:rPr>
+      </w:pPr>
+      <w:r>
+        <w:rPr>
+          <w:rFonts w:ascii="Arial" w:eastAsia="Arial" w:hAnsi="Arial" w:cs="Arial"/>
+          <w:b/>
+          <w:bCs/>
+        </w:rPr>
+        <w:t>Exemplos:</w:t>
+      </w:r>
+    </w:p>
+    <w:p>
+      <w:pPr>
+        <w:spacing w:after="0" w:line="240" w:lineRule="auto"/>
+        <w:rPr>
+          <w:rFonts w:ascii="Arial" w:eastAsia="Arial" w:hAnsi="Arial" w:cs="Arial"/>
+        </w:rPr>
+      </w:pPr>
+    </w:p>
+    <w:p>
+      <w:pPr>
+        <w:spacing w:after="0" w:line="240" w:lineRule="auto"/>
+        <w:rPr>
+          <w:rFonts w:ascii="Arial" w:eastAsia="Arial" w:hAnsi="Arial" w:cs="Arial"/>
+          <w:b/>
+          <w:bCs/>
+        </w:rPr>
+      </w:pPr>
+      <w:r>
+        <w:rPr>
+          <w:rFonts w:ascii="Arial" w:eastAsia="Arial" w:hAnsi="Arial" w:cs="Arial"/>
+          <w:b/>
+          <w:bCs/>
+        </w:rPr>
+        <w:t>LIVRO:</w:t>
+      </w:r>
+    </w:p>
+    <w:p>
+      <w:pPr>
+        <w:spacing w:after="0" w:line="240" w:lineRule="auto"/>
+        <w:jc w:val="both"/>
+        <w:rPr>
+          <w:rFonts w:ascii="Arial" w:eastAsia="Arial" w:hAnsi="Arial" w:cs="Arial"/>
+        </w:rPr>
+      </w:pPr>
+      <w:r>
+        <w:rPr>
+          <w:rFonts w:ascii="Arial" w:eastAsia="Arial" w:hAnsi="Arial" w:cs="Arial"/>
+        </w:rPr>
+        <w:t xml:space="preserve">SOBRENOME DO(s) </w:t>
+      </w:r>
+      <w:proofErr w:type="gramStart"/>
+      <w:r>
+        <w:rPr>
+          <w:rFonts w:ascii="Arial" w:eastAsia="Arial" w:hAnsi="Arial" w:cs="Arial"/>
+        </w:rPr>
+        <w:t>AUTOR(</w:t>
+      </w:r>
+      <w:proofErr w:type="gramEnd"/>
+      <w:r>
+        <w:rPr>
+          <w:rFonts w:ascii="Arial" w:eastAsia="Arial" w:hAnsi="Arial" w:cs="Arial"/>
+        </w:rPr>
+        <w:t xml:space="preserve">es), Nome. </w:t>
+      </w:r>
+      <w:r>
+        <w:rPr>
+          <w:rFonts w:ascii="Arial" w:eastAsia="Arial" w:hAnsi="Arial" w:cs="Arial"/>
+          <w:b/>
+          <w:bCs/>
+        </w:rPr>
+        <w:t xml:space="preserve">Título: subtítulo </w:t>
+      </w:r>
+      <w:r>
+        <w:rPr>
+          <w:rFonts w:ascii="Arial" w:eastAsia="Arial" w:hAnsi="Arial" w:cs="Arial"/>
+        </w:rPr>
+        <w:t>(se houver). Edição (abreviada, se houver).  Local: Editora, ano da publicação.</w:t>
+      </w:r>
+    </w:p>
+    <w:p>
+      <w:pPr>
+        <w:spacing w:after="0" w:line="240" w:lineRule="auto"/>
+        <w:jc w:val="both"/>
+        <w:rPr>
+          <w:rFonts w:ascii="Arial" w:eastAsia="Arial" w:hAnsi="Arial" w:cs="Arial"/>
+        </w:rPr>
+      </w:pPr>
+    </w:p>
+    <w:p>
+      <w:pPr>
+        <w:spacing w:after="0" w:line="240" w:lineRule="auto"/>
+        <w:rPr>
+          <w:rFonts w:ascii="Arial" w:eastAsia="Arial" w:hAnsi="Arial" w:cs="Arial"/>
+          <w:b/>
+          <w:bCs/>
+        </w:rPr>
+      </w:pPr>
+      <w:r>
+        <w:rPr>
+          <w:rFonts w:ascii="Arial" w:eastAsia="Arial" w:hAnsi="Arial" w:cs="Arial"/>
+          <w:b/>
+          <w:bCs/>
+        </w:rPr>
+        <w:t xml:space="preserve">Ex.: </w:t>
+      </w:r>
+    </w:p>
+    <w:p>
+      <w:pPr>
+        <w:spacing w:after="0" w:line="240" w:lineRule="auto"/>
+        <w:rPr>
+          <w:rFonts w:ascii="Arial" w:eastAsia="Arial" w:hAnsi="Arial" w:cs="Arial"/>
+        </w:rPr>
+      </w:pPr>
+      <w:r>
+        <w:rPr>
+          <w:rFonts w:ascii="Arial" w:eastAsia="Arial" w:hAnsi="Arial" w:cs="Arial"/>
+        </w:rPr>
+        <w:t xml:space="preserve">LUCK, Heloisa. </w:t>
+      </w:r>
+      <w:r>
+        <w:rPr>
+          <w:rFonts w:ascii="Arial" w:eastAsia="Arial" w:hAnsi="Arial" w:cs="Arial"/>
+          <w:b/>
+          <w:bCs/>
+        </w:rPr>
+        <w:t>Liderança em gestão escolar</w:t>
+      </w:r>
+      <w:r>
+        <w:rPr>
+          <w:rFonts w:ascii="Arial" w:eastAsia="Arial" w:hAnsi="Arial" w:cs="Arial"/>
+        </w:rPr>
+        <w:t>. 4. ed. Petrópolis: Vozes, 2010.</w:t>
+      </w:r>
+    </w:p>
+    <w:p>
+      <w:pPr>
+        <w:spacing w:after="0" w:line="240" w:lineRule="auto"/>
+        <w:rPr>
+          <w:rFonts w:ascii="Arial" w:eastAsia="Arial" w:hAnsi="Arial" w:cs="Arial"/>
+          <w:b/>
+          <w:bCs/>
+        </w:rPr>
+      </w:pPr>
+    </w:p>
+    <w:p>
+      <w:pPr>
+        <w:spacing w:after="0" w:line="240" w:lineRule="auto"/>
+        <w:rPr>
+          <w:rFonts w:ascii="Arial" w:eastAsia="Arial" w:hAnsi="Arial" w:cs="Arial"/>
+          <w:b/>
+          <w:bCs/>
+        </w:rPr>
+      </w:pPr>
+      <w:r>
+        <w:rPr>
+          <w:rFonts w:ascii="Arial" w:eastAsia="Arial" w:hAnsi="Arial" w:cs="Arial"/>
+          <w:b/>
+          <w:bCs/>
+        </w:rPr>
+        <w:t>CAPÍTULO DE LIVRO:</w:t>
+      </w:r>
+    </w:p>
+    <w:p>
+      <w:pPr>
+        <w:spacing w:after="0" w:line="240" w:lineRule="auto"/>
+        <w:rPr>
+          <w:rFonts w:ascii="Arial" w:eastAsia="Arial" w:hAnsi="Arial" w:cs="Arial"/>
+        </w:rPr>
+      </w:pPr>
+      <w:r>
+        <w:rPr>
+          <w:rFonts w:ascii="Arial" w:eastAsia="Arial" w:hAnsi="Arial" w:cs="Arial"/>
+        </w:rPr>
+        <w:lastRenderedPageBreak/>
+        <w:t xml:space="preserve">SOBRENOME DO(s) </w:t>
+      </w:r>
+      <w:proofErr w:type="gramStart"/>
+      <w:r>
+        <w:rPr>
+          <w:rFonts w:ascii="Arial" w:eastAsia="Arial" w:hAnsi="Arial" w:cs="Arial"/>
+        </w:rPr>
+        <w:t>AUTOR(</w:t>
+      </w:r>
+      <w:proofErr w:type="gramEnd"/>
+      <w:r>
+        <w:rPr>
+          <w:rFonts w:ascii="Arial" w:eastAsia="Arial" w:hAnsi="Arial" w:cs="Arial"/>
+        </w:rPr>
+        <w:t xml:space="preserve">es), Nome. </w:t>
       </w:r>
       <w:r>
         <w:rPr>
           <w:rFonts w:ascii="Arial" w:eastAsia="Arial" w:hAnsi="Arial" w:cs="Arial"/>
           <w:i/>
           <w:iCs/>
-          <w:color w:val="FF0000"/>
-        </w:rPr>
-        <w:t>tacadas pelo autor, devem ser grafadas em itálico)</w:t>
-      </w:r>
-      <w:r>
-        <w:rPr>
-          <w:rFonts w:ascii="Arial" w:eastAsia="Arial" w:hAnsi="Arial" w:cs="Arial"/>
-          <w:color w:val="FF0000"/>
-        </w:rPr>
-        <w:t>.</w:t>
-      </w:r>
-    </w:p>
-    <w:p>
-      <w:pPr>
-        <w:spacing w:after="0" w:line="360" w:lineRule="auto"/>
-        <w:rPr>
-          <w:rFonts w:ascii="Arial" w:eastAsia="Arial" w:hAnsi="Arial" w:cs="Arial"/>
-          <w:b/>
-          <w:bCs/>
-        </w:rPr>
-      </w:pPr>
-    </w:p>
-    <w:p>
-      <w:pPr>
-        <w:spacing w:after="0" w:line="360" w:lineRule="auto"/>
-        <w:rPr>
-          <w:rFonts w:ascii="Arial" w:eastAsia="Arial" w:hAnsi="Arial" w:cs="Arial"/>
-          <w:b/>
-          <w:bCs/>
-        </w:rPr>
-      </w:pPr>
-    </w:p>
-    <w:p>
-      <w:pPr>
-        <w:spacing w:after="0" w:line="360" w:lineRule="auto"/>
-        <w:rPr>
-          <w:rFonts w:ascii="Arial" w:eastAsia="Arial" w:hAnsi="Arial" w:cs="Arial"/>
-          <w:b/>
-          <w:bCs/>
-        </w:rPr>
-      </w:pPr>
-    </w:p>
-    <w:p>
-      <w:pPr>
-        <w:spacing w:after="0" w:line="360" w:lineRule="auto"/>
-        <w:rPr>
-          <w:rFonts w:ascii="Arial" w:eastAsia="Arial" w:hAnsi="Arial" w:cs="Arial"/>
-          <w:b/>
-          <w:bCs/>
-        </w:rPr>
-      </w:pPr>
-    </w:p>
-    <w:p>
-      <w:pPr>
-        <w:spacing w:after="0" w:line="360" w:lineRule="auto"/>
-        <w:rPr>
-          <w:rFonts w:ascii="Arial" w:eastAsia="Arial" w:hAnsi="Arial" w:cs="Arial"/>
-          <w:b/>
-          <w:bCs/>
-        </w:rPr>
-      </w:pPr>
-    </w:p>
-    <w:p>
-      <w:pPr>
-        <w:spacing w:after="0" w:line="360" w:lineRule="auto"/>
-        <w:rPr>
-          <w:rFonts w:ascii="Arial" w:eastAsia="Arial" w:hAnsi="Arial" w:cs="Arial"/>
-          <w:b/>
-          <w:bCs/>
-        </w:rPr>
-      </w:pPr>
-      <w:r>
-        <w:rPr>
-          <w:rFonts w:ascii="Arial" w:eastAsia="Arial" w:hAnsi="Arial" w:cs="Arial"/>
-          <w:b/>
-          <w:bCs/>
-        </w:rPr>
-        <w:t xml:space="preserve">REFERÊNCIAS </w:t>
-      </w:r>
-      <w:r>
-        <w:rPr>
-          <w:rFonts w:ascii="Arial" w:eastAsia="Arial" w:hAnsi="Arial" w:cs="Arial"/>
-          <w:color w:val="FF0000"/>
-        </w:rPr>
-        <w:t xml:space="preserve">(Fonte Arial – 11 </w:t>
+        </w:rPr>
+        <w:t>In:</w:t>
+      </w:r>
+      <w:r>
+        <w:rPr>
+          <w:rFonts w:ascii="Arial" w:eastAsia="Arial" w:hAnsi="Arial" w:cs="Arial"/>
+        </w:rPr>
+        <w:t xml:space="preserve"> SOBRENOME DO(s) </w:t>
+      </w:r>
+      <w:proofErr w:type="gramStart"/>
+      <w:r>
+        <w:rPr>
+          <w:rFonts w:ascii="Arial" w:eastAsia="Arial" w:hAnsi="Arial" w:cs="Arial"/>
+        </w:rPr>
+        <w:t>AUTOR(</w:t>
+      </w:r>
+      <w:proofErr w:type="gramEnd"/>
+      <w:r>
+        <w:rPr>
+          <w:rFonts w:ascii="Arial" w:eastAsia="Arial" w:hAnsi="Arial" w:cs="Arial"/>
+        </w:rPr>
+        <w:t xml:space="preserve">es), Nome do livro. </w:t>
+      </w:r>
+      <w:r>
+        <w:rPr>
+          <w:rFonts w:ascii="Arial" w:eastAsia="Arial" w:hAnsi="Arial" w:cs="Arial"/>
+          <w:b/>
+          <w:bCs/>
+        </w:rPr>
+        <w:t>Título:</w:t>
+      </w:r>
+      <w:r>
+        <w:rPr>
+          <w:rFonts w:ascii="Arial" w:eastAsia="Arial" w:hAnsi="Arial" w:cs="Arial"/>
+        </w:rPr>
+        <w:t xml:space="preserve"> subtítulo. Edição (abreviada, se houver). Local: Editora, ano.</w:t>
+      </w:r>
+    </w:p>
+    <w:p>
+      <w:pPr>
+        <w:spacing w:after="0" w:line="240" w:lineRule="auto"/>
+        <w:rPr>
+          <w:rFonts w:ascii="Arial" w:eastAsia="Arial" w:hAnsi="Arial" w:cs="Arial"/>
+        </w:rPr>
+      </w:pPr>
+    </w:p>
+    <w:p>
+      <w:pPr>
+        <w:spacing w:after="0" w:line="240" w:lineRule="auto"/>
+        <w:rPr>
+          <w:rFonts w:ascii="Arial" w:eastAsia="Arial" w:hAnsi="Arial" w:cs="Arial"/>
+          <w:b/>
+          <w:bCs/>
+        </w:rPr>
+      </w:pPr>
+      <w:r>
+        <w:rPr>
+          <w:rFonts w:ascii="Arial" w:eastAsia="Arial" w:hAnsi="Arial" w:cs="Arial"/>
+          <w:b/>
+          <w:bCs/>
+        </w:rPr>
+        <w:t xml:space="preserve">Ex.: </w:t>
+      </w:r>
+    </w:p>
+    <w:p>
+      <w:pPr>
+        <w:spacing w:after="0" w:line="240" w:lineRule="auto"/>
+        <w:rPr>
+          <w:rFonts w:ascii="Arial" w:eastAsia="Arial" w:hAnsi="Arial" w:cs="Arial"/>
+          <w:b/>
+          <w:bCs/>
+        </w:rPr>
+      </w:pPr>
+      <w:r>
+        <w:rPr>
+          <w:rFonts w:ascii="Arial" w:eastAsia="Arial" w:hAnsi="Arial" w:cs="Arial"/>
+        </w:rPr>
+        <w:t xml:space="preserve">SANTOS, F. R. A colonização da terra do </w:t>
       </w:r>
       <w:proofErr w:type="spellStart"/>
       <w:r>
         <w:rPr>
           <w:rFonts w:ascii="Arial" w:eastAsia="Arial" w:hAnsi="Arial" w:cs="Arial"/>
-          <w:color w:val="FF0000"/>
-        </w:rPr>
-        <w:t>pts</w:t>
+        </w:rPr>
+        <w:t>Tucujús</w:t>
       </w:r>
       <w:proofErr w:type="spellEnd"/>
       <w:r>
         <w:rPr>
           <w:rFonts w:ascii="Arial" w:eastAsia="Arial" w:hAnsi="Arial" w:cs="Arial"/>
-          <w:color w:val="FF0000"/>
-        </w:rPr>
-        <w:t xml:space="preserve"> – Negrito – Justificado – Caixa Alta)</w:t>
-      </w:r>
-    </w:p>
-    <w:p>
-      <w:pPr>
-        <w:spacing w:after="0" w:line="240" w:lineRule="auto"/>
-        <w:jc w:val="both"/>
-        <w:rPr>
-          <w:rFonts w:ascii="Arial" w:eastAsia="Arial" w:hAnsi="Arial" w:cs="Arial"/>
-          <w:b/>
-          <w:bCs/>
-        </w:rPr>
-      </w:pPr>
-    </w:p>
-    <w:p>
-      <w:pPr>
-        <w:spacing w:after="0" w:line="240" w:lineRule="auto"/>
-        <w:jc w:val="both"/>
-        <w:rPr>
-          <w:rFonts w:ascii="Arial" w:eastAsia="Arial" w:hAnsi="Arial" w:cs="Arial"/>
-          <w:color w:val="FF0000"/>
-        </w:rPr>
-      </w:pPr>
-      <w:r>
-        <w:rPr>
-          <w:rFonts w:ascii="Arial" w:eastAsia="Arial" w:hAnsi="Arial" w:cs="Arial"/>
-          <w:b/>
-          <w:bCs/>
-          <w:color w:val="FF0000"/>
-        </w:rPr>
-        <w:t>As referências bibliográficas devem seguir a NBR 6023</w:t>
-      </w:r>
-      <w:r>
-        <w:rPr>
-          <w:rFonts w:ascii="Arial" w:eastAsia="Arial" w:hAnsi="Arial" w:cs="Arial"/>
-          <w:color w:val="FF0000"/>
-        </w:rPr>
-        <w:t xml:space="preserve"> e estar formatadas em fonte Arial, 11 </w:t>
-      </w:r>
-      <w:proofErr w:type="spellStart"/>
-      <w:r>
-        <w:rPr>
-          <w:rFonts w:ascii="Arial" w:eastAsia="Arial" w:hAnsi="Arial" w:cs="Arial"/>
-          <w:color w:val="FF0000"/>
-        </w:rPr>
-        <w:t>pts</w:t>
-      </w:r>
-      <w:proofErr w:type="spellEnd"/>
-      <w:r>
-        <w:rPr>
-          <w:rFonts w:ascii="Arial" w:eastAsia="Arial" w:hAnsi="Arial" w:cs="Arial"/>
-          <w:color w:val="FF0000"/>
-        </w:rPr>
-        <w:t xml:space="preserve">, justificado, com espaçamento simples entre linhas e um espaçamento simples entre as referências. </w:t>
-      </w:r>
-    </w:p>
-    <w:p>
-      <w:pPr>
-        <w:spacing w:after="0" w:line="240" w:lineRule="auto"/>
-        <w:jc w:val="both"/>
-        <w:rPr>
-          <w:rFonts w:ascii="Arial" w:eastAsia="Arial" w:hAnsi="Arial" w:cs="Arial"/>
-        </w:rPr>
-      </w:pPr>
-    </w:p>
-    <w:p>
-      <w:pPr>
-        <w:spacing w:after="0" w:line="240" w:lineRule="auto"/>
-        <w:jc w:val="both"/>
-        <w:rPr>
-          <w:rFonts w:ascii="Arial" w:eastAsia="Arial" w:hAnsi="Arial" w:cs="Arial"/>
-          <w:color w:val="FF0000"/>
-        </w:rPr>
-      </w:pPr>
-      <w:r>
-        <w:rPr>
-          <w:rFonts w:ascii="Arial" w:eastAsia="Arial" w:hAnsi="Arial" w:cs="Arial"/>
-          <w:b/>
-          <w:bCs/>
-          <w:color w:val="FF0000"/>
-        </w:rPr>
-        <w:t>IMPORTANTE:</w:t>
-      </w:r>
-      <w:r>
-        <w:rPr>
-          <w:rFonts w:ascii="Arial" w:eastAsia="Arial" w:hAnsi="Arial" w:cs="Arial"/>
-          <w:color w:val="FF0000"/>
-        </w:rPr>
-        <w:t xml:space="preserve"> o nome dos autores pode ser escrito por extenso ou abreviados, contudo, deve-se seguir um padrão.</w:t>
-      </w:r>
-    </w:p>
-    <w:p>
-      <w:pPr>
-        <w:spacing w:after="0" w:line="240" w:lineRule="auto"/>
-        <w:jc w:val="both"/>
-        <w:rPr>
-          <w:rFonts w:ascii="Arial" w:eastAsia="Arial" w:hAnsi="Arial" w:cs="Arial"/>
-          <w:color w:val="FF0000"/>
-        </w:rPr>
-      </w:pPr>
-    </w:p>
-    <w:p>
-      <w:pPr>
-        <w:spacing w:after="0" w:line="240" w:lineRule="auto"/>
-        <w:jc w:val="both"/>
-        <w:rPr>
-          <w:rFonts w:ascii="Arial" w:eastAsia="Arial" w:hAnsi="Arial" w:cs="Arial"/>
-          <w:color w:val="FF0000"/>
-        </w:rPr>
-      </w:pPr>
-      <w:r>
-        <w:rPr>
-          <w:rFonts w:ascii="Arial" w:eastAsia="Arial" w:hAnsi="Arial" w:cs="Arial"/>
-          <w:color w:val="FF0000"/>
-        </w:rPr>
-        <w:t>As</w:t>
-      </w:r>
-      <w:r>
-        <w:rPr>
-          <w:rFonts w:ascii="Arial" w:eastAsia="Arial" w:hAnsi="Arial" w:cs="Arial"/>
-          <w:color w:val="FF0000"/>
-        </w:rPr>
-        <w:t xml:space="preserve"> referências devem ser apresentadas em ordem alfabética pelo sobrenome do autor.</w:t>
-      </w:r>
-    </w:p>
-    <w:p>
-      <w:pPr>
-        <w:spacing w:after="0" w:line="240" w:lineRule="auto"/>
-        <w:jc w:val="both"/>
-        <w:rPr>
-          <w:rFonts w:ascii="Arial" w:eastAsia="Arial" w:hAnsi="Arial" w:cs="Arial"/>
-        </w:rPr>
-      </w:pPr>
-    </w:p>
-    <w:p>
-      <w:pPr>
-        <w:spacing w:after="0" w:line="240" w:lineRule="auto"/>
-        <w:jc w:val="both"/>
-        <w:rPr>
-          <w:rFonts w:ascii="Arial" w:eastAsia="Arial" w:hAnsi="Arial" w:cs="Arial"/>
-          <w:b/>
-          <w:bCs/>
-        </w:rPr>
-      </w:pPr>
-      <w:r>
-        <w:rPr>
-          <w:rFonts w:ascii="Arial" w:eastAsia="Arial" w:hAnsi="Arial" w:cs="Arial"/>
-          <w:b/>
-          <w:bCs/>
-        </w:rPr>
-        <w:t>Exemplos:</w:t>
-      </w:r>
-    </w:p>
-    <w:p>
-      <w:pPr>
-        <w:spacing w:after="0" w:line="240" w:lineRule="auto"/>
-        <w:rPr>
-          <w:rFonts w:ascii="Arial" w:eastAsia="Arial" w:hAnsi="Arial" w:cs="Arial"/>
-        </w:rPr>
-      </w:pPr>
-    </w:p>
-    <w:p>
-      <w:pPr>
-        <w:spacing w:after="0" w:line="240" w:lineRule="auto"/>
-        <w:rPr>
-          <w:rFonts w:ascii="Arial" w:eastAsia="Arial" w:hAnsi="Arial" w:cs="Arial"/>
-          <w:b/>
-          <w:bCs/>
-        </w:rPr>
-      </w:pPr>
-      <w:r>
-        <w:rPr>
-          <w:rFonts w:ascii="Arial" w:eastAsia="Arial" w:hAnsi="Arial" w:cs="Arial"/>
-          <w:b/>
-          <w:bCs/>
-        </w:rPr>
-        <w:t>LIVRO:</w:t>
-      </w:r>
-    </w:p>
-    <w:p>
-      <w:pPr>
-        <w:spacing w:after="0" w:line="240" w:lineRule="auto"/>
-        <w:jc w:val="both"/>
-        <w:rPr>
-          <w:rFonts w:ascii="Arial" w:eastAsia="Arial" w:hAnsi="Arial" w:cs="Arial"/>
-        </w:rPr>
-      </w:pPr>
-      <w:r>
-        <w:rPr>
-          <w:rFonts w:ascii="Arial" w:eastAsia="Arial" w:hAnsi="Arial" w:cs="Arial"/>
-        </w:rPr>
-        <w:t xml:space="preserve">SOBRENOME DO(s) </w:t>
-      </w:r>
-      <w:proofErr w:type="gramStart"/>
-      <w:r>
-        <w:rPr>
-          <w:rFonts w:ascii="Arial" w:eastAsia="Arial" w:hAnsi="Arial" w:cs="Arial"/>
-        </w:rPr>
-        <w:t>AUTOR(</w:t>
-      </w:r>
-      <w:proofErr w:type="gramEnd"/>
-      <w:r>
-        <w:rPr>
-          <w:rFonts w:ascii="Arial" w:eastAsia="Arial" w:hAnsi="Arial" w:cs="Arial"/>
-        </w:rPr>
-        <w:t xml:space="preserve">es), Nome. </w:t>
-      </w:r>
-      <w:r>
-        <w:rPr>
-          <w:rFonts w:ascii="Arial" w:eastAsia="Arial" w:hAnsi="Arial" w:cs="Arial"/>
-          <w:b/>
-          <w:bCs/>
-        </w:rPr>
-        <w:t xml:space="preserve">Título: subtítulo </w:t>
-      </w:r>
-      <w:r>
-        <w:rPr>
-          <w:rFonts w:ascii="Arial" w:eastAsia="Arial" w:hAnsi="Arial" w:cs="Arial"/>
-        </w:rPr>
-        <w:t>(se houver). Edição (abreviada, se houver).  Local: Editora, ano da publicação.</w:t>
-      </w:r>
-    </w:p>
-    <w:p>
-      <w:pPr>
-        <w:spacing w:after="0" w:line="240" w:lineRule="auto"/>
-        <w:jc w:val="both"/>
-        <w:rPr>
-          <w:rFonts w:ascii="Arial" w:eastAsia="Arial" w:hAnsi="Arial" w:cs="Arial"/>
-        </w:rPr>
-      </w:pPr>
-    </w:p>
-    <w:p>
-      <w:pPr>
-        <w:spacing w:after="0" w:line="240" w:lineRule="auto"/>
-        <w:rPr>
-          <w:rFonts w:ascii="Arial" w:eastAsia="Arial" w:hAnsi="Arial" w:cs="Arial"/>
-          <w:b/>
-          <w:bCs/>
-        </w:rPr>
-      </w:pPr>
-      <w:r>
-        <w:rPr>
-          <w:rFonts w:ascii="Arial" w:eastAsia="Arial" w:hAnsi="Arial" w:cs="Arial"/>
-          <w:b/>
-          <w:bCs/>
-        </w:rPr>
-        <w:t xml:space="preserve">Ex.: </w:t>
-      </w:r>
-    </w:p>
-    <w:p>
-      <w:pPr>
-        <w:spacing w:after="0" w:line="240" w:lineRule="auto"/>
-        <w:rPr>
-          <w:rFonts w:ascii="Arial" w:eastAsia="Arial" w:hAnsi="Arial" w:cs="Arial"/>
-        </w:rPr>
-      </w:pPr>
-      <w:r>
-        <w:rPr>
-          <w:rFonts w:ascii="Arial" w:eastAsia="Arial" w:hAnsi="Arial" w:cs="Arial"/>
-        </w:rPr>
-        <w:t xml:space="preserve">LUCK, Heloisa. </w:t>
-      </w:r>
-      <w:r>
-        <w:rPr>
-          <w:rFonts w:ascii="Arial" w:eastAsia="Arial" w:hAnsi="Arial" w:cs="Arial"/>
-          <w:b/>
-          <w:bCs/>
-        </w:rPr>
-        <w:t>Lid</w:t>
-      </w:r>
-      <w:r>
-        <w:rPr>
-          <w:rFonts w:ascii="Arial" w:eastAsia="Arial" w:hAnsi="Arial" w:cs="Arial"/>
-          <w:b/>
-          <w:bCs/>
-        </w:rPr>
-        <w:t>erança em gestão escolar</w:t>
-      </w:r>
-      <w:r>
-        <w:rPr>
-          <w:rFonts w:ascii="Arial" w:eastAsia="Arial" w:hAnsi="Arial" w:cs="Arial"/>
-        </w:rPr>
-        <w:t>. 4. ed. Petrópolis: Vozes, 2010.</w:t>
-      </w:r>
-    </w:p>
-    <w:p>
-      <w:pPr>
-        <w:spacing w:after="0" w:line="240" w:lineRule="auto"/>
-        <w:rPr>
-          <w:rFonts w:ascii="Arial" w:eastAsia="Arial" w:hAnsi="Arial" w:cs="Arial"/>
-          <w:b/>
-          <w:bCs/>
-        </w:rPr>
-      </w:pPr>
-    </w:p>
-    <w:p>
-      <w:pPr>
-        <w:spacing w:after="0" w:line="240" w:lineRule="auto"/>
-        <w:rPr>
-          <w:rFonts w:ascii="Arial" w:eastAsia="Arial" w:hAnsi="Arial" w:cs="Arial"/>
-          <w:b/>
-          <w:bCs/>
-        </w:rPr>
-      </w:pPr>
-      <w:r>
-        <w:rPr>
-          <w:rFonts w:ascii="Arial" w:eastAsia="Arial" w:hAnsi="Arial" w:cs="Arial"/>
-          <w:b/>
-          <w:bCs/>
-        </w:rPr>
-        <w:t>CAPÍTULO DE LIVRO:</w:t>
-      </w:r>
-    </w:p>
-    <w:p>
-      <w:pPr>
-        <w:spacing w:after="0" w:line="240" w:lineRule="auto"/>
-        <w:rPr>
-          <w:rFonts w:ascii="Arial" w:eastAsia="Arial" w:hAnsi="Arial" w:cs="Arial"/>
-        </w:rPr>
-      </w:pPr>
-      <w:r>
-        <w:rPr>
-          <w:rFonts w:ascii="Arial" w:eastAsia="Arial" w:hAnsi="Arial" w:cs="Arial"/>
-        </w:rPr>
-        <w:lastRenderedPageBreak/>
-        <w:t xml:space="preserve">SOBRENOME DO(s) </w:t>
-      </w:r>
-      <w:proofErr w:type="gramStart"/>
-      <w:r>
-        <w:rPr>
-          <w:rFonts w:ascii="Arial" w:eastAsia="Arial" w:hAnsi="Arial" w:cs="Arial"/>
-        </w:rPr>
-        <w:t>AUTOR(</w:t>
-      </w:r>
-      <w:proofErr w:type="gramEnd"/>
-      <w:r>
-        <w:rPr>
-          <w:rFonts w:ascii="Arial" w:eastAsia="Arial" w:hAnsi="Arial" w:cs="Arial"/>
-        </w:rPr>
-        <w:t xml:space="preserve">es), Nome. </w:t>
+        </w:rPr>
+        <w:t xml:space="preserve">. </w:t>
       </w:r>
       <w:r>
         <w:rPr>
@@ -3717,13 +5275,96 @@
           <w:i/>
           <w:iCs/>
         </w:rPr>
-        <w:t>In:</w:t>
-      </w:r>
-      <w:r>
-        <w:rPr>
-          <w:rFonts w:ascii="Arial" w:eastAsia="Arial" w:hAnsi="Arial" w:cs="Arial"/>
-        </w:rPr>
-        <w:t xml:space="preserve"> SOBRENOME DO(s) </w:t>
+        <w:t>In</w:t>
+      </w:r>
+      <w:r>
+        <w:rPr>
+          <w:rFonts w:ascii="Arial" w:eastAsia="Arial" w:hAnsi="Arial" w:cs="Arial"/>
+        </w:rPr>
+        <w:t xml:space="preserve">: SANTOS, F. R. </w:t>
+      </w:r>
+      <w:r>
+        <w:rPr>
+          <w:rFonts w:ascii="Arial" w:eastAsia="Arial" w:hAnsi="Arial" w:cs="Arial"/>
+          <w:b/>
+          <w:bCs/>
+        </w:rPr>
+        <w:t>História do Amapá, 1</w:t>
+      </w:r>
+      <w:r>
+        <w:rPr>
+          <w:rFonts w:ascii="Arial" w:eastAsia="Arial" w:hAnsi="Arial" w:cs="Arial"/>
+        </w:rPr>
+        <w:t xml:space="preserve">º </w:t>
+      </w:r>
+      <w:r>
+        <w:rPr>
+          <w:rFonts w:ascii="Arial" w:eastAsia="Arial" w:hAnsi="Arial" w:cs="Arial"/>
+          <w:b/>
+          <w:bCs/>
+        </w:rPr>
+        <w:t>grau</w:t>
+      </w:r>
+      <w:r>
+        <w:rPr>
+          <w:rFonts w:ascii="Arial" w:eastAsia="Arial" w:hAnsi="Arial" w:cs="Arial"/>
+        </w:rPr>
+        <w:t xml:space="preserve">. 2. ed. Macapá: </w:t>
+      </w:r>
+      <w:proofErr w:type="spellStart"/>
+      <w:r>
+        <w:rPr>
+          <w:rFonts w:ascii="Arial" w:eastAsia="Arial" w:hAnsi="Arial" w:cs="Arial"/>
+        </w:rPr>
+        <w:t>Valcan</w:t>
+      </w:r>
+      <w:proofErr w:type="spellEnd"/>
+      <w:r>
+        <w:rPr>
+          <w:rFonts w:ascii="Arial" w:eastAsia="Arial" w:hAnsi="Arial" w:cs="Arial"/>
+        </w:rPr>
+        <w:t>, 1994.</w:t>
+      </w:r>
+    </w:p>
+    <w:p>
+      <w:pPr>
+        <w:spacing w:after="0" w:line="240" w:lineRule="auto"/>
+        <w:rPr>
+          <w:rFonts w:ascii="Arial" w:eastAsia="Arial" w:hAnsi="Arial" w:cs="Arial"/>
+        </w:rPr>
+      </w:pPr>
+    </w:p>
+    <w:p>
+      <w:pPr>
+        <w:spacing w:after="0" w:line="240" w:lineRule="auto"/>
+        <w:rPr>
+          <w:rFonts w:ascii="Arial" w:eastAsia="Arial" w:hAnsi="Arial" w:cs="Arial"/>
+          <w:b/>
+          <w:bCs/>
+        </w:rPr>
+      </w:pPr>
+      <w:r>
+        <w:rPr>
+          <w:rFonts w:ascii="Arial" w:eastAsia="Arial" w:hAnsi="Arial" w:cs="Arial"/>
+          <w:b/>
+          <w:bCs/>
+        </w:rPr>
+        <w:t>ARTIGO EM PERIODICO:</w:t>
+      </w:r>
+    </w:p>
+    <w:p>
+      <w:pPr>
+        <w:spacing w:after="0" w:line="240" w:lineRule="auto"/>
+        <w:jc w:val="both"/>
+        <w:rPr>
+          <w:rFonts w:ascii="Arial" w:eastAsia="Arial" w:hAnsi="Arial" w:cs="Arial"/>
+        </w:rPr>
+      </w:pPr>
+      <w:r>
+        <w:rPr>
+          <w:rFonts w:ascii="Arial" w:eastAsia="Arial" w:hAnsi="Arial" w:cs="Arial"/>
+        </w:rPr>
+        <w:t xml:space="preserve">SOBRENOME DO(s) </w:t>
       </w:r>
       <w:proofErr w:type="gramStart"/>
       <w:r>
@@ -3737,21 +5378,21 @@
         <w:rPr>
           <w:rFonts w:ascii="Arial" w:eastAsia="Arial" w:hAnsi="Arial" w:cs="Arial"/>
         </w:rPr>
-        <w:t xml:space="preserve">es), Nome do livro. </w:t>
-      </w:r>
-      <w:r>
-        <w:rPr>
-          <w:rFonts w:ascii="Arial" w:eastAsia="Arial" w:hAnsi="Arial" w:cs="Arial"/>
-          <w:b/>
-          <w:bCs/>
-        </w:rPr>
-        <w:t>Título:</w:t>
-      </w:r>
-      <w:r>
-        <w:rPr>
-          <w:rFonts w:ascii="Arial" w:eastAsia="Arial" w:hAnsi="Arial" w:cs="Arial"/>
-        </w:rPr>
-        <w:t xml:space="preserve"> subtítulo. Edição (abreviada, se houver). Local: Editora, ano.</w:t>
+        <w:t xml:space="preserve">es), Nome. Nome do artigo. </w:t>
+      </w:r>
+      <w:r>
+        <w:rPr>
+          <w:rFonts w:ascii="Arial" w:eastAsia="Arial" w:hAnsi="Arial" w:cs="Arial"/>
+          <w:b/>
+          <w:bCs/>
+        </w:rPr>
+        <w:t xml:space="preserve">Nome completo da revista. </w:t>
+      </w:r>
+      <w:r>
+        <w:rPr>
+          <w:rFonts w:ascii="Arial" w:eastAsia="Arial" w:hAnsi="Arial" w:cs="Arial"/>
+        </w:rPr>
+        <w:t>Volume (v), Número (n), páginas (p.), mês, ano. Disponível em: &lt;endereço eletrônico&gt; Acesso em: dia, mês, ano.</w:t>
       </w:r>
     </w:p>
     <w:p>
@@ -3765,6 +5406,7 @@
     <w:p>
       <w:pPr>
         <w:spacing w:after="0" w:line="240" w:lineRule="auto"/>
+        <w:jc w:val="both"/>
         <w:rPr>
           <w:rFonts w:ascii="Arial" w:eastAsia="Arial" w:hAnsi="Arial" w:cs="Arial"/>
           <w:b/>
@@ -3783,37 +5425,272 @@
     <w:p>
       <w:pPr>
         <w:spacing w:after="0" w:line="240" w:lineRule="auto"/>
-        <w:rPr>
-          <w:rFonts w:ascii="Arial" w:eastAsia="Arial" w:hAnsi="Arial" w:cs="Arial"/>
-          <w:b/>
-          <w:bCs/>
-        </w:rPr>
-      </w:pPr>
-      <w:r>
-        <w:rPr>
-          <w:rFonts w:ascii="Arial" w:eastAsia="Arial" w:hAnsi="Arial" w:cs="Arial"/>
-        </w:rPr>
-        <w:t>SANTOS, F. R. A colon</w:t>
-      </w:r>
-      <w:r>
-        <w:rPr>
-          <w:rFonts w:ascii="Arial" w:eastAsia="Arial" w:hAnsi="Arial" w:cs="Arial"/>
-        </w:rPr>
-        <w:t xml:space="preserve">ização da terra do </w:t>
+        <w:jc w:val="both"/>
+        <w:rPr>
+          <w:rFonts w:ascii="Arial" w:eastAsia="Arial" w:hAnsi="Arial" w:cs="Arial"/>
+          <w:b/>
+          <w:bCs/>
+        </w:rPr>
+      </w:pPr>
+      <w:r>
+        <w:rPr>
+          <w:rFonts w:ascii="Arial" w:eastAsia="Arial" w:hAnsi="Arial" w:cs="Arial"/>
+        </w:rPr>
+        <w:t>DECONTI, D.; RIBEIRO, M. F.; RASEIRA, M. C. B.; PETERS, J. A.; BIANCHI, V. J. Caracterização anatômico-fisiológica da compatibilidade reprodutiva de ameixeira-japonesa. </w:t>
+      </w:r>
+      <w:r>
+        <w:rPr>
+          <w:rFonts w:ascii="Arial" w:eastAsia="Arial" w:hAnsi="Arial" w:cs="Arial"/>
+          <w:b/>
+          <w:bCs/>
+        </w:rPr>
+        <w:t>Revista Brasileira de Fruticultura, </w:t>
+      </w:r>
+      <w:r>
+        <w:rPr>
+          <w:rFonts w:ascii="Arial" w:eastAsia="Arial" w:hAnsi="Arial" w:cs="Arial"/>
+        </w:rPr>
+        <w:t>Jaboticabal, v. 35, n. 3, p. 695-703, 2013.</w:t>
+      </w:r>
+    </w:p>
+    <w:p>
+      <w:pPr>
+        <w:spacing w:after="0" w:line="240" w:lineRule="auto"/>
+        <w:jc w:val="both"/>
+        <w:rPr>
+          <w:rFonts w:ascii="Arial" w:eastAsia="Arial" w:hAnsi="Arial" w:cs="Arial"/>
+        </w:rPr>
+      </w:pPr>
+    </w:p>
+    <w:p>
+      <w:pPr>
+        <w:spacing w:after="0" w:line="240" w:lineRule="auto"/>
+        <w:jc w:val="both"/>
+        <w:rPr>
+          <w:rFonts w:ascii="Arial" w:eastAsia="Arial" w:hAnsi="Arial" w:cs="Arial"/>
+          <w:b/>
+          <w:bCs/>
+        </w:rPr>
+      </w:pPr>
+      <w:r>
+        <w:rPr>
+          <w:rFonts w:ascii="Arial" w:eastAsia="Arial" w:hAnsi="Arial" w:cs="Arial"/>
+          <w:b/>
+          <w:bCs/>
+        </w:rPr>
+        <w:t>TRABALHOS ACADÊMICOS:</w:t>
+      </w:r>
+    </w:p>
+    <w:p>
+      <w:pPr>
+        <w:spacing w:after="0" w:line="240" w:lineRule="auto"/>
+        <w:jc w:val="both"/>
+        <w:rPr>
+          <w:rFonts w:ascii="Arial" w:eastAsia="Arial" w:hAnsi="Arial" w:cs="Arial"/>
+        </w:rPr>
+      </w:pPr>
+      <w:r>
+        <w:rPr>
+          <w:rFonts w:ascii="Arial" w:eastAsia="Arial" w:hAnsi="Arial" w:cs="Arial"/>
+        </w:rPr>
+        <w:t xml:space="preserve">SOBRENOME DO AUTOR, Nome. </w:t>
+      </w:r>
+      <w:r>
+        <w:rPr>
+          <w:rFonts w:ascii="Arial" w:eastAsia="Arial" w:hAnsi="Arial" w:cs="Arial"/>
+          <w:b/>
+          <w:bCs/>
+        </w:rPr>
+        <w:t>Título,</w:t>
+      </w:r>
+      <w:r>
+        <w:rPr>
+          <w:rFonts w:ascii="Arial" w:eastAsia="Arial" w:hAnsi="Arial" w:cs="Arial"/>
+        </w:rPr>
+        <w:t xml:space="preserve"> subtítulo (se houver). Ano. Número de folhas. Tipo do trabalho (tese, dissertação, trabalho de conclusão de curso e outros). Nome da faculdade, Universidade, local, ano. </w:t>
+      </w:r>
+    </w:p>
+    <w:p>
+      <w:pPr>
+        <w:spacing w:after="0" w:line="240" w:lineRule="auto"/>
+        <w:jc w:val="both"/>
+        <w:rPr>
+          <w:rFonts w:ascii="Arial" w:eastAsia="Arial" w:hAnsi="Arial" w:cs="Arial"/>
+        </w:rPr>
+      </w:pPr>
+    </w:p>
+    <w:p>
+      <w:pPr>
+        <w:spacing w:after="0" w:line="240" w:lineRule="auto"/>
+        <w:jc w:val="both"/>
+        <w:rPr>
+          <w:rFonts w:ascii="Arial" w:eastAsia="Arial" w:hAnsi="Arial" w:cs="Arial"/>
+          <w:b/>
+          <w:bCs/>
+        </w:rPr>
+      </w:pPr>
+      <w:r>
+        <w:rPr>
+          <w:rFonts w:ascii="Arial" w:eastAsia="Arial" w:hAnsi="Arial" w:cs="Arial"/>
+          <w:b/>
+          <w:bCs/>
+        </w:rPr>
+        <w:t>Ex.:</w:t>
+      </w:r>
+    </w:p>
+    <w:p>
+      <w:pPr>
+        <w:spacing w:after="0" w:line="240" w:lineRule="auto"/>
+        <w:jc w:val="both"/>
+        <w:rPr>
+          <w:rFonts w:ascii="Arial" w:eastAsia="Arial" w:hAnsi="Arial" w:cs="Arial"/>
+          <w:b/>
+          <w:bCs/>
+        </w:rPr>
+      </w:pPr>
+      <w:r>
+        <w:rPr>
+          <w:rFonts w:ascii="Arial" w:eastAsia="Arial" w:hAnsi="Arial" w:cs="Arial"/>
+        </w:rPr>
+        <w:t xml:space="preserve">AGUIAR, André Andrade de. </w:t>
+      </w:r>
+      <w:r>
+        <w:rPr>
+          <w:rFonts w:ascii="Arial" w:eastAsia="Arial" w:hAnsi="Arial" w:cs="Arial"/>
+          <w:b/>
+          <w:bCs/>
+        </w:rPr>
+        <w:t xml:space="preserve">Avaliação da microbiota bucal em pacientes sob uso crônico de penicilina e </w:t>
       </w:r>
       <w:proofErr w:type="spellStart"/>
       <w:r>
         <w:rPr>
           <w:rFonts w:ascii="Arial" w:eastAsia="Arial" w:hAnsi="Arial" w:cs="Arial"/>
-        </w:rPr>
-        <w:t>Tucujús</w:t>
+          <w:b/>
+          <w:bCs/>
+        </w:rPr>
+        <w:t>benzatina</w:t>
       </w:r>
       <w:proofErr w:type="spellEnd"/>
       <w:r>
         <w:rPr>
           <w:rFonts w:ascii="Arial" w:eastAsia="Arial" w:hAnsi="Arial" w:cs="Arial"/>
         </w:rPr>
-        <w:t xml:space="preserve">. </w:t>
+        <w:t>. 2009. 113 f. Tese (Doutorado em Cardiologia) – Faculdade de Medicina, Universidade de São Paulo, São Paulo, 2009.</w:t>
+      </w:r>
+    </w:p>
+    <w:p>
+      <w:pPr>
+        <w:spacing w:after="0" w:line="240" w:lineRule="auto"/>
+        <w:jc w:val="both"/>
+        <w:rPr>
+          <w:rFonts w:ascii="Arial" w:eastAsia="Arial" w:hAnsi="Arial" w:cs="Arial"/>
+          <w:b/>
+          <w:bCs/>
+        </w:rPr>
+      </w:pPr>
+    </w:p>
+    <w:p>
+      <w:pPr>
+        <w:spacing w:after="0" w:line="240" w:lineRule="auto"/>
+        <w:jc w:val="both"/>
+        <w:rPr>
+          <w:rFonts w:ascii="Arial" w:eastAsia="Arial" w:hAnsi="Arial" w:cs="Arial"/>
+          <w:b/>
+          <w:bCs/>
+        </w:rPr>
+      </w:pPr>
+    </w:p>
+    <w:p>
+      <w:pPr>
+        <w:spacing w:after="0" w:line="240" w:lineRule="auto"/>
+        <w:jc w:val="both"/>
+        <w:rPr>
+          <w:rFonts w:ascii="Arial" w:eastAsia="Arial" w:hAnsi="Arial" w:cs="Arial"/>
+          <w:b/>
+          <w:bCs/>
+        </w:rPr>
+      </w:pPr>
+    </w:p>
+    <w:p>
+      <w:pPr>
+        <w:spacing w:after="0" w:line="240" w:lineRule="auto"/>
+        <w:jc w:val="both"/>
+        <w:rPr>
+          <w:rFonts w:ascii="Arial" w:eastAsia="Arial" w:hAnsi="Arial" w:cs="Arial"/>
+          <w:b/>
+          <w:bCs/>
+        </w:rPr>
+      </w:pPr>
+    </w:p>
+    <w:p>
+      <w:pPr>
+        <w:spacing w:after="0" w:line="240" w:lineRule="auto"/>
+        <w:jc w:val="both"/>
+        <w:rPr>
+          <w:rFonts w:ascii="Arial" w:eastAsia="Arial" w:hAnsi="Arial" w:cs="Arial"/>
+          <w:b/>
+          <w:bCs/>
+        </w:rPr>
+      </w:pPr>
+    </w:p>
+    <w:p>
+      <w:pPr>
+        <w:spacing w:after="0" w:line="240" w:lineRule="auto"/>
+        <w:jc w:val="both"/>
+        <w:rPr>
+          <w:rFonts w:ascii="Arial" w:eastAsia="Arial" w:hAnsi="Arial" w:cs="Arial"/>
+          <w:b/>
+          <w:bCs/>
+        </w:rPr>
+      </w:pPr>
+    </w:p>
+    <w:p>
+      <w:pPr>
+        <w:spacing w:after="0" w:line="240" w:lineRule="auto"/>
+        <w:jc w:val="both"/>
+        <w:rPr>
+          <w:rFonts w:ascii="Arial" w:eastAsia="Arial" w:hAnsi="Arial" w:cs="Arial"/>
+          <w:b/>
+          <w:bCs/>
+        </w:rPr>
+      </w:pPr>
+      <w:r>
+        <w:rPr>
+          <w:rFonts w:ascii="Arial" w:eastAsia="Arial" w:hAnsi="Arial" w:cs="Arial"/>
+          <w:b/>
+          <w:bCs/>
+        </w:rPr>
+        <w:t>TRABALHOS PUBLICADOS EM EVENTOS:</w:t>
+      </w:r>
+    </w:p>
+    <w:p>
+      <w:pPr>
+        <w:spacing w:after="0" w:line="240" w:lineRule="auto"/>
+        <w:jc w:val="both"/>
+        <w:rPr>
+          <w:rFonts w:ascii="Arial" w:eastAsia="Arial" w:hAnsi="Arial" w:cs="Arial"/>
+        </w:rPr>
+      </w:pPr>
+      <w:r>
+        <w:rPr>
+          <w:rFonts w:ascii="Arial" w:eastAsia="Arial" w:hAnsi="Arial" w:cs="Arial"/>
+        </w:rPr>
+        <w:t xml:space="preserve">SOBRENOME DO(s) </w:t>
+      </w:r>
+      <w:proofErr w:type="gramStart"/>
+      <w:r>
+        <w:rPr>
+          <w:rFonts w:ascii="Arial" w:eastAsia="Arial" w:hAnsi="Arial" w:cs="Arial"/>
+        </w:rPr>
+        <w:t>AUTOR(</w:t>
+      </w:r>
+      <w:proofErr w:type="gramEnd"/>
+      <w:r>
+        <w:rPr>
+          <w:rFonts w:ascii="Arial" w:eastAsia="Arial" w:hAnsi="Arial" w:cs="Arial"/>
+        </w:rPr>
+        <w:t xml:space="preserve">es), Nome. Título do trabalho. </w:t>
       </w:r>
       <w:r>
         <w:rPr>
@@ -3821,82 +5698,50 @@
           <w:i/>
           <w:iCs/>
         </w:rPr>
-        <w:t>In</w:t>
-      </w:r>
-      <w:r>
-        <w:rPr>
-          <w:rFonts w:ascii="Arial" w:eastAsia="Arial" w:hAnsi="Arial" w:cs="Arial"/>
-        </w:rPr>
-        <w:t xml:space="preserve">: SANTOS, F. R. </w:t>
-      </w:r>
-      <w:r>
-        <w:rPr>
-          <w:rFonts w:ascii="Arial" w:eastAsia="Arial" w:hAnsi="Arial" w:cs="Arial"/>
-          <w:b/>
-          <w:bCs/>
-        </w:rPr>
-        <w:t>História do Amapá, 1</w:t>
-      </w:r>
-      <w:r>
-        <w:rPr>
-          <w:rFonts w:ascii="Arial" w:eastAsia="Arial" w:hAnsi="Arial" w:cs="Arial"/>
-        </w:rPr>
-        <w:t xml:space="preserve">º </w:t>
-      </w:r>
-      <w:r>
-        <w:rPr>
-          <w:rFonts w:ascii="Arial" w:eastAsia="Arial" w:hAnsi="Arial" w:cs="Arial"/>
-          <w:b/>
-          <w:bCs/>
-        </w:rPr>
-        <w:t>grau</w:t>
-      </w:r>
-      <w:r>
-        <w:rPr>
-          <w:rFonts w:ascii="Arial" w:eastAsia="Arial" w:hAnsi="Arial" w:cs="Arial"/>
-        </w:rPr>
-        <w:t xml:space="preserve">. 2. ed. Macapá: </w:t>
-      </w:r>
-      <w:proofErr w:type="spellStart"/>
-      <w:r>
-        <w:rPr>
-          <w:rFonts w:ascii="Arial" w:eastAsia="Arial" w:hAnsi="Arial" w:cs="Arial"/>
-        </w:rPr>
-        <w:t>Valcan</w:t>
-      </w:r>
-      <w:proofErr w:type="spellEnd"/>
-      <w:r>
-        <w:rPr>
-          <w:rFonts w:ascii="Arial" w:eastAsia="Arial" w:hAnsi="Arial" w:cs="Arial"/>
-        </w:rPr>
-        <w:t>, 1994.</w:t>
+        <w:t>In:</w:t>
+      </w:r>
+      <w:r>
+        <w:rPr>
+          <w:rFonts w:ascii="Arial" w:eastAsia="Arial" w:hAnsi="Arial" w:cs="Arial"/>
+        </w:rPr>
+        <w:t xml:space="preserve"> NOME DO ENVENTO, numeração do evento (se houver)., ano, local (cidade de realização). </w:t>
+      </w:r>
+      <w:r>
+        <w:rPr>
+          <w:rFonts w:ascii="Arial" w:eastAsia="Arial" w:hAnsi="Arial" w:cs="Arial"/>
+          <w:b/>
+          <w:bCs/>
+        </w:rPr>
+        <w:t>Título do documento</w:t>
+      </w:r>
+      <w:r>
+        <w:rPr>
+          <w:rFonts w:ascii="Arial" w:eastAsia="Arial" w:hAnsi="Arial" w:cs="Arial"/>
+        </w:rPr>
+        <w:t xml:space="preserve">[...]. Local: editora, ano. Páginas. </w:t>
       </w:r>
     </w:p>
     <w:p>
       <w:pPr>
         <w:spacing w:after="0" w:line="240" w:lineRule="auto"/>
-        <w:rPr>
-          <w:rFonts w:ascii="Arial" w:eastAsia="Arial" w:hAnsi="Arial" w:cs="Arial"/>
+        <w:jc w:val="both"/>
+        <w:rPr>
+          <w:rFonts w:ascii="Arial" w:eastAsia="Arial" w:hAnsi="Arial" w:cs="Arial"/>
+          <w:b/>
+          <w:bCs/>
         </w:rPr>
       </w:pPr>
     </w:p>
     <w:p>
       <w:pPr>
         <w:spacing w:after="0" w:line="240" w:lineRule="auto"/>
-        <w:rPr>
-          <w:rFonts w:ascii="Arial" w:eastAsia="Arial" w:hAnsi="Arial" w:cs="Arial"/>
-          <w:b/>
-          <w:bCs/>
-        </w:rPr>
-      </w:pPr>
-      <w:r>
-        <w:rPr>
-          <w:rFonts w:ascii="Arial" w:eastAsia="Arial" w:hAnsi="Arial" w:cs="Arial"/>
-          <w:b/>
-          <w:bCs/>
-        </w:rPr>
-        <w:t>ARTIGO EM PERIODICO:</w:t>
-      </w:r>
+        <w:jc w:val="both"/>
+        <w:rPr>
+          <w:rFonts w:ascii="Arial" w:eastAsia="Arial" w:hAnsi="Arial" w:cs="Arial"/>
+          <w:b/>
+          <w:bCs/>
+        </w:rPr>
+      </w:pPr>
     </w:p>
     <w:p>
       <w:pPr>
@@ -3904,361 +5749,48 @@
         <w:jc w:val="both"/>
         <w:rPr>
           <w:rFonts w:ascii="Arial" w:eastAsia="Arial" w:hAnsi="Arial" w:cs="Arial"/>
-        </w:rPr>
-      </w:pPr>
-      <w:r>
-        <w:rPr>
-          <w:rFonts w:ascii="Arial" w:eastAsia="Arial" w:hAnsi="Arial" w:cs="Arial"/>
-        </w:rPr>
-        <w:t xml:space="preserve">SOBRENOME DO(s) </w:t>
+          <w:b/>
+          <w:bCs/>
+        </w:rPr>
+      </w:pPr>
+      <w:r>
+        <w:rPr>
+          <w:rFonts w:ascii="Arial" w:eastAsia="Arial" w:hAnsi="Arial" w:cs="Arial"/>
+          <w:b/>
+          <w:bCs/>
+        </w:rPr>
+        <w:t>EX.:</w:t>
+      </w:r>
+    </w:p>
+    <w:p>
+      <w:pPr>
+        <w:spacing w:after="0" w:line="240" w:lineRule="auto"/>
+        <w:jc w:val="both"/>
+        <w:rPr>
+          <w:rFonts w:ascii="Arial" w:eastAsia="Arial" w:hAnsi="Arial" w:cs="Arial"/>
+          <w:b/>
+          <w:bCs/>
+        </w:rPr>
+      </w:pPr>
+      <w:r>
+        <w:rPr>
+          <w:rFonts w:ascii="Arial" w:eastAsia="Arial" w:hAnsi="Arial" w:cs="Arial"/>
+        </w:rPr>
+        <w:t xml:space="preserve">BRAYNER, A. R. A.; MEDEIROS, C. B. Incorporação do tempo em SGBD orientado </w:t>
       </w:r>
       <w:proofErr w:type="gramStart"/>
       <w:r>
         <w:rPr>
           <w:rFonts w:ascii="Arial" w:eastAsia="Arial" w:hAnsi="Arial" w:cs="Arial"/>
         </w:rPr>
-        <w:t>AUTOR(</w:t>
+        <w:t>a  objetos</w:t>
       </w:r>
       <w:proofErr w:type="gramEnd"/>
       <w:r>
         <w:rPr>
           <w:rFonts w:ascii="Arial" w:eastAsia="Arial" w:hAnsi="Arial" w:cs="Arial"/>
         </w:rPr>
-        <w:t xml:space="preserve">es), Nome. Nome do artigo. </w:t>
-      </w:r>
-      <w:r>
-        <w:rPr>
-          <w:rFonts w:ascii="Arial" w:eastAsia="Arial" w:hAnsi="Arial" w:cs="Arial"/>
-          <w:b/>
-          <w:bCs/>
-        </w:rPr>
-        <w:t xml:space="preserve">Nome completo da revista. </w:t>
-      </w:r>
-      <w:r>
-        <w:rPr>
-          <w:rFonts w:ascii="Arial" w:eastAsia="Arial" w:hAnsi="Arial" w:cs="Arial"/>
-        </w:rPr>
-        <w:t>Volume (v), Número (n), páginas (p.), mês, ano. Disponív</w:t>
-      </w:r>
-      <w:r>
-        <w:rPr>
-          <w:rFonts w:ascii="Arial" w:eastAsia="Arial" w:hAnsi="Arial" w:cs="Arial"/>
-        </w:rPr>
-        <w:t>el em: &lt;endereço eletrônico&gt; Acesso em: dia, mês, ano.</w:t>
-      </w:r>
-    </w:p>
-    <w:p>
-      <w:pPr>
-        <w:spacing w:after="0" w:line="240" w:lineRule="auto"/>
-        <w:rPr>
-          <w:rFonts w:ascii="Arial" w:eastAsia="Arial" w:hAnsi="Arial" w:cs="Arial"/>
-        </w:rPr>
-      </w:pPr>
-    </w:p>
-    <w:p>
-      <w:pPr>
-        <w:spacing w:after="0" w:line="240" w:lineRule="auto"/>
-        <w:jc w:val="both"/>
-        <w:rPr>
-          <w:rFonts w:ascii="Arial" w:eastAsia="Arial" w:hAnsi="Arial" w:cs="Arial"/>
-          <w:b/>
-          <w:bCs/>
-        </w:rPr>
-      </w:pPr>
-      <w:r>
-        <w:rPr>
-          <w:rFonts w:ascii="Arial" w:eastAsia="Arial" w:hAnsi="Arial" w:cs="Arial"/>
-          <w:b/>
-          <w:bCs/>
-        </w:rPr>
-        <w:t xml:space="preserve">Ex.: </w:t>
-      </w:r>
-    </w:p>
-    <w:p>
-      <w:pPr>
-        <w:spacing w:after="0" w:line="240" w:lineRule="auto"/>
-        <w:jc w:val="both"/>
-        <w:rPr>
-          <w:rFonts w:ascii="Arial" w:eastAsia="Arial" w:hAnsi="Arial" w:cs="Arial"/>
-          <w:b/>
-          <w:bCs/>
-        </w:rPr>
-      </w:pPr>
-      <w:r>
-        <w:rPr>
-          <w:rFonts w:ascii="Arial" w:eastAsia="Arial" w:hAnsi="Arial" w:cs="Arial"/>
-        </w:rPr>
-        <w:t>DECONTI, D.; RIBEIRO, M. F.; RASEIRA, M. C. B.; PETERS, J. A.; BIANCHI, V. J. Caracterização anatômico-fisiológica da compatibilidade reprodutiva de ameixeira-japonesa. </w:t>
-      </w:r>
-      <w:r>
-        <w:rPr>
-          <w:rFonts w:ascii="Arial" w:eastAsia="Arial" w:hAnsi="Arial" w:cs="Arial"/>
-          <w:b/>
-          <w:bCs/>
-        </w:rPr>
-        <w:t>Revista Brasileira de Fruticultura, </w:t>
-      </w:r>
-      <w:r>
-        <w:rPr>
-          <w:rFonts w:ascii="Arial" w:eastAsia="Arial" w:hAnsi="Arial" w:cs="Arial"/>
-        </w:rPr>
-        <w:t>Jaboticabal, v. 35, n. 3, p. 695-703, 2013.</w:t>
-      </w:r>
-    </w:p>
-    <w:p>
-      <w:pPr>
-        <w:spacing w:after="0" w:line="240" w:lineRule="auto"/>
-        <w:jc w:val="both"/>
-        <w:rPr>
-          <w:rFonts w:ascii="Arial" w:eastAsia="Arial" w:hAnsi="Arial" w:cs="Arial"/>
-        </w:rPr>
-      </w:pPr>
-    </w:p>
-    <w:p>
-      <w:pPr>
-        <w:spacing w:after="0" w:line="240" w:lineRule="auto"/>
-        <w:jc w:val="both"/>
-        <w:rPr>
-          <w:rFonts w:ascii="Arial" w:eastAsia="Arial" w:hAnsi="Arial" w:cs="Arial"/>
-          <w:b/>
-          <w:bCs/>
-        </w:rPr>
-      </w:pPr>
-      <w:r>
-        <w:rPr>
-          <w:rFonts w:ascii="Arial" w:eastAsia="Arial" w:hAnsi="Arial" w:cs="Arial"/>
-          <w:b/>
-          <w:bCs/>
-        </w:rPr>
-        <w:t>TRABAL</w:t>
-      </w:r>
-      <w:r>
-        <w:rPr>
-          <w:rFonts w:ascii="Arial" w:eastAsia="Arial" w:hAnsi="Arial" w:cs="Arial"/>
-          <w:b/>
-          <w:bCs/>
-        </w:rPr>
-        <w:t>HOS ACADÊMICOS:</w:t>
-      </w:r>
-    </w:p>
-    <w:p>
-      <w:pPr>
-        <w:spacing w:after="0" w:line="240" w:lineRule="auto"/>
-        <w:jc w:val="both"/>
-        <w:rPr>
-          <w:rFonts w:ascii="Arial" w:eastAsia="Arial" w:hAnsi="Arial" w:cs="Arial"/>
-        </w:rPr>
-      </w:pPr>
-      <w:r>
-        <w:rPr>
-          <w:rFonts w:ascii="Arial" w:eastAsia="Arial" w:hAnsi="Arial" w:cs="Arial"/>
-        </w:rPr>
-        <w:t xml:space="preserve">SOBRENOME DO AUTOR, Nome. </w:t>
-      </w:r>
-      <w:r>
-        <w:rPr>
-          <w:rFonts w:ascii="Arial" w:eastAsia="Arial" w:hAnsi="Arial" w:cs="Arial"/>
-          <w:b/>
-          <w:bCs/>
-        </w:rPr>
-        <w:t>Título,</w:t>
-      </w:r>
-      <w:r>
-        <w:rPr>
-          <w:rFonts w:ascii="Arial" w:eastAsia="Arial" w:hAnsi="Arial" w:cs="Arial"/>
-        </w:rPr>
-        <w:t xml:space="preserve"> subtítulo (se houver). Ano. Número de folhas. Tipo do trabalho (tese, dissertação, trabalho de conclusão de curso e outros). Nome da faculdade, Universidade, local, ano. </w:t>
-      </w:r>
-    </w:p>
-    <w:p>
-      <w:pPr>
-        <w:spacing w:after="0" w:line="240" w:lineRule="auto"/>
-        <w:jc w:val="both"/>
-        <w:rPr>
-          <w:rFonts w:ascii="Arial" w:eastAsia="Arial" w:hAnsi="Arial" w:cs="Arial"/>
-        </w:rPr>
-      </w:pPr>
-    </w:p>
-    <w:p>
-      <w:pPr>
-        <w:spacing w:after="0" w:line="240" w:lineRule="auto"/>
-        <w:jc w:val="both"/>
-        <w:rPr>
-          <w:rFonts w:ascii="Arial" w:eastAsia="Arial" w:hAnsi="Arial" w:cs="Arial"/>
-          <w:b/>
-          <w:bCs/>
-        </w:rPr>
-      </w:pPr>
-      <w:r>
-        <w:rPr>
-          <w:rFonts w:ascii="Arial" w:eastAsia="Arial" w:hAnsi="Arial" w:cs="Arial"/>
-          <w:b/>
-          <w:bCs/>
-        </w:rPr>
-        <w:t>Ex.:</w:t>
-      </w:r>
-    </w:p>
-    <w:p>
-      <w:pPr>
-        <w:spacing w:after="0" w:line="240" w:lineRule="auto"/>
-        <w:jc w:val="both"/>
-        <w:rPr>
-          <w:rFonts w:ascii="Arial" w:eastAsia="Arial" w:hAnsi="Arial" w:cs="Arial"/>
-          <w:b/>
-          <w:bCs/>
-        </w:rPr>
-      </w:pPr>
-      <w:r>
-        <w:rPr>
-          <w:rFonts w:ascii="Arial" w:eastAsia="Arial" w:hAnsi="Arial" w:cs="Arial"/>
-        </w:rPr>
-        <w:t xml:space="preserve">AGUIAR, André Andrade de. </w:t>
-      </w:r>
-      <w:r>
-        <w:rPr>
-          <w:rFonts w:ascii="Arial" w:eastAsia="Arial" w:hAnsi="Arial" w:cs="Arial"/>
-          <w:b/>
-          <w:bCs/>
-        </w:rPr>
-        <w:t>Avaliação da microbiota bucal em pacientes sob uso c</w:t>
-      </w:r>
-      <w:r>
-        <w:rPr>
-          <w:rFonts w:ascii="Arial" w:eastAsia="Arial" w:hAnsi="Arial" w:cs="Arial"/>
-          <w:b/>
-          <w:bCs/>
-        </w:rPr>
-        <w:t xml:space="preserve">rônico de penicilina e </w:t>
-      </w:r>
-      <w:proofErr w:type="spellStart"/>
-      <w:r>
-        <w:rPr>
-          <w:rFonts w:ascii="Arial" w:eastAsia="Arial" w:hAnsi="Arial" w:cs="Arial"/>
-          <w:b/>
-          <w:bCs/>
-        </w:rPr>
-        <w:t>benzatina</w:t>
-      </w:r>
-      <w:proofErr w:type="spellEnd"/>
-      <w:r>
-        <w:rPr>
-          <w:rFonts w:ascii="Arial" w:eastAsia="Arial" w:hAnsi="Arial" w:cs="Arial"/>
-        </w:rPr>
-        <w:t>. 2009. 113 f. Tese (Doutorado em Cardiologia) – Faculdade de Medicina, Universidade de São Paulo, São Paulo, 2009.</w:t>
-      </w:r>
-    </w:p>
-    <w:p>
-      <w:pPr>
-        <w:spacing w:after="0" w:line="240" w:lineRule="auto"/>
-        <w:jc w:val="both"/>
-        <w:rPr>
-          <w:rFonts w:ascii="Arial" w:eastAsia="Arial" w:hAnsi="Arial" w:cs="Arial"/>
-          <w:b/>
-          <w:bCs/>
-        </w:rPr>
-      </w:pPr>
-    </w:p>
-    <w:p>
-      <w:pPr>
-        <w:spacing w:after="0" w:line="240" w:lineRule="auto"/>
-        <w:jc w:val="both"/>
-        <w:rPr>
-          <w:rFonts w:ascii="Arial" w:eastAsia="Arial" w:hAnsi="Arial" w:cs="Arial"/>
-          <w:b/>
-          <w:bCs/>
-        </w:rPr>
-      </w:pPr>
-    </w:p>
-    <w:p>
-      <w:pPr>
-        <w:spacing w:after="0" w:line="240" w:lineRule="auto"/>
-        <w:jc w:val="both"/>
-        <w:rPr>
-          <w:rFonts w:ascii="Arial" w:eastAsia="Arial" w:hAnsi="Arial" w:cs="Arial"/>
-          <w:b/>
-          <w:bCs/>
-        </w:rPr>
-      </w:pPr>
-    </w:p>
-    <w:p>
-      <w:pPr>
-        <w:spacing w:after="0" w:line="240" w:lineRule="auto"/>
-        <w:jc w:val="both"/>
-        <w:rPr>
-          <w:rFonts w:ascii="Arial" w:eastAsia="Arial" w:hAnsi="Arial" w:cs="Arial"/>
-          <w:b/>
-          <w:bCs/>
-        </w:rPr>
-      </w:pPr>
-    </w:p>
-    <w:p>
-      <w:pPr>
-        <w:spacing w:after="0" w:line="240" w:lineRule="auto"/>
-        <w:jc w:val="both"/>
-        <w:rPr>
-          <w:rFonts w:ascii="Arial" w:eastAsia="Arial" w:hAnsi="Arial" w:cs="Arial"/>
-          <w:b/>
-          <w:bCs/>
-        </w:rPr>
-      </w:pPr>
-    </w:p>
-    <w:p>
-      <w:pPr>
-        <w:spacing w:after="0" w:line="240" w:lineRule="auto"/>
-        <w:jc w:val="both"/>
-        <w:rPr>
-          <w:rFonts w:ascii="Arial" w:eastAsia="Arial" w:hAnsi="Arial" w:cs="Arial"/>
-          <w:b/>
-          <w:bCs/>
-        </w:rPr>
-      </w:pPr>
-    </w:p>
-    <w:p>
-      <w:pPr>
-        <w:spacing w:after="0" w:line="240" w:lineRule="auto"/>
-        <w:jc w:val="both"/>
-        <w:rPr>
-          <w:rFonts w:ascii="Arial" w:eastAsia="Arial" w:hAnsi="Arial" w:cs="Arial"/>
-          <w:b/>
-          <w:bCs/>
-        </w:rPr>
-      </w:pPr>
-      <w:r>
-        <w:rPr>
-          <w:rFonts w:ascii="Arial" w:eastAsia="Arial" w:hAnsi="Arial" w:cs="Arial"/>
-          <w:b/>
-          <w:bCs/>
-        </w:rPr>
-        <w:t>TRABALHOS PUBLICADOS EM EVENTOS:</w:t>
-      </w:r>
-    </w:p>
-    <w:p>
-      <w:pPr>
-        <w:spacing w:after="0" w:line="240" w:lineRule="auto"/>
-        <w:jc w:val="both"/>
-        <w:rPr>
-          <w:rFonts w:ascii="Arial" w:eastAsia="Arial" w:hAnsi="Arial" w:cs="Arial"/>
-        </w:rPr>
-      </w:pPr>
-      <w:r>
-        <w:rPr>
-          <w:rFonts w:ascii="Arial" w:eastAsia="Arial" w:hAnsi="Arial" w:cs="Arial"/>
-        </w:rPr>
-        <w:t xml:space="preserve">SOBRENOME DO(s) </w:t>
-      </w:r>
-      <w:proofErr w:type="gramStart"/>
-      <w:r>
-        <w:rPr>
-          <w:rFonts w:ascii="Arial" w:eastAsia="Arial" w:hAnsi="Arial" w:cs="Arial"/>
-        </w:rPr>
-        <w:t>AUTOR(</w:t>
-      </w:r>
-      <w:proofErr w:type="gramEnd"/>
-      <w:r>
-        <w:rPr>
-          <w:rFonts w:ascii="Arial" w:eastAsia="Arial" w:hAnsi="Arial" w:cs="Arial"/>
-        </w:rPr>
-        <w:t xml:space="preserve">es), Nome. Título do trabalho. </w:t>
+        <w:t xml:space="preserve">. </w:t>
       </w:r>
       <w:r>
         <w:rPr>
@@ -4266,33 +5798,27 @@
           <w:i/>
           <w:iCs/>
         </w:rPr>
-        <w:t>In:</w:t>
-      </w:r>
-      <w:r>
-        <w:rPr>
-          <w:rFonts w:ascii="Arial" w:eastAsia="Arial" w:hAnsi="Arial" w:cs="Arial"/>
-        </w:rPr>
-        <w:t xml:space="preserve"> NOME DO ENVE</w:t>
-      </w:r>
-      <w:r>
-        <w:rPr>
-          <w:rFonts w:ascii="Arial" w:eastAsia="Arial" w:hAnsi="Arial" w:cs="Arial"/>
-        </w:rPr>
-        <w:t xml:space="preserve">NTO, numeração do evento (se houver)., ano, local (cidade de realização). </w:t>
-      </w:r>
-      <w:r>
-        <w:rPr>
-          <w:rFonts w:ascii="Arial" w:eastAsia="Arial" w:hAnsi="Arial" w:cs="Arial"/>
-          <w:b/>
-          <w:bCs/>
-        </w:rPr>
-        <w:t>Título do documento</w:t>
-      </w:r>
-      <w:r>
-        <w:rPr>
-          <w:rFonts w:ascii="Arial" w:eastAsia="Arial" w:hAnsi="Arial" w:cs="Arial"/>
-        </w:rPr>
-        <w:t xml:space="preserve">[...]. Local: editora, ano. Páginas. </w:t>
+        <w:t>In</w:t>
+      </w:r>
+      <w:r>
+        <w:rPr>
+          <w:rFonts w:ascii="Arial" w:eastAsia="Arial" w:hAnsi="Arial" w:cs="Arial"/>
+        </w:rPr>
+        <w:t xml:space="preserve">: SIMPÓSIO BRASILEIRO DE BANCO DE DADOS, 9., 1994, São Paulo. </w:t>
+      </w:r>
+      <w:r>
+        <w:rPr>
+          <w:rFonts w:ascii="Arial" w:eastAsia="Arial" w:hAnsi="Arial" w:cs="Arial"/>
+          <w:b/>
+          <w:bCs/>
+        </w:rPr>
+        <w:t xml:space="preserve">Anais </w:t>
+      </w:r>
+      <w:r>
+        <w:rPr>
+          <w:rFonts w:ascii="Arial" w:eastAsia="Arial" w:hAnsi="Arial" w:cs="Arial"/>
+        </w:rPr>
+        <w:t>[...]. São Paulo: USP, 1994. p. 16-29.</w:t>
       </w:r>
     </w:p>
     <w:p>
@@ -4333,7 +5859,7 @@
           <w:b/>
           <w:bCs/>
         </w:rPr>
-        <w:t>EX.:</w:t>
+        <w:t>MATÉRIA EM MEIO ELETRÔNICO:</w:t>
       </w:r>
     </w:p>
     <w:p>
@@ -4346,221 +5872,106 @@
           <w:bCs/>
         </w:rPr>
       </w:pPr>
-      <w:r>
-        <w:rPr>
-          <w:rFonts w:ascii="Arial" w:eastAsia="Arial" w:hAnsi="Arial" w:cs="Arial"/>
-        </w:rPr>
-        <w:t xml:space="preserve">BRAYNER, A. R. A.; MEDEIROS, C. B. Incorporação do tempo em SGBD orientado </w:t>
-      </w:r>
-      <w:proofErr w:type="gramStart"/>
-      <w:r>
-        <w:rPr>
-          <w:rFonts w:ascii="Arial" w:eastAsia="Arial" w:hAnsi="Arial" w:cs="Arial"/>
-        </w:rPr>
-        <w:t>a  objetos</w:t>
-      </w:r>
-      <w:proofErr w:type="gramEnd"/>
-      <w:r>
-        <w:rPr>
-          <w:rFonts w:ascii="Arial" w:eastAsia="Arial" w:hAnsi="Arial" w:cs="Arial"/>
-        </w:rPr>
-        <w:t xml:space="preserve">. </w:t>
+    </w:p>
+    <w:p>
+      <w:pPr>
+        <w:spacing w:after="0" w:line="240" w:lineRule="auto"/>
+        <w:jc w:val="both"/>
+        <w:rPr>
+          <w:rFonts w:ascii="Arial" w:eastAsia="Arial" w:hAnsi="Arial" w:cs="Arial"/>
+          <w:b/>
+          <w:bCs/>
+        </w:rPr>
+      </w:pPr>
+      <w:r>
+        <w:rPr>
+          <w:rFonts w:ascii="Arial" w:eastAsia="Arial" w:hAnsi="Arial" w:cs="Arial"/>
+        </w:rPr>
+        <w:t xml:space="preserve">SOBRENOME DO AUTOR, Nome. </w:t>
+      </w:r>
+      <w:r>
+        <w:rPr>
+          <w:rFonts w:ascii="Arial" w:eastAsia="Arial" w:hAnsi="Arial" w:cs="Arial"/>
+          <w:b/>
+          <w:bCs/>
+        </w:rPr>
+        <w:t xml:space="preserve">Título da matéria. </w:t>
+      </w:r>
+      <w:r>
+        <w:rPr>
+          <w:rFonts w:ascii="Arial" w:eastAsia="Arial" w:hAnsi="Arial" w:cs="Arial"/>
+        </w:rPr>
+        <w:t>Ano.</w:t>
+      </w:r>
+      <w:r>
+        <w:rPr>
+          <w:rFonts w:ascii="Arial" w:eastAsia="Arial" w:hAnsi="Arial" w:cs="Arial"/>
+          <w:b/>
+          <w:bCs/>
+        </w:rPr>
+        <w:t xml:space="preserve"> </w:t>
+      </w:r>
+      <w:r>
+        <w:rPr>
+          <w:rFonts w:ascii="Arial" w:eastAsia="Arial" w:hAnsi="Arial" w:cs="Arial"/>
+        </w:rPr>
+        <w:t>Disponível em: &lt;link&gt;. Acesso em: dia, mês (abreviado) e ano.</w:t>
+      </w:r>
+    </w:p>
+    <w:p>
+      <w:pPr>
+        <w:spacing w:after="0" w:line="240" w:lineRule="auto"/>
+        <w:jc w:val="both"/>
+        <w:rPr>
+          <w:rFonts w:ascii="Arial" w:eastAsia="Arial" w:hAnsi="Arial" w:cs="Arial"/>
+        </w:rPr>
+      </w:pPr>
+    </w:p>
+    <w:p>
+      <w:pPr>
+        <w:spacing w:after="0" w:line="240" w:lineRule="auto"/>
+        <w:jc w:val="both"/>
+        <w:rPr>
+          <w:rFonts w:ascii="Arial" w:eastAsia="Arial" w:hAnsi="Arial" w:cs="Arial"/>
+          <w:b/>
+          <w:bCs/>
+          <w:color w:val="FF0000"/>
+        </w:rPr>
+      </w:pPr>
+      <w:r>
+        <w:rPr>
+          <w:rFonts w:ascii="Arial" w:eastAsia="Arial" w:hAnsi="Arial" w:cs="Arial"/>
+          <w:b/>
+          <w:bCs/>
+          <w:color w:val="FF0000"/>
+        </w:rPr>
+        <w:t xml:space="preserve">IMPORTANTE: </w:t>
+      </w:r>
+    </w:p>
+    <w:p>
+      <w:pPr>
+        <w:spacing w:after="0" w:line="240" w:lineRule="auto"/>
+        <w:jc w:val="both"/>
+        <w:rPr>
+          <w:rFonts w:ascii="Arial" w:eastAsia="Arial" w:hAnsi="Arial" w:cs="Arial"/>
+          <w:color w:val="FF0000"/>
+        </w:rPr>
+      </w:pPr>
+      <w:r>
+        <w:rPr>
+          <w:rFonts w:ascii="Arial" w:eastAsia="Arial" w:hAnsi="Arial" w:cs="Arial"/>
+          <w:color w:val="FF0000"/>
+        </w:rPr>
+        <w:t xml:space="preserve">Para documentos </w:t>
       </w:r>
       <w:r>
         <w:rPr>
           <w:rFonts w:ascii="Arial" w:eastAsia="Arial" w:hAnsi="Arial" w:cs="Arial"/>
           <w:i/>
           <w:iCs/>
-        </w:rPr>
-        <w:t>In</w:t>
-      </w:r>
-      <w:r>
-        <w:rPr>
-          <w:rFonts w:ascii="Arial" w:eastAsia="Arial" w:hAnsi="Arial" w:cs="Arial"/>
-        </w:rPr>
-        <w:t>: SIMPÓSIO BRASILEIRO DE BANC</w:t>
-      </w:r>
-      <w:r>
-        <w:rPr>
-          <w:rFonts w:ascii="Arial" w:eastAsia="Arial" w:hAnsi="Arial" w:cs="Arial"/>
-        </w:rPr>
-        <w:t xml:space="preserve">O DE DADOS, 9., 1994, São Paulo. </w:t>
-      </w:r>
-      <w:r>
-        <w:rPr>
-          <w:rFonts w:ascii="Arial" w:eastAsia="Arial" w:hAnsi="Arial" w:cs="Arial"/>
-          <w:b/>
-          <w:bCs/>
-        </w:rPr>
-        <w:t xml:space="preserve">Anais </w:t>
-      </w:r>
-      <w:r>
-        <w:rPr>
-          <w:rFonts w:ascii="Arial" w:eastAsia="Arial" w:hAnsi="Arial" w:cs="Arial"/>
-        </w:rPr>
-        <w:t>[...]. São Paulo: USP, 1994. p. 16-29.</w:t>
-      </w:r>
-    </w:p>
-    <w:p>
-      <w:pPr>
-        <w:spacing w:after="0" w:line="240" w:lineRule="auto"/>
-        <w:jc w:val="both"/>
-        <w:rPr>
-          <w:rFonts w:ascii="Arial" w:eastAsia="Arial" w:hAnsi="Arial" w:cs="Arial"/>
-          <w:b/>
-          <w:bCs/>
-        </w:rPr>
-      </w:pPr>
-    </w:p>
-    <w:p>
-      <w:pPr>
-        <w:spacing w:after="0" w:line="240" w:lineRule="auto"/>
-        <w:jc w:val="both"/>
-        <w:rPr>
-          <w:rFonts w:ascii="Arial" w:eastAsia="Arial" w:hAnsi="Arial" w:cs="Arial"/>
-          <w:b/>
-          <w:bCs/>
-        </w:rPr>
-      </w:pPr>
-    </w:p>
-    <w:p>
-      <w:pPr>
-        <w:spacing w:after="0" w:line="240" w:lineRule="auto"/>
-        <w:jc w:val="both"/>
-        <w:rPr>
-          <w:rFonts w:ascii="Arial" w:eastAsia="Arial" w:hAnsi="Arial" w:cs="Arial"/>
-          <w:b/>
-          <w:bCs/>
-        </w:rPr>
-      </w:pPr>
-      <w:r>
-        <w:rPr>
-          <w:rFonts w:ascii="Arial" w:eastAsia="Arial" w:hAnsi="Arial" w:cs="Arial"/>
-          <w:b/>
-          <w:bCs/>
-        </w:rPr>
-        <w:t>MATÉRIA EM MEIO ELETRÔNICO:</w:t>
-      </w:r>
-    </w:p>
-    <w:p>
-      <w:pPr>
-        <w:spacing w:after="0" w:line="240" w:lineRule="auto"/>
-        <w:jc w:val="both"/>
-        <w:rPr>
-          <w:rFonts w:ascii="Arial" w:eastAsia="Arial" w:hAnsi="Arial" w:cs="Arial"/>
-          <w:b/>
-          <w:bCs/>
-        </w:rPr>
-      </w:pPr>
-    </w:p>
-    <w:p>
-      <w:pPr>
-        <w:spacing w:after="0" w:line="240" w:lineRule="auto"/>
-        <w:jc w:val="both"/>
-        <w:rPr>
-          <w:rFonts w:ascii="Arial" w:eastAsia="Arial" w:hAnsi="Arial" w:cs="Arial"/>
-          <w:b/>
-          <w:bCs/>
-        </w:rPr>
-      </w:pPr>
-      <w:r>
-        <w:rPr>
-          <w:rFonts w:ascii="Arial" w:eastAsia="Arial" w:hAnsi="Arial" w:cs="Arial"/>
-        </w:rPr>
-        <w:t xml:space="preserve">SOBRENOME DO AUTOR, Nome. </w:t>
-      </w:r>
-      <w:r>
-        <w:rPr>
-          <w:rFonts w:ascii="Arial" w:eastAsia="Arial" w:hAnsi="Arial" w:cs="Arial"/>
-          <w:b/>
-          <w:bCs/>
-        </w:rPr>
-        <w:t xml:space="preserve">Título da matéria. </w:t>
-      </w:r>
-      <w:r>
-        <w:rPr>
-          <w:rFonts w:ascii="Arial" w:eastAsia="Arial" w:hAnsi="Arial" w:cs="Arial"/>
-        </w:rPr>
-        <w:t>Ano.</w:t>
-      </w:r>
-      <w:r>
-        <w:rPr>
-          <w:rFonts w:ascii="Arial" w:eastAsia="Arial" w:hAnsi="Arial" w:cs="Arial"/>
-          <w:b/>
-          <w:bCs/>
-        </w:rPr>
-        <w:t xml:space="preserve"> </w:t>
-      </w:r>
-      <w:r>
-        <w:rPr>
-          <w:rFonts w:ascii="Arial" w:eastAsia="Arial" w:hAnsi="Arial" w:cs="Arial"/>
-        </w:rPr>
-        <w:t>Disponível em: &lt;link&gt;. Acesso em: dia, mês (abreviado) e ano.</w:t>
-      </w:r>
-    </w:p>
-    <w:p>
-      <w:pPr>
-        <w:spacing w:after="0" w:line="240" w:lineRule="auto"/>
-        <w:jc w:val="both"/>
-        <w:rPr>
-          <w:rFonts w:ascii="Arial" w:eastAsia="Arial" w:hAnsi="Arial" w:cs="Arial"/>
-        </w:rPr>
-      </w:pPr>
-    </w:p>
-    <w:p>
-      <w:pPr>
-        <w:spacing w:after="0" w:line="240" w:lineRule="auto"/>
-        <w:jc w:val="both"/>
-        <w:rPr>
-          <w:rFonts w:ascii="Arial" w:eastAsia="Arial" w:hAnsi="Arial" w:cs="Arial"/>
-          <w:b/>
-          <w:bCs/>
-          <w:color w:val="FF0000"/>
-        </w:rPr>
-      </w:pPr>
-      <w:r>
-        <w:rPr>
-          <w:rFonts w:ascii="Arial" w:eastAsia="Arial" w:hAnsi="Arial" w:cs="Arial"/>
-          <w:b/>
-          <w:bCs/>
-          <w:color w:val="FF0000"/>
-        </w:rPr>
-        <w:t xml:space="preserve">IMPORTANTE: </w:t>
-      </w:r>
-    </w:p>
-    <w:p>
-      <w:pPr>
-        <w:spacing w:after="0" w:line="240" w:lineRule="auto"/>
-        <w:jc w:val="both"/>
-        <w:rPr>
-          <w:rFonts w:ascii="Arial" w:eastAsia="Arial" w:hAnsi="Arial" w:cs="Arial"/>
-          <w:color w:val="FF0000"/>
-        </w:rPr>
-      </w:pPr>
-      <w:r>
-        <w:rPr>
-          <w:rFonts w:ascii="Arial" w:eastAsia="Arial" w:hAnsi="Arial" w:cs="Arial"/>
-          <w:color w:val="FF0000"/>
-        </w:rPr>
-        <w:t xml:space="preserve">Para documentos </w:t>
-      </w:r>
-      <w:r>
-        <w:rPr>
-          <w:rFonts w:ascii="Arial" w:eastAsia="Arial" w:hAnsi="Arial" w:cs="Arial"/>
-          <w:i/>
-          <w:iCs/>
-          <w:color w:val="FF0000"/>
-        </w:rPr>
-        <w:t>onlin</w:t>
-      </w:r>
-      <w:r>
-        <w:rPr>
-          <w:rFonts w:ascii="Arial" w:eastAsia="Arial" w:hAnsi="Arial" w:cs="Arial"/>
-          <w:i/>
-          <w:iCs/>
-          <w:color w:val="FF0000"/>
-        </w:rPr>
-        <w:t>e</w:t>
+          <w:color w:val="FF0000"/>
+        </w:rPr>
+        <w:t>online</w:t>
       </w:r>
       <w:r>
         <w:rPr>
@@ -4644,15 +6055,9 @@
         <w:rPr>
           <w:rFonts w:ascii="Arial" w:eastAsia="Arial" w:hAnsi="Arial" w:cs="Arial"/>
         </w:rPr>
-        <w:t>Campinas, v. 30, n. 3, p. 63-78, maio, 2</w:t>
-      </w:r>
-      <w:r>
-        <w:rPr>
-          <w:rFonts w:ascii="Arial" w:eastAsia="Arial" w:hAnsi="Arial" w:cs="Arial"/>
-        </w:rPr>
-        <w:t>009. Disponível em: &lt;</w:t>
-      </w:r>
-      <w:hyperlink r:id="rId14">
+        <w:t>Campinas, v. 30, n. 3, p. 63-78, maio, 2009. Disponível em: &lt;</w:t>
+      </w:r>
+      <w:hyperlink r:id="rId15">
         <w:r>
           <w:rPr>
             <w:rFonts w:ascii="Arial" w:eastAsia="Arial" w:hAnsi="Arial" w:cs="Arial"/>
@@ -6125,8 +7530,240 @@
       </w:rPr>
     </w:lvl>
   </w:abstractNum>
+  <w:abstractNum w:abstractNumId="1" w15:restartNumberingAfterBreak="0">
+    <w:nsid w:val="2ECA29D9"/>
+    <w:multiLevelType w:val="hybridMultilevel"/>
+    <w:tmpl w:val="2F2C16C2"/>
+    <w:lvl w:ilvl="0" w:tplc="04160001">
+      <w:start w:val="1"/>
+      <w:numFmt w:val="bullet"/>
+      <w:lvlText w:val=""/>
+      <w:lvlJc w:val="left"/>
+      <w:pPr>
+        <w:ind w:left="720" w:hanging="360"/>
+      </w:pPr>
+      <w:rPr>
+        <w:rFonts w:ascii="Symbol" w:hAnsi="Symbol" w:hint="default"/>
+      </w:rPr>
+    </w:lvl>
+    <w:lvl w:ilvl="1" w:tplc="04160003" w:tentative="1">
+      <w:start w:val="1"/>
+      <w:numFmt w:val="bullet"/>
+      <w:lvlText w:val="o"/>
+      <w:lvlJc w:val="left"/>
+      <w:pPr>
+        <w:ind w:left="1440" w:hanging="360"/>
+      </w:pPr>
+      <w:rPr>
+        <w:rFonts w:ascii="Courier New" w:hAnsi="Courier New" w:cs="Courier New" w:hint="default"/>
+      </w:rPr>
+    </w:lvl>
+    <w:lvl w:ilvl="2" w:tplc="04160005" w:tentative="1">
+      <w:start w:val="1"/>
+      <w:numFmt w:val="bullet"/>
+      <w:lvlText w:val=""/>
+      <w:lvlJc w:val="left"/>
+      <w:pPr>
+        <w:ind w:left="2160" w:hanging="360"/>
+      </w:pPr>
+      <w:rPr>
+        <w:rFonts w:ascii="Wingdings" w:hAnsi="Wingdings" w:hint="default"/>
+      </w:rPr>
+    </w:lvl>
+    <w:lvl w:ilvl="3" w:tplc="04160001" w:tentative="1">
+      <w:start w:val="1"/>
+      <w:numFmt w:val="bullet"/>
+      <w:lvlText w:val=""/>
+      <w:lvlJc w:val="left"/>
+      <w:pPr>
+        <w:ind w:left="2880" w:hanging="360"/>
+      </w:pPr>
+      <w:rPr>
+        <w:rFonts w:ascii="Symbol" w:hAnsi="Symbol" w:hint="default"/>
+      </w:rPr>
+    </w:lvl>
+    <w:lvl w:ilvl="4" w:tplc="04160003" w:tentative="1">
+      <w:start w:val="1"/>
+      <w:numFmt w:val="bullet"/>
+      <w:lvlText w:val="o"/>
+      <w:lvlJc w:val="left"/>
+      <w:pPr>
+        <w:ind w:left="3600" w:hanging="360"/>
+      </w:pPr>
+      <w:rPr>
+        <w:rFonts w:ascii="Courier New" w:hAnsi="Courier New" w:cs="Courier New" w:hint="default"/>
+      </w:rPr>
+    </w:lvl>
+    <w:lvl w:ilvl="5" w:tplc="04160005" w:tentative="1">
+      <w:start w:val="1"/>
+      <w:numFmt w:val="bullet"/>
+      <w:lvlText w:val=""/>
+      <w:lvlJc w:val="left"/>
+      <w:pPr>
+        <w:ind w:left="4320" w:hanging="360"/>
+      </w:pPr>
+      <w:rPr>
+        <w:rFonts w:ascii="Wingdings" w:hAnsi="Wingdings" w:hint="default"/>
+      </w:rPr>
+    </w:lvl>
+    <w:lvl w:ilvl="6" w:tplc="04160001" w:tentative="1">
+      <w:start w:val="1"/>
+      <w:numFmt w:val="bullet"/>
+      <w:lvlText w:val=""/>
+      <w:lvlJc w:val="left"/>
+      <w:pPr>
+        <w:ind w:left="5040" w:hanging="360"/>
+      </w:pPr>
+      <w:rPr>
+        <w:rFonts w:ascii="Symbol" w:hAnsi="Symbol" w:hint="default"/>
+      </w:rPr>
+    </w:lvl>
+    <w:lvl w:ilvl="7" w:tplc="04160003" w:tentative="1">
+      <w:start w:val="1"/>
+      <w:numFmt w:val="bullet"/>
+      <w:lvlText w:val="o"/>
+      <w:lvlJc w:val="left"/>
+      <w:pPr>
+        <w:ind w:left="5760" w:hanging="360"/>
+      </w:pPr>
+      <w:rPr>
+        <w:rFonts w:ascii="Courier New" w:hAnsi="Courier New" w:cs="Courier New" w:hint="default"/>
+      </w:rPr>
+    </w:lvl>
+    <w:lvl w:ilvl="8" w:tplc="04160005" w:tentative="1">
+      <w:start w:val="1"/>
+      <w:numFmt w:val="bullet"/>
+      <w:lvlText w:val=""/>
+      <w:lvlJc w:val="left"/>
+      <w:pPr>
+        <w:ind w:left="6480" w:hanging="360"/>
+      </w:pPr>
+      <w:rPr>
+        <w:rFonts w:ascii="Wingdings" w:hAnsi="Wingdings" w:hint="default"/>
+      </w:rPr>
+    </w:lvl>
+  </w:abstractNum>
+  <w:abstractNum w:abstractNumId="2" w15:restartNumberingAfterBreak="0">
+    <w:nsid w:val="34805F39"/>
+    <w:multiLevelType w:val="hybridMultilevel"/>
+    <w:tmpl w:val="9B9C2444"/>
+    <w:lvl w:ilvl="0" w:tplc="04160001">
+      <w:start w:val="1"/>
+      <w:numFmt w:val="bullet"/>
+      <w:lvlText w:val=""/>
+      <w:lvlJc w:val="left"/>
+      <w:pPr>
+        <w:ind w:left="720" w:hanging="360"/>
+      </w:pPr>
+      <w:rPr>
+        <w:rFonts w:ascii="Symbol" w:hAnsi="Symbol" w:hint="default"/>
+      </w:rPr>
+    </w:lvl>
+    <w:lvl w:ilvl="1" w:tplc="04160003" w:tentative="1">
+      <w:start w:val="1"/>
+      <w:numFmt w:val="bullet"/>
+      <w:lvlText w:val="o"/>
+      <w:lvlJc w:val="left"/>
+      <w:pPr>
+        <w:ind w:left="1440" w:hanging="360"/>
+      </w:pPr>
+      <w:rPr>
+        <w:rFonts w:ascii="Courier New" w:hAnsi="Courier New" w:cs="Courier New" w:hint="default"/>
+      </w:rPr>
+    </w:lvl>
+    <w:lvl w:ilvl="2" w:tplc="04160005" w:tentative="1">
+      <w:start w:val="1"/>
+      <w:numFmt w:val="bullet"/>
+      <w:lvlText w:val=""/>
+      <w:lvlJc w:val="left"/>
+      <w:pPr>
+        <w:ind w:left="2160" w:hanging="360"/>
+      </w:pPr>
+      <w:rPr>
+        <w:rFonts w:ascii="Wingdings" w:hAnsi="Wingdings" w:hint="default"/>
+      </w:rPr>
+    </w:lvl>
+    <w:lvl w:ilvl="3" w:tplc="04160001" w:tentative="1">
+      <w:start w:val="1"/>
+      <w:numFmt w:val="bullet"/>
+      <w:lvlText w:val=""/>
+      <w:lvlJc w:val="left"/>
+      <w:pPr>
+        <w:ind w:left="2880" w:hanging="360"/>
+      </w:pPr>
+      <w:rPr>
+        <w:rFonts w:ascii="Symbol" w:hAnsi="Symbol" w:hint="default"/>
+      </w:rPr>
+    </w:lvl>
+    <w:lvl w:ilvl="4" w:tplc="04160003" w:tentative="1">
+      <w:start w:val="1"/>
+      <w:numFmt w:val="bullet"/>
+      <w:lvlText w:val="o"/>
+      <w:lvlJc w:val="left"/>
+      <w:pPr>
+        <w:ind w:left="3600" w:hanging="360"/>
+      </w:pPr>
+      <w:rPr>
+        <w:rFonts w:ascii="Courier New" w:hAnsi="Courier New" w:cs="Courier New" w:hint="default"/>
+      </w:rPr>
+    </w:lvl>
+    <w:lvl w:ilvl="5" w:tplc="04160005" w:tentative="1">
+      <w:start w:val="1"/>
+      <w:numFmt w:val="bullet"/>
+      <w:lvlText w:val=""/>
+      <w:lvlJc w:val="left"/>
+      <w:pPr>
+        <w:ind w:left="4320" w:hanging="360"/>
+      </w:pPr>
+      <w:rPr>
+        <w:rFonts w:ascii="Wingdings" w:hAnsi="Wingdings" w:hint="default"/>
+      </w:rPr>
+    </w:lvl>
+    <w:lvl w:ilvl="6" w:tplc="04160001" w:tentative="1">
+      <w:start w:val="1"/>
+      <w:numFmt w:val="bullet"/>
+      <w:lvlText w:val=""/>
+      <w:lvlJc w:val="left"/>
+      <w:pPr>
+        <w:ind w:left="5040" w:hanging="360"/>
+      </w:pPr>
+      <w:rPr>
+        <w:rFonts w:ascii="Symbol" w:hAnsi="Symbol" w:hint="default"/>
+      </w:rPr>
+    </w:lvl>
+    <w:lvl w:ilvl="7" w:tplc="04160003" w:tentative="1">
+      <w:start w:val="1"/>
+      <w:numFmt w:val="bullet"/>
+      <w:lvlText w:val="o"/>
+      <w:lvlJc w:val="left"/>
+      <w:pPr>
+        <w:ind w:left="5760" w:hanging="360"/>
+      </w:pPr>
+      <w:rPr>
+        <w:rFonts w:ascii="Courier New" w:hAnsi="Courier New" w:cs="Courier New" w:hint="default"/>
+      </w:rPr>
+    </w:lvl>
+    <w:lvl w:ilvl="8" w:tplc="04160005" w:tentative="1">
+      <w:start w:val="1"/>
+      <w:numFmt w:val="bullet"/>
+      <w:lvlText w:val=""/>
+      <w:lvlJc w:val="left"/>
+      <w:pPr>
+        <w:ind w:left="6480" w:hanging="360"/>
+      </w:pPr>
+      <w:rPr>
+        <w:rFonts w:ascii="Wingdings" w:hAnsi="Wingdings" w:hint="default"/>
+      </w:rPr>
+    </w:lvl>
+  </w:abstractNum>
   <w:num w:numId="1">
     <w:abstractNumId w:val="0"/>
+  </w:num>
+  <w:num w:numId="2">
+    <w:abstractNumId w:val="1"/>
+  </w:num>
+  <w:num w:numId="3">
+    <w:abstractNumId w:val="2"/>
   </w:num>
 </w:numbering>
 </file>
@@ -6785,6 +8422,17 @@
     <w:uiPriority w:val="99"/>
     <w:rsid w:val="006A3B6C"/>
   </w:style>
+  <w:style w:type="paragraph" w:styleId="PargrafodaLista">
+    <w:name w:val="List Paragraph"/>
+    <w:basedOn w:val="Normal"/>
+    <w:uiPriority w:val="34"/>
+    <w:qFormat/>
+    <w:rsid w:val="00F57497"/>
+    <w:pPr>
+      <w:ind w:left="720"/>
+      <w:contextualSpacing/>
+    </w:pPr>
+  </w:style>
 </w:styles>
 </file>
 

--- a/ProjetorIntegrador.docx
+++ b/ProjetorIntegrador.docx
@@ -1,6 +1,6 @@
 
 <file path=word/document.xml><?xml version="1.0" encoding="utf-8"?>
-<w:document xmlns:wpc="http://schemas.microsoft.com/office/word/2010/wordprocessingCanvas" xmlns:cx="http://schemas.microsoft.com/office/drawing/2014/chartex" xmlns:cx1="http://schemas.microsoft.com/office/drawing/2015/9/8/chartex" xmlns:cx2="http://schemas.microsoft.com/office/drawing/2015/10/21/chartex" xmlns:cx3="http://schemas.microsoft.com/office/drawing/2016/5/9/chartex" xmlns:cx4="http://schemas.microsoft.com/office/drawing/2016/5/10/chartex" xmlns:cx5="http://schemas.microsoft.com/office/drawing/2016/5/11/chartex" xmlns:cx6="http://schemas.microsoft.com/office/drawing/2016/5/12/chartex" xmlns:cx7="http://schemas.microsoft.com/office/drawing/2016/5/13/chartex" xmlns:cx8="http://schemas.microsoft.com/office/drawing/2016/5/14/chartex" xmlns:mc="http://schemas.openxmlformats.org/markup-compatibility/2006" xmlns:aink="http://schemas.microsoft.com/office/drawing/2016/ink" xmlns:am3d="http://schemas.microsoft.com/office/drawing/2017/model3d" xmlns:o="urn:schemas-microsoft-com:office:office" xmlns:r="http://schemas.openxmlformats.org/officeDocument/2006/relationships" xmlns:m="http://schemas.openxmlformats.org/officeDocument/2006/math" xmlns:v="urn:schemas-microsoft-com:vml" xmlns:wp14="http://schemas.microsoft.com/office/word/2010/wordprocessingDrawing" xmlns:wp="http://schemas.openxmlformats.org/drawingml/2006/wordprocessingDrawing" xmlns:w10="urn:schemas-microsoft-com:office:word" xmlns:w="http://schemas.openxmlformats.org/wordprocessingml/2006/main" xmlns:w14="http://schemas.microsoft.com/office/word/2010/wordml" xmlns:w15="http://schemas.microsoft.com/office/word/2012/wordml" xmlns:w16cex="http://schemas.microsoft.com/office/word/2018/wordml/cex" xmlns:w16cid="http://schemas.microsoft.com/office/word/2016/wordml/cid" xmlns:w16="http://schemas.microsoft.com/office/word/2018/wordml" xmlns:w16sdtdh="http://schemas.microsoft.com/office/word/2020/wordml/sdtdatahash" xmlns:w16se="http://schemas.microsoft.com/office/word/2015/wordml/symex" xmlns:wpg="http://schemas.microsoft.com/office/word/2010/wordprocessingGroup" xmlns:wpi="http://schemas.microsoft.com/office/word/2010/wordprocessingInk" xmlns:wne="http://schemas.microsoft.com/office/word/2006/wordml" xmlns:wps="http://schemas.microsoft.com/office/word/2010/wordprocessingShape" mc:Ignorable="w14 w15 w16se w16cid w16 w16cex w16sdtdh wp14">
+<w:document xmlns:wpc="http://schemas.microsoft.com/office/word/2010/wordprocessingCanvas" xmlns:cx="http://schemas.microsoft.com/office/drawing/2014/chartex" xmlns:cx1="http://schemas.microsoft.com/office/drawing/2015/9/8/chartex" xmlns:cx2="http://schemas.microsoft.com/office/drawing/2015/10/21/chartex" xmlns:cx3="http://schemas.microsoft.com/office/drawing/2016/5/9/chartex" xmlns:cx4="http://schemas.microsoft.com/office/drawing/2016/5/10/chartex" xmlns:cx5="http://schemas.microsoft.com/office/drawing/2016/5/11/chartex" xmlns:cx6="http://schemas.microsoft.com/office/drawing/2016/5/12/chartex" xmlns:cx7="http://schemas.microsoft.com/office/drawing/2016/5/13/chartex" xmlns:cx8="http://schemas.microsoft.com/office/drawing/2016/5/14/chartex" xmlns:mc="http://schemas.openxmlformats.org/markup-compatibility/2006" xmlns:aink="http://schemas.microsoft.com/office/drawing/2016/ink" xmlns:am3d="http://schemas.microsoft.com/office/drawing/2017/model3d" xmlns:o="urn:schemas-microsoft-com:office:office" xmlns:oel="http://schemas.microsoft.com/office/2019/extlst" xmlns:r="http://schemas.openxmlformats.org/officeDocument/2006/relationships" xmlns:m="http://schemas.openxmlformats.org/officeDocument/2006/math" xmlns:v="urn:schemas-microsoft-com:vml" xmlns:wp14="http://schemas.microsoft.com/office/word/2010/wordprocessingDrawing" xmlns:wp="http://schemas.openxmlformats.org/drawingml/2006/wordprocessingDrawing" xmlns:w10="urn:schemas-microsoft-com:office:word" xmlns:w="http://schemas.openxmlformats.org/wordprocessingml/2006/main" xmlns:w14="http://schemas.microsoft.com/office/word/2010/wordml" xmlns:w15="http://schemas.microsoft.com/office/word/2012/wordml" xmlns:w16cex="http://schemas.microsoft.com/office/word/2018/wordml/cex" xmlns:w16cid="http://schemas.microsoft.com/office/word/2016/wordml/cid" xmlns:w16="http://schemas.microsoft.com/office/word/2018/wordml" xmlns:w16sdtdh="http://schemas.microsoft.com/office/word/2020/wordml/sdtdatahash" xmlns:w16se="http://schemas.microsoft.com/office/word/2015/wordml/symex" xmlns:wpg="http://schemas.microsoft.com/office/word/2010/wordprocessingGroup" xmlns:wpi="http://schemas.microsoft.com/office/word/2010/wordprocessingInk" xmlns:wne="http://schemas.microsoft.com/office/word/2006/wordml" xmlns:wps="http://schemas.microsoft.com/office/word/2010/wordprocessingShape" mc:Ignorable="w14 w15 w16se w16cid w16 w16cex w16sdtdh wp14">
   <w:body>
     <w:p>
       <w:pPr>
@@ -52,49 +52,7 @@
         <w:rPr>
           <w:rFonts w:ascii="Arial" w:eastAsia="Arial" w:hAnsi="Arial" w:cs="Arial"/>
         </w:rPr>
-        <w:t xml:space="preserve">Diego </w:t>
-      </w:r>
-      <w:proofErr w:type="spellStart"/>
-      <w:r>
-        <w:rPr>
-          <w:rFonts w:ascii="Arial" w:eastAsia="Arial" w:hAnsi="Arial" w:cs="Arial"/>
-        </w:rPr>
-        <w:t>Schueda</w:t>
-      </w:r>
-      <w:proofErr w:type="spellEnd"/>
-      <w:r>
-        <w:rPr>
-          <w:rFonts w:ascii="Arial" w:eastAsia="Arial" w:hAnsi="Arial" w:cs="Arial"/>
-        </w:rPr>
-        <w:t xml:space="preserve"> </w:t>
-      </w:r>
-      <w:proofErr w:type="spellStart"/>
-      <w:r>
-        <w:rPr>
-          <w:rFonts w:ascii="Arial" w:eastAsia="Arial" w:hAnsi="Arial" w:cs="Arial"/>
-        </w:rPr>
-        <w:t>Schapieski</w:t>
-      </w:r>
-      <w:proofErr w:type="spellEnd"/>
-      <w:r>
-        <w:rPr>
-          <w:rFonts w:ascii="Arial" w:eastAsia="Arial" w:hAnsi="Arial" w:cs="Arial"/>
-        </w:rPr>
-        <w:t xml:space="preserve">, Lucas Gabriel de Carvalho de Oliveira, Leticia </w:t>
-      </w:r>
-      <w:proofErr w:type="spellStart"/>
-      <w:r>
-        <w:rPr>
-          <w:rFonts w:ascii="Arial" w:eastAsia="Arial" w:hAnsi="Arial" w:cs="Arial"/>
-        </w:rPr>
-        <w:t>Kistenmacher</w:t>
-      </w:r>
-      <w:proofErr w:type="spellEnd"/>
-      <w:r>
-        <w:rPr>
-          <w:rFonts w:ascii="Arial" w:eastAsia="Arial" w:hAnsi="Arial" w:cs="Arial"/>
-        </w:rPr>
-        <w:t xml:space="preserve"> Fontes Da Costa</w:t>
+        <w:t>Diego Schueda Schapieski, Lucas Gabriel de Carvalho de Oliveira, Leticia Kistenmacher Fontes Da Costa</w:t>
       </w:r>
     </w:p>
     <w:p>
@@ -118,6 +76,13 @@
           <w:color w:val="FF0000"/>
         </w:rPr>
       </w:pPr>
+      <w:r>
+        <w:rPr>
+          <w:rFonts w:ascii="Arial" w:eastAsia="Arial" w:hAnsi="Arial" w:cs="Arial"/>
+          <w:color w:val="FF0000"/>
+        </w:rPr>
+        <w:t>Colocar a contextualização da importância da gestão de estoques com referencias</w:t>
+      </w:r>
     </w:p>
     <w:p>
       <w:pPr>
@@ -207,23 +172,7 @@
           <w:rFonts w:ascii="Arial" w:eastAsia="Arial" w:hAnsi="Arial" w:cs="Arial"/>
           <w:color w:val="FF0000"/>
         </w:rPr>
-        <w:t xml:space="preserve">(O texto deve estar formatado em fonte Arial, 11 </w:t>
-      </w:r>
-      <w:proofErr w:type="spellStart"/>
-      <w:r>
-        <w:rPr>
-          <w:rFonts w:ascii="Arial" w:eastAsia="Arial" w:hAnsi="Arial" w:cs="Arial"/>
-          <w:color w:val="FF0000"/>
-        </w:rPr>
-        <w:t>pts</w:t>
-      </w:r>
-      <w:proofErr w:type="spellEnd"/>
-      <w:r>
-        <w:rPr>
-          <w:rFonts w:ascii="Arial" w:eastAsia="Arial" w:hAnsi="Arial" w:cs="Arial"/>
-          <w:color w:val="FF0000"/>
-        </w:rPr>
-        <w:t xml:space="preserve">, justificado, com espaçamento de 1,5 entre linhas e espaço de uma linha entre títulos/subtítulos de seções, parágrafo de 1,25 cm). </w:t>
+        <w:t xml:space="preserve">(O texto deve estar formatado em fonte Arial, 11 pts, justificado, com espaçamento de 1,5 entre linhas e espaço de uma linha entre títulos/subtítulos de seções, parágrafo de 1,25 cm). </w:t>
       </w:r>
       <w:r>
         <w:rPr>
@@ -607,39 +556,7 @@
           <w:rFonts w:ascii="Arial" w:eastAsia="Arial" w:hAnsi="Arial" w:cs="Arial"/>
           <w:color w:val="FF0000"/>
         </w:rPr>
-        <w:t xml:space="preserve">Oliveira e </w:t>
-      </w:r>
-      <w:proofErr w:type="spellStart"/>
-      <w:r>
-        <w:rPr>
-          <w:rFonts w:ascii="Arial" w:eastAsia="Arial" w:hAnsi="Arial" w:cs="Arial"/>
-          <w:color w:val="FF0000"/>
-        </w:rPr>
-        <w:t>Leonardos</w:t>
-      </w:r>
-      <w:proofErr w:type="spellEnd"/>
-      <w:r>
-        <w:rPr>
-          <w:rFonts w:ascii="Arial" w:eastAsia="Arial" w:hAnsi="Arial" w:cs="Arial"/>
-          <w:color w:val="FF0000"/>
-        </w:rPr>
-        <w:t xml:space="preserve"> (1943, p. 446); (</w:t>
-      </w:r>
-      <w:proofErr w:type="spellStart"/>
-      <w:r>
-        <w:rPr>
-          <w:rFonts w:ascii="Arial" w:eastAsia="Arial" w:hAnsi="Arial" w:cs="Arial"/>
-          <w:color w:val="FF0000"/>
-        </w:rPr>
-        <w:t>Mumford</w:t>
-      </w:r>
-      <w:proofErr w:type="spellEnd"/>
-      <w:r>
-        <w:rPr>
-          <w:rFonts w:ascii="Arial" w:eastAsia="Arial" w:hAnsi="Arial" w:cs="Arial"/>
-          <w:color w:val="FF0000"/>
-        </w:rPr>
-        <w:t>, 1949, p. 513).</w:t>
+        <w:t>Oliveira e Leonardos (1943, p. 446); (Mumford, 1949, p. 513).</w:t>
       </w:r>
     </w:p>
     <w:p>
@@ -745,39 +662,7 @@
           <w:rFonts w:ascii="Arial" w:eastAsia="Arial" w:hAnsi="Arial" w:cs="Arial"/>
           <w:color w:val="FF0000"/>
         </w:rPr>
-        <w:t>"Não se mova, faça de conta que está morta." (</w:t>
-      </w:r>
-      <w:proofErr w:type="spellStart"/>
-      <w:r>
-        <w:rPr>
-          <w:rFonts w:ascii="Arial" w:eastAsia="Arial" w:hAnsi="Arial" w:cs="Arial"/>
-          <w:color w:val="FF0000"/>
-        </w:rPr>
-        <w:t>Clarac</w:t>
-      </w:r>
-      <w:proofErr w:type="spellEnd"/>
-      <w:r>
-        <w:rPr>
-          <w:rFonts w:ascii="Arial" w:eastAsia="Arial" w:hAnsi="Arial" w:cs="Arial"/>
-          <w:color w:val="FF0000"/>
-        </w:rPr>
-        <w:t xml:space="preserve"> </w:t>
-      </w:r>
-      <w:proofErr w:type="spellStart"/>
-      <w:r>
-        <w:rPr>
-          <w:rFonts w:ascii="Arial" w:eastAsia="Arial" w:hAnsi="Arial" w:cs="Arial"/>
-          <w:color w:val="FF0000"/>
-        </w:rPr>
-        <w:t>Bonnin</w:t>
-      </w:r>
-      <w:proofErr w:type="spellEnd"/>
-      <w:r>
-        <w:rPr>
-          <w:rFonts w:ascii="Arial" w:eastAsia="Arial" w:hAnsi="Arial" w:cs="Arial"/>
-          <w:color w:val="FF0000"/>
-        </w:rPr>
-        <w:t>, 1985, p. 72).</w:t>
+        <w:t>"Não se mova, faça de conta que está morta." (Clarac Bonnin, 1985, p. 72).</w:t>
       </w:r>
     </w:p>
     <w:p>
@@ -963,23 +848,7 @@
           <w:rFonts w:ascii="Arial" w:eastAsia="Arial" w:hAnsi="Arial" w:cs="Arial"/>
           <w:color w:val="FF0000"/>
         </w:rPr>
-        <w:t xml:space="preserve">"[...] o viés organicista da burocracia estatal e antiliberalismo da cultura política de 1937, preservado de modo encapuçado na Carta de 1946." (Vianna, 1986, p. 172 apud </w:t>
-      </w:r>
-      <w:proofErr w:type="spellStart"/>
-      <w:r>
-        <w:rPr>
-          <w:rFonts w:ascii="Arial" w:eastAsia="Arial" w:hAnsi="Arial" w:cs="Arial"/>
-          <w:color w:val="FF0000"/>
-        </w:rPr>
-        <w:t>Segatto</w:t>
-      </w:r>
-      <w:proofErr w:type="spellEnd"/>
-      <w:r>
-        <w:rPr>
-          <w:rFonts w:ascii="Arial" w:eastAsia="Arial" w:hAnsi="Arial" w:cs="Arial"/>
-          <w:color w:val="FF0000"/>
-        </w:rPr>
-        <w:t>, 1995, p. 214-215).</w:t>
+        <w:t>"[...] o viés organicista da burocracia estatal e antiliberalismo da cultura política de 1937, preservado de modo encapuçado na Carta de 1946." (Vianna, 1986, p. 172 apud Segatto, 1995, p. 214-215).</w:t>
       </w:r>
     </w:p>
     <w:p>
@@ -997,39 +866,7 @@
           <w:rFonts w:ascii="Arial" w:eastAsia="Arial" w:hAnsi="Arial" w:cs="Arial"/>
           <w:color w:val="FF0000"/>
         </w:rPr>
-        <w:t xml:space="preserve">No modelo serial de </w:t>
-      </w:r>
-      <w:proofErr w:type="spellStart"/>
-      <w:r>
-        <w:rPr>
-          <w:rFonts w:ascii="Arial" w:eastAsia="Arial" w:hAnsi="Arial" w:cs="Arial"/>
-          <w:color w:val="FF0000"/>
-        </w:rPr>
-        <w:t>Gough</w:t>
-      </w:r>
-      <w:proofErr w:type="spellEnd"/>
-      <w:r>
-        <w:rPr>
-          <w:rFonts w:ascii="Arial" w:eastAsia="Arial" w:hAnsi="Arial" w:cs="Arial"/>
-          <w:color w:val="FF0000"/>
-        </w:rPr>
-        <w:t xml:space="preserve"> (1972 apud </w:t>
-      </w:r>
-      <w:proofErr w:type="spellStart"/>
-      <w:r>
-        <w:rPr>
-          <w:rFonts w:ascii="Arial" w:eastAsia="Arial" w:hAnsi="Arial" w:cs="Arial"/>
-          <w:color w:val="FF0000"/>
-        </w:rPr>
-        <w:t>Nardi</w:t>
-      </w:r>
-      <w:proofErr w:type="spellEnd"/>
-      <w:r>
-        <w:rPr>
-          <w:rFonts w:ascii="Arial" w:eastAsia="Arial" w:hAnsi="Arial" w:cs="Arial"/>
-          <w:color w:val="FF0000"/>
-        </w:rPr>
-        <w:t>, 1993), o ato de ler envolve um processamento serial que começa com uma fixação ocular sobre o texto, prosseguindo da esquerda para a direita de forma linear.</w:t>
+        <w:t>No modelo serial de Gough (1972 apud Nardi, 1993), o ato de ler envolve um processamento serial que começa com uma fixação ocular sobre o texto, prosseguindo da esquerda para a direita de forma linear.</w:t>
       </w:r>
     </w:p>
     <w:p>
@@ -1065,23 +902,7 @@
           <w:rFonts w:ascii="Arial" w:eastAsia="Arial" w:hAnsi="Arial" w:cs="Arial"/>
           <w:color w:val="FF0000"/>
         </w:rPr>
-        <w:t xml:space="preserve">(Fonte Arial – 11 </w:t>
-      </w:r>
-      <w:proofErr w:type="spellStart"/>
-      <w:r>
-        <w:rPr>
-          <w:rFonts w:ascii="Arial" w:eastAsia="Arial" w:hAnsi="Arial" w:cs="Arial"/>
-          <w:color w:val="FF0000"/>
-        </w:rPr>
-        <w:t>pts</w:t>
-      </w:r>
-      <w:proofErr w:type="spellEnd"/>
-      <w:r>
-        <w:rPr>
-          <w:rFonts w:ascii="Arial" w:eastAsia="Arial" w:hAnsi="Arial" w:cs="Arial"/>
-          <w:color w:val="FF0000"/>
-        </w:rPr>
-        <w:t xml:space="preserve"> – Negrito – Justificado – Caixa Alta)</w:t>
+        <w:t>(Fonte Arial – 11 pts – Negrito – Justificado – Caixa Alta)</w:t>
       </w:r>
     </w:p>
     <w:p>
@@ -1153,6 +974,21 @@
         <w:rPr>
           <w:rFonts w:ascii="Arial" w:eastAsia="Arial" w:hAnsi="Arial" w:cs="Arial"/>
         </w:rPr>
+        <w:t>**Inserir um fluxograma***</w:t>
+      </w:r>
+    </w:p>
+    <w:p>
+      <w:pPr>
+        <w:spacing w:after="0" w:line="360" w:lineRule="auto"/>
+        <w:jc w:val="both"/>
+        <w:rPr>
+          <w:rFonts w:ascii="Arial" w:eastAsia="Arial" w:hAnsi="Arial" w:cs="Arial"/>
+        </w:rPr>
+      </w:pPr>
+      <w:r>
+        <w:rPr>
+          <w:rFonts w:ascii="Arial" w:eastAsia="Arial" w:hAnsi="Arial" w:cs="Arial"/>
+        </w:rPr>
         <w:t xml:space="preserve">O </w:t>
       </w:r>
       <w:r>
@@ -1177,22 +1013,7 @@
         <w:rPr>
           <w:rFonts w:ascii="Arial" w:eastAsia="Arial" w:hAnsi="Arial" w:cs="Arial"/>
         </w:rPr>
-        <w:t>, que foi recebida em formato “.</w:t>
-      </w:r>
-      <w:proofErr w:type="spellStart"/>
-      <w:r>
-        <w:rPr>
-          <w:rFonts w:ascii="Arial" w:eastAsia="Arial" w:hAnsi="Arial" w:cs="Arial"/>
-        </w:rPr>
-        <w:t>csv</w:t>
-      </w:r>
-      <w:proofErr w:type="spellEnd"/>
-      <w:proofErr w:type="gramStart"/>
-      <w:r>
-        <w:rPr>
-          <w:rFonts w:ascii="Arial" w:eastAsia="Arial" w:hAnsi="Arial" w:cs="Arial"/>
-        </w:rPr>
-        <w:t>”,</w:t>
+        <w:t>, que foi recebida em formato “.csv”,</w:t>
       </w:r>
       <w:r>
         <w:rPr>
@@ -1200,7 +1021,6 @@
         </w:rPr>
         <w:t>a</w:t>
       </w:r>
-      <w:proofErr w:type="gramEnd"/>
       <w:r>
         <w:rPr>
           <w:rFonts w:ascii="Arial" w:eastAsia="Arial" w:hAnsi="Arial" w:cs="Arial"/>
@@ -1378,14 +1198,12 @@
         </w:rPr>
         <w:t>Nos campos de “</w:t>
       </w:r>
-      <w:proofErr w:type="spellStart"/>
       <w:r>
         <w:rPr>
           <w:rFonts w:ascii="Arial" w:eastAsia="Arial" w:hAnsi="Arial" w:cs="Arial"/>
         </w:rPr>
         <w:t>Valor_Unitario</w:t>
       </w:r>
-      <w:proofErr w:type="spellEnd"/>
       <w:r>
         <w:rPr>
           <w:rFonts w:ascii="Arial" w:eastAsia="Arial" w:hAnsi="Arial" w:cs="Arial"/>
@@ -1477,21 +1295,7 @@
         <w:rPr>
           <w:rFonts w:ascii="Arial" w:eastAsia="Arial" w:hAnsi="Arial" w:cs="Arial"/>
         </w:rPr>
-        <w:t>Na coluna “</w:t>
-      </w:r>
-      <w:proofErr w:type="spellStart"/>
-      <w:r>
-        <w:rPr>
-          <w:rFonts w:ascii="Arial" w:eastAsia="Arial" w:hAnsi="Arial" w:cs="Arial"/>
-        </w:rPr>
-        <w:t>Nome_Produto</w:t>
-      </w:r>
-      <w:proofErr w:type="spellEnd"/>
-      <w:r>
-        <w:rPr>
-          <w:rFonts w:ascii="Arial" w:eastAsia="Arial" w:hAnsi="Arial" w:cs="Arial"/>
-        </w:rPr>
-        <w:t>” havia uma grande falta de padronização com dados como “Past. Freio”, “Pastilha de Freio” e “Pastilha Freio” se referindo ao mesmo produto, para casos como esse foi efetuado uma padronização na descrição.</w:t>
+        <w:t>Na coluna “Nome_Produto” havia uma grande falta de padronização com dados como “Past. Freio”, “Pastilha de Freio” e “Pastilha Freio” se referindo ao mesmo produto, para casos como esse foi efetuado uma padronização na descrição.</w:t>
       </w:r>
       <w:r>
         <w:rPr>
@@ -1509,21 +1313,7 @@
         <w:rPr>
           <w:rFonts w:ascii="Arial" w:eastAsia="Arial" w:hAnsi="Arial" w:cs="Arial"/>
         </w:rPr>
-        <w:t>na “Fornecedor” e “</w:t>
-      </w:r>
-      <w:proofErr w:type="spellStart"/>
-      <w:r>
-        <w:rPr>
-          <w:rFonts w:ascii="Arial" w:eastAsia="Arial" w:hAnsi="Arial" w:cs="Arial"/>
-        </w:rPr>
-        <w:t>Cargo_Funcionario</w:t>
-      </w:r>
-      <w:proofErr w:type="spellEnd"/>
-      <w:r>
-        <w:rPr>
-          <w:rFonts w:ascii="Arial" w:eastAsia="Arial" w:hAnsi="Arial" w:cs="Arial"/>
-        </w:rPr>
-        <w:t>” onde se encontravam dados com letras maiúsculas e o mesmo registro escrito de formas diferentes.</w:t>
+        <w:t>na “Fornecedor” e “Cargo_Funcionario” onde se encontravam dados com letras maiúsculas e o mesmo registro escrito de formas diferentes.</w:t>
       </w:r>
       <w:r>
         <w:rPr>
@@ -1574,27 +1364,13 @@
         <w:rPr>
           <w:rFonts w:ascii="Arial" w:eastAsia="Arial" w:hAnsi="Arial" w:cs="Arial"/>
         </w:rPr>
-        <w:t xml:space="preserve">utilizando </w:t>
-      </w:r>
-      <w:proofErr w:type="gramStart"/>
-      <w:r>
-        <w:rPr>
-          <w:rFonts w:ascii="Arial" w:eastAsia="Arial" w:hAnsi="Arial" w:cs="Arial"/>
-        </w:rPr>
-        <w:t xml:space="preserve">a </w:t>
-      </w:r>
-      <w:r>
-        <w:rPr>
-          <w:rFonts w:ascii="Arial" w:eastAsia="Arial" w:hAnsi="Arial" w:cs="Arial"/>
-        </w:rPr>
-        <w:t xml:space="preserve"> plataforma</w:t>
-      </w:r>
-      <w:proofErr w:type="gramEnd"/>
-      <w:r>
-        <w:rPr>
-          <w:rFonts w:ascii="Arial" w:eastAsia="Arial" w:hAnsi="Arial" w:cs="Arial"/>
-        </w:rPr>
-        <w:t xml:space="preserve"> BR Modelo,</w:t>
+        <w:t xml:space="preserve">utilizando a </w:t>
+      </w:r>
+      <w:r>
+        <w:rPr>
+          <w:rFonts w:ascii="Arial" w:eastAsia="Arial" w:hAnsi="Arial" w:cs="Arial"/>
+        </w:rPr>
+        <w:t xml:space="preserve"> plataforma BR Modelo,</w:t>
       </w:r>
       <w:r>
         <w:rPr>
@@ -1690,23 +1466,7 @@
         <w:rPr>
           <w:rFonts w:ascii="Arial" w:eastAsia="Arial" w:hAnsi="Arial" w:cs="Arial"/>
         </w:rPr>
-        <w:t xml:space="preserve">de produtos com o mesmo </w:t>
-      </w:r>
-      <w:proofErr w:type="spellStart"/>
-      <w:proofErr w:type="gramStart"/>
-      <w:r>
-        <w:rPr>
-          <w:rFonts w:ascii="Arial" w:eastAsia="Arial" w:hAnsi="Arial" w:cs="Arial"/>
-        </w:rPr>
-        <w:t>código,porém</w:t>
-      </w:r>
-      <w:proofErr w:type="spellEnd"/>
-      <w:proofErr w:type="gramEnd"/>
-      <w:r>
-        <w:rPr>
-          <w:rFonts w:ascii="Arial" w:eastAsia="Arial" w:hAnsi="Arial" w:cs="Arial"/>
-        </w:rPr>
-        <w:t xml:space="preserve"> associados a diferentes descrições e categorias, o que exigiu a normalização das infor</w:t>
+        <w:t>de produtos com o mesmo código,porém associados a diferentes descrições e categorias, o que exigiu a normalização das infor</w:t>
       </w:r>
       <w:r>
         <w:rPr>
@@ -1748,58 +1508,28 @@
         <w:rPr>
           <w:rFonts w:ascii="Arial" w:eastAsia="Arial" w:hAnsi="Arial" w:cs="Arial"/>
         </w:rPr>
-        <w:t xml:space="preserve"> tabelas fato armazenam as </w:t>
-      </w:r>
-      <w:proofErr w:type="spellStart"/>
-      <w:r>
-        <w:rPr>
-          <w:rFonts w:ascii="Arial" w:eastAsia="Arial" w:hAnsi="Arial" w:cs="Arial"/>
-        </w:rPr>
-        <w:t>métri</w:t>
-      </w:r>
-      <w:proofErr w:type="spellEnd"/>
-    </w:p>
-    <w:p>
-      <w:pPr>
-        <w:spacing w:after="0" w:line="360" w:lineRule="auto"/>
-        <w:jc w:val="both"/>
-        <w:rPr>
-          <w:rFonts w:ascii="Arial" w:eastAsia="Arial" w:hAnsi="Arial" w:cs="Arial"/>
-        </w:rPr>
-      </w:pPr>
-      <w:proofErr w:type="spellStart"/>
-      <w:r>
-        <w:rPr>
-          <w:rFonts w:ascii="Arial" w:eastAsia="Arial" w:hAnsi="Arial" w:cs="Arial"/>
-        </w:rPr>
-        <w:t>cas</w:t>
-      </w:r>
-      <w:proofErr w:type="spellEnd"/>
-      <w:r>
-        <w:rPr>
-          <w:rFonts w:ascii="Arial" w:eastAsia="Arial" w:hAnsi="Arial" w:cs="Arial"/>
-        </w:rPr>
-        <w:t xml:space="preserve"> e eventos do negócio, enquanto as tabelas dimensão concentram os atributos descritivos utilizados para análise</w:t>
-      </w:r>
-      <w:r>
-        <w:rPr>
-          <w:rFonts w:ascii="Arial" w:eastAsia="Arial" w:hAnsi="Arial" w:cs="Arial"/>
-        </w:rPr>
-        <w:t xml:space="preserve">, foram criadas onze tabelas dimensão para esta modelagem e mais </w:t>
-      </w:r>
-      <w:proofErr w:type="gramStart"/>
-      <w:r>
-        <w:rPr>
-          <w:rFonts w:ascii="Arial" w:eastAsia="Arial" w:hAnsi="Arial" w:cs="Arial"/>
-        </w:rPr>
-        <w:t>uma fato</w:t>
-      </w:r>
-      <w:proofErr w:type="gramEnd"/>
-      <w:r>
-        <w:rPr>
-          <w:rFonts w:ascii="Arial" w:eastAsia="Arial" w:hAnsi="Arial" w:cs="Arial"/>
-        </w:rPr>
-        <w:t>.</w:t>
+        <w:t xml:space="preserve"> tabelas fato armazenam as métri</w:t>
+      </w:r>
+    </w:p>
+    <w:p>
+      <w:pPr>
+        <w:spacing w:after="0" w:line="360" w:lineRule="auto"/>
+        <w:jc w:val="both"/>
+        <w:rPr>
+          <w:rFonts w:ascii="Arial" w:eastAsia="Arial" w:hAnsi="Arial" w:cs="Arial"/>
+        </w:rPr>
+      </w:pPr>
+      <w:r>
+        <w:rPr>
+          <w:rFonts w:ascii="Arial" w:eastAsia="Arial" w:hAnsi="Arial" w:cs="Arial"/>
+        </w:rPr>
+        <w:t>cas e eventos do negócio, enquanto as tabelas dimensão concentram os atributos descritivos utilizados para análise</w:t>
+      </w:r>
+      <w:r>
+        <w:rPr>
+          <w:rFonts w:ascii="Arial" w:eastAsia="Arial" w:hAnsi="Arial" w:cs="Arial"/>
+        </w:rPr>
+        <w:t>, foram criadas onze tabelas dimensão para esta modelagem e mais uma fato.</w:t>
       </w:r>
       <w:r>
         <w:rPr>
@@ -1826,21 +1556,7 @@
         <w:rPr>
           <w:rFonts w:ascii="Arial" w:eastAsia="Arial" w:hAnsi="Arial" w:cs="Arial"/>
         </w:rPr>
-        <w:t>*****************</w:t>
-      </w:r>
-      <w:proofErr w:type="gramStart"/>
-      <w:r>
-        <w:rPr>
-          <w:rFonts w:ascii="Arial" w:eastAsia="Arial" w:hAnsi="Arial" w:cs="Arial"/>
-        </w:rPr>
-        <w:t>REVER  OS</w:t>
-      </w:r>
-      <w:proofErr w:type="gramEnd"/>
-      <w:r>
-        <w:rPr>
-          <w:rFonts w:ascii="Arial" w:eastAsia="Arial" w:hAnsi="Arial" w:cs="Arial"/>
-        </w:rPr>
-        <w:t xml:space="preserve"> NOMES DOS CAMPOS*******************</w:t>
+        <w:t>*****************REVER  OS NOMES DOS CAMPOS*******************</w:t>
       </w:r>
     </w:p>
     <w:p>
@@ -1860,49 +1576,7 @@
         <w:rPr>
           <w:rFonts w:ascii="Arial" w:eastAsia="Arial" w:hAnsi="Arial" w:cs="Arial"/>
         </w:rPr>
-        <w:t>Cidade com atributos “</w:t>
-      </w:r>
-      <w:proofErr w:type="spellStart"/>
-      <w:r>
-        <w:rPr>
-          <w:rFonts w:ascii="Arial" w:eastAsia="Arial" w:hAnsi="Arial" w:cs="Arial"/>
-        </w:rPr>
-        <w:t>Nome_cidade</w:t>
-      </w:r>
-      <w:proofErr w:type="spellEnd"/>
-      <w:r>
-        <w:rPr>
-          <w:rFonts w:ascii="Arial" w:eastAsia="Arial" w:hAnsi="Arial" w:cs="Arial"/>
-        </w:rPr>
-        <w:t>”, “Estado”</w:t>
-      </w:r>
-      <w:proofErr w:type="gramStart"/>
-      <w:r>
-        <w:rPr>
-          <w:rFonts w:ascii="Arial" w:eastAsia="Arial" w:hAnsi="Arial" w:cs="Arial"/>
-        </w:rPr>
-        <w:t>,”</w:t>
-      </w:r>
-      <w:proofErr w:type="spellStart"/>
-      <w:r>
-        <w:rPr>
-          <w:rFonts w:ascii="Arial" w:eastAsia="Arial" w:hAnsi="Arial" w:cs="Arial"/>
-        </w:rPr>
-        <w:t>Id</w:t>
-      </w:r>
-      <w:proofErr w:type="gramEnd"/>
-      <w:r>
-        <w:rPr>
-          <w:rFonts w:ascii="Arial" w:eastAsia="Arial" w:hAnsi="Arial" w:cs="Arial"/>
-        </w:rPr>
-        <w:t>_cidade</w:t>
-      </w:r>
-      <w:proofErr w:type="spellEnd"/>
-      <w:r>
-        <w:rPr>
-          <w:rFonts w:ascii="Arial" w:eastAsia="Arial" w:hAnsi="Arial" w:cs="Arial"/>
-        </w:rPr>
-        <w:t>”</w:t>
+        <w:t>Cidade com atributos “Nome_cidade”, “Estado”,”Id_cidade”</w:t>
       </w:r>
     </w:p>
     <w:p>
@@ -1922,35 +1596,7 @@
         <w:rPr>
           <w:rFonts w:ascii="Arial" w:eastAsia="Arial" w:hAnsi="Arial" w:cs="Arial"/>
         </w:rPr>
-        <w:t>Cliente com “Id_cliente”,”id_cidade”</w:t>
-      </w:r>
-      <w:proofErr w:type="gramStart"/>
-      <w:r>
-        <w:rPr>
-          <w:rFonts w:ascii="Arial" w:eastAsia="Arial" w:hAnsi="Arial" w:cs="Arial"/>
-        </w:rPr>
-        <w:t>,”Nome</w:t>
-      </w:r>
-      <w:proofErr w:type="gramEnd"/>
-      <w:r>
-        <w:rPr>
-          <w:rFonts w:ascii="Arial" w:eastAsia="Arial" w:hAnsi="Arial" w:cs="Arial"/>
-        </w:rPr>
-        <w:t>_cliente”,”</w:t>
-      </w:r>
-      <w:proofErr w:type="spellStart"/>
-      <w:r>
-        <w:rPr>
-          <w:rFonts w:ascii="Arial" w:eastAsia="Arial" w:hAnsi="Arial" w:cs="Arial"/>
-        </w:rPr>
-        <w:t>Observacoes</w:t>
-      </w:r>
-      <w:proofErr w:type="spellEnd"/>
-      <w:r>
-        <w:rPr>
-          <w:rFonts w:ascii="Arial" w:eastAsia="Arial" w:hAnsi="Arial" w:cs="Arial"/>
-        </w:rPr>
-        <w:t>”</w:t>
+        <w:t>Cliente com “Id_cliente”,”id_cidade”,”Nome_cliente”,”Observacoes”</w:t>
       </w:r>
     </w:p>
     <w:p>
@@ -1970,77 +1616,7 @@
         <w:rPr>
           <w:rFonts w:ascii="Arial" w:eastAsia="Arial" w:hAnsi="Arial" w:cs="Arial"/>
         </w:rPr>
-        <w:t>Fornecedor com “</w:t>
-      </w:r>
-      <w:proofErr w:type="spellStart"/>
-      <w:r>
-        <w:rPr>
-          <w:rFonts w:ascii="Arial" w:eastAsia="Arial" w:hAnsi="Arial" w:cs="Arial"/>
-        </w:rPr>
-        <w:t>Id_fornecedor</w:t>
-      </w:r>
-      <w:proofErr w:type="spellEnd"/>
-      <w:r>
-        <w:rPr>
-          <w:rFonts w:ascii="Arial" w:eastAsia="Arial" w:hAnsi="Arial" w:cs="Arial"/>
-        </w:rPr>
-        <w:t>”</w:t>
-      </w:r>
-      <w:proofErr w:type="gramStart"/>
-      <w:r>
-        <w:rPr>
-          <w:rFonts w:ascii="Arial" w:eastAsia="Arial" w:hAnsi="Arial" w:cs="Arial"/>
-        </w:rPr>
-        <w:t>, ”</w:t>
-      </w:r>
-      <w:proofErr w:type="spellStart"/>
-      <w:r>
-        <w:rPr>
-          <w:rFonts w:ascii="Arial" w:eastAsia="Arial" w:hAnsi="Arial" w:cs="Arial"/>
-        </w:rPr>
-        <w:t>id</w:t>
-      </w:r>
-      <w:proofErr w:type="gramEnd"/>
-      <w:r>
-        <w:rPr>
-          <w:rFonts w:ascii="Arial" w:eastAsia="Arial" w:hAnsi="Arial" w:cs="Arial"/>
-        </w:rPr>
-        <w:t>_cidade</w:t>
-      </w:r>
-      <w:proofErr w:type="spellEnd"/>
-      <w:r>
-        <w:rPr>
-          <w:rFonts w:ascii="Arial" w:eastAsia="Arial" w:hAnsi="Arial" w:cs="Arial"/>
-        </w:rPr>
-        <w:t>”, ”</w:t>
-      </w:r>
-      <w:proofErr w:type="spellStart"/>
-      <w:r>
-        <w:rPr>
-          <w:rFonts w:ascii="Arial" w:eastAsia="Arial" w:hAnsi="Arial" w:cs="Arial"/>
-        </w:rPr>
-        <w:t>Nome_fornecedor</w:t>
-      </w:r>
-      <w:proofErr w:type="spellEnd"/>
-      <w:r>
-        <w:rPr>
-          <w:rFonts w:ascii="Arial" w:eastAsia="Arial" w:hAnsi="Arial" w:cs="Arial"/>
-        </w:rPr>
-        <w:t>”, ”</w:t>
-      </w:r>
-      <w:proofErr w:type="spellStart"/>
-      <w:r>
-        <w:rPr>
-          <w:rFonts w:ascii="Arial" w:eastAsia="Arial" w:hAnsi="Arial" w:cs="Arial"/>
-        </w:rPr>
-        <w:t>Observacoes</w:t>
-      </w:r>
-      <w:proofErr w:type="spellEnd"/>
-      <w:r>
-        <w:rPr>
-          <w:rFonts w:ascii="Arial" w:eastAsia="Arial" w:hAnsi="Arial" w:cs="Arial"/>
-        </w:rPr>
-        <w:t>”</w:t>
+        <w:t>Fornecedor com “Id_fornecedor”, ”id_cidade”, ”Nome_fornecedor”, ”Observacoes”</w:t>
       </w:r>
     </w:p>
     <w:p>
@@ -2060,63 +1636,7 @@
         <w:rPr>
           <w:rFonts w:ascii="Arial" w:eastAsia="Arial" w:hAnsi="Arial" w:cs="Arial"/>
         </w:rPr>
-        <w:t>Marca com “</w:t>
-      </w:r>
-      <w:proofErr w:type="spellStart"/>
-      <w:r>
-        <w:rPr>
-          <w:rFonts w:ascii="Arial" w:eastAsia="Arial" w:hAnsi="Arial" w:cs="Arial"/>
-        </w:rPr>
-        <w:t>Id_marca</w:t>
-      </w:r>
-      <w:proofErr w:type="spellEnd"/>
-      <w:r>
-        <w:rPr>
-          <w:rFonts w:ascii="Arial" w:eastAsia="Arial" w:hAnsi="Arial" w:cs="Arial"/>
-        </w:rPr>
-        <w:t>”</w:t>
-      </w:r>
-      <w:proofErr w:type="gramStart"/>
-      <w:r>
-        <w:rPr>
-          <w:rFonts w:ascii="Arial" w:eastAsia="Arial" w:hAnsi="Arial" w:cs="Arial"/>
-        </w:rPr>
-        <w:t>, ”</w:t>
-      </w:r>
-      <w:proofErr w:type="spellStart"/>
-      <w:r>
-        <w:rPr>
-          <w:rFonts w:ascii="Arial" w:eastAsia="Arial" w:hAnsi="Arial" w:cs="Arial"/>
-        </w:rPr>
-        <w:t>Nome</w:t>
-      </w:r>
-      <w:proofErr w:type="gramEnd"/>
-      <w:r>
-        <w:rPr>
-          <w:rFonts w:ascii="Arial" w:eastAsia="Arial" w:hAnsi="Arial" w:cs="Arial"/>
-        </w:rPr>
-        <w:t>_marca</w:t>
-      </w:r>
-      <w:proofErr w:type="spellEnd"/>
-      <w:r>
-        <w:rPr>
-          <w:rFonts w:ascii="Arial" w:eastAsia="Arial" w:hAnsi="Arial" w:cs="Arial"/>
-        </w:rPr>
-        <w:t xml:space="preserve">”,” </w:t>
-      </w:r>
-      <w:proofErr w:type="spellStart"/>
-      <w:r>
-        <w:rPr>
-          <w:rFonts w:ascii="Arial" w:eastAsia="Arial" w:hAnsi="Arial" w:cs="Arial"/>
-        </w:rPr>
-        <w:t>Observacoes</w:t>
-      </w:r>
-      <w:proofErr w:type="spellEnd"/>
-      <w:r>
-        <w:rPr>
-          <w:rFonts w:ascii="Arial" w:eastAsia="Arial" w:hAnsi="Arial" w:cs="Arial"/>
-        </w:rPr>
-        <w:t>”</w:t>
+        <w:t>Marca com “Id_marca”, ”Nome_marca”,” Observacoes”</w:t>
       </w:r>
     </w:p>
     <w:p>
@@ -2136,63 +1656,8 @@
         <w:rPr>
           <w:rFonts w:ascii="Arial" w:eastAsia="Arial" w:hAnsi="Arial" w:cs="Arial"/>
         </w:rPr>
-        <w:t>Categoria com “</w:t>
-      </w:r>
-      <w:proofErr w:type="spellStart"/>
-      <w:r>
-        <w:rPr>
-          <w:rFonts w:ascii="Arial" w:eastAsia="Arial" w:hAnsi="Arial" w:cs="Arial"/>
-        </w:rPr>
-        <w:t>Id_categoria</w:t>
-      </w:r>
-      <w:proofErr w:type="spellEnd"/>
-      <w:r>
-        <w:rPr>
-          <w:rFonts w:ascii="Arial" w:eastAsia="Arial" w:hAnsi="Arial" w:cs="Arial"/>
-        </w:rPr>
-        <w:t>”</w:t>
-      </w:r>
-      <w:proofErr w:type="gramStart"/>
-      <w:r>
-        <w:rPr>
-          <w:rFonts w:ascii="Arial" w:eastAsia="Arial" w:hAnsi="Arial" w:cs="Arial"/>
-        </w:rPr>
-        <w:t>, ”</w:t>
-      </w:r>
-      <w:proofErr w:type="spellStart"/>
-      <w:r>
-        <w:rPr>
-          <w:rFonts w:ascii="Arial" w:eastAsia="Arial" w:hAnsi="Arial" w:cs="Arial"/>
-        </w:rPr>
-        <w:t>Nome</w:t>
-      </w:r>
-      <w:proofErr w:type="gramEnd"/>
-      <w:r>
-        <w:rPr>
-          <w:rFonts w:ascii="Arial" w:eastAsia="Arial" w:hAnsi="Arial" w:cs="Arial"/>
-        </w:rPr>
-        <w:t>_categoria</w:t>
-      </w:r>
-      <w:proofErr w:type="spellEnd"/>
-      <w:r>
-        <w:rPr>
-          <w:rFonts w:ascii="Arial" w:eastAsia="Arial" w:hAnsi="Arial" w:cs="Arial"/>
-        </w:rPr>
-        <w:t>”, ”</w:t>
-      </w:r>
-      <w:proofErr w:type="spellStart"/>
-      <w:r>
-        <w:rPr>
-          <w:rFonts w:ascii="Arial" w:eastAsia="Arial" w:hAnsi="Arial" w:cs="Arial"/>
-        </w:rPr>
-        <w:t>Observacoes</w:t>
-      </w:r>
-      <w:proofErr w:type="spellEnd"/>
-      <w:r>
-        <w:rPr>
-          <w:rFonts w:ascii="Arial" w:eastAsia="Arial" w:hAnsi="Arial" w:cs="Arial"/>
-        </w:rPr>
-        <w:t>”</w:t>
+        <w:lastRenderedPageBreak/>
+        <w:t>Categoria com “Id_categoria”, ”Nome_categoria”, ”Observacoes”</w:t>
       </w:r>
     </w:p>
     <w:p>
@@ -2208,62 +1673,11 @@
           <w:rFonts w:ascii="Arial" w:eastAsia="Arial" w:hAnsi="Arial" w:cs="Arial"/>
         </w:rPr>
       </w:pPr>
-      <w:proofErr w:type="spellStart"/>
-      <w:r>
-        <w:rPr>
-          <w:rFonts w:ascii="Arial" w:eastAsia="Arial" w:hAnsi="Arial" w:cs="Arial"/>
-        </w:rPr>
-        <w:lastRenderedPageBreak/>
-        <w:t>Tipo_movimentacao</w:t>
-      </w:r>
-      <w:proofErr w:type="spellEnd"/>
-      <w:r>
-        <w:rPr>
-          <w:rFonts w:ascii="Arial" w:eastAsia="Arial" w:hAnsi="Arial" w:cs="Arial"/>
-        </w:rPr>
-        <w:t xml:space="preserve"> com “id_tipo_</w:t>
-      </w:r>
-      <w:proofErr w:type="spellStart"/>
-      <w:r>
-        <w:rPr>
-          <w:rFonts w:ascii="Arial" w:eastAsia="Arial" w:hAnsi="Arial" w:cs="Arial"/>
-        </w:rPr>
-        <w:t>movimentacao</w:t>
-      </w:r>
-      <w:proofErr w:type="spellEnd"/>
-      <w:r>
-        <w:rPr>
-          <w:rFonts w:ascii="Arial" w:eastAsia="Arial" w:hAnsi="Arial" w:cs="Arial"/>
-        </w:rPr>
-        <w:t>”</w:t>
-      </w:r>
-      <w:proofErr w:type="gramStart"/>
-      <w:r>
-        <w:rPr>
-          <w:rFonts w:ascii="Arial" w:eastAsia="Arial" w:hAnsi="Arial" w:cs="Arial"/>
-        </w:rPr>
-        <w:t>,”Tipo</w:t>
-      </w:r>
-      <w:proofErr w:type="gramEnd"/>
-      <w:r>
-        <w:rPr>
-          <w:rFonts w:ascii="Arial" w:eastAsia="Arial" w:hAnsi="Arial" w:cs="Arial"/>
-        </w:rPr>
-        <w:t>”,”</w:t>
-      </w:r>
-      <w:proofErr w:type="spellStart"/>
-      <w:r>
-        <w:rPr>
-          <w:rFonts w:ascii="Arial" w:eastAsia="Arial" w:hAnsi="Arial" w:cs="Arial"/>
-        </w:rPr>
-        <w:t>Observacoes</w:t>
-      </w:r>
-      <w:proofErr w:type="spellEnd"/>
-      <w:r>
-        <w:rPr>
-          <w:rFonts w:ascii="Arial" w:eastAsia="Arial" w:hAnsi="Arial" w:cs="Arial"/>
-        </w:rPr>
-        <w:t>”</w:t>
+      <w:r>
+        <w:rPr>
+          <w:rFonts w:ascii="Arial" w:eastAsia="Arial" w:hAnsi="Arial" w:cs="Arial"/>
+        </w:rPr>
+        <w:t>Tipo_movimentacao com “id_tipo_movimentacao”,”Tipo”,”Observacoes”</w:t>
       </w:r>
     </w:p>
     <w:p>
@@ -2279,61 +1693,11 @@
           <w:rFonts w:ascii="Arial" w:eastAsia="Arial" w:hAnsi="Arial" w:cs="Arial"/>
         </w:rPr>
       </w:pPr>
-      <w:proofErr w:type="spellStart"/>
-      <w:r>
-        <w:rPr>
-          <w:rFonts w:ascii="Arial" w:eastAsia="Arial" w:hAnsi="Arial" w:cs="Arial"/>
-        </w:rPr>
-        <w:t>Funcionario</w:t>
-      </w:r>
-      <w:proofErr w:type="spellEnd"/>
-      <w:r>
-        <w:rPr>
-          <w:rFonts w:ascii="Arial" w:eastAsia="Arial" w:hAnsi="Arial" w:cs="Arial"/>
-        </w:rPr>
-        <w:t xml:space="preserve"> com “Id_</w:t>
-      </w:r>
-      <w:proofErr w:type="spellStart"/>
-      <w:r>
-        <w:rPr>
-          <w:rFonts w:ascii="Arial" w:eastAsia="Arial" w:hAnsi="Arial" w:cs="Arial"/>
-        </w:rPr>
-        <w:t>Funcionario</w:t>
-      </w:r>
-      <w:proofErr w:type="spellEnd"/>
-      <w:r>
-        <w:rPr>
-          <w:rFonts w:ascii="Arial" w:eastAsia="Arial" w:hAnsi="Arial" w:cs="Arial"/>
-        </w:rPr>
-        <w:t>”</w:t>
-      </w:r>
-      <w:proofErr w:type="gramStart"/>
-      <w:r>
-        <w:rPr>
-          <w:rFonts w:ascii="Arial" w:eastAsia="Arial" w:hAnsi="Arial" w:cs="Arial"/>
-        </w:rPr>
-        <w:t>,”Id</w:t>
-      </w:r>
-      <w:proofErr w:type="gramEnd"/>
-      <w:r>
-        <w:rPr>
-          <w:rFonts w:ascii="Arial" w:eastAsia="Arial" w:hAnsi="Arial" w:cs="Arial"/>
-        </w:rPr>
-        <w:t>_cargo”,”</w:t>
-      </w:r>
-      <w:proofErr w:type="spellStart"/>
-      <w:r>
-        <w:rPr>
-          <w:rFonts w:ascii="Arial" w:eastAsia="Arial" w:hAnsi="Arial" w:cs="Arial"/>
-        </w:rPr>
-        <w:t>Nome_Funcionario</w:t>
-      </w:r>
-      <w:proofErr w:type="spellEnd"/>
-      <w:r>
-        <w:rPr>
-          <w:rFonts w:ascii="Arial" w:eastAsia="Arial" w:hAnsi="Arial" w:cs="Arial"/>
-        </w:rPr>
-        <w:t>”</w:t>
+      <w:r>
+        <w:rPr>
+          <w:rFonts w:ascii="Arial" w:eastAsia="Arial" w:hAnsi="Arial" w:cs="Arial"/>
+        </w:rPr>
+        <w:t>Funcionario com “Id_Funcionario”,”Id_cargo”,”Nome_Funcionario”</w:t>
       </w:r>
     </w:p>
     <w:p>
@@ -2353,35 +1717,7 @@
         <w:rPr>
           <w:rFonts w:ascii="Arial" w:eastAsia="Arial" w:hAnsi="Arial" w:cs="Arial"/>
         </w:rPr>
-        <w:t>Cargo com “Id_cargo”</w:t>
-      </w:r>
-      <w:proofErr w:type="gramStart"/>
-      <w:r>
-        <w:rPr>
-          <w:rFonts w:ascii="Arial" w:eastAsia="Arial" w:hAnsi="Arial" w:cs="Arial"/>
-        </w:rPr>
-        <w:t>,”Cargo</w:t>
-      </w:r>
-      <w:proofErr w:type="gramEnd"/>
-      <w:r>
-        <w:rPr>
-          <w:rFonts w:ascii="Arial" w:eastAsia="Arial" w:hAnsi="Arial" w:cs="Arial"/>
-        </w:rPr>
-        <w:t>”,”</w:t>
-      </w:r>
-      <w:proofErr w:type="spellStart"/>
-      <w:r>
-        <w:rPr>
-          <w:rFonts w:ascii="Arial" w:eastAsia="Arial" w:hAnsi="Arial" w:cs="Arial"/>
-        </w:rPr>
-        <w:t>Observacoes</w:t>
-      </w:r>
-      <w:proofErr w:type="spellEnd"/>
-      <w:r>
-        <w:rPr>
-          <w:rFonts w:ascii="Arial" w:eastAsia="Arial" w:hAnsi="Arial" w:cs="Arial"/>
-        </w:rPr>
-        <w:t>”</w:t>
+        <w:t>Cargo com “Id_cargo”,”Cargo”,”Observacoes”</w:t>
       </w:r>
     </w:p>
     <w:p>
@@ -2401,35 +1737,7 @@
         <w:rPr>
           <w:rFonts w:ascii="Arial" w:eastAsia="Arial" w:hAnsi="Arial" w:cs="Arial"/>
         </w:rPr>
-        <w:t>Prateleira com “Id_prateleira”</w:t>
-      </w:r>
-      <w:proofErr w:type="gramStart"/>
-      <w:r>
-        <w:rPr>
-          <w:rFonts w:ascii="Arial" w:eastAsia="Arial" w:hAnsi="Arial" w:cs="Arial"/>
-        </w:rPr>
-        <w:t>,”Prateleira</w:t>
-      </w:r>
-      <w:proofErr w:type="gramEnd"/>
-      <w:r>
-        <w:rPr>
-          <w:rFonts w:ascii="Arial" w:eastAsia="Arial" w:hAnsi="Arial" w:cs="Arial"/>
-        </w:rPr>
-        <w:t>”,”</w:t>
-      </w:r>
-      <w:proofErr w:type="spellStart"/>
-      <w:r>
-        <w:rPr>
-          <w:rFonts w:ascii="Arial" w:eastAsia="Arial" w:hAnsi="Arial" w:cs="Arial"/>
-        </w:rPr>
-        <w:t>Observacoes</w:t>
-      </w:r>
-      <w:proofErr w:type="spellEnd"/>
-      <w:r>
-        <w:rPr>
-          <w:rFonts w:ascii="Arial" w:eastAsia="Arial" w:hAnsi="Arial" w:cs="Arial"/>
-        </w:rPr>
-        <w:t>”</w:t>
+        <w:t>Prateleira com “Id_prateleira”,”Prateleira”,”Observacoes”</w:t>
       </w:r>
     </w:p>
     <w:p>
@@ -2451,33 +1759,11 @@
         </w:rPr>
         <w:t>Corredor com “Id_corredor”</w:t>
       </w:r>
-      <w:proofErr w:type="gramStart"/>
-      <w:r>
-        <w:rPr>
-          <w:rFonts w:ascii="Arial" w:eastAsia="Arial" w:hAnsi="Arial" w:cs="Arial"/>
-        </w:rPr>
-        <w:t>,”Corredor</w:t>
-      </w:r>
-      <w:proofErr w:type="gramEnd"/>
-      <w:r>
-        <w:rPr>
-          <w:rFonts w:ascii="Arial" w:eastAsia="Arial" w:hAnsi="Arial" w:cs="Arial"/>
-        </w:rPr>
-        <w:t>”,”</w:t>
-      </w:r>
-      <w:proofErr w:type="spellStart"/>
-      <w:r>
-        <w:rPr>
-          <w:rFonts w:ascii="Arial" w:eastAsia="Arial" w:hAnsi="Arial" w:cs="Arial"/>
-        </w:rPr>
-        <w:t>Observacoes</w:t>
-      </w:r>
-      <w:proofErr w:type="spellEnd"/>
-      <w:r>
-        <w:rPr>
-          <w:rFonts w:ascii="Arial" w:eastAsia="Arial" w:hAnsi="Arial" w:cs="Arial"/>
-        </w:rPr>
-        <w:t>”</w:t>
+      <w:r>
+        <w:rPr>
+          <w:rFonts w:ascii="Arial" w:eastAsia="Arial" w:hAnsi="Arial" w:cs="Arial"/>
+        </w:rPr>
+        <w:t>,”Corredor”,”Observacoes”</w:t>
       </w:r>
     </w:p>
     <w:p>
@@ -2493,47 +1779,11 @@
           <w:rFonts w:ascii="Arial" w:eastAsia="Arial" w:hAnsi="Arial" w:cs="Arial"/>
         </w:rPr>
       </w:pPr>
-      <w:proofErr w:type="spellStart"/>
-      <w:r>
-        <w:rPr>
-          <w:rFonts w:ascii="Arial" w:eastAsia="Arial" w:hAnsi="Arial" w:cs="Arial"/>
-        </w:rPr>
-        <w:t>Prateleira_Corredor</w:t>
-      </w:r>
-      <w:proofErr w:type="spellEnd"/>
-      <w:r>
-        <w:rPr>
-          <w:rFonts w:ascii="Arial" w:eastAsia="Arial" w:hAnsi="Arial" w:cs="Arial"/>
-        </w:rPr>
-        <w:t xml:space="preserve"> com “Id_prateleira_corredor”</w:t>
-      </w:r>
-      <w:proofErr w:type="gramStart"/>
-      <w:r>
-        <w:rPr>
-          <w:rFonts w:ascii="Arial" w:eastAsia="Arial" w:hAnsi="Arial" w:cs="Arial"/>
-        </w:rPr>
-        <w:t>,”Id</w:t>
-      </w:r>
-      <w:proofErr w:type="gramEnd"/>
-      <w:r>
-        <w:rPr>
-          <w:rFonts w:ascii="Arial" w:eastAsia="Arial" w:hAnsi="Arial" w:cs="Arial"/>
-        </w:rPr>
-        <w:t>_prateleira”,”</w:t>
-      </w:r>
-      <w:proofErr w:type="spellStart"/>
-      <w:r>
-        <w:rPr>
-          <w:rFonts w:ascii="Arial" w:eastAsia="Arial" w:hAnsi="Arial" w:cs="Arial"/>
-        </w:rPr>
-        <w:t>Id_Corredor</w:t>
-      </w:r>
-      <w:proofErr w:type="spellEnd"/>
-      <w:r>
-        <w:rPr>
-          <w:rFonts w:ascii="Arial" w:eastAsia="Arial" w:hAnsi="Arial" w:cs="Arial"/>
-        </w:rPr>
-        <w:t>”</w:t>
+      <w:r>
+        <w:rPr>
+          <w:rFonts w:ascii="Arial" w:eastAsia="Arial" w:hAnsi="Arial" w:cs="Arial"/>
+        </w:rPr>
+        <w:t>Prateleira_Corredor com “Id_prateleira_corredor”,”Id_prateleira”,”Id_Corredor”</w:t>
       </w:r>
     </w:p>
     <w:p>
@@ -2553,35 +1803,7 @@
         <w:rPr>
           <w:rFonts w:ascii="Arial" w:eastAsia="Arial" w:hAnsi="Arial" w:cs="Arial"/>
         </w:rPr>
-        <w:t>Estoque com “Id_Estoque”</w:t>
-      </w:r>
-      <w:proofErr w:type="gramStart"/>
-      <w:r>
-        <w:rPr>
-          <w:rFonts w:ascii="Arial" w:eastAsia="Arial" w:hAnsi="Arial" w:cs="Arial"/>
-        </w:rPr>
-        <w:t>,”Id</w:t>
-      </w:r>
-      <w:proofErr w:type="gramEnd"/>
-      <w:r>
-        <w:rPr>
-          <w:rFonts w:ascii="Arial" w:eastAsia="Arial" w:hAnsi="Arial" w:cs="Arial"/>
-        </w:rPr>
-        <w:t>_Produto”,”</w:t>
-      </w:r>
-      <w:proofErr w:type="spellStart"/>
-      <w:r>
-        <w:rPr>
-          <w:rFonts w:ascii="Arial" w:eastAsia="Arial" w:hAnsi="Arial" w:cs="Arial"/>
-        </w:rPr>
-        <w:t>Estoque_Minimo</w:t>
-      </w:r>
-      <w:proofErr w:type="spellEnd"/>
-      <w:r>
-        <w:rPr>
-          <w:rFonts w:ascii="Arial" w:eastAsia="Arial" w:hAnsi="Arial" w:cs="Arial"/>
-        </w:rPr>
-        <w:t>”</w:t>
+        <w:t>Estoque com “Id_Estoque”,”Id_Produto”,”Estoque_Minimo”</w:t>
       </w:r>
     </w:p>
     <w:p>
@@ -2601,105 +1823,7 @@
         <w:rPr>
           <w:rFonts w:ascii="Arial" w:eastAsia="Arial" w:hAnsi="Arial" w:cs="Arial"/>
         </w:rPr>
-        <w:t>Produto com “</w:t>
-      </w:r>
-      <w:proofErr w:type="spellStart"/>
-      <w:r>
-        <w:rPr>
-          <w:rFonts w:ascii="Arial" w:eastAsia="Arial" w:hAnsi="Arial" w:cs="Arial"/>
-        </w:rPr>
-        <w:t>Id_produto</w:t>
-      </w:r>
-      <w:proofErr w:type="spellEnd"/>
-      <w:r>
-        <w:rPr>
-          <w:rFonts w:ascii="Arial" w:eastAsia="Arial" w:hAnsi="Arial" w:cs="Arial"/>
-        </w:rPr>
-        <w:t>”</w:t>
-      </w:r>
-      <w:proofErr w:type="gramStart"/>
-      <w:r>
-        <w:rPr>
-          <w:rFonts w:ascii="Arial" w:eastAsia="Arial" w:hAnsi="Arial" w:cs="Arial"/>
-        </w:rPr>
-        <w:t>, ”</w:t>
-      </w:r>
-      <w:proofErr w:type="spellStart"/>
-      <w:r>
-        <w:rPr>
-          <w:rFonts w:ascii="Arial" w:eastAsia="Arial" w:hAnsi="Arial" w:cs="Arial"/>
-        </w:rPr>
-        <w:t>Cod</w:t>
-      </w:r>
-      <w:proofErr w:type="gramEnd"/>
-      <w:r>
-        <w:rPr>
-          <w:rFonts w:ascii="Arial" w:eastAsia="Arial" w:hAnsi="Arial" w:cs="Arial"/>
-        </w:rPr>
-        <w:t>_produto</w:t>
-      </w:r>
-      <w:proofErr w:type="spellEnd"/>
-      <w:r>
-        <w:rPr>
-          <w:rFonts w:ascii="Arial" w:eastAsia="Arial" w:hAnsi="Arial" w:cs="Arial"/>
-        </w:rPr>
-        <w:t>”, “</w:t>
-      </w:r>
-      <w:proofErr w:type="spellStart"/>
-      <w:r>
-        <w:rPr>
-          <w:rFonts w:ascii="Arial" w:eastAsia="Arial" w:hAnsi="Arial" w:cs="Arial"/>
-        </w:rPr>
-        <w:t>Nome_produto</w:t>
-      </w:r>
-      <w:proofErr w:type="spellEnd"/>
-      <w:r>
-        <w:rPr>
-          <w:rFonts w:ascii="Arial" w:eastAsia="Arial" w:hAnsi="Arial" w:cs="Arial"/>
-        </w:rPr>
-        <w:t>”, “</w:t>
-      </w:r>
-      <w:proofErr w:type="spellStart"/>
-      <w:r>
-        <w:rPr>
-          <w:rFonts w:ascii="Arial" w:eastAsia="Arial" w:hAnsi="Arial" w:cs="Arial"/>
-        </w:rPr>
-        <w:t>id_categoria</w:t>
-      </w:r>
-      <w:proofErr w:type="spellEnd"/>
-      <w:r>
-        <w:rPr>
-          <w:rFonts w:ascii="Arial" w:eastAsia="Arial" w:hAnsi="Arial" w:cs="Arial"/>
-        </w:rPr>
-        <w:t>”, “</w:t>
-      </w:r>
-      <w:proofErr w:type="spellStart"/>
-      <w:r>
-        <w:rPr>
-          <w:rFonts w:ascii="Arial" w:eastAsia="Arial" w:hAnsi="Arial" w:cs="Arial"/>
-        </w:rPr>
-        <w:t>Id_fornecedor</w:t>
-      </w:r>
-      <w:proofErr w:type="spellEnd"/>
-      <w:r>
-        <w:rPr>
-          <w:rFonts w:ascii="Arial" w:eastAsia="Arial" w:hAnsi="Arial" w:cs="Arial"/>
-        </w:rPr>
-        <w:t>”, “</w:t>
-      </w:r>
-      <w:proofErr w:type="spellStart"/>
-      <w:r>
-        <w:rPr>
-          <w:rFonts w:ascii="Arial" w:eastAsia="Arial" w:hAnsi="Arial" w:cs="Arial"/>
-        </w:rPr>
-        <w:t>Id_marca</w:t>
-      </w:r>
-      <w:proofErr w:type="spellEnd"/>
-      <w:r>
-        <w:rPr>
-          <w:rFonts w:ascii="Arial" w:eastAsia="Arial" w:hAnsi="Arial" w:cs="Arial"/>
-        </w:rPr>
-        <w:t>”</w:t>
+        <w:t>Produto com “Id_produto”, ”Cod_produto”, “Nome_produto”, “id_categoria”, “Id_fornecedor”, “Id_marca”</w:t>
       </w:r>
     </w:p>
     <w:p>
@@ -2740,103 +1864,11 @@
           <w:rFonts w:ascii="Arial" w:eastAsia="Arial" w:hAnsi="Arial" w:cs="Arial"/>
         </w:rPr>
       </w:pPr>
-      <w:proofErr w:type="gramStart"/>
-      <w:r>
-        <w:rPr>
-          <w:rFonts w:ascii="Arial" w:eastAsia="Arial" w:hAnsi="Arial" w:cs="Arial"/>
-        </w:rPr>
-        <w:t>Registros  com</w:t>
-      </w:r>
-      <w:proofErr w:type="gramEnd"/>
-      <w:r>
-        <w:rPr>
-          <w:rFonts w:ascii="Arial" w:eastAsia="Arial" w:hAnsi="Arial" w:cs="Arial"/>
-        </w:rPr>
-        <w:t xml:space="preserve"> “</w:t>
-      </w:r>
-      <w:proofErr w:type="spellStart"/>
-      <w:r>
-        <w:rPr>
-          <w:rFonts w:ascii="Arial" w:eastAsia="Arial" w:hAnsi="Arial" w:cs="Arial"/>
-        </w:rPr>
-        <w:t>Id_registro</w:t>
-      </w:r>
-      <w:proofErr w:type="spellEnd"/>
-      <w:r>
-        <w:rPr>
-          <w:rFonts w:ascii="Arial" w:eastAsia="Arial" w:hAnsi="Arial" w:cs="Arial"/>
-        </w:rPr>
-        <w:t>”, ”</w:t>
-      </w:r>
-      <w:proofErr w:type="spellStart"/>
-      <w:r>
-        <w:rPr>
-          <w:rFonts w:ascii="Arial" w:eastAsia="Arial" w:hAnsi="Arial" w:cs="Arial"/>
-        </w:rPr>
-        <w:t>Id_eestoque_fisico</w:t>
-      </w:r>
-      <w:proofErr w:type="spellEnd"/>
-      <w:r>
-        <w:rPr>
-          <w:rFonts w:ascii="Arial" w:eastAsia="Arial" w:hAnsi="Arial" w:cs="Arial"/>
-        </w:rPr>
-        <w:t>”, ”</w:t>
-      </w:r>
-      <w:proofErr w:type="spellStart"/>
-      <w:r>
-        <w:rPr>
-          <w:rFonts w:ascii="Arial" w:eastAsia="Arial" w:hAnsi="Arial" w:cs="Arial"/>
-        </w:rPr>
-        <w:t>Id_cliente</w:t>
-      </w:r>
-      <w:proofErr w:type="spellEnd"/>
-      <w:r>
-        <w:rPr>
-          <w:rFonts w:ascii="Arial" w:eastAsia="Arial" w:hAnsi="Arial" w:cs="Arial"/>
-        </w:rPr>
-        <w:t>”, ”</w:t>
-      </w:r>
-      <w:proofErr w:type="spellStart"/>
-      <w:r>
-        <w:rPr>
-          <w:rFonts w:ascii="Arial" w:eastAsia="Arial" w:hAnsi="Arial" w:cs="Arial"/>
-        </w:rPr>
-        <w:t>Id_cidade</w:t>
-      </w:r>
-      <w:proofErr w:type="spellEnd"/>
-      <w:r>
-        <w:rPr>
-          <w:rFonts w:ascii="Arial" w:eastAsia="Arial" w:hAnsi="Arial" w:cs="Arial"/>
-        </w:rPr>
-        <w:t>”, ”Quantidade",”Valor_</w:t>
-      </w:r>
-      <w:proofErr w:type="spellStart"/>
-      <w:r>
-        <w:rPr>
-          <w:rFonts w:ascii="Arial" w:eastAsia="Arial" w:hAnsi="Arial" w:cs="Arial"/>
-        </w:rPr>
-        <w:t>unitario</w:t>
-      </w:r>
-      <w:proofErr w:type="spellEnd"/>
-      <w:r>
-        <w:rPr>
-          <w:rFonts w:ascii="Arial" w:eastAsia="Arial" w:hAnsi="Arial" w:cs="Arial"/>
-        </w:rPr>
-        <w:t>”,”</w:t>
-      </w:r>
-      <w:proofErr w:type="spellStart"/>
-      <w:r>
-        <w:rPr>
-          <w:rFonts w:ascii="Arial" w:eastAsia="Arial" w:hAnsi="Arial" w:cs="Arial"/>
-        </w:rPr>
-        <w:t>Data_movimentacao</w:t>
-      </w:r>
-      <w:proofErr w:type="spellEnd"/>
-      <w:r>
-        <w:rPr>
-          <w:rFonts w:ascii="Arial" w:eastAsia="Arial" w:hAnsi="Arial" w:cs="Arial"/>
-        </w:rPr>
-        <w:t>”</w:t>
+      <w:r>
+        <w:rPr>
+          <w:rFonts w:ascii="Arial" w:eastAsia="Arial" w:hAnsi="Arial" w:cs="Arial"/>
+        </w:rPr>
+        <w:t>Registros  com “Id_registro”, ”Id_eestoque_fisico”, ”Id_cliente”, ”Id_cidade”, ”Quantidade",”Valor_unitario”,”Data_movimentacao”</w:t>
       </w:r>
     </w:p>
     <w:p>
@@ -2883,6 +1915,7 @@
       <w:r>
         <w:rPr>
           <w:rFonts w:ascii="Arial" w:eastAsia="Arial" w:hAnsi="Arial" w:cs="Arial"/>
+          <w:noProof/>
         </w:rPr>
         <w:drawing>
           <wp:inline distT="0" distB="0" distL="0" distR="0" wp14:anchorId="08BCAD57" wp14:editId="5889A8B8">
@@ -2999,23 +2032,7 @@
           <w:rFonts w:ascii="Arial" w:eastAsia="Arial" w:hAnsi="Arial" w:cs="Arial"/>
           <w:color w:val="FF0000"/>
         </w:rPr>
-        <w:t xml:space="preserve"> (O texto deve estar formatado em fonte Arial, 11 </w:t>
-      </w:r>
-      <w:proofErr w:type="spellStart"/>
-      <w:r>
-        <w:rPr>
-          <w:rFonts w:ascii="Arial" w:eastAsia="Arial" w:hAnsi="Arial" w:cs="Arial"/>
-          <w:color w:val="FF0000"/>
-        </w:rPr>
-        <w:t>pts</w:t>
-      </w:r>
-      <w:proofErr w:type="spellEnd"/>
-      <w:r>
-        <w:rPr>
-          <w:rFonts w:ascii="Arial" w:eastAsia="Arial" w:hAnsi="Arial" w:cs="Arial"/>
-          <w:color w:val="FF0000"/>
-        </w:rPr>
-        <w:t xml:space="preserve">, justificado, com espaçamento de 1,5 entre linhas e espaço de uma linha entre títulos/subtítulos de seções, parágrafo de 1,25 cm. </w:t>
+        <w:t xml:space="preserve"> (O texto deve estar formatado em fonte Arial, 11 pts, justificado, com espaçamento de 1,5 entre linhas e espaço de uma linha entre títulos/subtítulos de seções, parágrafo de 1,25 cm. </w:t>
       </w:r>
       <w:r>
         <w:rPr>
@@ -3090,23 +2107,7 @@
           <w:rFonts w:ascii="Arial" w:eastAsia="Arial" w:hAnsi="Arial" w:cs="Arial"/>
           <w:color w:val="FF0000"/>
         </w:rPr>
-        <w:t xml:space="preserve">(Fonte Arial – 11 </w:t>
-      </w:r>
-      <w:proofErr w:type="spellStart"/>
-      <w:r>
-        <w:rPr>
-          <w:rFonts w:ascii="Arial" w:eastAsia="Arial" w:hAnsi="Arial" w:cs="Arial"/>
-          <w:color w:val="FF0000"/>
-        </w:rPr>
-        <w:t>pts</w:t>
-      </w:r>
-      <w:proofErr w:type="spellEnd"/>
-      <w:r>
-        <w:rPr>
-          <w:rFonts w:ascii="Arial" w:eastAsia="Arial" w:hAnsi="Arial" w:cs="Arial"/>
-          <w:color w:val="FF0000"/>
-        </w:rPr>
-        <w:t xml:space="preserve"> – Centralizado)</w:t>
+        <w:t>(Fonte Arial – 11 pts – Centralizado)</w:t>
       </w:r>
     </w:p>
     <w:p>
@@ -3350,27 +2351,7 @@
           <w:sz w:val="20"/>
           <w:szCs w:val="20"/>
         </w:rPr>
-        <w:t xml:space="preserve">(Fonte Arial – 10 </w:t>
-      </w:r>
-      <w:proofErr w:type="spellStart"/>
-      <w:r>
-        <w:rPr>
-          <w:rFonts w:ascii="Arial" w:eastAsia="Arial" w:hAnsi="Arial" w:cs="Arial"/>
-          <w:color w:val="FF0000"/>
-          <w:sz w:val="20"/>
-          <w:szCs w:val="20"/>
-        </w:rPr>
-        <w:t>pts</w:t>
-      </w:r>
-      <w:proofErr w:type="spellEnd"/>
-      <w:r>
-        <w:rPr>
-          <w:rFonts w:ascii="Arial" w:eastAsia="Arial" w:hAnsi="Arial" w:cs="Arial"/>
-          <w:color w:val="FF0000"/>
-          <w:sz w:val="20"/>
-          <w:szCs w:val="20"/>
-        </w:rPr>
-        <w:t xml:space="preserve"> – Centralizado)</w:t>
+        <w:t>(Fonte Arial – 10 pts – Centralizado)</w:t>
       </w:r>
     </w:p>
     <w:p>
@@ -3407,23 +2388,7 @@
           <w:rFonts w:ascii="Arial" w:eastAsia="Arial" w:hAnsi="Arial" w:cs="Arial"/>
           <w:color w:val="FF0000"/>
         </w:rPr>
-        <w:t xml:space="preserve">(Fonte Arial – 11 </w:t>
-      </w:r>
-      <w:proofErr w:type="spellStart"/>
-      <w:r>
-        <w:rPr>
-          <w:rFonts w:ascii="Arial" w:eastAsia="Arial" w:hAnsi="Arial" w:cs="Arial"/>
-          <w:color w:val="FF0000"/>
-        </w:rPr>
-        <w:t>pts</w:t>
-      </w:r>
-      <w:proofErr w:type="spellEnd"/>
-      <w:r>
-        <w:rPr>
-          <w:rFonts w:ascii="Arial" w:eastAsia="Arial" w:hAnsi="Arial" w:cs="Arial"/>
-          <w:color w:val="FF0000"/>
-        </w:rPr>
-        <w:t xml:space="preserve"> – Negrito – Justificado – Caixa Alta)</w:t>
+        <w:t>(Fonte Arial – 11 pts – Negrito – Justificado – Caixa Alta)</w:t>
       </w:r>
     </w:p>
     <w:p>
@@ -3462,23 +2427,7 @@
           <w:rFonts w:ascii="Arial" w:eastAsia="Arial" w:hAnsi="Arial" w:cs="Arial"/>
           <w:color w:val="FF0000"/>
         </w:rPr>
-        <w:t xml:space="preserve">(O texto deve estar formatado em fonte Arial, 11 </w:t>
-      </w:r>
-      <w:proofErr w:type="spellStart"/>
-      <w:r>
-        <w:rPr>
-          <w:rFonts w:ascii="Arial" w:eastAsia="Arial" w:hAnsi="Arial" w:cs="Arial"/>
-          <w:color w:val="FF0000"/>
-        </w:rPr>
-        <w:t>pts</w:t>
-      </w:r>
-      <w:proofErr w:type="spellEnd"/>
-      <w:r>
-        <w:rPr>
-          <w:rFonts w:ascii="Arial" w:eastAsia="Arial" w:hAnsi="Arial" w:cs="Arial"/>
-          <w:color w:val="FF0000"/>
-        </w:rPr>
-        <w:t xml:space="preserve">, justificado, com espaçamento de 1,5 entre linhas e espaço </w:t>
+        <w:t xml:space="preserve">(O texto deve estar formatado em fonte Arial, 11 pts, justificado, com espaçamento de 1,5 entre linhas e espaço </w:t>
       </w:r>
       <w:r>
         <w:rPr>
@@ -3623,23 +2572,7 @@
           <w:rFonts w:ascii="Arial" w:eastAsia="Arial" w:hAnsi="Arial" w:cs="Arial"/>
           <w:color w:val="FF0000"/>
         </w:rPr>
-        <w:t xml:space="preserve">(Fonte Arial – 11 </w:t>
-      </w:r>
-      <w:proofErr w:type="spellStart"/>
-      <w:r>
-        <w:rPr>
-          <w:rFonts w:ascii="Arial" w:eastAsia="Arial" w:hAnsi="Arial" w:cs="Arial"/>
-          <w:color w:val="FF0000"/>
-        </w:rPr>
-        <w:t>pts</w:t>
-      </w:r>
-      <w:proofErr w:type="spellEnd"/>
-      <w:r>
-        <w:rPr>
-          <w:rFonts w:ascii="Arial" w:eastAsia="Arial" w:hAnsi="Arial" w:cs="Arial"/>
-          <w:color w:val="FF0000"/>
-        </w:rPr>
-        <w:t xml:space="preserve"> – Justificado)</w:t>
+        <w:t>(Fonte Arial – 11 pts – Justificado)</w:t>
       </w:r>
     </w:p>
     <w:tbl>
@@ -4191,27 +3124,7 @@
           <w:sz w:val="20"/>
           <w:szCs w:val="20"/>
         </w:rPr>
-        <w:t xml:space="preserve">(Fonte Arial – 10 </w:t>
-      </w:r>
-      <w:proofErr w:type="spellStart"/>
-      <w:r>
-        <w:rPr>
-          <w:rFonts w:ascii="Arial" w:eastAsia="Arial" w:hAnsi="Arial" w:cs="Arial"/>
-          <w:color w:val="FF0000"/>
-          <w:sz w:val="20"/>
-          <w:szCs w:val="20"/>
-        </w:rPr>
-        <w:t>pts</w:t>
-      </w:r>
-      <w:proofErr w:type="spellEnd"/>
-      <w:r>
-        <w:rPr>
-          <w:rFonts w:ascii="Arial" w:eastAsia="Arial" w:hAnsi="Arial" w:cs="Arial"/>
-          <w:color w:val="FF0000"/>
-          <w:sz w:val="20"/>
-          <w:szCs w:val="20"/>
-        </w:rPr>
-        <w:t xml:space="preserve"> – Justificado; a tabela não deve ultrapassar o alinhamento do texto)</w:t>
+        <w:t>(Fonte Arial – 10 pts – Justificado; a tabela não deve ultrapassar o alinhamento do texto)</w:t>
       </w:r>
     </w:p>
     <w:p>
@@ -4284,23 +3197,7 @@
           <w:rFonts w:ascii="Arial" w:eastAsia="Arial" w:hAnsi="Arial" w:cs="Arial"/>
           <w:color w:val="FF0000"/>
         </w:rPr>
-        <w:t xml:space="preserve">(Fonte Arial – 11 </w:t>
-      </w:r>
-      <w:proofErr w:type="spellStart"/>
-      <w:r>
-        <w:rPr>
-          <w:rFonts w:ascii="Arial" w:eastAsia="Arial" w:hAnsi="Arial" w:cs="Arial"/>
-          <w:color w:val="FF0000"/>
-        </w:rPr>
-        <w:t>pts</w:t>
-      </w:r>
-      <w:proofErr w:type="spellEnd"/>
-      <w:r>
-        <w:rPr>
-          <w:rFonts w:ascii="Arial" w:eastAsia="Arial" w:hAnsi="Arial" w:cs="Arial"/>
-          <w:color w:val="FF0000"/>
-        </w:rPr>
-        <w:t xml:space="preserve"> – Centralizado)</w:t>
+        <w:t>(Fonte Arial – 11 pts – Centralizado)</w:t>
       </w:r>
     </w:p>
     <w:p>
@@ -4603,38 +3500,18 @@
           <w:sz w:val="20"/>
           <w:szCs w:val="20"/>
         </w:rPr>
-        <w:t xml:space="preserve">(Fonte Arial – 10 </w:t>
-      </w:r>
-      <w:proofErr w:type="spellStart"/>
-      <w:r>
-        <w:rPr>
-          <w:rFonts w:ascii="Arial" w:eastAsia="Arial" w:hAnsi="Arial" w:cs="Arial"/>
-          <w:color w:val="FF0000"/>
+        <w:t>(Fonte Arial – 10 pts – Centralizado)</w:t>
+      </w:r>
+    </w:p>
+    <w:p>
+      <w:pPr>
+        <w:spacing w:after="0" w:line="360" w:lineRule="auto"/>
+        <w:jc w:val="both"/>
+        <w:rPr>
+          <w:rFonts w:ascii="Arial" w:eastAsia="Arial" w:hAnsi="Arial" w:cs="Arial"/>
           <w:sz w:val="20"/>
           <w:szCs w:val="20"/>
         </w:rPr>
-        <w:t>pts</w:t>
-      </w:r>
-      <w:proofErr w:type="spellEnd"/>
-      <w:r>
-        <w:rPr>
-          <w:rFonts w:ascii="Arial" w:eastAsia="Arial" w:hAnsi="Arial" w:cs="Arial"/>
-          <w:color w:val="FF0000"/>
-          <w:sz w:val="20"/>
-          <w:szCs w:val="20"/>
-        </w:rPr>
-        <w:t xml:space="preserve"> – Centralizado)</w:t>
-      </w:r>
-    </w:p>
-    <w:p>
-      <w:pPr>
-        <w:spacing w:after="0" w:line="360" w:lineRule="auto"/>
-        <w:jc w:val="both"/>
-        <w:rPr>
-          <w:rFonts w:ascii="Arial" w:eastAsia="Arial" w:hAnsi="Arial" w:cs="Arial"/>
-          <w:sz w:val="20"/>
-          <w:szCs w:val="20"/>
-        </w:rPr>
       </w:pPr>
     </w:p>
     <w:p>
@@ -4659,23 +3536,7 @@
           <w:rFonts w:ascii="Arial" w:eastAsia="Arial" w:hAnsi="Arial" w:cs="Arial"/>
           <w:color w:val="FF0000"/>
         </w:rPr>
-        <w:t xml:space="preserve">(Fonte Arial – 11 </w:t>
-      </w:r>
-      <w:proofErr w:type="spellStart"/>
-      <w:r>
-        <w:rPr>
-          <w:rFonts w:ascii="Arial" w:eastAsia="Arial" w:hAnsi="Arial" w:cs="Arial"/>
-          <w:color w:val="FF0000"/>
-        </w:rPr>
-        <w:t>pts</w:t>
-      </w:r>
-      <w:proofErr w:type="spellEnd"/>
-      <w:r>
-        <w:rPr>
-          <w:rFonts w:ascii="Arial" w:eastAsia="Arial" w:hAnsi="Arial" w:cs="Arial"/>
-          <w:color w:val="FF0000"/>
-        </w:rPr>
-        <w:t xml:space="preserve"> – Negrito – Justificado – Caixa Alta)</w:t>
+        <w:t>(Fonte Arial – 11 pts – Negrito – Justificado – Caixa Alta)</w:t>
       </w:r>
     </w:p>
     <w:p>
@@ -4722,23 +3583,7 @@
           <w:rFonts w:ascii="Arial" w:eastAsia="Arial" w:hAnsi="Arial" w:cs="Arial"/>
           <w:color w:val="FF0000"/>
         </w:rPr>
-        <w:t xml:space="preserve">(O texto deve estar formatado em fonte Arial, 11 </w:t>
-      </w:r>
-      <w:proofErr w:type="spellStart"/>
-      <w:r>
-        <w:rPr>
-          <w:rFonts w:ascii="Arial" w:eastAsia="Arial" w:hAnsi="Arial" w:cs="Arial"/>
-          <w:color w:val="FF0000"/>
-        </w:rPr>
-        <w:t>pts</w:t>
-      </w:r>
-      <w:proofErr w:type="spellEnd"/>
-      <w:r>
-        <w:rPr>
-          <w:rFonts w:ascii="Arial" w:eastAsia="Arial" w:hAnsi="Arial" w:cs="Arial"/>
-          <w:color w:val="FF0000"/>
-        </w:rPr>
-        <w:t xml:space="preserve">, justificado, com espaçamento de 1,5 entre linhas e espaço de uma linha entre títulos/subtítulos de seções, parágrafo de 1,25 cm. </w:t>
+        <w:t xml:space="preserve">(O texto deve estar formatado em fonte Arial, 11 pts, justificado, com espaçamento de 1,5 entre linhas e espaço de uma linha entre títulos/subtítulos de seções, parágrafo de 1,25 cm. </w:t>
       </w:r>
       <w:r>
         <w:rPr>
@@ -4829,23 +3674,7 @@
           <w:rFonts w:ascii="Arial" w:eastAsia="Arial" w:hAnsi="Arial" w:cs="Arial"/>
           <w:color w:val="FF0000"/>
         </w:rPr>
-        <w:t xml:space="preserve">(Fonte Arial – 11 </w:t>
-      </w:r>
-      <w:proofErr w:type="spellStart"/>
-      <w:r>
-        <w:rPr>
-          <w:rFonts w:ascii="Arial" w:eastAsia="Arial" w:hAnsi="Arial" w:cs="Arial"/>
-          <w:color w:val="FF0000"/>
-        </w:rPr>
-        <w:t>pts</w:t>
-      </w:r>
-      <w:proofErr w:type="spellEnd"/>
-      <w:r>
-        <w:rPr>
-          <w:rFonts w:ascii="Arial" w:eastAsia="Arial" w:hAnsi="Arial" w:cs="Arial"/>
-          <w:color w:val="FF0000"/>
-        </w:rPr>
-        <w:t xml:space="preserve"> – Negrito – Justificado – Caixa Alta)</w:t>
+        <w:t>(Fonte Arial – 11 pts – Negrito – Justificado – Caixa Alta)</w:t>
       </w:r>
     </w:p>
     <w:p>
@@ -4882,23 +3711,7 @@
           <w:rFonts w:ascii="Arial" w:eastAsia="Arial" w:hAnsi="Arial" w:cs="Arial"/>
           <w:color w:val="FF0000"/>
         </w:rPr>
-        <w:t xml:space="preserve"> e estar formatadas em fonte Arial, 11 </w:t>
-      </w:r>
-      <w:proofErr w:type="spellStart"/>
-      <w:r>
-        <w:rPr>
-          <w:rFonts w:ascii="Arial" w:eastAsia="Arial" w:hAnsi="Arial" w:cs="Arial"/>
-          <w:color w:val="FF0000"/>
-        </w:rPr>
-        <w:t>pts</w:t>
-      </w:r>
-      <w:proofErr w:type="spellEnd"/>
-      <w:r>
-        <w:rPr>
-          <w:rFonts w:ascii="Arial" w:eastAsia="Arial" w:hAnsi="Arial" w:cs="Arial"/>
-          <w:color w:val="FF0000"/>
-        </w:rPr>
-        <w:t xml:space="preserve">, justificado, com espaçamento simples entre linhas e um espaçamento simples entre as referências. </w:t>
+        <w:t xml:space="preserve"> e estar formatadas em fonte Arial, 11 pts, justificado, com espaçamento simples entre linhas e um espaçamento simples entre as referências. </w:t>
       </w:r>
     </w:p>
     <w:p>
@@ -5029,21 +3842,7 @@
         <w:rPr>
           <w:rFonts w:ascii="Arial" w:eastAsia="Arial" w:hAnsi="Arial" w:cs="Arial"/>
         </w:rPr>
-        <w:t xml:space="preserve">SOBRENOME DO(s) </w:t>
-      </w:r>
-      <w:proofErr w:type="gramStart"/>
-      <w:r>
-        <w:rPr>
-          <w:rFonts w:ascii="Arial" w:eastAsia="Arial" w:hAnsi="Arial" w:cs="Arial"/>
-        </w:rPr>
-        <w:t>AUTOR(</w:t>
-      </w:r>
-      <w:proofErr w:type="gramEnd"/>
-      <w:r>
-        <w:rPr>
-          <w:rFonts w:ascii="Arial" w:eastAsia="Arial" w:hAnsi="Arial" w:cs="Arial"/>
-        </w:rPr>
-        <w:t xml:space="preserve">es), Nome. </w:t>
+        <w:t xml:space="preserve">SOBRENOME DO(s) AUTOR(es), Nome. </w:t>
       </w:r>
       <w:r>
         <w:rPr>
@@ -5155,21 +3954,7 @@
           <w:rFonts w:ascii="Arial" w:eastAsia="Arial" w:hAnsi="Arial" w:cs="Arial"/>
         </w:rPr>
         <w:lastRenderedPageBreak/>
-        <w:t xml:space="preserve">SOBRENOME DO(s) </w:t>
-      </w:r>
-      <w:proofErr w:type="gramStart"/>
-      <w:r>
-        <w:rPr>
-          <w:rFonts w:ascii="Arial" w:eastAsia="Arial" w:hAnsi="Arial" w:cs="Arial"/>
-        </w:rPr>
-        <w:t>AUTOR(</w:t>
-      </w:r>
-      <w:proofErr w:type="gramEnd"/>
-      <w:r>
-        <w:rPr>
-          <w:rFonts w:ascii="Arial" w:eastAsia="Arial" w:hAnsi="Arial" w:cs="Arial"/>
-        </w:rPr>
-        <w:t xml:space="preserve">es), Nome. </w:t>
+        <w:t xml:space="preserve">SOBRENOME DO(s) AUTOR(es), Nome. </w:t>
       </w:r>
       <w:r>
         <w:rPr>
@@ -5183,21 +3968,7 @@
         <w:rPr>
           <w:rFonts w:ascii="Arial" w:eastAsia="Arial" w:hAnsi="Arial" w:cs="Arial"/>
         </w:rPr>
-        <w:t xml:space="preserve"> SOBRENOME DO(s) </w:t>
-      </w:r>
-      <w:proofErr w:type="gramStart"/>
-      <w:r>
-        <w:rPr>
-          <w:rFonts w:ascii="Arial" w:eastAsia="Arial" w:hAnsi="Arial" w:cs="Arial"/>
-        </w:rPr>
-        <w:t>AUTOR(</w:t>
-      </w:r>
-      <w:proofErr w:type="gramEnd"/>
-      <w:r>
-        <w:rPr>
-          <w:rFonts w:ascii="Arial" w:eastAsia="Arial" w:hAnsi="Arial" w:cs="Arial"/>
-        </w:rPr>
-        <w:t xml:space="preserve">es), Nome do livro. </w:t>
+        <w:t xml:space="preserve"> SOBRENOME DO(s) AUTOR(es), Nome do livro. </w:t>
       </w:r>
       <w:r>
         <w:rPr>
@@ -5253,21 +4024,7 @@
         <w:rPr>
           <w:rFonts w:ascii="Arial" w:eastAsia="Arial" w:hAnsi="Arial" w:cs="Arial"/>
         </w:rPr>
-        <w:t xml:space="preserve">SANTOS, F. R. A colonização da terra do </w:t>
-      </w:r>
-      <w:proofErr w:type="spellStart"/>
-      <w:r>
-        <w:rPr>
-          <w:rFonts w:ascii="Arial" w:eastAsia="Arial" w:hAnsi="Arial" w:cs="Arial"/>
-        </w:rPr>
-        <w:t>Tucujús</w:t>
-      </w:r>
-      <w:proofErr w:type="spellEnd"/>
-      <w:r>
-        <w:rPr>
-          <w:rFonts w:ascii="Arial" w:eastAsia="Arial" w:hAnsi="Arial" w:cs="Arial"/>
-        </w:rPr>
-        <w:t xml:space="preserve">. </w:t>
+        <w:t xml:space="preserve">SANTOS, F. R. A colonização da terra do Tucujús. </w:t>
       </w:r>
       <w:r>
         <w:rPr>
@@ -5309,21 +4066,7 @@
         <w:rPr>
           <w:rFonts w:ascii="Arial" w:eastAsia="Arial" w:hAnsi="Arial" w:cs="Arial"/>
         </w:rPr>
-        <w:t xml:space="preserve">. 2. ed. Macapá: </w:t>
-      </w:r>
-      <w:proofErr w:type="spellStart"/>
-      <w:r>
-        <w:rPr>
-          <w:rFonts w:ascii="Arial" w:eastAsia="Arial" w:hAnsi="Arial" w:cs="Arial"/>
-        </w:rPr>
-        <w:t>Valcan</w:t>
-      </w:r>
-      <w:proofErr w:type="spellEnd"/>
-      <w:r>
-        <w:rPr>
-          <w:rFonts w:ascii="Arial" w:eastAsia="Arial" w:hAnsi="Arial" w:cs="Arial"/>
-        </w:rPr>
-        <w:t>, 1994.</w:t>
+        <w:t>. 2. ed. Macapá: Valcan, 1994.</w:t>
       </w:r>
     </w:p>
     <w:p>
@@ -5364,21 +4107,7 @@
         <w:rPr>
           <w:rFonts w:ascii="Arial" w:eastAsia="Arial" w:hAnsi="Arial" w:cs="Arial"/>
         </w:rPr>
-        <w:t xml:space="preserve">SOBRENOME DO(s) </w:t>
-      </w:r>
-      <w:proofErr w:type="gramStart"/>
-      <w:r>
-        <w:rPr>
-          <w:rFonts w:ascii="Arial" w:eastAsia="Arial" w:hAnsi="Arial" w:cs="Arial"/>
-        </w:rPr>
-        <w:t>AUTOR(</w:t>
-      </w:r>
-      <w:proofErr w:type="gramEnd"/>
-      <w:r>
-        <w:rPr>
-          <w:rFonts w:ascii="Arial" w:eastAsia="Arial" w:hAnsi="Arial" w:cs="Arial"/>
-        </w:rPr>
-        <w:t xml:space="preserve">es), Nome. Nome do artigo. </w:t>
+        <w:t xml:space="preserve">SOBRENOME DO(s) AUTOR(es), Nome. Nome do artigo. </w:t>
       </w:r>
       <w:r>
         <w:rPr>
@@ -5560,18 +4289,8 @@
           <w:b/>
           <w:bCs/>
         </w:rPr>
-        <w:t xml:space="preserve">Avaliação da microbiota bucal em pacientes sob uso crônico de penicilina e </w:t>
-      </w:r>
-      <w:proofErr w:type="spellStart"/>
-      <w:r>
-        <w:rPr>
-          <w:rFonts w:ascii="Arial" w:eastAsia="Arial" w:hAnsi="Arial" w:cs="Arial"/>
-          <w:b/>
-          <w:bCs/>
-        </w:rPr>
-        <w:t>benzatina</w:t>
-      </w:r>
-      <w:proofErr w:type="spellEnd"/>
+        <w:t>Avaliação da microbiota bucal em pacientes sob uso crônico de penicilina e benzatina</w:t>
+      </w:r>
       <w:r>
         <w:rPr>
           <w:rFonts w:ascii="Arial" w:eastAsia="Arial" w:hAnsi="Arial" w:cs="Arial"/>
@@ -5676,21 +4395,7 @@
         <w:rPr>
           <w:rFonts w:ascii="Arial" w:eastAsia="Arial" w:hAnsi="Arial" w:cs="Arial"/>
         </w:rPr>
-        <w:t xml:space="preserve">SOBRENOME DO(s) </w:t>
-      </w:r>
-      <w:proofErr w:type="gramStart"/>
-      <w:r>
-        <w:rPr>
-          <w:rFonts w:ascii="Arial" w:eastAsia="Arial" w:hAnsi="Arial" w:cs="Arial"/>
-        </w:rPr>
-        <w:t>AUTOR(</w:t>
-      </w:r>
-      <w:proofErr w:type="gramEnd"/>
-      <w:r>
-        <w:rPr>
-          <w:rFonts w:ascii="Arial" w:eastAsia="Arial" w:hAnsi="Arial" w:cs="Arial"/>
-        </w:rPr>
-        <w:t xml:space="preserve">es), Nome. Título do trabalho. </w:t>
+        <w:t xml:space="preserve">SOBRENOME DO(s) AUTOR(es), Nome. Título do trabalho. </w:t>
       </w:r>
       <w:r>
         <w:rPr>
@@ -5776,21 +4481,7 @@
         <w:rPr>
           <w:rFonts w:ascii="Arial" w:eastAsia="Arial" w:hAnsi="Arial" w:cs="Arial"/>
         </w:rPr>
-        <w:t xml:space="preserve">BRAYNER, A. R. A.; MEDEIROS, C. B. Incorporação do tempo em SGBD orientado </w:t>
-      </w:r>
-      <w:proofErr w:type="gramStart"/>
-      <w:r>
-        <w:rPr>
-          <w:rFonts w:ascii="Arial" w:eastAsia="Arial" w:hAnsi="Arial" w:cs="Arial"/>
-        </w:rPr>
-        <w:t>a  objetos</w:t>
-      </w:r>
-      <w:proofErr w:type="gramEnd"/>
-      <w:r>
-        <w:rPr>
-          <w:rFonts w:ascii="Arial" w:eastAsia="Arial" w:hAnsi="Arial" w:cs="Arial"/>
-        </w:rPr>
-        <w:t xml:space="preserve">. </w:t>
+        <w:t xml:space="preserve">BRAYNER, A. R. A.; MEDEIROS, C. B. Incorporação do tempo em SGBD orientado a  objetos. </w:t>
       </w:r>
       <w:r>
         <w:rPr>
@@ -6027,21 +4718,7 @@
           <w:rFonts w:ascii="Arial" w:eastAsia="Arial" w:hAnsi="Arial" w:cs="Arial"/>
         </w:rPr>
         <w:lastRenderedPageBreak/>
-        <w:t xml:space="preserve">STAREPRAVO, Fernando Augusto; CAVICHIOLI, Fernando Renato; REIS, Leoncio José de Almeida. A ocorrência histórica do lazer: Reflexões a partir da perspectiva </w:t>
-      </w:r>
-      <w:proofErr w:type="spellStart"/>
-      <w:r>
-        <w:rPr>
-          <w:rFonts w:ascii="Arial" w:eastAsia="Arial" w:hAnsi="Arial" w:cs="Arial"/>
-        </w:rPr>
-        <w:t>configuracional</w:t>
-      </w:r>
-      <w:proofErr w:type="spellEnd"/>
-      <w:r>
-        <w:rPr>
-          <w:rFonts w:ascii="Arial" w:eastAsia="Arial" w:hAnsi="Arial" w:cs="Arial"/>
-        </w:rPr>
-        <w:t xml:space="preserve">. </w:t>
+        <w:t xml:space="preserve">STAREPRAVO, Fernando Augusto; CAVICHIOLI, Fernando Renato; REIS, Leoncio José de Almeida. A ocorrência histórica do lazer: Reflexões a partir da perspectiva configuracional. </w:t>
       </w:r>
       <w:r>
         <w:rPr>
@@ -6102,7 +4779,7 @@
 </file>
 
 <file path=word/endnotes.xml><?xml version="1.0" encoding="utf-8"?>
-<w:endnotes xmlns:wpc="http://schemas.microsoft.com/office/word/2010/wordprocessingCanvas" xmlns:cx="http://schemas.microsoft.com/office/drawing/2014/chartex" xmlns:cx1="http://schemas.microsoft.com/office/drawing/2015/9/8/chartex" xmlns:cx2="http://schemas.microsoft.com/office/drawing/2015/10/21/chartex" xmlns:cx3="http://schemas.microsoft.com/office/drawing/2016/5/9/chartex" xmlns:cx4="http://schemas.microsoft.com/office/drawing/2016/5/10/chartex" xmlns:cx5="http://schemas.microsoft.com/office/drawing/2016/5/11/chartex" xmlns:cx6="http://schemas.microsoft.com/office/drawing/2016/5/12/chartex" xmlns:cx7="http://schemas.microsoft.com/office/drawing/2016/5/13/chartex" xmlns:cx8="http://schemas.microsoft.com/office/drawing/2016/5/14/chartex" xmlns:mc="http://schemas.openxmlformats.org/markup-compatibility/2006" xmlns:aink="http://schemas.microsoft.com/office/drawing/2016/ink" xmlns:am3d="http://schemas.microsoft.com/office/drawing/2017/model3d" xmlns:o="urn:schemas-microsoft-com:office:office" xmlns:r="http://schemas.openxmlformats.org/officeDocument/2006/relationships" xmlns:m="http://schemas.openxmlformats.org/officeDocument/2006/math" xmlns:v="urn:schemas-microsoft-com:vml" xmlns:wp14="http://schemas.microsoft.com/office/word/2010/wordprocessingDrawing" xmlns:wp="http://schemas.openxmlformats.org/drawingml/2006/wordprocessingDrawing" xmlns:w10="urn:schemas-microsoft-com:office:word" xmlns:w="http://schemas.openxmlformats.org/wordprocessingml/2006/main" xmlns:w14="http://schemas.microsoft.com/office/word/2010/wordml" xmlns:w15="http://schemas.microsoft.com/office/word/2012/wordml" xmlns:w16cex="http://schemas.microsoft.com/office/word/2018/wordml/cex" xmlns:w16cid="http://schemas.microsoft.com/office/word/2016/wordml/cid" xmlns:w16="http://schemas.microsoft.com/office/word/2018/wordml" xmlns:w16sdtdh="http://schemas.microsoft.com/office/word/2020/wordml/sdtdatahash" xmlns:w16se="http://schemas.microsoft.com/office/word/2015/wordml/symex" xmlns:wpg="http://schemas.microsoft.com/office/word/2010/wordprocessingGroup" xmlns:wpi="http://schemas.microsoft.com/office/word/2010/wordprocessingInk" xmlns:wne="http://schemas.microsoft.com/office/word/2006/wordml" xmlns:wps="http://schemas.microsoft.com/office/word/2010/wordprocessingShape" mc:Ignorable="w14 w15 w16se w16cid w16 w16cex w16sdtdh wp14">
+<w:endnotes xmlns:wpc="http://schemas.microsoft.com/office/word/2010/wordprocessingCanvas" xmlns:cx="http://schemas.microsoft.com/office/drawing/2014/chartex" xmlns:cx1="http://schemas.microsoft.com/office/drawing/2015/9/8/chartex" xmlns:cx2="http://schemas.microsoft.com/office/drawing/2015/10/21/chartex" xmlns:cx3="http://schemas.microsoft.com/office/drawing/2016/5/9/chartex" xmlns:cx4="http://schemas.microsoft.com/office/drawing/2016/5/10/chartex" xmlns:cx5="http://schemas.microsoft.com/office/drawing/2016/5/11/chartex" xmlns:cx6="http://schemas.microsoft.com/office/drawing/2016/5/12/chartex" xmlns:cx7="http://schemas.microsoft.com/office/drawing/2016/5/13/chartex" xmlns:cx8="http://schemas.microsoft.com/office/drawing/2016/5/14/chartex" xmlns:mc="http://schemas.openxmlformats.org/markup-compatibility/2006" xmlns:aink="http://schemas.microsoft.com/office/drawing/2016/ink" xmlns:am3d="http://schemas.microsoft.com/office/drawing/2017/model3d" xmlns:o="urn:schemas-microsoft-com:office:office" xmlns:oel="http://schemas.microsoft.com/office/2019/extlst" xmlns:r="http://schemas.openxmlformats.org/officeDocument/2006/relationships" xmlns:m="http://schemas.openxmlformats.org/officeDocument/2006/math" xmlns:v="urn:schemas-microsoft-com:vml" xmlns:wp14="http://schemas.microsoft.com/office/word/2010/wordprocessingDrawing" xmlns:wp="http://schemas.openxmlformats.org/drawingml/2006/wordprocessingDrawing" xmlns:w10="urn:schemas-microsoft-com:office:word" xmlns:w="http://schemas.openxmlformats.org/wordprocessingml/2006/main" xmlns:w14="http://schemas.microsoft.com/office/word/2010/wordml" xmlns:w15="http://schemas.microsoft.com/office/word/2012/wordml" xmlns:w16cex="http://schemas.microsoft.com/office/word/2018/wordml/cex" xmlns:w16cid="http://schemas.microsoft.com/office/word/2016/wordml/cid" xmlns:w16="http://schemas.microsoft.com/office/word/2018/wordml" xmlns:w16sdtdh="http://schemas.microsoft.com/office/word/2020/wordml/sdtdatahash" xmlns:w16se="http://schemas.microsoft.com/office/word/2015/wordml/symex" xmlns:wpg="http://schemas.microsoft.com/office/word/2010/wordprocessingGroup" xmlns:wpi="http://schemas.microsoft.com/office/word/2010/wordprocessingInk" xmlns:wne="http://schemas.microsoft.com/office/word/2006/wordml" xmlns:wps="http://schemas.microsoft.com/office/word/2010/wordprocessingShape" mc:Ignorable="w14 w15 w16se w16cid w16 w16cex w16sdtdh wp14">
   <w:endnote w:type="separator" w:id="-1">
     <w:p>
       <w:pPr>
@@ -6127,7 +4804,7 @@
 </file>
 
 <file path=word/footer1.xml><?xml version="1.0" encoding="utf-8"?>
-<w:ftr xmlns:wpc="http://schemas.microsoft.com/office/word/2010/wordprocessingCanvas" xmlns:cx="http://schemas.microsoft.com/office/drawing/2014/chartex" xmlns:cx1="http://schemas.microsoft.com/office/drawing/2015/9/8/chartex" xmlns:cx2="http://schemas.microsoft.com/office/drawing/2015/10/21/chartex" xmlns:cx3="http://schemas.microsoft.com/office/drawing/2016/5/9/chartex" xmlns:cx4="http://schemas.microsoft.com/office/drawing/2016/5/10/chartex" xmlns:cx5="http://schemas.microsoft.com/office/drawing/2016/5/11/chartex" xmlns:cx6="http://schemas.microsoft.com/office/drawing/2016/5/12/chartex" xmlns:cx7="http://schemas.microsoft.com/office/drawing/2016/5/13/chartex" xmlns:cx8="http://schemas.microsoft.com/office/drawing/2016/5/14/chartex" xmlns:mc="http://schemas.openxmlformats.org/markup-compatibility/2006" xmlns:aink="http://schemas.microsoft.com/office/drawing/2016/ink" xmlns:am3d="http://schemas.microsoft.com/office/drawing/2017/model3d" xmlns:o="urn:schemas-microsoft-com:office:office" xmlns:r="http://schemas.openxmlformats.org/officeDocument/2006/relationships" xmlns:m="http://schemas.openxmlformats.org/officeDocument/2006/math" xmlns:v="urn:schemas-microsoft-com:vml" xmlns:wp14="http://schemas.microsoft.com/office/word/2010/wordprocessingDrawing" xmlns:wp="http://schemas.openxmlformats.org/drawingml/2006/wordprocessingDrawing" xmlns:w10="urn:schemas-microsoft-com:office:word" xmlns:w="http://schemas.openxmlformats.org/wordprocessingml/2006/main" xmlns:w14="http://schemas.microsoft.com/office/word/2010/wordml" xmlns:w15="http://schemas.microsoft.com/office/word/2012/wordml" xmlns:w16cex="http://schemas.microsoft.com/office/word/2018/wordml/cex" xmlns:w16cid="http://schemas.microsoft.com/office/word/2016/wordml/cid" xmlns:w16="http://schemas.microsoft.com/office/word/2018/wordml" xmlns:w16sdtdh="http://schemas.microsoft.com/office/word/2020/wordml/sdtdatahash" xmlns:w16se="http://schemas.microsoft.com/office/word/2015/wordml/symex" xmlns:wpg="http://schemas.microsoft.com/office/word/2010/wordprocessingGroup" xmlns:wpi="http://schemas.microsoft.com/office/word/2010/wordprocessingInk" xmlns:wne="http://schemas.microsoft.com/office/word/2006/wordml" xmlns:wps="http://schemas.microsoft.com/office/word/2010/wordprocessingShape" mc:Ignorable="w14 w15 w16se w16cid w16 w16cex w16sdtdh wp14">
+<w:ftr xmlns:wpc="http://schemas.microsoft.com/office/word/2010/wordprocessingCanvas" xmlns:cx="http://schemas.microsoft.com/office/drawing/2014/chartex" xmlns:cx1="http://schemas.microsoft.com/office/drawing/2015/9/8/chartex" xmlns:cx2="http://schemas.microsoft.com/office/drawing/2015/10/21/chartex" xmlns:cx3="http://schemas.microsoft.com/office/drawing/2016/5/9/chartex" xmlns:cx4="http://schemas.microsoft.com/office/drawing/2016/5/10/chartex" xmlns:cx5="http://schemas.microsoft.com/office/drawing/2016/5/11/chartex" xmlns:cx6="http://schemas.microsoft.com/office/drawing/2016/5/12/chartex" xmlns:cx7="http://schemas.microsoft.com/office/drawing/2016/5/13/chartex" xmlns:cx8="http://schemas.microsoft.com/office/drawing/2016/5/14/chartex" xmlns:mc="http://schemas.openxmlformats.org/markup-compatibility/2006" xmlns:aink="http://schemas.microsoft.com/office/drawing/2016/ink" xmlns:am3d="http://schemas.microsoft.com/office/drawing/2017/model3d" xmlns:o="urn:schemas-microsoft-com:office:office" xmlns:oel="http://schemas.microsoft.com/office/2019/extlst" xmlns:r="http://schemas.openxmlformats.org/officeDocument/2006/relationships" xmlns:m="http://schemas.openxmlformats.org/officeDocument/2006/math" xmlns:v="urn:schemas-microsoft-com:vml" xmlns:wp14="http://schemas.microsoft.com/office/word/2010/wordprocessingDrawing" xmlns:wp="http://schemas.openxmlformats.org/drawingml/2006/wordprocessingDrawing" xmlns:w10="urn:schemas-microsoft-com:office:word" xmlns:w="http://schemas.openxmlformats.org/wordprocessingml/2006/main" xmlns:w14="http://schemas.microsoft.com/office/word/2010/wordml" xmlns:w15="http://schemas.microsoft.com/office/word/2012/wordml" xmlns:w16cex="http://schemas.microsoft.com/office/word/2018/wordml/cex" xmlns:w16cid="http://schemas.microsoft.com/office/word/2016/wordml/cid" xmlns:w16="http://schemas.microsoft.com/office/word/2018/wordml" xmlns:w16sdtdh="http://schemas.microsoft.com/office/word/2020/wordml/sdtdatahash" xmlns:w16se="http://schemas.microsoft.com/office/word/2015/wordml/symex" xmlns:wpg="http://schemas.microsoft.com/office/word/2010/wordprocessingGroup" xmlns:wpi="http://schemas.microsoft.com/office/word/2010/wordprocessingInk" xmlns:wne="http://schemas.microsoft.com/office/word/2006/wordml" xmlns:wps="http://schemas.microsoft.com/office/word/2010/wordprocessingShape" mc:Ignorable="w14 w15 w16se w16cid w16 w16cex w16sdtdh wp14">
   <w:p>
     <w:pPr>
       <w:pBdr>
@@ -6686,7 +5363,7 @@
 </file>
 
 <file path=word/footer2.xml><?xml version="1.0" encoding="utf-8"?>
-<w:ftr xmlns:wpc="http://schemas.microsoft.com/office/word/2010/wordprocessingCanvas" xmlns:cx="http://schemas.microsoft.com/office/drawing/2014/chartex" xmlns:cx1="http://schemas.microsoft.com/office/drawing/2015/9/8/chartex" xmlns:cx2="http://schemas.microsoft.com/office/drawing/2015/10/21/chartex" xmlns:cx3="http://schemas.microsoft.com/office/drawing/2016/5/9/chartex" xmlns:cx4="http://schemas.microsoft.com/office/drawing/2016/5/10/chartex" xmlns:cx5="http://schemas.microsoft.com/office/drawing/2016/5/11/chartex" xmlns:cx6="http://schemas.microsoft.com/office/drawing/2016/5/12/chartex" xmlns:cx7="http://schemas.microsoft.com/office/drawing/2016/5/13/chartex" xmlns:cx8="http://schemas.microsoft.com/office/drawing/2016/5/14/chartex" xmlns:mc="http://schemas.openxmlformats.org/markup-compatibility/2006" xmlns:aink="http://schemas.microsoft.com/office/drawing/2016/ink" xmlns:am3d="http://schemas.microsoft.com/office/drawing/2017/model3d" xmlns:o="urn:schemas-microsoft-com:office:office" xmlns:r="http://schemas.openxmlformats.org/officeDocument/2006/relationships" xmlns:m="http://schemas.openxmlformats.org/officeDocument/2006/math" xmlns:v="urn:schemas-microsoft-com:vml" xmlns:wp14="http://schemas.microsoft.com/office/word/2010/wordprocessingDrawing" xmlns:wp="http://schemas.openxmlformats.org/drawingml/2006/wordprocessingDrawing" xmlns:w10="urn:schemas-microsoft-com:office:word" xmlns:w="http://schemas.openxmlformats.org/wordprocessingml/2006/main" xmlns:w14="http://schemas.microsoft.com/office/word/2010/wordml" xmlns:w15="http://schemas.microsoft.com/office/word/2012/wordml" xmlns:w16cex="http://schemas.microsoft.com/office/word/2018/wordml/cex" xmlns:w16cid="http://schemas.microsoft.com/office/word/2016/wordml/cid" xmlns:w16="http://schemas.microsoft.com/office/word/2018/wordml" xmlns:w16sdtdh="http://schemas.microsoft.com/office/word/2020/wordml/sdtdatahash" xmlns:w16se="http://schemas.microsoft.com/office/word/2015/wordml/symex" xmlns:wpg="http://schemas.microsoft.com/office/word/2010/wordprocessingGroup" xmlns:wpi="http://schemas.microsoft.com/office/word/2010/wordprocessingInk" xmlns:wne="http://schemas.microsoft.com/office/word/2006/wordml" xmlns:wps="http://schemas.microsoft.com/office/word/2010/wordprocessingShape" mc:Ignorable="w14 w15 w16se w16cid w16 w16cex w16sdtdh wp14">
+<w:ftr xmlns:wpc="http://schemas.microsoft.com/office/word/2010/wordprocessingCanvas" xmlns:cx="http://schemas.microsoft.com/office/drawing/2014/chartex" xmlns:cx1="http://schemas.microsoft.com/office/drawing/2015/9/8/chartex" xmlns:cx2="http://schemas.microsoft.com/office/drawing/2015/10/21/chartex" xmlns:cx3="http://schemas.microsoft.com/office/drawing/2016/5/9/chartex" xmlns:cx4="http://schemas.microsoft.com/office/drawing/2016/5/10/chartex" xmlns:cx5="http://schemas.microsoft.com/office/drawing/2016/5/11/chartex" xmlns:cx6="http://schemas.microsoft.com/office/drawing/2016/5/12/chartex" xmlns:cx7="http://schemas.microsoft.com/office/drawing/2016/5/13/chartex" xmlns:cx8="http://schemas.microsoft.com/office/drawing/2016/5/14/chartex" xmlns:mc="http://schemas.openxmlformats.org/markup-compatibility/2006" xmlns:aink="http://schemas.microsoft.com/office/drawing/2016/ink" xmlns:am3d="http://schemas.microsoft.com/office/drawing/2017/model3d" xmlns:o="urn:schemas-microsoft-com:office:office" xmlns:oel="http://schemas.microsoft.com/office/2019/extlst" xmlns:r="http://schemas.openxmlformats.org/officeDocument/2006/relationships" xmlns:m="http://schemas.openxmlformats.org/officeDocument/2006/math" xmlns:v="urn:schemas-microsoft-com:vml" xmlns:wp14="http://schemas.microsoft.com/office/word/2010/wordprocessingDrawing" xmlns:wp="http://schemas.openxmlformats.org/drawingml/2006/wordprocessingDrawing" xmlns:w10="urn:schemas-microsoft-com:office:word" xmlns:w="http://schemas.openxmlformats.org/wordprocessingml/2006/main" xmlns:w14="http://schemas.microsoft.com/office/word/2010/wordml" xmlns:w15="http://schemas.microsoft.com/office/word/2012/wordml" xmlns:w16cex="http://schemas.microsoft.com/office/word/2018/wordml/cex" xmlns:w16cid="http://schemas.microsoft.com/office/word/2016/wordml/cid" xmlns:w16="http://schemas.microsoft.com/office/word/2018/wordml" xmlns:w16sdtdh="http://schemas.microsoft.com/office/word/2020/wordml/sdtdatahash" xmlns:w16se="http://schemas.microsoft.com/office/word/2015/wordml/symex" xmlns:wpg="http://schemas.microsoft.com/office/word/2010/wordprocessingGroup" xmlns:wpi="http://schemas.microsoft.com/office/word/2010/wordprocessingInk" xmlns:wne="http://schemas.microsoft.com/office/word/2006/wordml" xmlns:wps="http://schemas.microsoft.com/office/word/2010/wordprocessingShape" mc:Ignorable="w14 w15 w16se w16cid w16 w16cex w16sdtdh wp14">
   <w:p>
     <w:pPr>
       <w:pBdr>
@@ -7247,7 +5924,7 @@
 </file>
 
 <file path=word/footnotes.xml><?xml version="1.0" encoding="utf-8"?>
-<w:footnotes xmlns:wpc="http://schemas.microsoft.com/office/word/2010/wordprocessingCanvas" xmlns:cx="http://schemas.microsoft.com/office/drawing/2014/chartex" xmlns:cx1="http://schemas.microsoft.com/office/drawing/2015/9/8/chartex" xmlns:cx2="http://schemas.microsoft.com/office/drawing/2015/10/21/chartex" xmlns:cx3="http://schemas.microsoft.com/office/drawing/2016/5/9/chartex" xmlns:cx4="http://schemas.microsoft.com/office/drawing/2016/5/10/chartex" xmlns:cx5="http://schemas.microsoft.com/office/drawing/2016/5/11/chartex" xmlns:cx6="http://schemas.microsoft.com/office/drawing/2016/5/12/chartex" xmlns:cx7="http://schemas.microsoft.com/office/drawing/2016/5/13/chartex" xmlns:cx8="http://schemas.microsoft.com/office/drawing/2016/5/14/chartex" xmlns:mc="http://schemas.openxmlformats.org/markup-compatibility/2006" xmlns:aink="http://schemas.microsoft.com/office/drawing/2016/ink" xmlns:am3d="http://schemas.microsoft.com/office/drawing/2017/model3d" xmlns:o="urn:schemas-microsoft-com:office:office" xmlns:r="http://schemas.openxmlformats.org/officeDocument/2006/relationships" xmlns:m="http://schemas.openxmlformats.org/officeDocument/2006/math" xmlns:v="urn:schemas-microsoft-com:vml" xmlns:wp14="http://schemas.microsoft.com/office/word/2010/wordprocessingDrawing" xmlns:wp="http://schemas.openxmlformats.org/drawingml/2006/wordprocessingDrawing" xmlns:w10="urn:schemas-microsoft-com:office:word" xmlns:w="http://schemas.openxmlformats.org/wordprocessingml/2006/main" xmlns:w14="http://schemas.microsoft.com/office/word/2010/wordml" xmlns:w15="http://schemas.microsoft.com/office/word/2012/wordml" xmlns:w16cex="http://schemas.microsoft.com/office/word/2018/wordml/cex" xmlns:w16cid="http://schemas.microsoft.com/office/word/2016/wordml/cid" xmlns:w16="http://schemas.microsoft.com/office/word/2018/wordml" xmlns:w16sdtdh="http://schemas.microsoft.com/office/word/2020/wordml/sdtdatahash" xmlns:w16se="http://schemas.microsoft.com/office/word/2015/wordml/symex" xmlns:wpg="http://schemas.microsoft.com/office/word/2010/wordprocessingGroup" xmlns:wpi="http://schemas.microsoft.com/office/word/2010/wordprocessingInk" xmlns:wne="http://schemas.microsoft.com/office/word/2006/wordml" xmlns:wps="http://schemas.microsoft.com/office/word/2010/wordprocessingShape" mc:Ignorable="w14 w15 w16se w16cid w16 w16cex w16sdtdh wp14">
+<w:footnotes xmlns:wpc="http://schemas.microsoft.com/office/word/2010/wordprocessingCanvas" xmlns:cx="http://schemas.microsoft.com/office/drawing/2014/chartex" xmlns:cx1="http://schemas.microsoft.com/office/drawing/2015/9/8/chartex" xmlns:cx2="http://schemas.microsoft.com/office/drawing/2015/10/21/chartex" xmlns:cx3="http://schemas.microsoft.com/office/drawing/2016/5/9/chartex" xmlns:cx4="http://schemas.microsoft.com/office/drawing/2016/5/10/chartex" xmlns:cx5="http://schemas.microsoft.com/office/drawing/2016/5/11/chartex" xmlns:cx6="http://schemas.microsoft.com/office/drawing/2016/5/12/chartex" xmlns:cx7="http://schemas.microsoft.com/office/drawing/2016/5/13/chartex" xmlns:cx8="http://schemas.microsoft.com/office/drawing/2016/5/14/chartex" xmlns:mc="http://schemas.openxmlformats.org/markup-compatibility/2006" xmlns:aink="http://schemas.microsoft.com/office/drawing/2016/ink" xmlns:am3d="http://schemas.microsoft.com/office/drawing/2017/model3d" xmlns:o="urn:schemas-microsoft-com:office:office" xmlns:oel="http://schemas.microsoft.com/office/2019/extlst" xmlns:r="http://schemas.openxmlformats.org/officeDocument/2006/relationships" xmlns:m="http://schemas.openxmlformats.org/officeDocument/2006/math" xmlns:v="urn:schemas-microsoft-com:vml" xmlns:wp14="http://schemas.microsoft.com/office/word/2010/wordprocessingDrawing" xmlns:wp="http://schemas.openxmlformats.org/drawingml/2006/wordprocessingDrawing" xmlns:w10="urn:schemas-microsoft-com:office:word" xmlns:w="http://schemas.openxmlformats.org/wordprocessingml/2006/main" xmlns:w14="http://schemas.microsoft.com/office/word/2010/wordml" xmlns:w15="http://schemas.microsoft.com/office/word/2012/wordml" xmlns:w16cex="http://schemas.microsoft.com/office/word/2018/wordml/cex" xmlns:w16cid="http://schemas.microsoft.com/office/word/2016/wordml/cid" xmlns:w16="http://schemas.microsoft.com/office/word/2018/wordml" xmlns:w16sdtdh="http://schemas.microsoft.com/office/word/2020/wordml/sdtdatahash" xmlns:w16se="http://schemas.microsoft.com/office/word/2015/wordml/symex" xmlns:wpg="http://schemas.microsoft.com/office/word/2010/wordprocessingGroup" xmlns:wpi="http://schemas.microsoft.com/office/word/2010/wordprocessingInk" xmlns:wne="http://schemas.microsoft.com/office/word/2006/wordml" xmlns:wps="http://schemas.microsoft.com/office/word/2010/wordprocessingShape" mc:Ignorable="w14 w15 w16se w16cid w16 w16cex w16sdtdh wp14">
   <w:footnote w:type="separator" w:id="-1">
     <w:p>
       <w:pPr>
@@ -7272,7 +5949,7 @@
 </file>
 
 <file path=word/header1.xml><?xml version="1.0" encoding="utf-8"?>
-<w:hdr xmlns:wpc="http://schemas.microsoft.com/office/word/2010/wordprocessingCanvas" xmlns:cx="http://schemas.microsoft.com/office/drawing/2014/chartex" xmlns:cx1="http://schemas.microsoft.com/office/drawing/2015/9/8/chartex" xmlns:cx2="http://schemas.microsoft.com/office/drawing/2015/10/21/chartex" xmlns:cx3="http://schemas.microsoft.com/office/drawing/2016/5/9/chartex" xmlns:cx4="http://schemas.microsoft.com/office/drawing/2016/5/10/chartex" xmlns:cx5="http://schemas.microsoft.com/office/drawing/2016/5/11/chartex" xmlns:cx6="http://schemas.microsoft.com/office/drawing/2016/5/12/chartex" xmlns:cx7="http://schemas.microsoft.com/office/drawing/2016/5/13/chartex" xmlns:cx8="http://schemas.microsoft.com/office/drawing/2016/5/14/chartex" xmlns:mc="http://schemas.openxmlformats.org/markup-compatibility/2006" xmlns:aink="http://schemas.microsoft.com/office/drawing/2016/ink" xmlns:am3d="http://schemas.microsoft.com/office/drawing/2017/model3d" xmlns:o="urn:schemas-microsoft-com:office:office" xmlns:r="http://schemas.openxmlformats.org/officeDocument/2006/relationships" xmlns:m="http://schemas.openxmlformats.org/officeDocument/2006/math" xmlns:v="urn:schemas-microsoft-com:vml" xmlns:wp14="http://schemas.microsoft.com/office/word/2010/wordprocessingDrawing" xmlns:wp="http://schemas.openxmlformats.org/drawingml/2006/wordprocessingDrawing" xmlns:w10="urn:schemas-microsoft-com:office:word" xmlns:w="http://schemas.openxmlformats.org/wordprocessingml/2006/main" xmlns:w14="http://schemas.microsoft.com/office/word/2010/wordml" xmlns:w15="http://schemas.microsoft.com/office/word/2012/wordml" xmlns:w16cex="http://schemas.microsoft.com/office/word/2018/wordml/cex" xmlns:w16cid="http://schemas.microsoft.com/office/word/2016/wordml/cid" xmlns:w16="http://schemas.microsoft.com/office/word/2018/wordml" xmlns:w16sdtdh="http://schemas.microsoft.com/office/word/2020/wordml/sdtdatahash" xmlns:w16se="http://schemas.microsoft.com/office/word/2015/wordml/symex" xmlns:wpg="http://schemas.microsoft.com/office/word/2010/wordprocessingGroup" xmlns:wpi="http://schemas.microsoft.com/office/word/2010/wordprocessingInk" xmlns:wne="http://schemas.microsoft.com/office/word/2006/wordml" xmlns:wps="http://schemas.microsoft.com/office/word/2010/wordprocessingShape" mc:Ignorable="w14 w15 w16se w16cid w16 w16cex w16sdtdh wp14">
+<w:hdr xmlns:wpc="http://schemas.microsoft.com/office/word/2010/wordprocessingCanvas" xmlns:cx="http://schemas.microsoft.com/office/drawing/2014/chartex" xmlns:cx1="http://schemas.microsoft.com/office/drawing/2015/9/8/chartex" xmlns:cx2="http://schemas.microsoft.com/office/drawing/2015/10/21/chartex" xmlns:cx3="http://schemas.microsoft.com/office/drawing/2016/5/9/chartex" xmlns:cx4="http://schemas.microsoft.com/office/drawing/2016/5/10/chartex" xmlns:cx5="http://schemas.microsoft.com/office/drawing/2016/5/11/chartex" xmlns:cx6="http://schemas.microsoft.com/office/drawing/2016/5/12/chartex" xmlns:cx7="http://schemas.microsoft.com/office/drawing/2016/5/13/chartex" xmlns:cx8="http://schemas.microsoft.com/office/drawing/2016/5/14/chartex" xmlns:mc="http://schemas.openxmlformats.org/markup-compatibility/2006" xmlns:aink="http://schemas.microsoft.com/office/drawing/2016/ink" xmlns:am3d="http://schemas.microsoft.com/office/drawing/2017/model3d" xmlns:o="urn:schemas-microsoft-com:office:office" xmlns:oel="http://schemas.microsoft.com/office/2019/extlst" xmlns:r="http://schemas.openxmlformats.org/officeDocument/2006/relationships" xmlns:m="http://schemas.openxmlformats.org/officeDocument/2006/math" xmlns:v="urn:schemas-microsoft-com:vml" xmlns:wp14="http://schemas.microsoft.com/office/word/2010/wordprocessingDrawing" xmlns:wp="http://schemas.openxmlformats.org/drawingml/2006/wordprocessingDrawing" xmlns:w10="urn:schemas-microsoft-com:office:word" xmlns:w="http://schemas.openxmlformats.org/wordprocessingml/2006/main" xmlns:w14="http://schemas.microsoft.com/office/word/2010/wordml" xmlns:w15="http://schemas.microsoft.com/office/word/2012/wordml" xmlns:w16cex="http://schemas.microsoft.com/office/word/2018/wordml/cex" xmlns:w16cid="http://schemas.microsoft.com/office/word/2016/wordml/cid" xmlns:w16="http://schemas.microsoft.com/office/word/2018/wordml" xmlns:w16sdtdh="http://schemas.microsoft.com/office/word/2020/wordml/sdtdatahash" xmlns:w16se="http://schemas.microsoft.com/office/word/2015/wordml/symex" xmlns:wpg="http://schemas.microsoft.com/office/word/2010/wordprocessingGroup" xmlns:wpi="http://schemas.microsoft.com/office/word/2010/wordprocessingInk" xmlns:wne="http://schemas.microsoft.com/office/word/2006/wordml" xmlns:wps="http://schemas.microsoft.com/office/word/2010/wordprocessingShape" mc:Ignorable="w14 w15 w16se w16cid w16 w16cex w16sdtdh wp14">
   <w:p>
     <w:pPr>
       <w:pBdr>
@@ -7344,7 +6021,7 @@
 </file>
 
 <file path=word/header2.xml><?xml version="1.0" encoding="utf-8"?>
-<w:hdr xmlns:wpc="http://schemas.microsoft.com/office/word/2010/wordprocessingCanvas" xmlns:cx="http://schemas.microsoft.com/office/drawing/2014/chartex" xmlns:cx1="http://schemas.microsoft.com/office/drawing/2015/9/8/chartex" xmlns:cx2="http://schemas.microsoft.com/office/drawing/2015/10/21/chartex" xmlns:cx3="http://schemas.microsoft.com/office/drawing/2016/5/9/chartex" xmlns:cx4="http://schemas.microsoft.com/office/drawing/2016/5/10/chartex" xmlns:cx5="http://schemas.microsoft.com/office/drawing/2016/5/11/chartex" xmlns:cx6="http://schemas.microsoft.com/office/drawing/2016/5/12/chartex" xmlns:cx7="http://schemas.microsoft.com/office/drawing/2016/5/13/chartex" xmlns:cx8="http://schemas.microsoft.com/office/drawing/2016/5/14/chartex" xmlns:mc="http://schemas.openxmlformats.org/markup-compatibility/2006" xmlns:aink="http://schemas.microsoft.com/office/drawing/2016/ink" xmlns:am3d="http://schemas.microsoft.com/office/drawing/2017/model3d" xmlns:o="urn:schemas-microsoft-com:office:office" xmlns:r="http://schemas.openxmlformats.org/officeDocument/2006/relationships" xmlns:m="http://schemas.openxmlformats.org/officeDocument/2006/math" xmlns:v="urn:schemas-microsoft-com:vml" xmlns:wp14="http://schemas.microsoft.com/office/word/2010/wordprocessingDrawing" xmlns:wp="http://schemas.openxmlformats.org/drawingml/2006/wordprocessingDrawing" xmlns:w10="urn:schemas-microsoft-com:office:word" xmlns:w="http://schemas.openxmlformats.org/wordprocessingml/2006/main" xmlns:w14="http://schemas.microsoft.com/office/word/2010/wordml" xmlns:w15="http://schemas.microsoft.com/office/word/2012/wordml" xmlns:w16cex="http://schemas.microsoft.com/office/word/2018/wordml/cex" xmlns:w16cid="http://schemas.microsoft.com/office/word/2016/wordml/cid" xmlns:w16="http://schemas.microsoft.com/office/word/2018/wordml" xmlns:w16sdtdh="http://schemas.microsoft.com/office/word/2020/wordml/sdtdatahash" xmlns:w16se="http://schemas.microsoft.com/office/word/2015/wordml/symex" xmlns:wpg="http://schemas.microsoft.com/office/word/2010/wordprocessingGroup" xmlns:wpi="http://schemas.microsoft.com/office/word/2010/wordprocessingInk" xmlns:wne="http://schemas.microsoft.com/office/word/2006/wordml" xmlns:wps="http://schemas.microsoft.com/office/word/2010/wordprocessingShape" mc:Ignorable="w14 w15 w16se w16cid w16 w16cex w16sdtdh wp14">
+<w:hdr xmlns:wpc="http://schemas.microsoft.com/office/word/2010/wordprocessingCanvas" xmlns:cx="http://schemas.microsoft.com/office/drawing/2014/chartex" xmlns:cx1="http://schemas.microsoft.com/office/drawing/2015/9/8/chartex" xmlns:cx2="http://schemas.microsoft.com/office/drawing/2015/10/21/chartex" xmlns:cx3="http://schemas.microsoft.com/office/drawing/2016/5/9/chartex" xmlns:cx4="http://schemas.microsoft.com/office/drawing/2016/5/10/chartex" xmlns:cx5="http://schemas.microsoft.com/office/drawing/2016/5/11/chartex" xmlns:cx6="http://schemas.microsoft.com/office/drawing/2016/5/12/chartex" xmlns:cx7="http://schemas.microsoft.com/office/drawing/2016/5/13/chartex" xmlns:cx8="http://schemas.microsoft.com/office/drawing/2016/5/14/chartex" xmlns:mc="http://schemas.openxmlformats.org/markup-compatibility/2006" xmlns:aink="http://schemas.microsoft.com/office/drawing/2016/ink" xmlns:am3d="http://schemas.microsoft.com/office/drawing/2017/model3d" xmlns:o="urn:schemas-microsoft-com:office:office" xmlns:oel="http://schemas.microsoft.com/office/2019/extlst" xmlns:r="http://schemas.openxmlformats.org/officeDocument/2006/relationships" xmlns:m="http://schemas.openxmlformats.org/officeDocument/2006/math" xmlns:v="urn:schemas-microsoft-com:vml" xmlns:wp14="http://schemas.microsoft.com/office/word/2010/wordprocessingDrawing" xmlns:wp="http://schemas.openxmlformats.org/drawingml/2006/wordprocessingDrawing" xmlns:w10="urn:schemas-microsoft-com:office:word" xmlns:w="http://schemas.openxmlformats.org/wordprocessingml/2006/main" xmlns:w14="http://schemas.microsoft.com/office/word/2010/wordml" xmlns:w15="http://schemas.microsoft.com/office/word/2012/wordml" xmlns:w16cex="http://schemas.microsoft.com/office/word/2018/wordml/cex" xmlns:w16cid="http://schemas.microsoft.com/office/word/2016/wordml/cid" xmlns:w16="http://schemas.microsoft.com/office/word/2018/wordml" xmlns:w16sdtdh="http://schemas.microsoft.com/office/word/2020/wordml/sdtdatahash" xmlns:w16se="http://schemas.microsoft.com/office/word/2015/wordml/symex" xmlns:wpg="http://schemas.microsoft.com/office/word/2010/wordprocessingGroup" xmlns:wpi="http://schemas.microsoft.com/office/word/2010/wordprocessingInk" xmlns:wne="http://schemas.microsoft.com/office/word/2006/wordml" xmlns:wps="http://schemas.microsoft.com/office/word/2010/wordprocessingShape" mc:Ignorable="w14 w15 w16se w16cid w16 w16cex w16sdtdh wp14">
   <w:p>
     <w:pPr>
       <w:pBdr>
@@ -7416,7 +6093,7 @@
 </file>
 
 <file path=word/numbering.xml><?xml version="1.0" encoding="utf-8"?>
-<w:numbering xmlns:wpc="http://schemas.microsoft.com/office/word/2010/wordprocessingCanvas" xmlns:cx="http://schemas.microsoft.com/office/drawing/2014/chartex" xmlns:cx1="http://schemas.microsoft.com/office/drawing/2015/9/8/chartex" xmlns:cx2="http://schemas.microsoft.com/office/drawing/2015/10/21/chartex" xmlns:cx3="http://schemas.microsoft.com/office/drawing/2016/5/9/chartex" xmlns:cx4="http://schemas.microsoft.com/office/drawing/2016/5/10/chartex" xmlns:cx5="http://schemas.microsoft.com/office/drawing/2016/5/11/chartex" xmlns:cx6="http://schemas.microsoft.com/office/drawing/2016/5/12/chartex" xmlns:cx7="http://schemas.microsoft.com/office/drawing/2016/5/13/chartex" xmlns:cx8="http://schemas.microsoft.com/office/drawing/2016/5/14/chartex" xmlns:mc="http://schemas.openxmlformats.org/markup-compatibility/2006" xmlns:aink="http://schemas.microsoft.com/office/drawing/2016/ink" xmlns:am3d="http://schemas.microsoft.com/office/drawing/2017/model3d" xmlns:o="urn:schemas-microsoft-com:office:office" xmlns:r="http://schemas.openxmlformats.org/officeDocument/2006/relationships" xmlns:m="http://schemas.openxmlformats.org/officeDocument/2006/math" xmlns:v="urn:schemas-microsoft-com:vml" xmlns:wp14="http://schemas.microsoft.com/office/word/2010/wordprocessingDrawing" xmlns:wp="http://schemas.openxmlformats.org/drawingml/2006/wordprocessingDrawing" xmlns:w10="urn:schemas-microsoft-com:office:word" xmlns:w="http://schemas.openxmlformats.org/wordprocessingml/2006/main" xmlns:w14="http://schemas.microsoft.com/office/word/2010/wordml" xmlns:w15="http://schemas.microsoft.com/office/word/2012/wordml" xmlns:w16cex="http://schemas.microsoft.com/office/word/2018/wordml/cex" xmlns:w16cid="http://schemas.microsoft.com/office/word/2016/wordml/cid" xmlns:w16="http://schemas.microsoft.com/office/word/2018/wordml" xmlns:w16sdtdh="http://schemas.microsoft.com/office/word/2020/wordml/sdtdatahash" xmlns:w16se="http://schemas.microsoft.com/office/word/2015/wordml/symex" xmlns:wpg="http://schemas.microsoft.com/office/word/2010/wordprocessingGroup" xmlns:wpi="http://schemas.microsoft.com/office/word/2010/wordprocessingInk" xmlns:wne="http://schemas.microsoft.com/office/word/2006/wordml" xmlns:wps="http://schemas.microsoft.com/office/word/2010/wordprocessingShape" mc:Ignorable="w14 w15 w16se w16cid w16 w16cex w16sdtdh wp14">
+<w:numbering xmlns:wpc="http://schemas.microsoft.com/office/word/2010/wordprocessingCanvas" xmlns:cx="http://schemas.microsoft.com/office/drawing/2014/chartex" xmlns:cx1="http://schemas.microsoft.com/office/drawing/2015/9/8/chartex" xmlns:cx2="http://schemas.microsoft.com/office/drawing/2015/10/21/chartex" xmlns:cx3="http://schemas.microsoft.com/office/drawing/2016/5/9/chartex" xmlns:cx4="http://schemas.microsoft.com/office/drawing/2016/5/10/chartex" xmlns:cx5="http://schemas.microsoft.com/office/drawing/2016/5/11/chartex" xmlns:cx6="http://schemas.microsoft.com/office/drawing/2016/5/12/chartex" xmlns:cx7="http://schemas.microsoft.com/office/drawing/2016/5/13/chartex" xmlns:cx8="http://schemas.microsoft.com/office/drawing/2016/5/14/chartex" xmlns:mc="http://schemas.openxmlformats.org/markup-compatibility/2006" xmlns:aink="http://schemas.microsoft.com/office/drawing/2016/ink" xmlns:am3d="http://schemas.microsoft.com/office/drawing/2017/model3d" xmlns:o="urn:schemas-microsoft-com:office:office" xmlns:oel="http://schemas.microsoft.com/office/2019/extlst" xmlns:r="http://schemas.openxmlformats.org/officeDocument/2006/relationships" xmlns:m="http://schemas.openxmlformats.org/officeDocument/2006/math" xmlns:v="urn:schemas-microsoft-com:vml" xmlns:wp14="http://schemas.microsoft.com/office/word/2010/wordprocessingDrawing" xmlns:wp="http://schemas.openxmlformats.org/drawingml/2006/wordprocessingDrawing" xmlns:w10="urn:schemas-microsoft-com:office:word" xmlns:w="http://schemas.openxmlformats.org/wordprocessingml/2006/main" xmlns:w14="http://schemas.microsoft.com/office/word/2010/wordml" xmlns:w15="http://schemas.microsoft.com/office/word/2012/wordml" xmlns:w16cex="http://schemas.microsoft.com/office/word/2018/wordml/cex" xmlns:w16cid="http://schemas.microsoft.com/office/word/2016/wordml/cid" xmlns:w16="http://schemas.microsoft.com/office/word/2018/wordml" xmlns:w16sdtdh="http://schemas.microsoft.com/office/word/2020/wordml/sdtdatahash" xmlns:w16se="http://schemas.microsoft.com/office/word/2015/wordml/symex" xmlns:wpg="http://schemas.microsoft.com/office/word/2010/wordprocessingGroup" xmlns:wpi="http://schemas.microsoft.com/office/word/2010/wordprocessingInk" xmlns:wne="http://schemas.microsoft.com/office/word/2006/wordml" xmlns:wps="http://schemas.microsoft.com/office/word/2010/wordprocessingShape" mc:Ignorable="w14 w15 w16se w16cid w16 w16cex w16sdtdh wp14">
   <w:abstractNum w:abstractNumId="0" w15:restartNumberingAfterBreak="0">
     <w:nsid w:val="06005DC7"/>
     <w:multiLevelType w:val="multilevel"/>
@@ -7756,13 +6433,13 @@
       </w:rPr>
     </w:lvl>
   </w:abstractNum>
-  <w:num w:numId="1">
+  <w:num w:numId="1" w16cid:durableId="1300452030">
     <w:abstractNumId w:val="0"/>
   </w:num>
-  <w:num w:numId="2">
+  <w:num w:numId="2" w16cid:durableId="231694411">
     <w:abstractNumId w:val="1"/>
   </w:num>
-  <w:num w:numId="3">
+  <w:num w:numId="3" w16cid:durableId="1263339959">
     <w:abstractNumId w:val="2"/>
   </w:num>
 </w:numbering>

--- a/ProjetorIntegrador.docx
+++ b/ProjetorIntegrador.docx
@@ -112,77 +112,52 @@
       <w:pPr>
         <w:widowControl w:val="0"/>
         <w:spacing w:after="0" w:line="360" w:lineRule="auto"/>
+        <w:rPr>
+          <w:rFonts w:ascii="Arial" w:eastAsia="Arial" w:hAnsi="Arial" w:cs="Arial"/>
+          <w:b/>
+          <w:bCs/>
+        </w:rPr>
+      </w:pPr>
+    </w:p>
+    <w:p>
+      <w:pPr>
+        <w:widowControl w:val="0"/>
+        <w:spacing w:after="0" w:line="360" w:lineRule="auto"/>
+        <w:rPr>
+          <w:rFonts w:ascii="Arial" w:eastAsia="Arial" w:hAnsi="Arial" w:cs="Arial"/>
+          <w:b/>
+          <w:bCs/>
+        </w:rPr>
+      </w:pPr>
+      <w:r>
+        <w:rPr>
+          <w:rFonts w:ascii="Arial" w:eastAsia="Arial" w:hAnsi="Arial" w:cs="Arial"/>
+          <w:b/>
+          <w:bCs/>
+        </w:rPr>
+        <w:t>O controle de estoque é uma técnica de administração, armazenamento e análise dos itens estocados, é uma etapa essencial que monitora a entrada e saída de produtos e regula as operações envolvidas além de, se bem feito, permite a possibilidade de previsão de quantidade necessária de itens para suprir demandas evitando gastos e custos excessivos. Um controle de estoque eficiente é indispensável para empresas, uma vez que quando há falha nesse processo pode causar escassez ou sobra de produtos, gerando prejuízos.</w:t>
+      </w:r>
+    </w:p>
+    <w:p>
+      <w:pPr>
+        <w:widowControl w:val="0"/>
+        <w:spacing w:after="0" w:line="360" w:lineRule="auto"/>
+        <w:rPr>
+          <w:rFonts w:ascii="Arial" w:eastAsia="Arial" w:hAnsi="Arial" w:cs="Arial"/>
+          <w:b/>
+          <w:bCs/>
+        </w:rPr>
+      </w:pPr>
+    </w:p>
+    <w:p>
+      <w:pPr>
+        <w:widowControl w:val="0"/>
+        <w:spacing w:after="0" w:line="360" w:lineRule="auto"/>
         <w:jc w:val="both"/>
         <w:rPr>
           <w:rFonts w:ascii="Arial" w:eastAsia="Arial" w:hAnsi="Arial" w:cs="Arial"/>
-          <w:color w:val="FF0000"/>
-        </w:rPr>
-      </w:pPr>
-      <w:r>
-        <w:rPr>
-          <w:rFonts w:ascii="Arial" w:eastAsia="Arial" w:hAnsi="Arial" w:cs="Arial"/>
-          <w:b/>
-          <w:bCs/>
-        </w:rPr>
-        <w:t>A empresa AUTOMAX, abastece oficinas de todo o estado do Paraná, com mais de 4000 peças fornecidas</w:t>
-      </w:r>
-      <w:r>
-        <w:rPr>
-          <w:rFonts w:ascii="Arial" w:eastAsia="Arial" w:hAnsi="Arial" w:cs="Arial"/>
-          <w:b/>
-          <w:bCs/>
-        </w:rPr>
-        <w:t>. P</w:t>
-      </w:r>
-      <w:r>
-        <w:rPr>
-          <w:rFonts w:ascii="Arial" w:eastAsia="Arial" w:hAnsi="Arial" w:cs="Arial"/>
-          <w:b/>
-          <w:bCs/>
-        </w:rPr>
-        <w:t>or conta do grande volume de produtos, fora</w:t>
-      </w:r>
-      <w:r>
-        <w:rPr>
-          <w:rFonts w:ascii="Arial" w:eastAsia="Arial" w:hAnsi="Arial" w:cs="Arial"/>
-          <w:b/>
-          <w:bCs/>
-        </w:rPr>
-        <w:t>m</w:t>
-      </w:r>
-      <w:r>
-        <w:rPr>
-          <w:rFonts w:ascii="Arial" w:eastAsia="Arial" w:hAnsi="Arial" w:cs="Arial"/>
-          <w:b/>
-          <w:bCs/>
-        </w:rPr>
-        <w:t xml:space="preserve"> identificado</w:t>
-      </w:r>
-      <w:r>
-        <w:rPr>
-          <w:rFonts w:ascii="Arial" w:eastAsia="Arial" w:hAnsi="Arial" w:cs="Arial"/>
-          <w:b/>
-          <w:bCs/>
-        </w:rPr>
-        <w:t>s</w:t>
-      </w:r>
-      <w:r>
-        <w:rPr>
-          <w:rFonts w:ascii="Arial" w:eastAsia="Arial" w:hAnsi="Arial" w:cs="Arial"/>
-          <w:b/>
-          <w:bCs/>
-        </w:rPr>
-        <w:t xml:space="preserve"> problemas relacionados à gestão de estoque, entre eles: produtos parados por grande período de tempo, pouco conhecimento em relação a seus produtos mais vendidos, seus principais fornecedores e por fim, a falta de indicadores de tendência, nesse relatório, será mostrado a solução dos problemas citados anteriormente e acrescentar ideias benéficas para a empresa em questão.</w:t>
-      </w:r>
-    </w:p>
-    <w:p>
-      <w:pPr>
-        <w:spacing w:after="0" w:line="360" w:lineRule="auto"/>
-        <w:ind w:left="720"/>
-        <w:jc w:val="both"/>
-        <w:rPr>
-          <w:rFonts w:ascii="Arial" w:eastAsia="Arial" w:hAnsi="Arial" w:cs="Arial"/>
-          <w:color w:val="FF0000"/>
+          <w:b/>
+          <w:bCs/>
         </w:rPr>
         <w:sectPr>
           <w:headerReference w:type="default" r:id="rId8"/>
@@ -199,9 +174,138 @@
       <w:r>
         <w:rPr>
           <w:rFonts w:ascii="Arial" w:eastAsia="Arial" w:hAnsi="Arial" w:cs="Arial"/>
-          <w:color w:val="FF0000"/>
-        </w:rPr>
-        <w:t>.</w:t>
+          <w:b/>
+          <w:bCs/>
+        </w:rPr>
+        <w:t xml:space="preserve">A empresa AUTOMAX, abastece oficinas de todo o estado do Paraná, com mais de </w:t>
+      </w:r>
+      <w:r>
+        <w:rPr>
+          <w:rFonts w:ascii="Arial" w:eastAsia="Arial" w:hAnsi="Arial" w:cs="Arial"/>
+          <w:b/>
+          <w:bCs/>
+        </w:rPr>
+        <w:t>5000</w:t>
+      </w:r>
+      <w:r>
+        <w:rPr>
+          <w:rFonts w:ascii="Arial" w:eastAsia="Arial" w:hAnsi="Arial" w:cs="Arial"/>
+          <w:b/>
+          <w:bCs/>
+        </w:rPr>
+        <w:t xml:space="preserve"> peças fornecidas</w:t>
+      </w:r>
+      <w:r>
+        <w:rPr>
+          <w:rFonts w:ascii="Arial" w:eastAsia="Arial" w:hAnsi="Arial" w:cs="Arial"/>
+          <w:b/>
+          <w:bCs/>
+        </w:rPr>
+        <w:t xml:space="preserve"> e parceria com dezenas de fornecedores</w:t>
+      </w:r>
+      <w:r>
+        <w:rPr>
+          <w:rFonts w:ascii="Arial" w:eastAsia="Arial" w:hAnsi="Arial" w:cs="Arial"/>
+          <w:b/>
+          <w:bCs/>
+        </w:rPr>
+        <w:t>. P</w:t>
+      </w:r>
+      <w:r>
+        <w:rPr>
+          <w:rFonts w:ascii="Arial" w:eastAsia="Arial" w:hAnsi="Arial" w:cs="Arial"/>
+          <w:b/>
+          <w:bCs/>
+        </w:rPr>
+        <w:t>or conta do grande volume de produtos, fora</w:t>
+      </w:r>
+      <w:r>
+        <w:rPr>
+          <w:rFonts w:ascii="Arial" w:eastAsia="Arial" w:hAnsi="Arial" w:cs="Arial"/>
+          <w:b/>
+          <w:bCs/>
+        </w:rPr>
+        <w:t>m</w:t>
+      </w:r>
+      <w:r>
+        <w:rPr>
+          <w:rFonts w:ascii="Arial" w:eastAsia="Arial" w:hAnsi="Arial" w:cs="Arial"/>
+          <w:b/>
+          <w:bCs/>
+        </w:rPr>
+        <w:t xml:space="preserve"> identificado</w:t>
+      </w:r>
+      <w:r>
+        <w:rPr>
+          <w:rFonts w:ascii="Arial" w:eastAsia="Arial" w:hAnsi="Arial" w:cs="Arial"/>
+          <w:b/>
+          <w:bCs/>
+        </w:rPr>
+        <w:t>s</w:t>
+      </w:r>
+      <w:r>
+        <w:rPr>
+          <w:rFonts w:ascii="Arial" w:eastAsia="Arial" w:hAnsi="Arial" w:cs="Arial"/>
+          <w:b/>
+          <w:bCs/>
+        </w:rPr>
+        <w:t xml:space="preserve"> problemas relacionados à gestão de estoque, entre eles: produtos parados por grande período de tempo, </w:t>
+      </w:r>
+      <w:r>
+        <w:rPr>
+          <w:rFonts w:ascii="Arial" w:eastAsia="Arial" w:hAnsi="Arial" w:cs="Arial"/>
+          <w:b/>
+          <w:bCs/>
+        </w:rPr>
+        <w:t>falta de conhecimento sobre a movimentação de seus produtos</w:t>
+      </w:r>
+      <w:r>
+        <w:rPr>
+          <w:rFonts w:ascii="Arial" w:eastAsia="Arial" w:hAnsi="Arial" w:cs="Arial"/>
+          <w:b/>
+          <w:bCs/>
+        </w:rPr>
+        <w:t>,</w:t>
+      </w:r>
+      <w:r>
+        <w:rPr>
+          <w:rFonts w:ascii="Arial" w:eastAsia="Arial" w:hAnsi="Arial" w:cs="Arial"/>
+          <w:b/>
+          <w:bCs/>
+        </w:rPr>
+        <w:t xml:space="preserve"> os</w:t>
+      </w:r>
+      <w:r>
+        <w:rPr>
+          <w:rFonts w:ascii="Arial" w:eastAsia="Arial" w:hAnsi="Arial" w:cs="Arial"/>
+          <w:b/>
+          <w:bCs/>
+        </w:rPr>
+        <w:t xml:space="preserve"> principais fornecedores e por fim, a falta de indicadores de tendência</w:t>
+      </w:r>
+      <w:r>
+        <w:rPr>
+          <w:rFonts w:ascii="Arial" w:eastAsia="Arial" w:hAnsi="Arial" w:cs="Arial"/>
+          <w:b/>
+          <w:bCs/>
+        </w:rPr>
+        <w:t>. N</w:t>
+      </w:r>
+      <w:r>
+        <w:rPr>
+          <w:rFonts w:ascii="Arial" w:eastAsia="Arial" w:hAnsi="Arial" w:cs="Arial"/>
+          <w:b/>
+          <w:bCs/>
+        </w:rPr>
+        <w:t>esse relatório, será</w:t>
+      </w:r>
+      <w:r>
+        <w:rPr>
+          <w:rFonts w:ascii="Arial" w:eastAsia="Arial" w:hAnsi="Arial" w:cs="Arial"/>
+          <w:b/>
+          <w:bCs/>
+        </w:rPr>
+        <w:t xml:space="preserve"> apresentado uma proposta para a resolução dos problemas citados, bem como os passos realizados para a aplicação.</w:t>
       </w:r>
     </w:p>
     <w:p>
@@ -251,6 +355,7 @@
         <w:jc w:val="both"/>
         <w:rPr>
           <w:rFonts w:ascii="Arial" w:eastAsia="Arial" w:hAnsi="Arial" w:cs="Arial"/>
+          <w:color w:val="FF0000"/>
         </w:rPr>
       </w:pPr>
     </w:p>
@@ -260,11 +365,14 @@
         <w:jc w:val="both"/>
         <w:rPr>
           <w:rFonts w:ascii="Arial" w:eastAsia="Arial" w:hAnsi="Arial" w:cs="Arial"/>
-        </w:rPr>
-      </w:pPr>
-      <w:r>
-        <w:rPr>
-          <w:rFonts w:ascii="Arial" w:eastAsia="Arial" w:hAnsi="Arial" w:cs="Arial"/>
+          <w:color w:val="FF0000"/>
+        </w:rPr>
+      </w:pPr>
+      <w:r>
+        <w:rPr>
+          <w:rFonts w:ascii="Arial" w:eastAsia="Arial" w:hAnsi="Arial" w:cs="Arial"/>
+          <w:color w:val="FF0000"/>
+          <w:highlight w:val="yellow"/>
         </w:rPr>
         <w:t>**Inserir um fluxograma***</w:t>
       </w:r>
@@ -315,7 +423,6 @@
         <w:t>csv</w:t>
       </w:r>
       <w:proofErr w:type="spellEnd"/>
-      <w:proofErr w:type="gramStart"/>
       <w:r>
         <w:rPr>
           <w:rFonts w:ascii="Arial" w:eastAsia="Arial" w:hAnsi="Arial" w:cs="Arial"/>
@@ -328,7 +435,6 @@
         </w:rPr>
         <w:t>a</w:t>
       </w:r>
-      <w:proofErr w:type="gramEnd"/>
       <w:r>
         <w:rPr>
           <w:rFonts w:ascii="Arial" w:eastAsia="Arial" w:hAnsi="Arial" w:cs="Arial"/>
@@ -483,6 +589,12 @@
         <w:rPr>
           <w:rFonts w:ascii="Arial" w:eastAsia="Arial" w:hAnsi="Arial" w:cs="Arial"/>
         </w:rPr>
+        <w:t>.</w:t>
+      </w:r>
+      <w:r>
+        <w:rPr>
+          <w:rFonts w:ascii="Arial" w:eastAsia="Arial" w:hAnsi="Arial" w:cs="Arial"/>
+        </w:rPr>
         <w:t xml:space="preserve"> A partir dessas constatações, foram definidas as estratégias de tratamento mais adequadas para cada situação.</w:t>
       </w:r>
       <w:r>
@@ -605,6 +717,7 @@
         <w:rPr>
           <w:rFonts w:ascii="Arial" w:eastAsia="Arial" w:hAnsi="Arial" w:cs="Arial"/>
         </w:rPr>
+        <w:lastRenderedPageBreak/>
         <w:t>Na coluna “</w:t>
       </w:r>
       <w:proofErr w:type="spellStart"/>
@@ -705,27 +818,13 @@
         <w:rPr>
           <w:rFonts w:ascii="Arial" w:eastAsia="Arial" w:hAnsi="Arial" w:cs="Arial"/>
         </w:rPr>
-        <w:t xml:space="preserve">utilizando </w:t>
-      </w:r>
-      <w:proofErr w:type="gramStart"/>
-      <w:r>
-        <w:rPr>
-          <w:rFonts w:ascii="Arial" w:eastAsia="Arial" w:hAnsi="Arial" w:cs="Arial"/>
-        </w:rPr>
-        <w:t xml:space="preserve">a </w:t>
-      </w:r>
-      <w:r>
-        <w:rPr>
-          <w:rFonts w:ascii="Arial" w:eastAsia="Arial" w:hAnsi="Arial" w:cs="Arial"/>
-        </w:rPr>
-        <w:t xml:space="preserve"> plataforma</w:t>
-      </w:r>
-      <w:proofErr w:type="gramEnd"/>
-      <w:r>
-        <w:rPr>
-          <w:rFonts w:ascii="Arial" w:eastAsia="Arial" w:hAnsi="Arial" w:cs="Arial"/>
-        </w:rPr>
-        <w:t xml:space="preserve"> BR Modelo,</w:t>
+        <w:t xml:space="preserve">utilizando a </w:t>
+      </w:r>
+      <w:r>
+        <w:rPr>
+          <w:rFonts w:ascii="Arial" w:eastAsia="Arial" w:hAnsi="Arial" w:cs="Arial"/>
+        </w:rPr>
+        <w:t xml:space="preserve"> plataforma BR Modelo,</w:t>
       </w:r>
       <w:r>
         <w:rPr>
@@ -780,100 +879,134 @@
       <w:pPr>
         <w:spacing w:after="0" w:line="360" w:lineRule="auto"/>
         <w:jc w:val="both"/>
-        <w:rPr>
-          <w:rFonts w:ascii="Arial" w:eastAsia="Arial" w:hAnsi="Arial" w:cs="Arial"/>
-        </w:rPr>
-      </w:pPr>
+      </w:pPr>
+      <w:r>
+        <w:rPr>
+          <w:rFonts w:ascii="Arial" w:eastAsia="Arial" w:hAnsi="Arial" w:cs="Arial"/>
+        </w:rPr>
+        <w:t xml:space="preserve">dimensão e </w:t>
+      </w:r>
+      <w:r>
+        <w:rPr>
+          <w:rFonts w:ascii="Arial" w:eastAsia="Arial" w:hAnsi="Arial" w:cs="Arial"/>
+        </w:rPr>
+        <w:t>uma tabela fato</w:t>
+      </w:r>
+      <w:r>
+        <w:rPr>
+          <w:rFonts w:ascii="Arial" w:eastAsia="Arial" w:hAnsi="Arial" w:cs="Arial"/>
+        </w:rPr>
+        <w:t>.</w:t>
+      </w:r>
+      <w:r>
+        <w:rPr>
+          <w:rFonts w:ascii="Arial" w:eastAsia="Arial" w:hAnsi="Arial" w:cs="Arial"/>
+        </w:rPr>
+        <w:t xml:space="preserve"> </w:t>
+      </w:r>
+      <w:r>
+        <w:rPr>
+          <w:rFonts w:ascii="Arial" w:eastAsia="Arial" w:hAnsi="Arial" w:cs="Arial"/>
+        </w:rPr>
+        <w:t xml:space="preserve">A </w:t>
+      </w:r>
+      <w:r>
+        <w:rPr>
+          <w:rFonts w:ascii="Arial" w:eastAsia="Arial" w:hAnsi="Arial" w:cs="Arial"/>
+        </w:rPr>
+        <w:t>estrutura foi motivada pela presença</w:t>
+      </w:r>
+      <w:r>
+        <w:rPr>
+          <w:rFonts w:ascii="Arial" w:eastAsia="Arial" w:hAnsi="Arial" w:cs="Arial"/>
+        </w:rPr>
+        <w:t xml:space="preserve"> de redundâncias e inconsistências nos dados originais</w:t>
+      </w:r>
+      <w:r>
+        <w:rPr>
+          <w:rFonts w:ascii="Arial" w:eastAsia="Arial" w:hAnsi="Arial" w:cs="Arial"/>
+        </w:rPr>
+        <w:t xml:space="preserve">, especialmente no registro </w:t>
+      </w:r>
+      <w:r>
+        <w:rPr>
+          <w:rFonts w:ascii="Arial" w:eastAsia="Arial" w:hAnsi="Arial" w:cs="Arial"/>
+        </w:rPr>
+        <w:t xml:space="preserve">de produtos com o mesmo </w:t>
+      </w:r>
+      <w:proofErr w:type="spellStart"/>
+      <w:r>
+        <w:rPr>
+          <w:rFonts w:ascii="Arial" w:eastAsia="Arial" w:hAnsi="Arial" w:cs="Arial"/>
+        </w:rPr>
+        <w:t>código,porém</w:t>
+      </w:r>
+      <w:proofErr w:type="spellEnd"/>
+      <w:r>
+        <w:rPr>
+          <w:rFonts w:ascii="Arial" w:eastAsia="Arial" w:hAnsi="Arial" w:cs="Arial"/>
+        </w:rPr>
+        <w:t xml:space="preserve"> associados a diferentes descrições e categorias, o que exigiu a normalização das infor</w:t>
+      </w:r>
+      <w:r>
+        <w:rPr>
+          <w:rFonts w:ascii="Arial" w:eastAsia="Arial" w:hAnsi="Arial" w:cs="Arial"/>
+        </w:rPr>
+        <w:t>mações durante a modelagem</w:t>
+      </w:r>
+      <w:r>
+        <w:rPr>
+          <w:rFonts w:ascii="Arial" w:eastAsia="Arial" w:hAnsi="Arial" w:cs="Arial"/>
+        </w:rPr>
+        <w:t>.</w:t>
+      </w:r>
+      <w:r>
+        <w:t xml:space="preserve"> </w:t>
+      </w:r>
     </w:p>
     <w:p>
       <w:pPr>
         <w:spacing w:after="0" w:line="360" w:lineRule="auto"/>
         <w:jc w:val="both"/>
-      </w:pPr>
-      <w:r>
-        <w:rPr>
-          <w:rFonts w:ascii="Arial" w:eastAsia="Arial" w:hAnsi="Arial" w:cs="Arial"/>
-        </w:rPr>
-        <w:t xml:space="preserve">dimensão e </w:t>
-      </w:r>
-      <w:r>
-        <w:rPr>
-          <w:rFonts w:ascii="Arial" w:eastAsia="Arial" w:hAnsi="Arial" w:cs="Arial"/>
-        </w:rPr>
-        <w:t>uma tabela fato</w:t>
-      </w:r>
-      <w:r>
-        <w:rPr>
-          <w:rFonts w:ascii="Arial" w:eastAsia="Arial" w:hAnsi="Arial" w:cs="Arial"/>
-        </w:rPr>
-        <w:t>.</w:t>
-      </w:r>
-      <w:r>
-        <w:rPr>
-          <w:rFonts w:ascii="Arial" w:eastAsia="Arial" w:hAnsi="Arial" w:cs="Arial"/>
-        </w:rPr>
-        <w:t xml:space="preserve"> </w:t>
-      </w:r>
-      <w:r>
-        <w:rPr>
-          <w:rFonts w:ascii="Arial" w:eastAsia="Arial" w:hAnsi="Arial" w:cs="Arial"/>
-        </w:rPr>
-        <w:t xml:space="preserve">A </w:t>
-      </w:r>
-      <w:r>
-        <w:rPr>
-          <w:rFonts w:ascii="Arial" w:eastAsia="Arial" w:hAnsi="Arial" w:cs="Arial"/>
-        </w:rPr>
-        <w:t>estrutura foi motivada pela presença</w:t>
-      </w:r>
-      <w:r>
-        <w:rPr>
-          <w:rFonts w:ascii="Arial" w:eastAsia="Arial" w:hAnsi="Arial" w:cs="Arial"/>
-        </w:rPr>
-        <w:t xml:space="preserve"> de redundâncias e inconsistências nos dados originais</w:t>
-      </w:r>
-      <w:r>
-        <w:rPr>
-          <w:rFonts w:ascii="Arial" w:eastAsia="Arial" w:hAnsi="Arial" w:cs="Arial"/>
-        </w:rPr>
-        <w:t xml:space="preserve">, especialmente no registro </w:t>
-      </w:r>
-      <w:r>
-        <w:rPr>
-          <w:rFonts w:ascii="Arial" w:eastAsia="Arial" w:hAnsi="Arial" w:cs="Arial"/>
-        </w:rPr>
-        <w:t xml:space="preserve">de produtos com o mesmo </w:t>
-      </w:r>
-      <w:proofErr w:type="spellStart"/>
-      <w:proofErr w:type="gramStart"/>
-      <w:r>
-        <w:rPr>
-          <w:rFonts w:ascii="Arial" w:eastAsia="Arial" w:hAnsi="Arial" w:cs="Arial"/>
-        </w:rPr>
-        <w:t>código,porém</w:t>
-      </w:r>
-      <w:proofErr w:type="spellEnd"/>
-      <w:proofErr w:type="gramEnd"/>
-      <w:r>
-        <w:rPr>
-          <w:rFonts w:ascii="Arial" w:eastAsia="Arial" w:hAnsi="Arial" w:cs="Arial"/>
-        </w:rPr>
-        <w:t xml:space="preserve"> associados a diferentes descrições e categorias, o que exigiu a normalização das infor</w:t>
-      </w:r>
-      <w:r>
-        <w:rPr>
-          <w:rFonts w:ascii="Arial" w:eastAsia="Arial" w:hAnsi="Arial" w:cs="Arial"/>
-        </w:rPr>
-        <w:t>mações durante a modelagem</w:t>
-      </w:r>
-      <w:r>
-        <w:rPr>
-          <w:rFonts w:ascii="Arial" w:eastAsia="Arial" w:hAnsi="Arial" w:cs="Arial"/>
-        </w:rPr>
-        <w:t>.</w:t>
-      </w:r>
-      <w:r>
-        <w:t xml:space="preserve"> </w:t>
+        <w:rPr>
+          <w:rFonts w:ascii="Arial" w:eastAsia="Arial" w:hAnsi="Arial" w:cs="Arial"/>
+        </w:rPr>
+      </w:pPr>
+      <w:r>
+        <w:rPr>
+          <w:rFonts w:ascii="Arial" w:eastAsia="Arial" w:hAnsi="Arial" w:cs="Arial"/>
+        </w:rPr>
+        <w:t xml:space="preserve">Diante dessas características, optou-se pela utilização do modelo dimensional em estrela, no qual </w:t>
+      </w:r>
+      <w:r>
+        <w:rPr>
+          <w:rFonts w:ascii="Arial" w:eastAsia="Arial" w:hAnsi="Arial" w:cs="Arial"/>
+        </w:rPr>
+        <w:t>as</w:t>
+      </w:r>
+      <w:r>
+        <w:rPr>
+          <w:rFonts w:ascii="Arial" w:eastAsia="Arial" w:hAnsi="Arial" w:cs="Arial"/>
+        </w:rPr>
+        <w:t xml:space="preserve"> tabelas fato armazenam as métricas e eventos do negócio, enquanto as tabelas dimensão concentram os atributos descritivos utilizados para análise</w:t>
+      </w:r>
+      <w:r>
+        <w:rPr>
+          <w:rFonts w:ascii="Arial" w:eastAsia="Arial" w:hAnsi="Arial" w:cs="Arial"/>
+        </w:rPr>
+        <w:t>, foram criadas onze tabelas dimensão para esta modelagem e mais uma fato.</w:t>
+      </w:r>
+      <w:r>
+        <w:rPr>
+          <w:rFonts w:ascii="Arial" w:eastAsia="Arial" w:hAnsi="Arial" w:cs="Arial"/>
+        </w:rPr>
+        <w:t xml:space="preserve"> As tabelas dimensão</w:t>
+      </w:r>
+      <w:r>
+        <w:rPr>
+          <w:rFonts w:ascii="Arial" w:eastAsia="Arial" w:hAnsi="Arial" w:cs="Arial"/>
+        </w:rPr>
+        <w:t xml:space="preserve"> criadas e seus dados são os seguintes: </w:t>
       </w:r>
     </w:p>
     <w:p>
@@ -888,111 +1021,7 @@
         <w:rPr>
           <w:rFonts w:ascii="Arial" w:eastAsia="Arial" w:hAnsi="Arial" w:cs="Arial"/>
         </w:rPr>
-        <w:t xml:space="preserve">Diante dessas características, optou-se pela utilização do modelo dimensional em estrela, no qual </w:t>
-      </w:r>
-      <w:r>
-        <w:rPr>
-          <w:rFonts w:ascii="Arial" w:eastAsia="Arial" w:hAnsi="Arial" w:cs="Arial"/>
-        </w:rPr>
-        <w:t>as</w:t>
-      </w:r>
-      <w:r>
-        <w:rPr>
-          <w:rFonts w:ascii="Arial" w:eastAsia="Arial" w:hAnsi="Arial" w:cs="Arial"/>
-        </w:rPr>
-        <w:t xml:space="preserve"> tabelas fato armazenam as </w:t>
-      </w:r>
-      <w:proofErr w:type="spellStart"/>
-      <w:r>
-        <w:rPr>
-          <w:rFonts w:ascii="Arial" w:eastAsia="Arial" w:hAnsi="Arial" w:cs="Arial"/>
-        </w:rPr>
-        <w:t>métri</w:t>
-      </w:r>
-      <w:proofErr w:type="spellEnd"/>
-    </w:p>
-    <w:p>
-      <w:pPr>
-        <w:spacing w:after="0" w:line="360" w:lineRule="auto"/>
-        <w:jc w:val="both"/>
-        <w:rPr>
-          <w:rFonts w:ascii="Arial" w:eastAsia="Arial" w:hAnsi="Arial" w:cs="Arial"/>
-        </w:rPr>
-      </w:pPr>
-      <w:proofErr w:type="spellStart"/>
-      <w:r>
-        <w:rPr>
-          <w:rFonts w:ascii="Arial" w:eastAsia="Arial" w:hAnsi="Arial" w:cs="Arial"/>
-        </w:rPr>
-        <w:t>cas</w:t>
-      </w:r>
-      <w:proofErr w:type="spellEnd"/>
-      <w:r>
-        <w:rPr>
-          <w:rFonts w:ascii="Arial" w:eastAsia="Arial" w:hAnsi="Arial" w:cs="Arial"/>
-        </w:rPr>
-        <w:t xml:space="preserve"> e eventos do negócio, enquanto as tabelas dimensão concentram os atributos descritivos utilizados para análise</w:t>
-      </w:r>
-      <w:r>
-        <w:rPr>
-          <w:rFonts w:ascii="Arial" w:eastAsia="Arial" w:hAnsi="Arial" w:cs="Arial"/>
-        </w:rPr>
-        <w:t xml:space="preserve">, foram criadas onze tabelas dimensão para esta modelagem e mais </w:t>
-      </w:r>
-      <w:proofErr w:type="gramStart"/>
-      <w:r>
-        <w:rPr>
-          <w:rFonts w:ascii="Arial" w:eastAsia="Arial" w:hAnsi="Arial" w:cs="Arial"/>
-        </w:rPr>
-        <w:t>uma fato</w:t>
-      </w:r>
-      <w:proofErr w:type="gramEnd"/>
-      <w:r>
-        <w:rPr>
-          <w:rFonts w:ascii="Arial" w:eastAsia="Arial" w:hAnsi="Arial" w:cs="Arial"/>
-        </w:rPr>
-        <w:t>.</w:t>
-      </w:r>
-      <w:r>
-        <w:rPr>
-          <w:rFonts w:ascii="Arial" w:eastAsia="Arial" w:hAnsi="Arial" w:cs="Arial"/>
-        </w:rPr>
-        <w:t xml:space="preserve"> As tabelas dimensão</w:t>
-      </w:r>
-      <w:r>
-        <w:rPr>
-          <w:rFonts w:ascii="Arial" w:eastAsia="Arial" w:hAnsi="Arial" w:cs="Arial"/>
-        </w:rPr>
-        <w:t xml:space="preserve"> criadas e seus dados são os seguintes: </w:t>
-      </w:r>
-    </w:p>
-    <w:p>
-      <w:pPr>
-        <w:spacing w:after="0" w:line="360" w:lineRule="auto"/>
-        <w:jc w:val="both"/>
-        <w:rPr>
-          <w:rFonts w:ascii="Arial" w:eastAsia="Arial" w:hAnsi="Arial" w:cs="Arial"/>
-        </w:rPr>
-      </w:pPr>
-      <w:r>
-        <w:rPr>
-          <w:rFonts w:ascii="Arial" w:eastAsia="Arial" w:hAnsi="Arial" w:cs="Arial"/>
-        </w:rPr>
-        <w:t>*****************</w:t>
-      </w:r>
-      <w:proofErr w:type="gramStart"/>
-      <w:r>
-        <w:rPr>
-          <w:rFonts w:ascii="Arial" w:eastAsia="Arial" w:hAnsi="Arial" w:cs="Arial"/>
-        </w:rPr>
-        <w:t>REVER  OS</w:t>
-      </w:r>
-      <w:proofErr w:type="gramEnd"/>
-      <w:r>
-        <w:rPr>
-          <w:rFonts w:ascii="Arial" w:eastAsia="Arial" w:hAnsi="Arial" w:cs="Arial"/>
-        </w:rPr>
-        <w:t xml:space="preserve"> NOMES DOS CAMPOS*******************</w:t>
+        <w:t>*****************REVER  OS NOMES DOS CAMPOS*******************</w:t>
       </w:r>
     </w:p>
     <w:p>
@@ -1026,28 +1055,14 @@
         <w:rPr>
           <w:rFonts w:ascii="Arial" w:eastAsia="Arial" w:hAnsi="Arial" w:cs="Arial"/>
         </w:rPr>
-        <w:t>”, “Estado”</w:t>
-      </w:r>
-      <w:proofErr w:type="gramStart"/>
-      <w:r>
-        <w:rPr>
-          <w:rFonts w:ascii="Arial" w:eastAsia="Arial" w:hAnsi="Arial" w:cs="Arial"/>
-        </w:rPr>
-        <w:t>,”</w:t>
+        <w:t>”, “Estado”,”</w:t>
       </w:r>
       <w:proofErr w:type="spellStart"/>
       <w:r>
         <w:rPr>
           <w:rFonts w:ascii="Arial" w:eastAsia="Arial" w:hAnsi="Arial" w:cs="Arial"/>
         </w:rPr>
-        <w:t>Id</w:t>
-      </w:r>
-      <w:proofErr w:type="gramEnd"/>
-      <w:r>
-        <w:rPr>
-          <w:rFonts w:ascii="Arial" w:eastAsia="Arial" w:hAnsi="Arial" w:cs="Arial"/>
-        </w:rPr>
-        <w:t>_cidade</w:t>
+        <w:t>Id_cidade</w:t>
       </w:r>
       <w:proofErr w:type="spellEnd"/>
       <w:r>
@@ -1074,21 +1089,7 @@
         <w:rPr>
           <w:rFonts w:ascii="Arial" w:eastAsia="Arial" w:hAnsi="Arial" w:cs="Arial"/>
         </w:rPr>
-        <w:t>Cliente com “Id_cliente”,”id_cidade”</w:t>
-      </w:r>
-      <w:proofErr w:type="gramStart"/>
-      <w:r>
-        <w:rPr>
-          <w:rFonts w:ascii="Arial" w:eastAsia="Arial" w:hAnsi="Arial" w:cs="Arial"/>
-        </w:rPr>
-        <w:t>,”Nome</w:t>
-      </w:r>
-      <w:proofErr w:type="gramEnd"/>
-      <w:r>
-        <w:rPr>
-          <w:rFonts w:ascii="Arial" w:eastAsia="Arial" w:hAnsi="Arial" w:cs="Arial"/>
-        </w:rPr>
-        <w:t>_cliente”,”</w:t>
+        <w:t>Cliente com “Id_cliente”,”id_cidade”,”Nome_cliente”,”</w:t>
       </w:r>
       <w:proofErr w:type="spellStart"/>
       <w:r>
@@ -1136,28 +1137,14 @@
         <w:rPr>
           <w:rFonts w:ascii="Arial" w:eastAsia="Arial" w:hAnsi="Arial" w:cs="Arial"/>
         </w:rPr>
-        <w:t>”</w:t>
-      </w:r>
-      <w:proofErr w:type="gramStart"/>
-      <w:r>
-        <w:rPr>
-          <w:rFonts w:ascii="Arial" w:eastAsia="Arial" w:hAnsi="Arial" w:cs="Arial"/>
-        </w:rPr>
-        <w:t>, ”</w:t>
+        <w:t>”, ”</w:t>
       </w:r>
       <w:proofErr w:type="spellStart"/>
       <w:r>
         <w:rPr>
           <w:rFonts w:ascii="Arial" w:eastAsia="Arial" w:hAnsi="Arial" w:cs="Arial"/>
         </w:rPr>
-        <w:t>id</w:t>
-      </w:r>
-      <w:proofErr w:type="gramEnd"/>
-      <w:r>
-        <w:rPr>
-          <w:rFonts w:ascii="Arial" w:eastAsia="Arial" w:hAnsi="Arial" w:cs="Arial"/>
-        </w:rPr>
-        <w:t>_cidade</w:t>
+        <w:t>id_cidade</w:t>
       </w:r>
       <w:proofErr w:type="spellEnd"/>
       <w:r>
@@ -1244,28 +1231,14 @@
         <w:rPr>
           <w:rFonts w:ascii="Arial" w:eastAsia="Arial" w:hAnsi="Arial" w:cs="Arial"/>
         </w:rPr>
-        <w:t>”</w:t>
-      </w:r>
-      <w:proofErr w:type="gramStart"/>
-      <w:r>
-        <w:rPr>
-          <w:rFonts w:ascii="Arial" w:eastAsia="Arial" w:hAnsi="Arial" w:cs="Arial"/>
-        </w:rPr>
-        <w:t>, ”</w:t>
+        <w:t>”, ”</w:t>
       </w:r>
       <w:proofErr w:type="spellStart"/>
       <w:r>
         <w:rPr>
           <w:rFonts w:ascii="Arial" w:eastAsia="Arial" w:hAnsi="Arial" w:cs="Arial"/>
         </w:rPr>
-        <w:t>Nome</w:t>
-      </w:r>
-      <w:proofErr w:type="gramEnd"/>
-      <w:r>
-        <w:rPr>
-          <w:rFonts w:ascii="Arial" w:eastAsia="Arial" w:hAnsi="Arial" w:cs="Arial"/>
-        </w:rPr>
-        <w:t>_marca</w:t>
+        <w:t>Nome_marca</w:t>
       </w:r>
       <w:proofErr w:type="spellEnd"/>
       <w:r>
@@ -1320,28 +1293,14 @@
         <w:rPr>
           <w:rFonts w:ascii="Arial" w:eastAsia="Arial" w:hAnsi="Arial" w:cs="Arial"/>
         </w:rPr>
-        <w:t>”</w:t>
-      </w:r>
-      <w:proofErr w:type="gramStart"/>
-      <w:r>
-        <w:rPr>
-          <w:rFonts w:ascii="Arial" w:eastAsia="Arial" w:hAnsi="Arial" w:cs="Arial"/>
-        </w:rPr>
-        <w:t>, ”</w:t>
+        <w:t>”, ”</w:t>
       </w:r>
       <w:proofErr w:type="spellStart"/>
       <w:r>
         <w:rPr>
           <w:rFonts w:ascii="Arial" w:eastAsia="Arial" w:hAnsi="Arial" w:cs="Arial"/>
         </w:rPr>
-        <w:t>Nome</w:t>
-      </w:r>
-      <w:proofErr w:type="gramEnd"/>
-      <w:r>
-        <w:rPr>
-          <w:rFonts w:ascii="Arial" w:eastAsia="Arial" w:hAnsi="Arial" w:cs="Arial"/>
-        </w:rPr>
-        <w:t>_categoria</w:t>
+        <w:t>Nome_categoria</w:t>
       </w:r>
       <w:proofErr w:type="spellEnd"/>
       <w:r>
@@ -1404,21 +1363,7 @@
         <w:rPr>
           <w:rFonts w:ascii="Arial" w:eastAsia="Arial" w:hAnsi="Arial" w:cs="Arial"/>
         </w:rPr>
-        <w:t>”</w:t>
-      </w:r>
-      <w:proofErr w:type="gramStart"/>
-      <w:r>
-        <w:rPr>
-          <w:rFonts w:ascii="Arial" w:eastAsia="Arial" w:hAnsi="Arial" w:cs="Arial"/>
-        </w:rPr>
-        <w:t>,”Tipo</w:t>
-      </w:r>
-      <w:proofErr w:type="gramEnd"/>
-      <w:r>
-        <w:rPr>
-          <w:rFonts w:ascii="Arial" w:eastAsia="Arial" w:hAnsi="Arial" w:cs="Arial"/>
-        </w:rPr>
-        <w:t>”,”</w:t>
+        <w:t>”,”Tipo”,”</w:t>
       </w:r>
       <w:proofErr w:type="spellStart"/>
       <w:r>
@@ -1474,21 +1419,7 @@
         <w:rPr>
           <w:rFonts w:ascii="Arial" w:eastAsia="Arial" w:hAnsi="Arial" w:cs="Arial"/>
         </w:rPr>
-        <w:t>”</w:t>
-      </w:r>
-      <w:proofErr w:type="gramStart"/>
-      <w:r>
-        <w:rPr>
-          <w:rFonts w:ascii="Arial" w:eastAsia="Arial" w:hAnsi="Arial" w:cs="Arial"/>
-        </w:rPr>
-        <w:t>,”Id</w:t>
-      </w:r>
-      <w:proofErr w:type="gramEnd"/>
-      <w:r>
-        <w:rPr>
-          <w:rFonts w:ascii="Arial" w:eastAsia="Arial" w:hAnsi="Arial" w:cs="Arial"/>
-        </w:rPr>
-        <w:t>_cargo”,”</w:t>
+        <w:t>”,”Id_cargo”,”</w:t>
       </w:r>
       <w:proofErr w:type="spellStart"/>
       <w:r>
@@ -1522,21 +1453,7 @@
         <w:rPr>
           <w:rFonts w:ascii="Arial" w:eastAsia="Arial" w:hAnsi="Arial" w:cs="Arial"/>
         </w:rPr>
-        <w:t>Cargo com “Id_cargo”</w:t>
-      </w:r>
-      <w:proofErr w:type="gramStart"/>
-      <w:r>
-        <w:rPr>
-          <w:rFonts w:ascii="Arial" w:eastAsia="Arial" w:hAnsi="Arial" w:cs="Arial"/>
-        </w:rPr>
-        <w:t>,”Cargo</w:t>
-      </w:r>
-      <w:proofErr w:type="gramEnd"/>
-      <w:r>
-        <w:rPr>
-          <w:rFonts w:ascii="Arial" w:eastAsia="Arial" w:hAnsi="Arial" w:cs="Arial"/>
-        </w:rPr>
-        <w:t>”,”</w:t>
+        <w:t>Cargo com “Id_cargo”,”Cargo”,”</w:t>
       </w:r>
       <w:proofErr w:type="spellStart"/>
       <w:r>
@@ -1570,21 +1487,7 @@
         <w:rPr>
           <w:rFonts w:ascii="Arial" w:eastAsia="Arial" w:hAnsi="Arial" w:cs="Arial"/>
         </w:rPr>
-        <w:t>Prateleira com “Id_prateleira”</w:t>
-      </w:r>
-      <w:proofErr w:type="gramStart"/>
-      <w:r>
-        <w:rPr>
-          <w:rFonts w:ascii="Arial" w:eastAsia="Arial" w:hAnsi="Arial" w:cs="Arial"/>
-        </w:rPr>
-        <w:t>,”Prateleira</w:t>
-      </w:r>
-      <w:proofErr w:type="gramEnd"/>
-      <w:r>
-        <w:rPr>
-          <w:rFonts w:ascii="Arial" w:eastAsia="Arial" w:hAnsi="Arial" w:cs="Arial"/>
-        </w:rPr>
-        <w:t>”,”</w:t>
+        <w:t>Prateleira com “Id_prateleira”,”Prateleira”,”</w:t>
       </w:r>
       <w:proofErr w:type="spellStart"/>
       <w:r>
@@ -1620,19 +1523,11 @@
         </w:rPr>
         <w:t>Corredor com “Id_corredor”</w:t>
       </w:r>
-      <w:proofErr w:type="gramStart"/>
-      <w:r>
-        <w:rPr>
-          <w:rFonts w:ascii="Arial" w:eastAsia="Arial" w:hAnsi="Arial" w:cs="Arial"/>
-        </w:rPr>
-        <w:t>,”Corredor</w:t>
-      </w:r>
-      <w:proofErr w:type="gramEnd"/>
-      <w:r>
-        <w:rPr>
-          <w:rFonts w:ascii="Arial" w:eastAsia="Arial" w:hAnsi="Arial" w:cs="Arial"/>
-        </w:rPr>
-        <w:t>”,”</w:t>
+      <w:r>
+        <w:rPr>
+          <w:rFonts w:ascii="Arial" w:eastAsia="Arial" w:hAnsi="Arial" w:cs="Arial"/>
+        </w:rPr>
+        <w:t>,”Corredor”,”</w:t>
       </w:r>
       <w:proofErr w:type="spellStart"/>
       <w:r>
@@ -1674,21 +1569,7 @@
         <w:rPr>
           <w:rFonts w:ascii="Arial" w:eastAsia="Arial" w:hAnsi="Arial" w:cs="Arial"/>
         </w:rPr>
-        <w:t xml:space="preserve"> com “Id_prateleira_corredor”</w:t>
-      </w:r>
-      <w:proofErr w:type="gramStart"/>
-      <w:r>
-        <w:rPr>
-          <w:rFonts w:ascii="Arial" w:eastAsia="Arial" w:hAnsi="Arial" w:cs="Arial"/>
-        </w:rPr>
-        <w:t>,”Id</w:t>
-      </w:r>
-      <w:proofErr w:type="gramEnd"/>
-      <w:r>
-        <w:rPr>
-          <w:rFonts w:ascii="Arial" w:eastAsia="Arial" w:hAnsi="Arial" w:cs="Arial"/>
-        </w:rPr>
-        <w:t>_prateleira”,”</w:t>
+        <w:t xml:space="preserve"> com “Id_prateleira_corredor”,”Id_prateleira”,”</w:t>
       </w:r>
       <w:proofErr w:type="spellStart"/>
       <w:r>
@@ -1722,21 +1603,7 @@
         <w:rPr>
           <w:rFonts w:ascii="Arial" w:eastAsia="Arial" w:hAnsi="Arial" w:cs="Arial"/>
         </w:rPr>
-        <w:t>Estoque com “Id_Estoque”</w:t>
-      </w:r>
-      <w:proofErr w:type="gramStart"/>
-      <w:r>
-        <w:rPr>
-          <w:rFonts w:ascii="Arial" w:eastAsia="Arial" w:hAnsi="Arial" w:cs="Arial"/>
-        </w:rPr>
-        <w:t>,”Id</w:t>
-      </w:r>
-      <w:proofErr w:type="gramEnd"/>
-      <w:r>
-        <w:rPr>
-          <w:rFonts w:ascii="Arial" w:eastAsia="Arial" w:hAnsi="Arial" w:cs="Arial"/>
-        </w:rPr>
-        <w:t>_Produto”,”</w:t>
+        <w:t>Estoque com “Id_Estoque”,”Id_Produto”,”</w:t>
       </w:r>
       <w:proofErr w:type="spellStart"/>
       <w:r>
@@ -1784,92 +1651,78 @@
         <w:rPr>
           <w:rFonts w:ascii="Arial" w:eastAsia="Arial" w:hAnsi="Arial" w:cs="Arial"/>
         </w:rPr>
+        <w:t>”, ”</w:t>
+      </w:r>
+      <w:proofErr w:type="spellStart"/>
+      <w:r>
+        <w:rPr>
+          <w:rFonts w:ascii="Arial" w:eastAsia="Arial" w:hAnsi="Arial" w:cs="Arial"/>
+        </w:rPr>
+        <w:t>Cod_produto</w:t>
+      </w:r>
+      <w:proofErr w:type="spellEnd"/>
+      <w:r>
+        <w:rPr>
+          <w:rFonts w:ascii="Arial" w:eastAsia="Arial" w:hAnsi="Arial" w:cs="Arial"/>
+        </w:rPr>
+        <w:t>”, “</w:t>
+      </w:r>
+      <w:proofErr w:type="spellStart"/>
+      <w:r>
+        <w:rPr>
+          <w:rFonts w:ascii="Arial" w:eastAsia="Arial" w:hAnsi="Arial" w:cs="Arial"/>
+        </w:rPr>
+        <w:t>Nome_produto</w:t>
+      </w:r>
+      <w:proofErr w:type="spellEnd"/>
+      <w:r>
+        <w:rPr>
+          <w:rFonts w:ascii="Arial" w:eastAsia="Arial" w:hAnsi="Arial" w:cs="Arial"/>
+        </w:rPr>
+        <w:t>”, “</w:t>
+      </w:r>
+      <w:proofErr w:type="spellStart"/>
+      <w:r>
+        <w:rPr>
+          <w:rFonts w:ascii="Arial" w:eastAsia="Arial" w:hAnsi="Arial" w:cs="Arial"/>
+        </w:rPr>
+        <w:t>id_categoria</w:t>
+      </w:r>
+      <w:proofErr w:type="spellEnd"/>
+      <w:r>
+        <w:rPr>
+          <w:rFonts w:ascii="Arial" w:eastAsia="Arial" w:hAnsi="Arial" w:cs="Arial"/>
+        </w:rPr>
+        <w:t>”, “</w:t>
+      </w:r>
+      <w:proofErr w:type="spellStart"/>
+      <w:r>
+        <w:rPr>
+          <w:rFonts w:ascii="Arial" w:eastAsia="Arial" w:hAnsi="Arial" w:cs="Arial"/>
+        </w:rPr>
+        <w:t>Id_fornecedor</w:t>
+      </w:r>
+      <w:proofErr w:type="spellEnd"/>
+      <w:r>
+        <w:rPr>
+          <w:rFonts w:ascii="Arial" w:eastAsia="Arial" w:hAnsi="Arial" w:cs="Arial"/>
+        </w:rPr>
+        <w:t>”, “</w:t>
+      </w:r>
+      <w:proofErr w:type="spellStart"/>
+      <w:r>
+        <w:rPr>
+          <w:rFonts w:ascii="Arial" w:eastAsia="Arial" w:hAnsi="Arial" w:cs="Arial"/>
+        </w:rPr>
+        <w:t>Id_marca</w:t>
+      </w:r>
+      <w:proofErr w:type="spellEnd"/>
+      <w:r>
+        <w:rPr>
+          <w:rFonts w:ascii="Arial" w:eastAsia="Arial" w:hAnsi="Arial" w:cs="Arial"/>
+        </w:rPr>
         <w:t>”</w:t>
       </w:r>
-      <w:proofErr w:type="gramStart"/>
-      <w:r>
-        <w:rPr>
-          <w:rFonts w:ascii="Arial" w:eastAsia="Arial" w:hAnsi="Arial" w:cs="Arial"/>
-        </w:rPr>
-        <w:t>, ”</w:t>
-      </w:r>
-      <w:proofErr w:type="spellStart"/>
-      <w:r>
-        <w:rPr>
-          <w:rFonts w:ascii="Arial" w:eastAsia="Arial" w:hAnsi="Arial" w:cs="Arial"/>
-        </w:rPr>
-        <w:t>Cod</w:t>
-      </w:r>
-      <w:proofErr w:type="gramEnd"/>
-      <w:r>
-        <w:rPr>
-          <w:rFonts w:ascii="Arial" w:eastAsia="Arial" w:hAnsi="Arial" w:cs="Arial"/>
-        </w:rPr>
-        <w:t>_produto</w:t>
-      </w:r>
-      <w:proofErr w:type="spellEnd"/>
-      <w:r>
-        <w:rPr>
-          <w:rFonts w:ascii="Arial" w:eastAsia="Arial" w:hAnsi="Arial" w:cs="Arial"/>
-        </w:rPr>
-        <w:t>”, “</w:t>
-      </w:r>
-      <w:proofErr w:type="spellStart"/>
-      <w:r>
-        <w:rPr>
-          <w:rFonts w:ascii="Arial" w:eastAsia="Arial" w:hAnsi="Arial" w:cs="Arial"/>
-        </w:rPr>
-        <w:t>Nome_produto</w:t>
-      </w:r>
-      <w:proofErr w:type="spellEnd"/>
-      <w:r>
-        <w:rPr>
-          <w:rFonts w:ascii="Arial" w:eastAsia="Arial" w:hAnsi="Arial" w:cs="Arial"/>
-        </w:rPr>
-        <w:t>”, “</w:t>
-      </w:r>
-      <w:proofErr w:type="spellStart"/>
-      <w:r>
-        <w:rPr>
-          <w:rFonts w:ascii="Arial" w:eastAsia="Arial" w:hAnsi="Arial" w:cs="Arial"/>
-        </w:rPr>
-        <w:t>id_categoria</w:t>
-      </w:r>
-      <w:proofErr w:type="spellEnd"/>
-      <w:r>
-        <w:rPr>
-          <w:rFonts w:ascii="Arial" w:eastAsia="Arial" w:hAnsi="Arial" w:cs="Arial"/>
-        </w:rPr>
-        <w:t>”, “</w:t>
-      </w:r>
-      <w:proofErr w:type="spellStart"/>
-      <w:r>
-        <w:rPr>
-          <w:rFonts w:ascii="Arial" w:eastAsia="Arial" w:hAnsi="Arial" w:cs="Arial"/>
-        </w:rPr>
-        <w:t>Id_fornecedor</w:t>
-      </w:r>
-      <w:proofErr w:type="spellEnd"/>
-      <w:r>
-        <w:rPr>
-          <w:rFonts w:ascii="Arial" w:eastAsia="Arial" w:hAnsi="Arial" w:cs="Arial"/>
-        </w:rPr>
-        <w:t>”, “</w:t>
-      </w:r>
-      <w:proofErr w:type="spellStart"/>
-      <w:r>
-        <w:rPr>
-          <w:rFonts w:ascii="Arial" w:eastAsia="Arial" w:hAnsi="Arial" w:cs="Arial"/>
-        </w:rPr>
-        <w:t>Id_marca</w:t>
-      </w:r>
-      <w:proofErr w:type="spellEnd"/>
-      <w:r>
-        <w:rPr>
-          <w:rFonts w:ascii="Arial" w:eastAsia="Arial" w:hAnsi="Arial" w:cs="Arial"/>
-        </w:rPr>
-        <w:t>”</w:t>
-      </w:r>
     </w:p>
     <w:p>
       <w:pPr>
@@ -1893,6 +1746,7 @@
         <w:rPr>
           <w:rFonts w:ascii="Arial" w:eastAsia="Arial" w:hAnsi="Arial" w:cs="Arial"/>
         </w:rPr>
+        <w:lastRenderedPageBreak/>
         <w:t>A tabela fato:</w:t>
       </w:r>
     </w:p>
@@ -1909,19 +1763,11 @@
           <w:rFonts w:ascii="Arial" w:eastAsia="Arial" w:hAnsi="Arial" w:cs="Arial"/>
         </w:rPr>
       </w:pPr>
-      <w:proofErr w:type="gramStart"/>
-      <w:r>
-        <w:rPr>
-          <w:rFonts w:ascii="Arial" w:eastAsia="Arial" w:hAnsi="Arial" w:cs="Arial"/>
-        </w:rPr>
-        <w:t>Registros  com</w:t>
-      </w:r>
-      <w:proofErr w:type="gramEnd"/>
-      <w:r>
-        <w:rPr>
-          <w:rFonts w:ascii="Arial" w:eastAsia="Arial" w:hAnsi="Arial" w:cs="Arial"/>
-        </w:rPr>
-        <w:t xml:space="preserve"> “</w:t>
+      <w:r>
+        <w:rPr>
+          <w:rFonts w:ascii="Arial" w:eastAsia="Arial" w:hAnsi="Arial" w:cs="Arial"/>
+        </w:rPr>
+        <w:t>Registros  com “</w:t>
       </w:r>
       <w:proofErr w:type="spellStart"/>
       <w:r>
@@ -2007,16 +1853,12 @@
         </w:rPr>
         <w:t>”</w:t>
       </w:r>
-    </w:p>
-    <w:p>
-      <w:pPr>
-        <w:pStyle w:val="PargrafodaLista"/>
-        <w:spacing w:after="0" w:line="360" w:lineRule="auto"/>
-        <w:jc w:val="both"/>
-        <w:rPr>
-          <w:rFonts w:ascii="Arial" w:eastAsia="Arial" w:hAnsi="Arial" w:cs="Arial"/>
-        </w:rPr>
-      </w:pPr>
+      <w:r>
+        <w:rPr>
+          <w:rFonts w:ascii="Arial" w:eastAsia="Arial" w:hAnsi="Arial" w:cs="Arial"/>
+        </w:rPr>
+        <w:t>.</w:t>
+      </w:r>
     </w:p>
     <w:p>
       <w:pPr>
@@ -2049,54 +1891,6 @@
         <w:jc w:val="center"/>
         <w:rPr>
           <w:rFonts w:ascii="Arial" w:eastAsia="Arial" w:hAnsi="Arial" w:cs="Arial"/>
-          <w:b/>
-          <w:bCs/>
-        </w:rPr>
-      </w:pPr>
-    </w:p>
-    <w:p>
-      <w:pPr>
-        <w:spacing w:after="0" w:line="360" w:lineRule="auto"/>
-        <w:ind w:left="360"/>
-        <w:jc w:val="center"/>
-        <w:rPr>
-          <w:rFonts w:ascii="Arial" w:eastAsia="Arial" w:hAnsi="Arial" w:cs="Arial"/>
-          <w:b/>
-          <w:bCs/>
-        </w:rPr>
-      </w:pPr>
-    </w:p>
-    <w:p>
-      <w:pPr>
-        <w:spacing w:after="0" w:line="360" w:lineRule="auto"/>
-        <w:ind w:left="360"/>
-        <w:jc w:val="center"/>
-        <w:rPr>
-          <w:rFonts w:ascii="Arial" w:eastAsia="Arial" w:hAnsi="Arial" w:cs="Arial"/>
-          <w:b/>
-          <w:bCs/>
-        </w:rPr>
-      </w:pPr>
-    </w:p>
-    <w:p>
-      <w:pPr>
-        <w:spacing w:after="0" w:line="360" w:lineRule="auto"/>
-        <w:ind w:left="360"/>
-        <w:jc w:val="center"/>
-        <w:rPr>
-          <w:rFonts w:ascii="Arial" w:eastAsia="Arial" w:hAnsi="Arial" w:cs="Arial"/>
-          <w:b/>
-          <w:bCs/>
-        </w:rPr>
-      </w:pPr>
-    </w:p>
-    <w:p>
-      <w:pPr>
-        <w:spacing w:after="0" w:line="360" w:lineRule="auto"/>
-        <w:ind w:left="360"/>
-        <w:jc w:val="center"/>
-        <w:rPr>
-          <w:rFonts w:ascii="Arial" w:eastAsia="Arial" w:hAnsi="Arial" w:cs="Arial"/>
         </w:rPr>
       </w:pPr>
       <w:r>
@@ -2118,8 +1912,6 @@
       <w:pPr>
         <w:rPr>
           <w:rFonts w:ascii="Arial" w:eastAsia="Arial" w:hAnsi="Arial" w:cs="Arial"/>
-          <w:b/>
-          <w:bCs/>
         </w:rPr>
       </w:pPr>
       <w:r>
@@ -2163,6 +1955,160 @@
           </wp:inline>
         </w:drawing>
       </w:r>
+    </w:p>
+    <w:p>
+      <w:pPr>
+        <w:spacing w:after="0" w:line="360" w:lineRule="auto"/>
+        <w:jc w:val="both"/>
+        <w:rPr>
+          <w:rFonts w:ascii="Arial" w:eastAsia="Arial" w:hAnsi="Arial" w:cs="Arial"/>
+        </w:rPr>
+      </w:pPr>
+      <w:r>
+        <w:rPr>
+          <w:rFonts w:ascii="Arial" w:eastAsia="Arial" w:hAnsi="Arial" w:cs="Arial"/>
+        </w:rPr>
+        <w:t>Após a conclusão do tratamento dos dados e da modelagem do Diagrama Entidade-Relacionamento (DER), iniciou-se a etapa de criação do banco de dados. Essa fase apresentou diversas dificuldades técnicas, principalmente devido à incompatibilidade de versões entre o Sistema Gerenciador de Banco de Dados (SGBD) escolhido e o Power BI nas máquinas disponíveis para a realização do trabalho. Como consequência, foram necessárias aproximadamente oito horas-aula para identificar e solucionar o problema</w:t>
+      </w:r>
+      <w:r>
+        <w:rPr>
+          <w:rFonts w:ascii="Arial" w:eastAsia="Arial" w:hAnsi="Arial" w:cs="Arial"/>
+        </w:rPr>
+        <w:t>, ocasionando atraso</w:t>
+      </w:r>
+      <w:r>
+        <w:rPr>
+          <w:rFonts w:ascii="Arial" w:eastAsia="Arial" w:hAnsi="Arial" w:cs="Arial"/>
+        </w:rPr>
+        <w:t>s</w:t>
+      </w:r>
+      <w:r>
+        <w:rPr>
+          <w:rFonts w:ascii="Arial" w:eastAsia="Arial" w:hAnsi="Arial" w:cs="Arial"/>
+        </w:rPr>
+        <w:t xml:space="preserve"> relevantes no cronograma estipulado.</w:t>
+      </w:r>
+      <w:r>
+        <w:rPr>
+          <w:rFonts w:ascii="Arial" w:eastAsia="Arial" w:hAnsi="Arial" w:cs="Arial"/>
+        </w:rPr>
+        <w:t xml:space="preserve"> </w:t>
+      </w:r>
+    </w:p>
+    <w:p>
+      <w:pPr>
+        <w:spacing w:after="0" w:line="360" w:lineRule="auto"/>
+        <w:jc w:val="both"/>
+        <w:rPr>
+          <w:rFonts w:ascii="Arial" w:eastAsia="Arial" w:hAnsi="Arial" w:cs="Arial"/>
+        </w:rPr>
+      </w:pPr>
+      <w:r>
+        <w:rPr>
+          <w:rFonts w:ascii="Arial" w:eastAsia="Arial" w:hAnsi="Arial" w:cs="Arial"/>
+        </w:rPr>
+        <w:t xml:space="preserve">Após os ajustes realizados, foi possível estabelecer a conexão entre o Power BI e o banco de dados PostgreSQL, utilizando o </w:t>
+      </w:r>
+      <w:proofErr w:type="spellStart"/>
+      <w:r>
+        <w:rPr>
+          <w:rFonts w:ascii="Arial" w:eastAsia="Arial" w:hAnsi="Arial" w:cs="Arial"/>
+        </w:rPr>
+        <w:t>pgAdmin</w:t>
+      </w:r>
+      <w:proofErr w:type="spellEnd"/>
+      <w:r>
+        <w:rPr>
+          <w:rFonts w:ascii="Arial" w:eastAsia="Arial" w:hAnsi="Arial" w:cs="Arial"/>
+        </w:rPr>
+        <w:t xml:space="preserve"> 4 como ferramenta de gerenciamento e administração do banco.</w:t>
+      </w:r>
+      <w:r>
+        <w:rPr>
+          <w:rFonts w:ascii="Arial" w:eastAsia="Arial" w:hAnsi="Arial" w:cs="Arial"/>
+        </w:rPr>
+        <w:t>Com isso, tornou-se viável prosseguir com as etapas subsequentes do projeto.</w:t>
+      </w:r>
+    </w:p>
+    <w:p>
+      <w:pPr>
+        <w:spacing w:after="0" w:line="360" w:lineRule="auto"/>
+        <w:jc w:val="both"/>
+        <w:rPr>
+          <w:rFonts w:ascii="Arial" w:eastAsia="Arial" w:hAnsi="Arial" w:cs="Arial"/>
+        </w:rPr>
+      </w:pPr>
+      <w:r>
+        <w:rPr>
+          <w:rFonts w:ascii="Arial" w:eastAsia="Arial" w:hAnsi="Arial" w:cs="Arial"/>
+        </w:rPr>
+        <w:t xml:space="preserve">Com o objetivo de minimizar os impactos no </w:t>
+      </w:r>
+      <w:r>
+        <w:rPr>
+          <w:rFonts w:ascii="Arial" w:eastAsia="Arial" w:hAnsi="Arial" w:cs="Arial"/>
+          <w:u w:val="single"/>
+        </w:rPr>
+        <w:t>cronograma</w:t>
+      </w:r>
+      <w:r>
+        <w:rPr>
+          <w:rFonts w:ascii="Arial" w:eastAsia="Arial" w:hAnsi="Arial" w:cs="Arial"/>
+        </w:rPr>
+        <w:t xml:space="preserve">, a equipe optou por dividir as atividades entre os integrantes. Enquanto um dos envolvidos se dedicava a identificação e à resolução dos problemas técnicos relacionados à conexão entre o banco de dados e o Power </w:t>
+      </w:r>
+      <w:r>
+        <w:rPr>
+          <w:rFonts w:ascii="Arial" w:eastAsia="Arial" w:hAnsi="Arial" w:cs="Arial"/>
+        </w:rPr>
+        <w:lastRenderedPageBreak/>
+        <w:t>Bi, os demais membros ficaram responsáveis pela criação dos arquivos CSV para posterior importação no banco de dados, pela documentação das etapas desenvolvidas no relatório oficial e pela elaboração da apresentação em slides do projeto.</w:t>
+      </w:r>
+    </w:p>
+    <w:p>
+      <w:pPr>
+        <w:spacing w:after="0" w:line="360" w:lineRule="auto"/>
+        <w:jc w:val="both"/>
+        <w:rPr>
+          <w:rFonts w:ascii="Arial" w:eastAsia="Arial" w:hAnsi="Arial" w:cs="Arial"/>
+        </w:rPr>
+      </w:pPr>
+    </w:p>
+    <w:p>
+      <w:pPr>
+        <w:spacing w:after="0" w:line="360" w:lineRule="auto"/>
+        <w:jc w:val="both"/>
+        <w:rPr>
+          <w:rFonts w:ascii="Arial" w:eastAsia="Arial" w:hAnsi="Arial" w:cs="Arial"/>
+        </w:rPr>
+      </w:pPr>
+    </w:p>
+    <w:p>
+      <w:pPr>
+        <w:spacing w:after="0" w:line="360" w:lineRule="auto"/>
+        <w:jc w:val="both"/>
+        <w:rPr>
+          <w:rFonts w:ascii="Arial" w:eastAsia="Arial" w:hAnsi="Arial" w:cs="Arial"/>
+        </w:rPr>
+      </w:pPr>
+    </w:p>
+    <w:p>
+      <w:pPr>
+        <w:spacing w:after="0" w:line="360" w:lineRule="auto"/>
+        <w:jc w:val="both"/>
+        <w:rPr>
+          <w:rFonts w:ascii="Arial" w:eastAsia="Arial" w:hAnsi="Arial" w:cs="Arial"/>
+        </w:rPr>
+      </w:pPr>
+    </w:p>
+    <w:p>
+      <w:pPr>
+        <w:rPr>
+          <w:rFonts w:ascii="Arial" w:eastAsia="Arial" w:hAnsi="Arial" w:cs="Arial"/>
+          <w:b/>
+          <w:bCs/>
+        </w:rPr>
+      </w:pPr>
       <w:r>
         <w:rPr>
           <w:rFonts w:ascii="Arial" w:eastAsia="Arial" w:hAnsi="Arial" w:cs="Arial"/>
@@ -2417,21 +2363,7 @@
         <w:rPr>
           <w:rFonts w:ascii="Arial" w:eastAsia="Arial" w:hAnsi="Arial" w:cs="Arial"/>
         </w:rPr>
-        <w:t xml:space="preserve">SOBRENOME DO(s) </w:t>
-      </w:r>
-      <w:proofErr w:type="gramStart"/>
-      <w:r>
-        <w:rPr>
-          <w:rFonts w:ascii="Arial" w:eastAsia="Arial" w:hAnsi="Arial" w:cs="Arial"/>
-        </w:rPr>
-        <w:t>AUTOR(</w:t>
-      </w:r>
-      <w:proofErr w:type="gramEnd"/>
-      <w:r>
-        <w:rPr>
-          <w:rFonts w:ascii="Arial" w:eastAsia="Arial" w:hAnsi="Arial" w:cs="Arial"/>
-        </w:rPr>
-        <w:t xml:space="preserve">es), Nome. </w:t>
+        <w:t xml:space="preserve">SOBRENOME DO(s) AUTOR(es), Nome. </w:t>
       </w:r>
       <w:r>
         <w:rPr>
@@ -2542,21 +2474,7 @@
         <w:rPr>
           <w:rFonts w:ascii="Arial" w:eastAsia="Arial" w:hAnsi="Arial" w:cs="Arial"/>
         </w:rPr>
-        <w:t xml:space="preserve">SOBRENOME DO(s) </w:t>
-      </w:r>
-      <w:proofErr w:type="gramStart"/>
-      <w:r>
-        <w:rPr>
-          <w:rFonts w:ascii="Arial" w:eastAsia="Arial" w:hAnsi="Arial" w:cs="Arial"/>
-        </w:rPr>
-        <w:t>AUTOR(</w:t>
-      </w:r>
-      <w:proofErr w:type="gramEnd"/>
-      <w:r>
-        <w:rPr>
-          <w:rFonts w:ascii="Arial" w:eastAsia="Arial" w:hAnsi="Arial" w:cs="Arial"/>
-        </w:rPr>
-        <w:t xml:space="preserve">es), Nome. </w:t>
+        <w:t xml:space="preserve">SOBRENOME DO(s) AUTOR(es), Nome. </w:t>
       </w:r>
       <w:r>
         <w:rPr>
@@ -2570,21 +2488,7 @@
         <w:rPr>
           <w:rFonts w:ascii="Arial" w:eastAsia="Arial" w:hAnsi="Arial" w:cs="Arial"/>
         </w:rPr>
-        <w:t xml:space="preserve"> SOBRENOME DO(s) </w:t>
-      </w:r>
-      <w:proofErr w:type="gramStart"/>
-      <w:r>
-        <w:rPr>
-          <w:rFonts w:ascii="Arial" w:eastAsia="Arial" w:hAnsi="Arial" w:cs="Arial"/>
-        </w:rPr>
-        <w:t>AUTOR(</w:t>
-      </w:r>
-      <w:proofErr w:type="gramEnd"/>
-      <w:r>
-        <w:rPr>
-          <w:rFonts w:ascii="Arial" w:eastAsia="Arial" w:hAnsi="Arial" w:cs="Arial"/>
-        </w:rPr>
-        <w:t xml:space="preserve">es), Nome do livro. </w:t>
+        <w:t xml:space="preserve"> SOBRENOME DO(s) AUTOR(es), Nome do livro. </w:t>
       </w:r>
       <w:r>
         <w:rPr>
@@ -2751,21 +2655,7 @@
         <w:rPr>
           <w:rFonts w:ascii="Arial" w:eastAsia="Arial" w:hAnsi="Arial" w:cs="Arial"/>
         </w:rPr>
-        <w:t xml:space="preserve">SOBRENOME DO(s) </w:t>
-      </w:r>
-      <w:proofErr w:type="gramStart"/>
-      <w:r>
-        <w:rPr>
-          <w:rFonts w:ascii="Arial" w:eastAsia="Arial" w:hAnsi="Arial" w:cs="Arial"/>
-        </w:rPr>
-        <w:t>AUTOR(</w:t>
-      </w:r>
-      <w:proofErr w:type="gramEnd"/>
-      <w:r>
-        <w:rPr>
-          <w:rFonts w:ascii="Arial" w:eastAsia="Arial" w:hAnsi="Arial" w:cs="Arial"/>
-        </w:rPr>
-        <w:t xml:space="preserve">es), Nome. Nome do artigo. </w:t>
+        <w:t xml:space="preserve">SOBRENOME DO(s) AUTOR(es), Nome. Nome do artigo. </w:t>
       </w:r>
       <w:r>
         <w:rPr>
@@ -5255,6 +5145,35 @@
       <w:contextualSpacing/>
     </w:pPr>
   </w:style>
+  <w:style w:type="paragraph" w:customStyle="1" w:styleId="isselectedend">
+    <w:name w:val="isselectedend"/>
+    <w:basedOn w:val="Normal"/>
+    <w:rsid w:val="00684BDC"/>
+    <w:pPr>
+      <w:spacing w:before="100" w:beforeAutospacing="1" w:after="100" w:afterAutospacing="1" w:line="240" w:lineRule="auto"/>
+    </w:pPr>
+    <w:rPr>
+      <w:rFonts w:ascii="Times New Roman" w:eastAsia="Times New Roman" w:hAnsi="Times New Roman" w:cs="Times New Roman"/>
+      <w:sz w:val="24"/>
+      <w:szCs w:val="24"/>
+    </w:rPr>
+  </w:style>
+  <w:style w:type="paragraph" w:styleId="NormalWeb">
+    <w:name w:val="Normal (Web)"/>
+    <w:basedOn w:val="Normal"/>
+    <w:uiPriority w:val="99"/>
+    <w:semiHidden/>
+    <w:unhideWhenUsed/>
+    <w:rsid w:val="00684BDC"/>
+    <w:pPr>
+      <w:spacing w:before="100" w:beforeAutospacing="1" w:after="100" w:afterAutospacing="1" w:line="240" w:lineRule="auto"/>
+    </w:pPr>
+    <w:rPr>
+      <w:rFonts w:ascii="Times New Roman" w:eastAsia="Times New Roman" w:hAnsi="Times New Roman" w:cs="Times New Roman"/>
+      <w:sz w:val="24"/>
+      <w:szCs w:val="24"/>
+    </w:rPr>
+  </w:style>
 </w:styles>
 </file>
 

--- a/ProjetorIntegrador.docx
+++ b/ProjetorIntegrador.docx
@@ -112,52 +112,77 @@
       <w:pPr>
         <w:widowControl w:val="0"/>
         <w:spacing w:after="0" w:line="360" w:lineRule="auto"/>
-        <w:rPr>
-          <w:rFonts w:ascii="Arial" w:eastAsia="Arial" w:hAnsi="Arial" w:cs="Arial"/>
-          <w:b/>
-          <w:bCs/>
-        </w:rPr>
-      </w:pPr>
-    </w:p>
-    <w:p>
-      <w:pPr>
-        <w:widowControl w:val="0"/>
-        <w:spacing w:after="0" w:line="360" w:lineRule="auto"/>
-        <w:rPr>
-          <w:rFonts w:ascii="Arial" w:eastAsia="Arial" w:hAnsi="Arial" w:cs="Arial"/>
-          <w:b/>
-          <w:bCs/>
-        </w:rPr>
-      </w:pPr>
-      <w:r>
-        <w:rPr>
-          <w:rFonts w:ascii="Arial" w:eastAsia="Arial" w:hAnsi="Arial" w:cs="Arial"/>
-          <w:b/>
-          <w:bCs/>
-        </w:rPr>
-        <w:t>O controle de estoque é uma técnica de administração, armazenamento e análise dos itens estocados, é uma etapa essencial que monitora a entrada e saída de produtos e regula as operações envolvidas além de, se bem feito, permite a possibilidade de previsão de quantidade necessária de itens para suprir demandas evitando gastos e custos excessivos. Um controle de estoque eficiente é indispensável para empresas, uma vez que quando há falha nesse processo pode causar escassez ou sobra de produtos, gerando prejuízos.</w:t>
-      </w:r>
-    </w:p>
-    <w:p>
-      <w:pPr>
-        <w:widowControl w:val="0"/>
-        <w:spacing w:after="0" w:line="360" w:lineRule="auto"/>
-        <w:rPr>
-          <w:rFonts w:ascii="Arial" w:eastAsia="Arial" w:hAnsi="Arial" w:cs="Arial"/>
-          <w:b/>
-          <w:bCs/>
-        </w:rPr>
-      </w:pPr>
-    </w:p>
-    <w:p>
-      <w:pPr>
-        <w:widowControl w:val="0"/>
-        <w:spacing w:after="0" w:line="360" w:lineRule="auto"/>
         <w:jc w:val="both"/>
         <w:rPr>
           <w:rFonts w:ascii="Arial" w:eastAsia="Arial" w:hAnsi="Arial" w:cs="Arial"/>
-          <w:b/>
-          <w:bCs/>
+          <w:color w:val="FF0000"/>
+        </w:rPr>
+      </w:pPr>
+      <w:r>
+        <w:rPr>
+          <w:rFonts w:ascii="Arial" w:eastAsia="Arial" w:hAnsi="Arial" w:cs="Arial"/>
+          <w:b/>
+          <w:bCs/>
+        </w:rPr>
+        <w:t>A empresa AUTOMAX, abastece oficinas de todo o estado do Paraná, com mais de 4000 peças fornecidas</w:t>
+      </w:r>
+      <w:r>
+        <w:rPr>
+          <w:rFonts w:ascii="Arial" w:eastAsia="Arial" w:hAnsi="Arial" w:cs="Arial"/>
+          <w:b/>
+          <w:bCs/>
+        </w:rPr>
+        <w:t>. P</w:t>
+      </w:r>
+      <w:r>
+        <w:rPr>
+          <w:rFonts w:ascii="Arial" w:eastAsia="Arial" w:hAnsi="Arial" w:cs="Arial"/>
+          <w:b/>
+          <w:bCs/>
+        </w:rPr>
+        <w:t>or conta do grande volume de produtos, fora</w:t>
+      </w:r>
+      <w:r>
+        <w:rPr>
+          <w:rFonts w:ascii="Arial" w:eastAsia="Arial" w:hAnsi="Arial" w:cs="Arial"/>
+          <w:b/>
+          <w:bCs/>
+        </w:rPr>
+        <w:t>m</w:t>
+      </w:r>
+      <w:r>
+        <w:rPr>
+          <w:rFonts w:ascii="Arial" w:eastAsia="Arial" w:hAnsi="Arial" w:cs="Arial"/>
+          <w:b/>
+          <w:bCs/>
+        </w:rPr>
+        <w:t xml:space="preserve"> identificado</w:t>
+      </w:r>
+      <w:r>
+        <w:rPr>
+          <w:rFonts w:ascii="Arial" w:eastAsia="Arial" w:hAnsi="Arial" w:cs="Arial"/>
+          <w:b/>
+          <w:bCs/>
+        </w:rPr>
+        <w:t>s</w:t>
+      </w:r>
+      <w:r>
+        <w:rPr>
+          <w:rFonts w:ascii="Arial" w:eastAsia="Arial" w:hAnsi="Arial" w:cs="Arial"/>
+          <w:b/>
+          <w:bCs/>
+        </w:rPr>
+        <w:t xml:space="preserve"> problemas relacionados à gestão de estoque, entre eles: produtos parados por grande período de tempo, pouco conhecimento em relação a seus produtos mais vendidos, seus principais fornecedores e por fim, a falta de indicadores de tendência, nesse relatório, será mostrado a solução dos problemas citados anteriormente e acrescentar ideias benéficas para a empresa em questão.</w:t>
+      </w:r>
+    </w:p>
+    <w:p>
+      <w:pPr>
+        <w:spacing w:after="0" w:line="360" w:lineRule="auto"/>
+        <w:ind w:left="720"/>
+        <w:jc w:val="both"/>
+        <w:rPr>
+          <w:rFonts w:ascii="Arial" w:eastAsia="Arial" w:hAnsi="Arial" w:cs="Arial"/>
+          <w:color w:val="FF0000"/>
         </w:rPr>
         <w:sectPr>
           <w:headerReference w:type="default" r:id="rId8"/>
@@ -174,138 +199,9 @@
       <w:r>
         <w:rPr>
           <w:rFonts w:ascii="Arial" w:eastAsia="Arial" w:hAnsi="Arial" w:cs="Arial"/>
-          <w:b/>
-          <w:bCs/>
-        </w:rPr>
-        <w:t xml:space="preserve">A empresa AUTOMAX, abastece oficinas de todo o estado do Paraná, com mais de </w:t>
-      </w:r>
-      <w:r>
-        <w:rPr>
-          <w:rFonts w:ascii="Arial" w:eastAsia="Arial" w:hAnsi="Arial" w:cs="Arial"/>
-          <w:b/>
-          <w:bCs/>
-        </w:rPr>
-        <w:t>5000</w:t>
-      </w:r>
-      <w:r>
-        <w:rPr>
-          <w:rFonts w:ascii="Arial" w:eastAsia="Arial" w:hAnsi="Arial" w:cs="Arial"/>
-          <w:b/>
-          <w:bCs/>
-        </w:rPr>
-        <w:t xml:space="preserve"> peças fornecidas</w:t>
-      </w:r>
-      <w:r>
-        <w:rPr>
-          <w:rFonts w:ascii="Arial" w:eastAsia="Arial" w:hAnsi="Arial" w:cs="Arial"/>
-          <w:b/>
-          <w:bCs/>
-        </w:rPr>
-        <w:t xml:space="preserve"> e parceria com dezenas de fornecedores</w:t>
-      </w:r>
-      <w:r>
-        <w:rPr>
-          <w:rFonts w:ascii="Arial" w:eastAsia="Arial" w:hAnsi="Arial" w:cs="Arial"/>
-          <w:b/>
-          <w:bCs/>
-        </w:rPr>
-        <w:t>. P</w:t>
-      </w:r>
-      <w:r>
-        <w:rPr>
-          <w:rFonts w:ascii="Arial" w:eastAsia="Arial" w:hAnsi="Arial" w:cs="Arial"/>
-          <w:b/>
-          <w:bCs/>
-        </w:rPr>
-        <w:t>or conta do grande volume de produtos, fora</w:t>
-      </w:r>
-      <w:r>
-        <w:rPr>
-          <w:rFonts w:ascii="Arial" w:eastAsia="Arial" w:hAnsi="Arial" w:cs="Arial"/>
-          <w:b/>
-          <w:bCs/>
-        </w:rPr>
-        <w:t>m</w:t>
-      </w:r>
-      <w:r>
-        <w:rPr>
-          <w:rFonts w:ascii="Arial" w:eastAsia="Arial" w:hAnsi="Arial" w:cs="Arial"/>
-          <w:b/>
-          <w:bCs/>
-        </w:rPr>
-        <w:t xml:space="preserve"> identificado</w:t>
-      </w:r>
-      <w:r>
-        <w:rPr>
-          <w:rFonts w:ascii="Arial" w:eastAsia="Arial" w:hAnsi="Arial" w:cs="Arial"/>
-          <w:b/>
-          <w:bCs/>
-        </w:rPr>
-        <w:t>s</w:t>
-      </w:r>
-      <w:r>
-        <w:rPr>
-          <w:rFonts w:ascii="Arial" w:eastAsia="Arial" w:hAnsi="Arial" w:cs="Arial"/>
-          <w:b/>
-          <w:bCs/>
-        </w:rPr>
-        <w:t xml:space="preserve"> problemas relacionados à gestão de estoque, entre eles: produtos parados por grande período de tempo, </w:t>
-      </w:r>
-      <w:r>
-        <w:rPr>
-          <w:rFonts w:ascii="Arial" w:eastAsia="Arial" w:hAnsi="Arial" w:cs="Arial"/>
-          <w:b/>
-          <w:bCs/>
-        </w:rPr>
-        <w:t>falta de conhecimento sobre a movimentação de seus produtos</w:t>
-      </w:r>
-      <w:r>
-        <w:rPr>
-          <w:rFonts w:ascii="Arial" w:eastAsia="Arial" w:hAnsi="Arial" w:cs="Arial"/>
-          <w:b/>
-          <w:bCs/>
-        </w:rPr>
-        <w:t>,</w:t>
-      </w:r>
-      <w:r>
-        <w:rPr>
-          <w:rFonts w:ascii="Arial" w:eastAsia="Arial" w:hAnsi="Arial" w:cs="Arial"/>
-          <w:b/>
-          <w:bCs/>
-        </w:rPr>
-        <w:t xml:space="preserve"> os</w:t>
-      </w:r>
-      <w:r>
-        <w:rPr>
-          <w:rFonts w:ascii="Arial" w:eastAsia="Arial" w:hAnsi="Arial" w:cs="Arial"/>
-          <w:b/>
-          <w:bCs/>
-        </w:rPr>
-        <w:t xml:space="preserve"> principais fornecedores e por fim, a falta de indicadores de tendência</w:t>
-      </w:r>
-      <w:r>
-        <w:rPr>
-          <w:rFonts w:ascii="Arial" w:eastAsia="Arial" w:hAnsi="Arial" w:cs="Arial"/>
-          <w:b/>
-          <w:bCs/>
-        </w:rPr>
-        <w:t>. N</w:t>
-      </w:r>
-      <w:r>
-        <w:rPr>
-          <w:rFonts w:ascii="Arial" w:eastAsia="Arial" w:hAnsi="Arial" w:cs="Arial"/>
-          <w:b/>
-          <w:bCs/>
-        </w:rPr>
-        <w:t>esse relatório, será</w:t>
-      </w:r>
-      <w:r>
-        <w:rPr>
-          <w:rFonts w:ascii="Arial" w:eastAsia="Arial" w:hAnsi="Arial" w:cs="Arial"/>
-          <w:b/>
-          <w:bCs/>
-        </w:rPr>
-        <w:t xml:space="preserve"> apresentado uma proposta para a resolução dos problemas citados, bem como os passos realizados para a aplicação.</w:t>
+          <w:color w:val="FF0000"/>
+        </w:rPr>
+        <w:t>.</w:t>
       </w:r>
     </w:p>
     <w:p>
@@ -355,7 +251,6 @@
         <w:jc w:val="both"/>
         <w:rPr>
           <w:rFonts w:ascii="Arial" w:eastAsia="Arial" w:hAnsi="Arial" w:cs="Arial"/>
-          <w:color w:val="FF0000"/>
         </w:rPr>
       </w:pPr>
     </w:p>
@@ -365,14 +260,11 @@
         <w:jc w:val="both"/>
         <w:rPr>
           <w:rFonts w:ascii="Arial" w:eastAsia="Arial" w:hAnsi="Arial" w:cs="Arial"/>
-          <w:color w:val="FF0000"/>
-        </w:rPr>
-      </w:pPr>
-      <w:r>
-        <w:rPr>
-          <w:rFonts w:ascii="Arial" w:eastAsia="Arial" w:hAnsi="Arial" w:cs="Arial"/>
-          <w:color w:val="FF0000"/>
-          <w:highlight w:val="yellow"/>
+        </w:rPr>
+      </w:pPr>
+      <w:r>
+        <w:rPr>
+          <w:rFonts w:ascii="Arial" w:eastAsia="Arial" w:hAnsi="Arial" w:cs="Arial"/>
         </w:rPr>
         <w:t>**Inserir um fluxograma***</w:t>
       </w:r>
@@ -423,6 +315,7 @@
         <w:t>csv</w:t>
       </w:r>
       <w:proofErr w:type="spellEnd"/>
+      <w:proofErr w:type="gramStart"/>
       <w:r>
         <w:rPr>
           <w:rFonts w:ascii="Arial" w:eastAsia="Arial" w:hAnsi="Arial" w:cs="Arial"/>
@@ -435,6 +328,7 @@
         </w:rPr>
         <w:t>a</w:t>
       </w:r>
+      <w:proofErr w:type="gramEnd"/>
       <w:r>
         <w:rPr>
           <w:rFonts w:ascii="Arial" w:eastAsia="Arial" w:hAnsi="Arial" w:cs="Arial"/>
@@ -589,18 +483,113 @@
         <w:rPr>
           <w:rFonts w:ascii="Arial" w:eastAsia="Arial" w:hAnsi="Arial" w:cs="Arial"/>
         </w:rPr>
+        <w:t xml:space="preserve"> A partir dessas constatações, foram definidas as estratégias de tratamento mais adequadas para cada situação.</w:t>
+      </w:r>
+      <w:r>
+        <w:rPr>
+          <w:rFonts w:ascii="Arial" w:eastAsia="Arial" w:hAnsi="Arial" w:cs="Arial"/>
+        </w:rPr>
+        <w:t xml:space="preserve"> </w:t>
+      </w:r>
+    </w:p>
+    <w:p>
+      <w:pPr>
+        <w:spacing w:after="0" w:line="360" w:lineRule="auto"/>
+        <w:jc w:val="both"/>
+        <w:rPr>
+          <w:rFonts w:ascii="Arial" w:eastAsia="Arial" w:hAnsi="Arial" w:cs="Arial"/>
+        </w:rPr>
+      </w:pPr>
+      <w:r>
+        <w:rPr>
+          <w:rFonts w:ascii="Arial" w:eastAsia="Arial" w:hAnsi="Arial" w:cs="Arial"/>
+        </w:rPr>
+        <w:t>Nos campos de “</w:t>
+      </w:r>
+      <w:proofErr w:type="spellStart"/>
+      <w:r>
+        <w:rPr>
+          <w:rFonts w:ascii="Arial" w:eastAsia="Arial" w:hAnsi="Arial" w:cs="Arial"/>
+        </w:rPr>
+        <w:t>Valor_Unitario</w:t>
+      </w:r>
+      <w:proofErr w:type="spellEnd"/>
+      <w:r>
+        <w:rPr>
+          <w:rFonts w:ascii="Arial" w:eastAsia="Arial" w:hAnsi="Arial" w:cs="Arial"/>
+        </w:rPr>
+        <w:t>” e “</w:t>
+      </w:r>
+      <w:r>
+        <w:rPr>
+          <w:rFonts w:ascii="Arial" w:eastAsia="Arial" w:hAnsi="Arial" w:cs="Arial"/>
+        </w:rPr>
+        <w:t>Quantidade</w:t>
+      </w:r>
+      <w:r>
+        <w:rPr>
+          <w:rFonts w:ascii="Arial" w:eastAsia="Arial" w:hAnsi="Arial" w:cs="Arial"/>
+        </w:rPr>
+        <w:t>” foram encontrados valores negativos</w:t>
+      </w:r>
+      <w:r>
+        <w:rPr>
+          <w:rFonts w:ascii="Arial" w:eastAsia="Arial" w:hAnsi="Arial" w:cs="Arial"/>
+        </w:rPr>
+        <w:t>. C</w:t>
+      </w:r>
+      <w:r>
+        <w:rPr>
+          <w:rFonts w:ascii="Arial" w:eastAsia="Arial" w:hAnsi="Arial" w:cs="Arial"/>
+        </w:rPr>
+        <w:t>omo correspondiam a</w:t>
+      </w:r>
+      <w:r>
+        <w:rPr>
+          <w:rFonts w:ascii="Arial" w:eastAsia="Arial" w:hAnsi="Arial" w:cs="Arial"/>
+        </w:rPr>
+        <w:t xml:space="preserve"> menos de 5% dos dados</w:t>
+      </w:r>
+      <w:r>
+        <w:rPr>
+          <w:rFonts w:ascii="Arial" w:eastAsia="Arial" w:hAnsi="Arial" w:cs="Arial"/>
+        </w:rPr>
+        <w:t xml:space="preserve"> e indicavam inconsistências de preenchimento</w:t>
+      </w:r>
+      <w:r>
+        <w:rPr>
+          <w:rFonts w:ascii="Arial" w:eastAsia="Arial" w:hAnsi="Arial" w:cs="Arial"/>
+        </w:rPr>
+        <w:t>,</w:t>
+      </w:r>
+      <w:r>
+        <w:rPr>
+          <w:rFonts w:ascii="Arial" w:eastAsia="Arial" w:hAnsi="Arial" w:cs="Arial"/>
+        </w:rPr>
+        <w:t xml:space="preserve"> opt</w:t>
+      </w:r>
+      <w:r>
+        <w:rPr>
+          <w:rFonts w:ascii="Arial" w:eastAsia="Arial" w:hAnsi="Arial" w:cs="Arial"/>
+        </w:rPr>
+        <w:t>ou-se p</w:t>
+      </w:r>
+      <w:r>
+        <w:rPr>
+          <w:rFonts w:ascii="Arial" w:eastAsia="Arial" w:hAnsi="Arial" w:cs="Arial"/>
+        </w:rPr>
+        <w:t>or transformá-los em valores positivos</w:t>
+      </w:r>
+      <w:r>
+        <w:rPr>
+          <w:rFonts w:ascii="Arial" w:eastAsia="Arial" w:hAnsi="Arial" w:cs="Arial"/>
+        </w:rPr>
         <w:t>.</w:t>
       </w:r>
       <w:r>
         <w:rPr>
           <w:rFonts w:ascii="Arial" w:eastAsia="Arial" w:hAnsi="Arial" w:cs="Arial"/>
         </w:rPr>
-        <w:t xml:space="preserve"> A partir dessas constatações, foram definidas as estratégias de tratamento mais adequadas para cada situação.</w:t>
-      </w:r>
-      <w:r>
-        <w:rPr>
-          <w:rFonts w:ascii="Arial" w:eastAsia="Arial" w:hAnsi="Arial" w:cs="Arial"/>
-        </w:rPr>
         <w:t xml:space="preserve"> </w:t>
       </w:r>
     </w:p>
@@ -616,81 +605,202 @@
         <w:rPr>
           <w:rFonts w:ascii="Arial" w:eastAsia="Arial" w:hAnsi="Arial" w:cs="Arial"/>
         </w:rPr>
-        <w:t>Nos campos de “</w:t>
+        <w:t>Na coluna “</w:t>
       </w:r>
       <w:proofErr w:type="spellStart"/>
       <w:r>
         <w:rPr>
           <w:rFonts w:ascii="Arial" w:eastAsia="Arial" w:hAnsi="Arial" w:cs="Arial"/>
         </w:rPr>
-        <w:t>Valor_Unitario</w:t>
+        <w:t>Nome_Produto</w:t>
       </w:r>
       <w:proofErr w:type="spellEnd"/>
       <w:r>
         <w:rPr>
           <w:rFonts w:ascii="Arial" w:eastAsia="Arial" w:hAnsi="Arial" w:cs="Arial"/>
         </w:rPr>
-        <w:t>” e “</w:t>
-      </w:r>
-      <w:r>
-        <w:rPr>
-          <w:rFonts w:ascii="Arial" w:eastAsia="Arial" w:hAnsi="Arial" w:cs="Arial"/>
-        </w:rPr>
-        <w:t>Quantidade</w:t>
-      </w:r>
-      <w:r>
-        <w:rPr>
-          <w:rFonts w:ascii="Arial" w:eastAsia="Arial" w:hAnsi="Arial" w:cs="Arial"/>
-        </w:rPr>
-        <w:t>” foram encontrados valores negativos</w:t>
-      </w:r>
-      <w:r>
-        <w:rPr>
-          <w:rFonts w:ascii="Arial" w:eastAsia="Arial" w:hAnsi="Arial" w:cs="Arial"/>
-        </w:rPr>
-        <w:t>. C</w:t>
-      </w:r>
-      <w:r>
-        <w:rPr>
-          <w:rFonts w:ascii="Arial" w:eastAsia="Arial" w:hAnsi="Arial" w:cs="Arial"/>
-        </w:rPr>
-        <w:t>omo correspondiam a</w:t>
-      </w:r>
-      <w:r>
-        <w:rPr>
-          <w:rFonts w:ascii="Arial" w:eastAsia="Arial" w:hAnsi="Arial" w:cs="Arial"/>
-        </w:rPr>
-        <w:t xml:space="preserve"> menos de 5% dos dados</w:t>
-      </w:r>
-      <w:r>
-        <w:rPr>
-          <w:rFonts w:ascii="Arial" w:eastAsia="Arial" w:hAnsi="Arial" w:cs="Arial"/>
-        </w:rPr>
-        <w:t xml:space="preserve"> e indicavam inconsistências de preenchimento</w:t>
-      </w:r>
-      <w:r>
-        <w:rPr>
-          <w:rFonts w:ascii="Arial" w:eastAsia="Arial" w:hAnsi="Arial" w:cs="Arial"/>
-        </w:rPr>
-        <w:t>,</w:t>
-      </w:r>
-      <w:r>
-        <w:rPr>
-          <w:rFonts w:ascii="Arial" w:eastAsia="Arial" w:hAnsi="Arial" w:cs="Arial"/>
-        </w:rPr>
-        <w:t xml:space="preserve"> opt</w:t>
-      </w:r>
-      <w:r>
-        <w:rPr>
-          <w:rFonts w:ascii="Arial" w:eastAsia="Arial" w:hAnsi="Arial" w:cs="Arial"/>
-        </w:rPr>
-        <w:t>ou-se p</w:t>
-      </w:r>
-      <w:r>
-        <w:rPr>
-          <w:rFonts w:ascii="Arial" w:eastAsia="Arial" w:hAnsi="Arial" w:cs="Arial"/>
-        </w:rPr>
-        <w:t>or transformá-los em valores positivos</w:t>
+        <w:t>” havia uma grande falta de padronização com dados como “Past. Freio”, “Pastilha de Freio” e “Pastilha Freio” se referindo ao mesmo produto, para casos como esse foi efetuado uma padronização na descrição.</w:t>
+      </w:r>
+      <w:r>
+        <w:rPr>
+          <w:rFonts w:ascii="Arial" w:eastAsia="Arial" w:hAnsi="Arial" w:cs="Arial"/>
+        </w:rPr>
+        <w:t xml:space="preserve"> </w:t>
+      </w:r>
+      <w:r>
+        <w:rPr>
+          <w:rFonts w:ascii="Arial" w:eastAsia="Arial" w:hAnsi="Arial" w:cs="Arial"/>
+        </w:rPr>
+        <w:t>O mesmo aconteceu na colu</w:t>
+      </w:r>
+      <w:r>
+        <w:rPr>
+          <w:rFonts w:ascii="Arial" w:eastAsia="Arial" w:hAnsi="Arial" w:cs="Arial"/>
+        </w:rPr>
+        <w:t>na “Fornecedor” e “</w:t>
+      </w:r>
+      <w:proofErr w:type="spellStart"/>
+      <w:r>
+        <w:rPr>
+          <w:rFonts w:ascii="Arial" w:eastAsia="Arial" w:hAnsi="Arial" w:cs="Arial"/>
+        </w:rPr>
+        <w:t>Cargo_Funcionario</w:t>
+      </w:r>
+      <w:proofErr w:type="spellEnd"/>
+      <w:r>
+        <w:rPr>
+          <w:rFonts w:ascii="Arial" w:eastAsia="Arial" w:hAnsi="Arial" w:cs="Arial"/>
+        </w:rPr>
+        <w:t>” onde se encontravam dados com letras maiúsculas e o mesmo registro escrito de formas diferentes.</w:t>
+      </w:r>
+      <w:r>
+        <w:rPr>
+          <w:rFonts w:ascii="Arial" w:eastAsia="Arial" w:hAnsi="Arial" w:cs="Arial"/>
+        </w:rPr>
+        <w:t xml:space="preserve"> Nesses casos, também foi realizada a padronização dos valores, visando assegurar a uniformidade das informações.</w:t>
+      </w:r>
+    </w:p>
+    <w:p>
+      <w:pPr>
+        <w:spacing w:after="0" w:line="360" w:lineRule="auto"/>
+        <w:jc w:val="both"/>
+        <w:rPr>
+          <w:rFonts w:ascii="Arial" w:eastAsia="Arial" w:hAnsi="Arial" w:cs="Arial"/>
+        </w:rPr>
+      </w:pPr>
+    </w:p>
+    <w:p>
+      <w:pPr>
+        <w:spacing w:after="0" w:line="360" w:lineRule="auto"/>
+        <w:jc w:val="both"/>
+        <w:rPr>
+          <w:rFonts w:ascii="Arial" w:eastAsia="Arial" w:hAnsi="Arial" w:cs="Arial"/>
+        </w:rPr>
+      </w:pPr>
+      <w:r>
+        <w:rPr>
+          <w:rFonts w:ascii="Arial" w:eastAsia="Arial" w:hAnsi="Arial" w:cs="Arial"/>
+        </w:rPr>
+        <w:t>Na sequência,</w:t>
+      </w:r>
+      <w:r>
+        <w:rPr>
+          <w:rFonts w:ascii="Arial" w:eastAsia="Arial" w:hAnsi="Arial" w:cs="Arial"/>
+        </w:rPr>
+        <w:t xml:space="preserve"> foi </w:t>
+      </w:r>
+      <w:r>
+        <w:rPr>
+          <w:rFonts w:ascii="Arial" w:eastAsia="Arial" w:hAnsi="Arial" w:cs="Arial"/>
+        </w:rPr>
+        <w:t>realizado</w:t>
+      </w:r>
+      <w:r>
+        <w:rPr>
+          <w:rFonts w:ascii="Arial" w:eastAsia="Arial" w:hAnsi="Arial" w:cs="Arial"/>
+        </w:rPr>
+        <w:t xml:space="preserve"> a modelagem DER </w:t>
+      </w:r>
+      <w:r>
+        <w:rPr>
+          <w:rFonts w:ascii="Arial" w:eastAsia="Arial" w:hAnsi="Arial" w:cs="Arial"/>
+        </w:rPr>
+        <w:t xml:space="preserve">utilizando </w:t>
+      </w:r>
+      <w:proofErr w:type="gramStart"/>
+      <w:r>
+        <w:rPr>
+          <w:rFonts w:ascii="Arial" w:eastAsia="Arial" w:hAnsi="Arial" w:cs="Arial"/>
+        </w:rPr>
+        <w:t xml:space="preserve">a </w:t>
+      </w:r>
+      <w:r>
+        <w:rPr>
+          <w:rFonts w:ascii="Arial" w:eastAsia="Arial" w:hAnsi="Arial" w:cs="Arial"/>
+        </w:rPr>
+        <w:t xml:space="preserve"> plataforma</w:t>
+      </w:r>
+      <w:proofErr w:type="gramEnd"/>
+      <w:r>
+        <w:rPr>
+          <w:rFonts w:ascii="Arial" w:eastAsia="Arial" w:hAnsi="Arial" w:cs="Arial"/>
+        </w:rPr>
+        <w:t xml:space="preserve"> BR Modelo,</w:t>
+      </w:r>
+      <w:r>
+        <w:rPr>
+          <w:rFonts w:ascii="Arial" w:eastAsia="Arial" w:hAnsi="Arial" w:cs="Arial"/>
+        </w:rPr>
+        <w:t xml:space="preserve"> </w:t>
+      </w:r>
+      <w:r>
+        <w:rPr>
+          <w:rFonts w:ascii="Arial" w:eastAsia="Arial" w:hAnsi="Arial" w:cs="Arial"/>
+        </w:rPr>
+        <w:t xml:space="preserve">onde foi identificado a necessidade de </w:t>
+      </w:r>
+      <w:r>
+        <w:rPr>
+          <w:rFonts w:ascii="Arial" w:eastAsia="Arial" w:hAnsi="Arial" w:cs="Arial"/>
+        </w:rPr>
+        <w:t>criação de</w:t>
+      </w:r>
+      <w:r>
+        <w:rPr>
+          <w:rFonts w:ascii="Arial" w:eastAsia="Arial" w:hAnsi="Arial" w:cs="Arial"/>
+        </w:rPr>
+        <w:t xml:space="preserve"> </w:t>
+      </w:r>
+      <w:r>
+        <w:rPr>
+          <w:rFonts w:ascii="Arial" w:eastAsia="Arial" w:hAnsi="Arial" w:cs="Arial"/>
+        </w:rPr>
+        <w:t>quatorze</w:t>
+      </w:r>
+      <w:r>
+        <w:rPr>
+          <w:rFonts w:ascii="Arial" w:eastAsia="Arial" w:hAnsi="Arial" w:cs="Arial"/>
+        </w:rPr>
+        <w:t xml:space="preserve"> tabelas, sendo </w:t>
+      </w:r>
+      <w:r>
+        <w:rPr>
+          <w:rFonts w:ascii="Arial" w:eastAsia="Arial" w:hAnsi="Arial" w:cs="Arial"/>
+        </w:rPr>
+        <w:t xml:space="preserve">treze </w:t>
+      </w:r>
+      <w:r>
+        <w:rPr>
+          <w:rFonts w:ascii="Arial" w:eastAsia="Arial" w:hAnsi="Arial" w:cs="Arial"/>
+        </w:rPr>
+        <w:t xml:space="preserve">delas, tabelas </w:t>
+      </w:r>
+    </w:p>
+    <w:p>
+      <w:pPr>
+        <w:spacing w:after="0" w:line="360" w:lineRule="auto"/>
+        <w:jc w:val="both"/>
+        <w:rPr>
+          <w:rFonts w:ascii="Arial" w:eastAsia="Arial" w:hAnsi="Arial" w:cs="Arial"/>
+        </w:rPr>
+      </w:pPr>
+    </w:p>
+    <w:p>
+      <w:pPr>
+        <w:spacing w:after="0" w:line="360" w:lineRule="auto"/>
+        <w:jc w:val="both"/>
+      </w:pPr>
+      <w:r>
+        <w:rPr>
+          <w:rFonts w:ascii="Arial" w:eastAsia="Arial" w:hAnsi="Arial" w:cs="Arial"/>
+        </w:rPr>
+        <w:t xml:space="preserve">dimensão e </w:t>
+      </w:r>
+      <w:r>
+        <w:rPr>
+          <w:rFonts w:ascii="Arial" w:eastAsia="Arial" w:hAnsi="Arial" w:cs="Arial"/>
+        </w:rPr>
+        <w:t>uma tabela fato</w:t>
       </w:r>
       <w:r>
         <w:rPr>
@@ -704,6 +814,67 @@
         </w:rPr>
         <w:t xml:space="preserve"> </w:t>
       </w:r>
+      <w:r>
+        <w:rPr>
+          <w:rFonts w:ascii="Arial" w:eastAsia="Arial" w:hAnsi="Arial" w:cs="Arial"/>
+        </w:rPr>
+        <w:t xml:space="preserve">A </w:t>
+      </w:r>
+      <w:r>
+        <w:rPr>
+          <w:rFonts w:ascii="Arial" w:eastAsia="Arial" w:hAnsi="Arial" w:cs="Arial"/>
+        </w:rPr>
+        <w:t>estrutura foi motivada pela presença</w:t>
+      </w:r>
+      <w:r>
+        <w:rPr>
+          <w:rFonts w:ascii="Arial" w:eastAsia="Arial" w:hAnsi="Arial" w:cs="Arial"/>
+        </w:rPr>
+        <w:t xml:space="preserve"> de redundâncias e inconsistências nos dados originais</w:t>
+      </w:r>
+      <w:r>
+        <w:rPr>
+          <w:rFonts w:ascii="Arial" w:eastAsia="Arial" w:hAnsi="Arial" w:cs="Arial"/>
+        </w:rPr>
+        <w:t xml:space="preserve">, especialmente no registro </w:t>
+      </w:r>
+      <w:r>
+        <w:rPr>
+          <w:rFonts w:ascii="Arial" w:eastAsia="Arial" w:hAnsi="Arial" w:cs="Arial"/>
+        </w:rPr>
+        <w:t xml:space="preserve">de produtos com o mesmo </w:t>
+      </w:r>
+      <w:proofErr w:type="spellStart"/>
+      <w:proofErr w:type="gramStart"/>
+      <w:r>
+        <w:rPr>
+          <w:rFonts w:ascii="Arial" w:eastAsia="Arial" w:hAnsi="Arial" w:cs="Arial"/>
+        </w:rPr>
+        <w:t>código,porém</w:t>
+      </w:r>
+      <w:proofErr w:type="spellEnd"/>
+      <w:proofErr w:type="gramEnd"/>
+      <w:r>
+        <w:rPr>
+          <w:rFonts w:ascii="Arial" w:eastAsia="Arial" w:hAnsi="Arial" w:cs="Arial"/>
+        </w:rPr>
+        <w:t xml:space="preserve"> associados a diferentes descrições e categorias, o que exigiu a normalização das infor</w:t>
+      </w:r>
+      <w:r>
+        <w:rPr>
+          <w:rFonts w:ascii="Arial" w:eastAsia="Arial" w:hAnsi="Arial" w:cs="Arial"/>
+        </w:rPr>
+        <w:t>mações durante a modelagem</w:t>
+      </w:r>
+      <w:r>
+        <w:rPr>
+          <w:rFonts w:ascii="Arial" w:eastAsia="Arial" w:hAnsi="Arial" w:cs="Arial"/>
+        </w:rPr>
+        <w:t>.</w:t>
+      </w:r>
+      <w:r>
+        <w:t xml:space="preserve"> </w:t>
+      </w:r>
     </w:p>
     <w:p>
       <w:pPr>
@@ -717,60 +888,82 @@
         <w:rPr>
           <w:rFonts w:ascii="Arial" w:eastAsia="Arial" w:hAnsi="Arial" w:cs="Arial"/>
         </w:rPr>
-        <w:lastRenderedPageBreak/>
-        <w:t>Na coluna “</w:t>
+        <w:t xml:space="preserve">Diante dessas características, optou-se pela utilização do modelo dimensional em estrela, no qual </w:t>
+      </w:r>
+      <w:r>
+        <w:rPr>
+          <w:rFonts w:ascii="Arial" w:eastAsia="Arial" w:hAnsi="Arial" w:cs="Arial"/>
+        </w:rPr>
+        <w:t>as</w:t>
+      </w:r>
+      <w:r>
+        <w:rPr>
+          <w:rFonts w:ascii="Arial" w:eastAsia="Arial" w:hAnsi="Arial" w:cs="Arial"/>
+        </w:rPr>
+        <w:t xml:space="preserve"> tabelas fato armazenam as </w:t>
       </w:r>
       <w:proofErr w:type="spellStart"/>
       <w:r>
         <w:rPr>
           <w:rFonts w:ascii="Arial" w:eastAsia="Arial" w:hAnsi="Arial" w:cs="Arial"/>
         </w:rPr>
-        <w:t>Nome_Produto</w:t>
+        <w:t>métri</w:t>
       </w:r>
       <w:proofErr w:type="spellEnd"/>
-      <w:r>
-        <w:rPr>
-          <w:rFonts w:ascii="Arial" w:eastAsia="Arial" w:hAnsi="Arial" w:cs="Arial"/>
-        </w:rPr>
-        <w:t>” havia uma grande falta de padronização com dados como “Past. Freio”, “Pastilha de Freio” e “Pastilha Freio” se referindo ao mesmo produto, para casos como esse foi efetuado uma padronização na descrição.</w:t>
-      </w:r>
-      <w:r>
-        <w:rPr>
-          <w:rFonts w:ascii="Arial" w:eastAsia="Arial" w:hAnsi="Arial" w:cs="Arial"/>
-        </w:rPr>
-        <w:t xml:space="preserve"> </w:t>
-      </w:r>
-      <w:r>
-        <w:rPr>
-          <w:rFonts w:ascii="Arial" w:eastAsia="Arial" w:hAnsi="Arial" w:cs="Arial"/>
-        </w:rPr>
-        <w:t>O mesmo aconteceu na colu</w:t>
-      </w:r>
-      <w:r>
-        <w:rPr>
-          <w:rFonts w:ascii="Arial" w:eastAsia="Arial" w:hAnsi="Arial" w:cs="Arial"/>
-        </w:rPr>
-        <w:t>na “Fornecedor” e “</w:t>
-      </w:r>
+    </w:p>
+    <w:p>
+      <w:pPr>
+        <w:spacing w:after="0" w:line="360" w:lineRule="auto"/>
+        <w:jc w:val="both"/>
+        <w:rPr>
+          <w:rFonts w:ascii="Arial" w:eastAsia="Arial" w:hAnsi="Arial" w:cs="Arial"/>
+        </w:rPr>
+      </w:pPr>
       <w:proofErr w:type="spellStart"/>
       <w:r>
         <w:rPr>
           <w:rFonts w:ascii="Arial" w:eastAsia="Arial" w:hAnsi="Arial" w:cs="Arial"/>
         </w:rPr>
-        <w:t>Cargo_Funcionario</w:t>
+        <w:t>cas</w:t>
       </w:r>
       <w:proofErr w:type="spellEnd"/>
       <w:r>
         <w:rPr>
           <w:rFonts w:ascii="Arial" w:eastAsia="Arial" w:hAnsi="Arial" w:cs="Arial"/>
         </w:rPr>
-        <w:t>” onde se encontravam dados com letras maiúsculas e o mesmo registro escrito de formas diferentes.</w:t>
-      </w:r>
-      <w:r>
-        <w:rPr>
-          <w:rFonts w:ascii="Arial" w:eastAsia="Arial" w:hAnsi="Arial" w:cs="Arial"/>
-        </w:rPr>
-        <w:t xml:space="preserve"> Nesses casos, também foi realizada a padronização dos valores, visando assegurar a uniformidade das informações.</w:t>
+        <w:t xml:space="preserve"> e eventos do negócio, enquanto as tabelas dimensão concentram os atributos descritivos utilizados para análise</w:t>
+      </w:r>
+      <w:r>
+        <w:rPr>
+          <w:rFonts w:ascii="Arial" w:eastAsia="Arial" w:hAnsi="Arial" w:cs="Arial"/>
+        </w:rPr>
+        <w:t xml:space="preserve">, foram criadas onze tabelas dimensão para esta modelagem e mais </w:t>
+      </w:r>
+      <w:proofErr w:type="gramStart"/>
+      <w:r>
+        <w:rPr>
+          <w:rFonts w:ascii="Arial" w:eastAsia="Arial" w:hAnsi="Arial" w:cs="Arial"/>
+        </w:rPr>
+        <w:t>uma fato</w:t>
+      </w:r>
+      <w:proofErr w:type="gramEnd"/>
+      <w:r>
+        <w:rPr>
+          <w:rFonts w:ascii="Arial" w:eastAsia="Arial" w:hAnsi="Arial" w:cs="Arial"/>
+        </w:rPr>
+        <w:t>.</w:t>
+      </w:r>
+      <w:r>
+        <w:rPr>
+          <w:rFonts w:ascii="Arial" w:eastAsia="Arial" w:hAnsi="Arial" w:cs="Arial"/>
+        </w:rPr>
+        <w:t xml:space="preserve"> As tabelas dimensão</w:t>
+      </w:r>
+      <w:r>
+        <w:rPr>
+          <w:rFonts w:ascii="Arial" w:eastAsia="Arial" w:hAnsi="Arial" w:cs="Arial"/>
+        </w:rPr>
+        <w:t xml:space="preserve"> criadas e seus dados são os seguintes: </w:t>
       </w:r>
     </w:p>
     <w:p>
@@ -781,247 +974,25 @@
           <w:rFonts w:ascii="Arial" w:eastAsia="Arial" w:hAnsi="Arial" w:cs="Arial"/>
         </w:rPr>
       </w:pPr>
-    </w:p>
-    <w:p>
-      <w:pPr>
-        <w:spacing w:after="0" w:line="360" w:lineRule="auto"/>
-        <w:jc w:val="both"/>
-        <w:rPr>
-          <w:rFonts w:ascii="Arial" w:eastAsia="Arial" w:hAnsi="Arial" w:cs="Arial"/>
-        </w:rPr>
-      </w:pPr>
-      <w:r>
-        <w:rPr>
-          <w:rFonts w:ascii="Arial" w:eastAsia="Arial" w:hAnsi="Arial" w:cs="Arial"/>
-        </w:rPr>
-        <w:t>Na sequência,</w:t>
-      </w:r>
-      <w:r>
-        <w:rPr>
-          <w:rFonts w:ascii="Arial" w:eastAsia="Arial" w:hAnsi="Arial" w:cs="Arial"/>
-        </w:rPr>
-        <w:t xml:space="preserve"> foi </w:t>
-      </w:r>
-      <w:r>
-        <w:rPr>
-          <w:rFonts w:ascii="Arial" w:eastAsia="Arial" w:hAnsi="Arial" w:cs="Arial"/>
-        </w:rPr>
-        <w:t>realizado</w:t>
-      </w:r>
-      <w:r>
-        <w:rPr>
-          <w:rFonts w:ascii="Arial" w:eastAsia="Arial" w:hAnsi="Arial" w:cs="Arial"/>
-        </w:rPr>
-        <w:t xml:space="preserve"> a modelagem DER </w:t>
-      </w:r>
-      <w:r>
-        <w:rPr>
-          <w:rFonts w:ascii="Arial" w:eastAsia="Arial" w:hAnsi="Arial" w:cs="Arial"/>
-        </w:rPr>
-        <w:t xml:space="preserve">utilizando a </w:t>
-      </w:r>
-      <w:r>
-        <w:rPr>
-          <w:rFonts w:ascii="Arial" w:eastAsia="Arial" w:hAnsi="Arial" w:cs="Arial"/>
-        </w:rPr>
-        <w:t xml:space="preserve"> plataforma BR Modelo,</w:t>
-      </w:r>
-      <w:r>
-        <w:rPr>
-          <w:rFonts w:ascii="Arial" w:eastAsia="Arial" w:hAnsi="Arial" w:cs="Arial"/>
-        </w:rPr>
-        <w:t xml:space="preserve"> </w:t>
-      </w:r>
-      <w:r>
-        <w:rPr>
-          <w:rFonts w:ascii="Arial" w:eastAsia="Arial" w:hAnsi="Arial" w:cs="Arial"/>
-        </w:rPr>
-        <w:t xml:space="preserve">onde foi identificado a necessidade de </w:t>
-      </w:r>
-      <w:r>
-        <w:rPr>
-          <w:rFonts w:ascii="Arial" w:eastAsia="Arial" w:hAnsi="Arial" w:cs="Arial"/>
-        </w:rPr>
-        <w:t>criação de</w:t>
-      </w:r>
-      <w:r>
-        <w:rPr>
-          <w:rFonts w:ascii="Arial" w:eastAsia="Arial" w:hAnsi="Arial" w:cs="Arial"/>
-        </w:rPr>
-        <w:t xml:space="preserve"> </w:t>
-      </w:r>
-      <w:r>
-        <w:rPr>
-          <w:rFonts w:ascii="Arial" w:eastAsia="Arial" w:hAnsi="Arial" w:cs="Arial"/>
-        </w:rPr>
-        <w:t>quatorze</w:t>
-      </w:r>
-      <w:r>
-        <w:rPr>
-          <w:rFonts w:ascii="Arial" w:eastAsia="Arial" w:hAnsi="Arial" w:cs="Arial"/>
-        </w:rPr>
-        <w:t xml:space="preserve"> tabelas, sendo </w:t>
-      </w:r>
-      <w:r>
-        <w:rPr>
-          <w:rFonts w:ascii="Arial" w:eastAsia="Arial" w:hAnsi="Arial" w:cs="Arial"/>
-        </w:rPr>
-        <w:t xml:space="preserve">treze </w:t>
-      </w:r>
-      <w:r>
-        <w:rPr>
-          <w:rFonts w:ascii="Arial" w:eastAsia="Arial" w:hAnsi="Arial" w:cs="Arial"/>
-        </w:rPr>
-        <w:t xml:space="preserve">delas, tabelas </w:t>
-      </w:r>
-    </w:p>
-    <w:p>
-      <w:pPr>
-        <w:spacing w:after="0" w:line="360" w:lineRule="auto"/>
-        <w:jc w:val="both"/>
-      </w:pPr>
-      <w:r>
-        <w:rPr>
-          <w:rFonts w:ascii="Arial" w:eastAsia="Arial" w:hAnsi="Arial" w:cs="Arial"/>
-        </w:rPr>
-        <w:t xml:space="preserve">dimensão e </w:t>
-      </w:r>
-      <w:r>
-        <w:rPr>
-          <w:rFonts w:ascii="Arial" w:eastAsia="Arial" w:hAnsi="Arial" w:cs="Arial"/>
-        </w:rPr>
-        <w:t>uma tabela fato</w:t>
-      </w:r>
-      <w:r>
-        <w:rPr>
-          <w:rFonts w:ascii="Arial" w:eastAsia="Arial" w:hAnsi="Arial" w:cs="Arial"/>
-        </w:rPr>
-        <w:t>.</w:t>
-      </w:r>
-      <w:r>
-        <w:rPr>
-          <w:rFonts w:ascii="Arial" w:eastAsia="Arial" w:hAnsi="Arial" w:cs="Arial"/>
-        </w:rPr>
-        <w:t xml:space="preserve"> </w:t>
-      </w:r>
-      <w:r>
-        <w:rPr>
-          <w:rFonts w:ascii="Arial" w:eastAsia="Arial" w:hAnsi="Arial" w:cs="Arial"/>
-        </w:rPr>
-        <w:t xml:space="preserve">A </w:t>
-      </w:r>
-      <w:r>
-        <w:rPr>
-          <w:rFonts w:ascii="Arial" w:eastAsia="Arial" w:hAnsi="Arial" w:cs="Arial"/>
-        </w:rPr>
-        <w:t>estrutura foi motivada pela presença</w:t>
-      </w:r>
-      <w:r>
-        <w:rPr>
-          <w:rFonts w:ascii="Arial" w:eastAsia="Arial" w:hAnsi="Arial" w:cs="Arial"/>
-        </w:rPr>
-        <w:t xml:space="preserve"> de redundâncias e inconsistências nos dados originais</w:t>
-      </w:r>
-      <w:r>
-        <w:rPr>
-          <w:rFonts w:ascii="Arial" w:eastAsia="Arial" w:hAnsi="Arial" w:cs="Arial"/>
-        </w:rPr>
-        <w:t xml:space="preserve">, especialmente no registro </w:t>
-      </w:r>
-      <w:r>
-        <w:rPr>
-          <w:rFonts w:ascii="Arial" w:eastAsia="Arial" w:hAnsi="Arial" w:cs="Arial"/>
-        </w:rPr>
-        <w:t xml:space="preserve">de produtos com o mesmo </w:t>
-      </w:r>
-      <w:proofErr w:type="spellStart"/>
-      <w:r>
-        <w:rPr>
-          <w:rFonts w:ascii="Arial" w:eastAsia="Arial" w:hAnsi="Arial" w:cs="Arial"/>
-        </w:rPr>
-        <w:t>código,porém</w:t>
-      </w:r>
-      <w:proofErr w:type="spellEnd"/>
-      <w:r>
-        <w:rPr>
-          <w:rFonts w:ascii="Arial" w:eastAsia="Arial" w:hAnsi="Arial" w:cs="Arial"/>
-        </w:rPr>
-        <w:t xml:space="preserve"> associados a diferentes descrições e categorias, o que exigiu a normalização das infor</w:t>
-      </w:r>
-      <w:r>
-        <w:rPr>
-          <w:rFonts w:ascii="Arial" w:eastAsia="Arial" w:hAnsi="Arial" w:cs="Arial"/>
-        </w:rPr>
-        <w:t>mações durante a modelagem</w:t>
-      </w:r>
-      <w:r>
-        <w:rPr>
-          <w:rFonts w:ascii="Arial" w:eastAsia="Arial" w:hAnsi="Arial" w:cs="Arial"/>
-        </w:rPr>
-        <w:t>.</w:t>
-      </w:r>
-      <w:r>
-        <w:t xml:space="preserve"> </w:t>
-      </w:r>
-    </w:p>
-    <w:p>
-      <w:pPr>
-        <w:spacing w:after="0" w:line="360" w:lineRule="auto"/>
-        <w:jc w:val="both"/>
-        <w:rPr>
-          <w:rFonts w:ascii="Arial" w:eastAsia="Arial" w:hAnsi="Arial" w:cs="Arial"/>
-        </w:rPr>
-      </w:pPr>
-      <w:r>
-        <w:rPr>
-          <w:rFonts w:ascii="Arial" w:eastAsia="Arial" w:hAnsi="Arial" w:cs="Arial"/>
-        </w:rPr>
-        <w:t xml:space="preserve">Diante dessas características, optou-se pela utilização do modelo dimensional em estrela, no qual </w:t>
-      </w:r>
-      <w:r>
-        <w:rPr>
-          <w:rFonts w:ascii="Arial" w:eastAsia="Arial" w:hAnsi="Arial" w:cs="Arial"/>
-        </w:rPr>
-        <w:t>as</w:t>
-      </w:r>
-      <w:r>
-        <w:rPr>
-          <w:rFonts w:ascii="Arial" w:eastAsia="Arial" w:hAnsi="Arial" w:cs="Arial"/>
-        </w:rPr>
-        <w:t xml:space="preserve"> tabelas fato armazenam as métricas e eventos do negócio, enquanto as tabelas dimensão concentram os atributos descritivos utilizados para análise</w:t>
-      </w:r>
-      <w:r>
-        <w:rPr>
-          <w:rFonts w:ascii="Arial" w:eastAsia="Arial" w:hAnsi="Arial" w:cs="Arial"/>
-        </w:rPr>
-        <w:t>, foram criadas onze tabelas dimensão para esta modelagem e mais uma fato.</w:t>
-      </w:r>
-      <w:r>
-        <w:rPr>
-          <w:rFonts w:ascii="Arial" w:eastAsia="Arial" w:hAnsi="Arial" w:cs="Arial"/>
-        </w:rPr>
-        <w:t xml:space="preserve"> As tabelas dimensão</w:t>
-      </w:r>
-      <w:r>
-        <w:rPr>
-          <w:rFonts w:ascii="Arial" w:eastAsia="Arial" w:hAnsi="Arial" w:cs="Arial"/>
-        </w:rPr>
-        <w:t xml:space="preserve"> criadas e seus dados são os seguintes: </w:t>
-      </w:r>
-    </w:p>
-    <w:p>
-      <w:pPr>
-        <w:spacing w:after="0" w:line="360" w:lineRule="auto"/>
-        <w:jc w:val="both"/>
-        <w:rPr>
-          <w:rFonts w:ascii="Arial" w:eastAsia="Arial" w:hAnsi="Arial" w:cs="Arial"/>
-        </w:rPr>
-      </w:pPr>
-      <w:r>
-        <w:rPr>
-          <w:rFonts w:ascii="Arial" w:eastAsia="Arial" w:hAnsi="Arial" w:cs="Arial"/>
-        </w:rPr>
-        <w:t>*****************REVER  OS NOMES DOS CAMPOS*******************</w:t>
+      <w:r>
+        <w:rPr>
+          <w:rFonts w:ascii="Arial" w:eastAsia="Arial" w:hAnsi="Arial" w:cs="Arial"/>
+        </w:rPr>
+        <w:t>*****************</w:t>
+      </w:r>
+      <w:proofErr w:type="gramStart"/>
+      <w:r>
+        <w:rPr>
+          <w:rFonts w:ascii="Arial" w:eastAsia="Arial" w:hAnsi="Arial" w:cs="Arial"/>
+        </w:rPr>
+        <w:t>REVER  OS</w:t>
+      </w:r>
+      <w:proofErr w:type="gramEnd"/>
+      <w:r>
+        <w:rPr>
+          <w:rFonts w:ascii="Arial" w:eastAsia="Arial" w:hAnsi="Arial" w:cs="Arial"/>
+        </w:rPr>
+        <w:t xml:space="preserve"> NOMES DOS CAMPOS*******************</w:t>
       </w:r>
     </w:p>
     <w:p>
@@ -1055,14 +1026,28 @@
         <w:rPr>
           <w:rFonts w:ascii="Arial" w:eastAsia="Arial" w:hAnsi="Arial" w:cs="Arial"/>
         </w:rPr>
-        <w:t>”, “Estado”,”</w:t>
+        <w:t>”, “Estado”</w:t>
+      </w:r>
+      <w:proofErr w:type="gramStart"/>
+      <w:r>
+        <w:rPr>
+          <w:rFonts w:ascii="Arial" w:eastAsia="Arial" w:hAnsi="Arial" w:cs="Arial"/>
+        </w:rPr>
+        <w:t>,”</w:t>
       </w:r>
       <w:proofErr w:type="spellStart"/>
       <w:r>
         <w:rPr>
           <w:rFonts w:ascii="Arial" w:eastAsia="Arial" w:hAnsi="Arial" w:cs="Arial"/>
         </w:rPr>
-        <w:t>Id_cidade</w:t>
+        <w:t>Id</w:t>
+      </w:r>
+      <w:proofErr w:type="gramEnd"/>
+      <w:r>
+        <w:rPr>
+          <w:rFonts w:ascii="Arial" w:eastAsia="Arial" w:hAnsi="Arial" w:cs="Arial"/>
+        </w:rPr>
+        <w:t>_cidade</w:t>
       </w:r>
       <w:proofErr w:type="spellEnd"/>
       <w:r>
@@ -1089,7 +1074,21 @@
         <w:rPr>
           <w:rFonts w:ascii="Arial" w:eastAsia="Arial" w:hAnsi="Arial" w:cs="Arial"/>
         </w:rPr>
-        <w:t>Cliente com “Id_cliente”,”id_cidade”,”Nome_cliente”,”</w:t>
+        <w:t>Cliente com “Id_cliente”,”id_cidade”</w:t>
+      </w:r>
+      <w:proofErr w:type="gramStart"/>
+      <w:r>
+        <w:rPr>
+          <w:rFonts w:ascii="Arial" w:eastAsia="Arial" w:hAnsi="Arial" w:cs="Arial"/>
+        </w:rPr>
+        <w:t>,”Nome</w:t>
+      </w:r>
+      <w:proofErr w:type="gramEnd"/>
+      <w:r>
+        <w:rPr>
+          <w:rFonts w:ascii="Arial" w:eastAsia="Arial" w:hAnsi="Arial" w:cs="Arial"/>
+        </w:rPr>
+        <w:t>_cliente”,”</w:t>
       </w:r>
       <w:proofErr w:type="spellStart"/>
       <w:r>
@@ -1137,14 +1136,28 @@
         <w:rPr>
           <w:rFonts w:ascii="Arial" w:eastAsia="Arial" w:hAnsi="Arial" w:cs="Arial"/>
         </w:rPr>
-        <w:t>”, ”</w:t>
+        <w:t>”</w:t>
+      </w:r>
+      <w:proofErr w:type="gramStart"/>
+      <w:r>
+        <w:rPr>
+          <w:rFonts w:ascii="Arial" w:eastAsia="Arial" w:hAnsi="Arial" w:cs="Arial"/>
+        </w:rPr>
+        <w:t>, ”</w:t>
       </w:r>
       <w:proofErr w:type="spellStart"/>
       <w:r>
         <w:rPr>
           <w:rFonts w:ascii="Arial" w:eastAsia="Arial" w:hAnsi="Arial" w:cs="Arial"/>
         </w:rPr>
-        <w:t>id_cidade</w:t>
+        <w:t>id</w:t>
+      </w:r>
+      <w:proofErr w:type="gramEnd"/>
+      <w:r>
+        <w:rPr>
+          <w:rFonts w:ascii="Arial" w:eastAsia="Arial" w:hAnsi="Arial" w:cs="Arial"/>
+        </w:rPr>
+        <w:t>_cidade</w:t>
       </w:r>
       <w:proofErr w:type="spellEnd"/>
       <w:r>
@@ -1231,14 +1244,28 @@
         <w:rPr>
           <w:rFonts w:ascii="Arial" w:eastAsia="Arial" w:hAnsi="Arial" w:cs="Arial"/>
         </w:rPr>
-        <w:t>”, ”</w:t>
+        <w:t>”</w:t>
+      </w:r>
+      <w:proofErr w:type="gramStart"/>
+      <w:r>
+        <w:rPr>
+          <w:rFonts w:ascii="Arial" w:eastAsia="Arial" w:hAnsi="Arial" w:cs="Arial"/>
+        </w:rPr>
+        <w:t>, ”</w:t>
       </w:r>
       <w:proofErr w:type="spellStart"/>
       <w:r>
         <w:rPr>
           <w:rFonts w:ascii="Arial" w:eastAsia="Arial" w:hAnsi="Arial" w:cs="Arial"/>
         </w:rPr>
-        <w:t>Nome_marca</w:t>
+        <w:t>Nome</w:t>
+      </w:r>
+      <w:proofErr w:type="gramEnd"/>
+      <w:r>
+        <w:rPr>
+          <w:rFonts w:ascii="Arial" w:eastAsia="Arial" w:hAnsi="Arial" w:cs="Arial"/>
+        </w:rPr>
+        <w:t>_marca</w:t>
       </w:r>
       <w:proofErr w:type="spellEnd"/>
       <w:r>
@@ -1293,14 +1320,28 @@
         <w:rPr>
           <w:rFonts w:ascii="Arial" w:eastAsia="Arial" w:hAnsi="Arial" w:cs="Arial"/>
         </w:rPr>
-        <w:t>”, ”</w:t>
+        <w:t>”</w:t>
+      </w:r>
+      <w:proofErr w:type="gramStart"/>
+      <w:r>
+        <w:rPr>
+          <w:rFonts w:ascii="Arial" w:eastAsia="Arial" w:hAnsi="Arial" w:cs="Arial"/>
+        </w:rPr>
+        <w:t>, ”</w:t>
       </w:r>
       <w:proofErr w:type="spellStart"/>
       <w:r>
         <w:rPr>
           <w:rFonts w:ascii="Arial" w:eastAsia="Arial" w:hAnsi="Arial" w:cs="Arial"/>
         </w:rPr>
-        <w:t>Nome_categoria</w:t>
+        <w:t>Nome</w:t>
+      </w:r>
+      <w:proofErr w:type="gramEnd"/>
+      <w:r>
+        <w:rPr>
+          <w:rFonts w:ascii="Arial" w:eastAsia="Arial" w:hAnsi="Arial" w:cs="Arial"/>
+        </w:rPr>
+        <w:t>_categoria</w:t>
       </w:r>
       <w:proofErr w:type="spellEnd"/>
       <w:r>
@@ -1363,7 +1404,21 @@
         <w:rPr>
           <w:rFonts w:ascii="Arial" w:eastAsia="Arial" w:hAnsi="Arial" w:cs="Arial"/>
         </w:rPr>
-        <w:t>”,”Tipo”,”</w:t>
+        <w:t>”</w:t>
+      </w:r>
+      <w:proofErr w:type="gramStart"/>
+      <w:r>
+        <w:rPr>
+          <w:rFonts w:ascii="Arial" w:eastAsia="Arial" w:hAnsi="Arial" w:cs="Arial"/>
+        </w:rPr>
+        <w:t>,”Tipo</w:t>
+      </w:r>
+      <w:proofErr w:type="gramEnd"/>
+      <w:r>
+        <w:rPr>
+          <w:rFonts w:ascii="Arial" w:eastAsia="Arial" w:hAnsi="Arial" w:cs="Arial"/>
+        </w:rPr>
+        <w:t>”,”</w:t>
       </w:r>
       <w:proofErr w:type="spellStart"/>
       <w:r>
@@ -1419,7 +1474,21 @@
         <w:rPr>
           <w:rFonts w:ascii="Arial" w:eastAsia="Arial" w:hAnsi="Arial" w:cs="Arial"/>
         </w:rPr>
-        <w:t>”,”Id_cargo”,”</w:t>
+        <w:t>”</w:t>
+      </w:r>
+      <w:proofErr w:type="gramStart"/>
+      <w:r>
+        <w:rPr>
+          <w:rFonts w:ascii="Arial" w:eastAsia="Arial" w:hAnsi="Arial" w:cs="Arial"/>
+        </w:rPr>
+        <w:t>,”Id</w:t>
+      </w:r>
+      <w:proofErr w:type="gramEnd"/>
+      <w:r>
+        <w:rPr>
+          <w:rFonts w:ascii="Arial" w:eastAsia="Arial" w:hAnsi="Arial" w:cs="Arial"/>
+        </w:rPr>
+        <w:t>_cargo”,”</w:t>
       </w:r>
       <w:proofErr w:type="spellStart"/>
       <w:r>
@@ -1453,7 +1522,21 @@
         <w:rPr>
           <w:rFonts w:ascii="Arial" w:eastAsia="Arial" w:hAnsi="Arial" w:cs="Arial"/>
         </w:rPr>
-        <w:t>Cargo com “Id_cargo”,”Cargo”,”</w:t>
+        <w:t>Cargo com “Id_cargo”</w:t>
+      </w:r>
+      <w:proofErr w:type="gramStart"/>
+      <w:r>
+        <w:rPr>
+          <w:rFonts w:ascii="Arial" w:eastAsia="Arial" w:hAnsi="Arial" w:cs="Arial"/>
+        </w:rPr>
+        <w:t>,”Cargo</w:t>
+      </w:r>
+      <w:proofErr w:type="gramEnd"/>
+      <w:r>
+        <w:rPr>
+          <w:rFonts w:ascii="Arial" w:eastAsia="Arial" w:hAnsi="Arial" w:cs="Arial"/>
+        </w:rPr>
+        <w:t>”,”</w:t>
       </w:r>
       <w:proofErr w:type="spellStart"/>
       <w:r>
@@ -1487,7 +1570,21 @@
         <w:rPr>
           <w:rFonts w:ascii="Arial" w:eastAsia="Arial" w:hAnsi="Arial" w:cs="Arial"/>
         </w:rPr>
-        <w:t>Prateleira com “Id_prateleira”,”Prateleira”,”</w:t>
+        <w:t>Prateleira com “Id_prateleira”</w:t>
+      </w:r>
+      <w:proofErr w:type="gramStart"/>
+      <w:r>
+        <w:rPr>
+          <w:rFonts w:ascii="Arial" w:eastAsia="Arial" w:hAnsi="Arial" w:cs="Arial"/>
+        </w:rPr>
+        <w:t>,”Prateleira</w:t>
+      </w:r>
+      <w:proofErr w:type="gramEnd"/>
+      <w:r>
+        <w:rPr>
+          <w:rFonts w:ascii="Arial" w:eastAsia="Arial" w:hAnsi="Arial" w:cs="Arial"/>
+        </w:rPr>
+        <w:t>”,”</w:t>
       </w:r>
       <w:proofErr w:type="spellStart"/>
       <w:r>
@@ -1523,11 +1620,19 @@
         </w:rPr>
         <w:t>Corredor com “Id_corredor”</w:t>
       </w:r>
-      <w:r>
-        <w:rPr>
-          <w:rFonts w:ascii="Arial" w:eastAsia="Arial" w:hAnsi="Arial" w:cs="Arial"/>
-        </w:rPr>
-        <w:t>,”Corredor”,”</w:t>
+      <w:proofErr w:type="gramStart"/>
+      <w:r>
+        <w:rPr>
+          <w:rFonts w:ascii="Arial" w:eastAsia="Arial" w:hAnsi="Arial" w:cs="Arial"/>
+        </w:rPr>
+        <w:t>,”Corredor</w:t>
+      </w:r>
+      <w:proofErr w:type="gramEnd"/>
+      <w:r>
+        <w:rPr>
+          <w:rFonts w:ascii="Arial" w:eastAsia="Arial" w:hAnsi="Arial" w:cs="Arial"/>
+        </w:rPr>
+        <w:t>”,”</w:t>
       </w:r>
       <w:proofErr w:type="spellStart"/>
       <w:r>
@@ -1569,7 +1674,21 @@
         <w:rPr>
           <w:rFonts w:ascii="Arial" w:eastAsia="Arial" w:hAnsi="Arial" w:cs="Arial"/>
         </w:rPr>
-        <w:t xml:space="preserve"> com “Id_prateleira_corredor”,”Id_prateleira”,”</w:t>
+        <w:t xml:space="preserve"> com “Id_prateleira_corredor”</w:t>
+      </w:r>
+      <w:proofErr w:type="gramStart"/>
+      <w:r>
+        <w:rPr>
+          <w:rFonts w:ascii="Arial" w:eastAsia="Arial" w:hAnsi="Arial" w:cs="Arial"/>
+        </w:rPr>
+        <w:t>,”Id</w:t>
+      </w:r>
+      <w:proofErr w:type="gramEnd"/>
+      <w:r>
+        <w:rPr>
+          <w:rFonts w:ascii="Arial" w:eastAsia="Arial" w:hAnsi="Arial" w:cs="Arial"/>
+        </w:rPr>
+        <w:t>_prateleira”,”</w:t>
       </w:r>
       <w:proofErr w:type="spellStart"/>
       <w:r>
@@ -1603,7 +1722,21 @@
         <w:rPr>
           <w:rFonts w:ascii="Arial" w:eastAsia="Arial" w:hAnsi="Arial" w:cs="Arial"/>
         </w:rPr>
-        <w:t>Estoque com “Id_Estoque”,”Id_Produto”,”</w:t>
+        <w:t>Estoque com “Id_Estoque”</w:t>
+      </w:r>
+      <w:proofErr w:type="gramStart"/>
+      <w:r>
+        <w:rPr>
+          <w:rFonts w:ascii="Arial" w:eastAsia="Arial" w:hAnsi="Arial" w:cs="Arial"/>
+        </w:rPr>
+        <w:t>,”Id</w:t>
+      </w:r>
+      <w:proofErr w:type="gramEnd"/>
+      <w:r>
+        <w:rPr>
+          <w:rFonts w:ascii="Arial" w:eastAsia="Arial" w:hAnsi="Arial" w:cs="Arial"/>
+        </w:rPr>
+        <w:t>_Produto”,”</w:t>
       </w:r>
       <w:proofErr w:type="spellStart"/>
       <w:r>
@@ -1651,14 +1784,28 @@
         <w:rPr>
           <w:rFonts w:ascii="Arial" w:eastAsia="Arial" w:hAnsi="Arial" w:cs="Arial"/>
         </w:rPr>
-        <w:t>”, ”</w:t>
+        <w:t>”</w:t>
+      </w:r>
+      <w:proofErr w:type="gramStart"/>
+      <w:r>
+        <w:rPr>
+          <w:rFonts w:ascii="Arial" w:eastAsia="Arial" w:hAnsi="Arial" w:cs="Arial"/>
+        </w:rPr>
+        <w:t>, ”</w:t>
       </w:r>
       <w:proofErr w:type="spellStart"/>
       <w:r>
         <w:rPr>
           <w:rFonts w:ascii="Arial" w:eastAsia="Arial" w:hAnsi="Arial" w:cs="Arial"/>
         </w:rPr>
-        <w:t>Cod_produto</w:t>
+        <w:t>Cod</w:t>
+      </w:r>
+      <w:proofErr w:type="gramEnd"/>
+      <w:r>
+        <w:rPr>
+          <w:rFonts w:ascii="Arial" w:eastAsia="Arial" w:hAnsi="Arial" w:cs="Arial"/>
+        </w:rPr>
+        <w:t>_produto</w:t>
       </w:r>
       <w:proofErr w:type="spellEnd"/>
       <w:r>
@@ -1746,7 +1893,6 @@
         <w:rPr>
           <w:rFonts w:ascii="Arial" w:eastAsia="Arial" w:hAnsi="Arial" w:cs="Arial"/>
         </w:rPr>
-        <w:lastRenderedPageBreak/>
         <w:t>A tabela fato:</w:t>
       </w:r>
     </w:p>
@@ -1763,11 +1909,19 @@
           <w:rFonts w:ascii="Arial" w:eastAsia="Arial" w:hAnsi="Arial" w:cs="Arial"/>
         </w:rPr>
       </w:pPr>
-      <w:r>
-        <w:rPr>
-          <w:rFonts w:ascii="Arial" w:eastAsia="Arial" w:hAnsi="Arial" w:cs="Arial"/>
-        </w:rPr>
-        <w:t>Registros  com “</w:t>
+      <w:proofErr w:type="gramStart"/>
+      <w:r>
+        <w:rPr>
+          <w:rFonts w:ascii="Arial" w:eastAsia="Arial" w:hAnsi="Arial" w:cs="Arial"/>
+        </w:rPr>
+        <w:t>Registros  com</w:t>
+      </w:r>
+      <w:proofErr w:type="gramEnd"/>
+      <w:r>
+        <w:rPr>
+          <w:rFonts w:ascii="Arial" w:eastAsia="Arial" w:hAnsi="Arial" w:cs="Arial"/>
+        </w:rPr>
+        <w:t xml:space="preserve"> “</w:t>
       </w:r>
       <w:proofErr w:type="spellStart"/>
       <w:r>
@@ -1853,12 +2007,16 @@
         </w:rPr>
         <w:t>”</w:t>
       </w:r>
-      <w:r>
-        <w:rPr>
-          <w:rFonts w:ascii="Arial" w:eastAsia="Arial" w:hAnsi="Arial" w:cs="Arial"/>
-        </w:rPr>
-        <w:t>.</w:t>
-      </w:r>
+    </w:p>
+    <w:p>
+      <w:pPr>
+        <w:pStyle w:val="PargrafodaLista"/>
+        <w:spacing w:after="0" w:line="360" w:lineRule="auto"/>
+        <w:jc w:val="both"/>
+        <w:rPr>
+          <w:rFonts w:ascii="Arial" w:eastAsia="Arial" w:hAnsi="Arial" w:cs="Arial"/>
+        </w:rPr>
+      </w:pPr>
     </w:p>
     <w:p>
       <w:pPr>
@@ -1891,6 +2049,54 @@
         <w:jc w:val="center"/>
         <w:rPr>
           <w:rFonts w:ascii="Arial" w:eastAsia="Arial" w:hAnsi="Arial" w:cs="Arial"/>
+          <w:b/>
+          <w:bCs/>
+        </w:rPr>
+      </w:pPr>
+    </w:p>
+    <w:p>
+      <w:pPr>
+        <w:spacing w:after="0" w:line="360" w:lineRule="auto"/>
+        <w:ind w:left="360"/>
+        <w:jc w:val="center"/>
+        <w:rPr>
+          <w:rFonts w:ascii="Arial" w:eastAsia="Arial" w:hAnsi="Arial" w:cs="Arial"/>
+          <w:b/>
+          <w:bCs/>
+        </w:rPr>
+      </w:pPr>
+    </w:p>
+    <w:p>
+      <w:pPr>
+        <w:spacing w:after="0" w:line="360" w:lineRule="auto"/>
+        <w:ind w:left="360"/>
+        <w:jc w:val="center"/>
+        <w:rPr>
+          <w:rFonts w:ascii="Arial" w:eastAsia="Arial" w:hAnsi="Arial" w:cs="Arial"/>
+          <w:b/>
+          <w:bCs/>
+        </w:rPr>
+      </w:pPr>
+    </w:p>
+    <w:p>
+      <w:pPr>
+        <w:spacing w:after="0" w:line="360" w:lineRule="auto"/>
+        <w:ind w:left="360"/>
+        <w:jc w:val="center"/>
+        <w:rPr>
+          <w:rFonts w:ascii="Arial" w:eastAsia="Arial" w:hAnsi="Arial" w:cs="Arial"/>
+          <w:b/>
+          <w:bCs/>
+        </w:rPr>
+      </w:pPr>
+    </w:p>
+    <w:p>
+      <w:pPr>
+        <w:spacing w:after="0" w:line="360" w:lineRule="auto"/>
+        <w:ind w:left="360"/>
+        <w:jc w:val="center"/>
+        <w:rPr>
+          <w:rFonts w:ascii="Arial" w:eastAsia="Arial" w:hAnsi="Arial" w:cs="Arial"/>
         </w:rPr>
       </w:pPr>
       <w:r>
@@ -1912,6 +2118,8 @@
       <w:pPr>
         <w:rPr>
           <w:rFonts w:ascii="Arial" w:eastAsia="Arial" w:hAnsi="Arial" w:cs="Arial"/>
+          <w:b/>
+          <w:bCs/>
         </w:rPr>
       </w:pPr>
       <w:r>
@@ -1955,160 +2163,6 @@
           </wp:inline>
         </w:drawing>
       </w:r>
-    </w:p>
-    <w:p>
-      <w:pPr>
-        <w:spacing w:after="0" w:line="360" w:lineRule="auto"/>
-        <w:jc w:val="both"/>
-        <w:rPr>
-          <w:rFonts w:ascii="Arial" w:eastAsia="Arial" w:hAnsi="Arial" w:cs="Arial"/>
-        </w:rPr>
-      </w:pPr>
-      <w:r>
-        <w:rPr>
-          <w:rFonts w:ascii="Arial" w:eastAsia="Arial" w:hAnsi="Arial" w:cs="Arial"/>
-        </w:rPr>
-        <w:t>Após a conclusão do tratamento dos dados e da modelagem do Diagrama Entidade-Relacionamento (DER), iniciou-se a etapa de criação do banco de dados. Essa fase apresentou diversas dificuldades técnicas, principalmente devido à incompatibilidade de versões entre o Sistema Gerenciador de Banco de Dados (SGBD) escolhido e o Power BI nas máquinas disponíveis para a realização do trabalho. Como consequência, foram necessárias aproximadamente oito horas-aula para identificar e solucionar o problema</w:t>
-      </w:r>
-      <w:r>
-        <w:rPr>
-          <w:rFonts w:ascii="Arial" w:eastAsia="Arial" w:hAnsi="Arial" w:cs="Arial"/>
-        </w:rPr>
-        <w:t>, ocasionando atraso</w:t>
-      </w:r>
-      <w:r>
-        <w:rPr>
-          <w:rFonts w:ascii="Arial" w:eastAsia="Arial" w:hAnsi="Arial" w:cs="Arial"/>
-        </w:rPr>
-        <w:t>s</w:t>
-      </w:r>
-      <w:r>
-        <w:rPr>
-          <w:rFonts w:ascii="Arial" w:eastAsia="Arial" w:hAnsi="Arial" w:cs="Arial"/>
-        </w:rPr>
-        <w:t xml:space="preserve"> relevantes no cronograma estipulado.</w:t>
-      </w:r>
-      <w:r>
-        <w:rPr>
-          <w:rFonts w:ascii="Arial" w:eastAsia="Arial" w:hAnsi="Arial" w:cs="Arial"/>
-        </w:rPr>
-        <w:t xml:space="preserve"> </w:t>
-      </w:r>
-    </w:p>
-    <w:p>
-      <w:pPr>
-        <w:spacing w:after="0" w:line="360" w:lineRule="auto"/>
-        <w:jc w:val="both"/>
-        <w:rPr>
-          <w:rFonts w:ascii="Arial" w:eastAsia="Arial" w:hAnsi="Arial" w:cs="Arial"/>
-        </w:rPr>
-      </w:pPr>
-      <w:r>
-        <w:rPr>
-          <w:rFonts w:ascii="Arial" w:eastAsia="Arial" w:hAnsi="Arial" w:cs="Arial"/>
-        </w:rPr>
-        <w:t xml:space="preserve">Após os ajustes realizados, foi possível estabelecer a conexão entre o Power BI e o banco de dados PostgreSQL, utilizando o </w:t>
-      </w:r>
-      <w:proofErr w:type="spellStart"/>
-      <w:r>
-        <w:rPr>
-          <w:rFonts w:ascii="Arial" w:eastAsia="Arial" w:hAnsi="Arial" w:cs="Arial"/>
-        </w:rPr>
-        <w:t>pgAdmin</w:t>
-      </w:r>
-      <w:proofErr w:type="spellEnd"/>
-      <w:r>
-        <w:rPr>
-          <w:rFonts w:ascii="Arial" w:eastAsia="Arial" w:hAnsi="Arial" w:cs="Arial"/>
-        </w:rPr>
-        <w:t xml:space="preserve"> 4 como ferramenta de gerenciamento e administração do banco.</w:t>
-      </w:r>
-      <w:r>
-        <w:rPr>
-          <w:rFonts w:ascii="Arial" w:eastAsia="Arial" w:hAnsi="Arial" w:cs="Arial"/>
-        </w:rPr>
-        <w:t>Com isso, tornou-se viável prosseguir com as etapas subsequentes do projeto.</w:t>
-      </w:r>
-    </w:p>
-    <w:p>
-      <w:pPr>
-        <w:spacing w:after="0" w:line="360" w:lineRule="auto"/>
-        <w:jc w:val="both"/>
-        <w:rPr>
-          <w:rFonts w:ascii="Arial" w:eastAsia="Arial" w:hAnsi="Arial" w:cs="Arial"/>
-        </w:rPr>
-      </w:pPr>
-      <w:r>
-        <w:rPr>
-          <w:rFonts w:ascii="Arial" w:eastAsia="Arial" w:hAnsi="Arial" w:cs="Arial"/>
-        </w:rPr>
-        <w:t xml:space="preserve">Com o objetivo de minimizar os impactos no </w:t>
-      </w:r>
-      <w:r>
-        <w:rPr>
-          <w:rFonts w:ascii="Arial" w:eastAsia="Arial" w:hAnsi="Arial" w:cs="Arial"/>
-          <w:u w:val="single"/>
-        </w:rPr>
-        <w:t>cronograma</w:t>
-      </w:r>
-      <w:r>
-        <w:rPr>
-          <w:rFonts w:ascii="Arial" w:eastAsia="Arial" w:hAnsi="Arial" w:cs="Arial"/>
-        </w:rPr>
-        <w:t xml:space="preserve">, a equipe optou por dividir as atividades entre os integrantes. Enquanto um dos envolvidos se dedicava a identificação e à resolução dos problemas técnicos relacionados à conexão entre o banco de dados e o Power </w:t>
-      </w:r>
-      <w:r>
-        <w:rPr>
-          <w:rFonts w:ascii="Arial" w:eastAsia="Arial" w:hAnsi="Arial" w:cs="Arial"/>
-        </w:rPr>
-        <w:lastRenderedPageBreak/>
-        <w:t>Bi, os demais membros ficaram responsáveis pela criação dos arquivos CSV para posterior importação no banco de dados, pela documentação das etapas desenvolvidas no relatório oficial e pela elaboração da apresentação em slides do projeto.</w:t>
-      </w:r>
-    </w:p>
-    <w:p>
-      <w:pPr>
-        <w:spacing w:after="0" w:line="360" w:lineRule="auto"/>
-        <w:jc w:val="both"/>
-        <w:rPr>
-          <w:rFonts w:ascii="Arial" w:eastAsia="Arial" w:hAnsi="Arial" w:cs="Arial"/>
-        </w:rPr>
-      </w:pPr>
-    </w:p>
-    <w:p>
-      <w:pPr>
-        <w:spacing w:after="0" w:line="360" w:lineRule="auto"/>
-        <w:jc w:val="both"/>
-        <w:rPr>
-          <w:rFonts w:ascii="Arial" w:eastAsia="Arial" w:hAnsi="Arial" w:cs="Arial"/>
-        </w:rPr>
-      </w:pPr>
-    </w:p>
-    <w:p>
-      <w:pPr>
-        <w:spacing w:after="0" w:line="360" w:lineRule="auto"/>
-        <w:jc w:val="both"/>
-        <w:rPr>
-          <w:rFonts w:ascii="Arial" w:eastAsia="Arial" w:hAnsi="Arial" w:cs="Arial"/>
-        </w:rPr>
-      </w:pPr>
-    </w:p>
-    <w:p>
-      <w:pPr>
-        <w:spacing w:after="0" w:line="360" w:lineRule="auto"/>
-        <w:jc w:val="both"/>
-        <w:rPr>
-          <w:rFonts w:ascii="Arial" w:eastAsia="Arial" w:hAnsi="Arial" w:cs="Arial"/>
-        </w:rPr>
-      </w:pPr>
-    </w:p>
-    <w:p>
-      <w:pPr>
-        <w:rPr>
-          <w:rFonts w:ascii="Arial" w:eastAsia="Arial" w:hAnsi="Arial" w:cs="Arial"/>
-          <w:b/>
-          <w:bCs/>
-        </w:rPr>
-      </w:pPr>
       <w:r>
         <w:rPr>
           <w:rFonts w:ascii="Arial" w:eastAsia="Arial" w:hAnsi="Arial" w:cs="Arial"/>
@@ -2363,7 +2417,21 @@
         <w:rPr>
           <w:rFonts w:ascii="Arial" w:eastAsia="Arial" w:hAnsi="Arial" w:cs="Arial"/>
         </w:rPr>
-        <w:t xml:space="preserve">SOBRENOME DO(s) AUTOR(es), Nome. </w:t>
+        <w:t xml:space="preserve">SOBRENOME DO(s) </w:t>
+      </w:r>
+      <w:proofErr w:type="gramStart"/>
+      <w:r>
+        <w:rPr>
+          <w:rFonts w:ascii="Arial" w:eastAsia="Arial" w:hAnsi="Arial" w:cs="Arial"/>
+        </w:rPr>
+        <w:t>AUTOR(</w:t>
+      </w:r>
+      <w:proofErr w:type="gramEnd"/>
+      <w:r>
+        <w:rPr>
+          <w:rFonts w:ascii="Arial" w:eastAsia="Arial" w:hAnsi="Arial" w:cs="Arial"/>
+        </w:rPr>
+        <w:t xml:space="preserve">es), Nome. </w:t>
       </w:r>
       <w:r>
         <w:rPr>
@@ -2474,7 +2542,21 @@
         <w:rPr>
           <w:rFonts w:ascii="Arial" w:eastAsia="Arial" w:hAnsi="Arial" w:cs="Arial"/>
         </w:rPr>
-        <w:t xml:space="preserve">SOBRENOME DO(s) AUTOR(es), Nome. </w:t>
+        <w:t xml:space="preserve">SOBRENOME DO(s) </w:t>
+      </w:r>
+      <w:proofErr w:type="gramStart"/>
+      <w:r>
+        <w:rPr>
+          <w:rFonts w:ascii="Arial" w:eastAsia="Arial" w:hAnsi="Arial" w:cs="Arial"/>
+        </w:rPr>
+        <w:t>AUTOR(</w:t>
+      </w:r>
+      <w:proofErr w:type="gramEnd"/>
+      <w:r>
+        <w:rPr>
+          <w:rFonts w:ascii="Arial" w:eastAsia="Arial" w:hAnsi="Arial" w:cs="Arial"/>
+        </w:rPr>
+        <w:t xml:space="preserve">es), Nome. </w:t>
       </w:r>
       <w:r>
         <w:rPr>
@@ -2488,7 +2570,21 @@
         <w:rPr>
           <w:rFonts w:ascii="Arial" w:eastAsia="Arial" w:hAnsi="Arial" w:cs="Arial"/>
         </w:rPr>
-        <w:t xml:space="preserve"> SOBRENOME DO(s) AUTOR(es), Nome do livro. </w:t>
+        <w:t xml:space="preserve"> SOBRENOME DO(s) </w:t>
+      </w:r>
+      <w:proofErr w:type="gramStart"/>
+      <w:r>
+        <w:rPr>
+          <w:rFonts w:ascii="Arial" w:eastAsia="Arial" w:hAnsi="Arial" w:cs="Arial"/>
+        </w:rPr>
+        <w:t>AUTOR(</w:t>
+      </w:r>
+      <w:proofErr w:type="gramEnd"/>
+      <w:r>
+        <w:rPr>
+          <w:rFonts w:ascii="Arial" w:eastAsia="Arial" w:hAnsi="Arial" w:cs="Arial"/>
+        </w:rPr>
+        <w:t xml:space="preserve">es), Nome do livro. </w:t>
       </w:r>
       <w:r>
         <w:rPr>
@@ -2655,7 +2751,21 @@
         <w:rPr>
           <w:rFonts w:ascii="Arial" w:eastAsia="Arial" w:hAnsi="Arial" w:cs="Arial"/>
         </w:rPr>
-        <w:t xml:space="preserve">SOBRENOME DO(s) AUTOR(es), Nome. Nome do artigo. </w:t>
+        <w:t xml:space="preserve">SOBRENOME DO(s) </w:t>
+      </w:r>
+      <w:proofErr w:type="gramStart"/>
+      <w:r>
+        <w:rPr>
+          <w:rFonts w:ascii="Arial" w:eastAsia="Arial" w:hAnsi="Arial" w:cs="Arial"/>
+        </w:rPr>
+        <w:t>AUTOR(</w:t>
+      </w:r>
+      <w:proofErr w:type="gramEnd"/>
+      <w:r>
+        <w:rPr>
+          <w:rFonts w:ascii="Arial" w:eastAsia="Arial" w:hAnsi="Arial" w:cs="Arial"/>
+        </w:rPr>
+        <w:t xml:space="preserve">es), Nome. Nome do artigo. </w:t>
       </w:r>
       <w:r>
         <w:rPr>
@@ -5145,35 +5255,6 @@
       <w:contextualSpacing/>
     </w:pPr>
   </w:style>
-  <w:style w:type="paragraph" w:customStyle="1" w:styleId="isselectedend">
-    <w:name w:val="isselectedend"/>
-    <w:basedOn w:val="Normal"/>
-    <w:rsid w:val="00684BDC"/>
-    <w:pPr>
-      <w:spacing w:before="100" w:beforeAutospacing="1" w:after="100" w:afterAutospacing="1" w:line="240" w:lineRule="auto"/>
-    </w:pPr>
-    <w:rPr>
-      <w:rFonts w:ascii="Times New Roman" w:eastAsia="Times New Roman" w:hAnsi="Times New Roman" w:cs="Times New Roman"/>
-      <w:sz w:val="24"/>
-      <w:szCs w:val="24"/>
-    </w:rPr>
-  </w:style>
-  <w:style w:type="paragraph" w:styleId="NormalWeb">
-    <w:name w:val="Normal (Web)"/>
-    <w:basedOn w:val="Normal"/>
-    <w:uiPriority w:val="99"/>
-    <w:semiHidden/>
-    <w:unhideWhenUsed/>
-    <w:rsid w:val="00684BDC"/>
-    <w:pPr>
-      <w:spacing w:before="100" w:beforeAutospacing="1" w:after="100" w:afterAutospacing="1" w:line="240" w:lineRule="auto"/>
-    </w:pPr>
-    <w:rPr>
-      <w:rFonts w:ascii="Times New Roman" w:eastAsia="Times New Roman" w:hAnsi="Times New Roman" w:cs="Times New Roman"/>
-      <w:sz w:val="24"/>
-      <w:szCs w:val="24"/>
-    </w:rPr>
-  </w:style>
 </w:styles>
 </file>
 

--- a/ProjetorIntegrador.docx
+++ b/ProjetorIntegrador.docx
@@ -112,77 +112,52 @@
       <w:pPr>
         <w:widowControl w:val="0"/>
         <w:spacing w:after="0" w:line="360" w:lineRule="auto"/>
-        <w:jc w:val="both"/>
-        <w:rPr>
-          <w:rFonts w:ascii="Arial" w:eastAsia="Arial" w:hAnsi="Arial" w:cs="Arial"/>
-          <w:color w:val="FF0000"/>
-        </w:rPr>
-      </w:pPr>
-      <w:r>
         <w:rPr>
           <w:rFonts w:ascii="Arial" w:eastAsia="Arial" w:hAnsi="Arial" w:cs="Arial"/>
           <w:b/>
           <w:bCs/>
         </w:rPr>
-        <w:t>A empresa AUTOMAX, abastece oficinas de todo o estado do Paraná, com mais de 4000 peças fornecidas</w:t>
-      </w:r>
-      <w:r>
+      </w:pPr>
+    </w:p>
+    <w:p>
+      <w:pPr>
+        <w:widowControl w:val="0"/>
+        <w:spacing w:after="0" w:line="360" w:lineRule="auto"/>
         <w:rPr>
           <w:rFonts w:ascii="Arial" w:eastAsia="Arial" w:hAnsi="Arial" w:cs="Arial"/>
           <w:b/>
           <w:bCs/>
         </w:rPr>
-        <w:t>. P</w:t>
-      </w:r>
+      </w:pPr>
       <w:r>
         <w:rPr>
           <w:rFonts w:ascii="Arial" w:eastAsia="Arial" w:hAnsi="Arial" w:cs="Arial"/>
           <w:b/>
           <w:bCs/>
         </w:rPr>
-        <w:t>or conta do grande volume de produtos, fora</w:t>
-      </w:r>
-      <w:r>
+        <w:t>O controle de estoque é uma técnica de administração, armazenamento e análise dos itens estocados, é uma etapa essencial que monitora a entrada e saída de produtos e regula as operações envolvidas além de, se bem feito, permite a possibilidade de previsão de quantidade necessária de itens para suprir demandas evitando gastos e custos excessivos. Um controle de estoque eficiente é indispensável para empresas, uma vez que quando há falha nesse processo pode causar escassez ou sobra de produtos, gerando prejuízos.</w:t>
+      </w:r>
+    </w:p>
+    <w:p>
+      <w:pPr>
+        <w:widowControl w:val="0"/>
+        <w:spacing w:after="0" w:line="360" w:lineRule="auto"/>
         <w:rPr>
           <w:rFonts w:ascii="Arial" w:eastAsia="Arial" w:hAnsi="Arial" w:cs="Arial"/>
           <w:b/>
           <w:bCs/>
         </w:rPr>
-        <w:t>m</w:t>
-      </w:r>
-      <w:r>
+      </w:pPr>
+    </w:p>
+    <w:p>
+      <w:pPr>
+        <w:widowControl w:val="0"/>
+        <w:spacing w:after="0" w:line="360" w:lineRule="auto"/>
+        <w:jc w:val="both"/>
         <w:rPr>
           <w:rFonts w:ascii="Arial" w:eastAsia="Arial" w:hAnsi="Arial" w:cs="Arial"/>
           <w:b/>
           <w:bCs/>
-        </w:rPr>
-        <w:t xml:space="preserve"> identificado</w:t>
-      </w:r>
-      <w:r>
-        <w:rPr>
-          <w:rFonts w:ascii="Arial" w:eastAsia="Arial" w:hAnsi="Arial" w:cs="Arial"/>
-          <w:b/>
-          <w:bCs/>
-        </w:rPr>
-        <w:t>s</w:t>
-      </w:r>
-      <w:r>
-        <w:rPr>
-          <w:rFonts w:ascii="Arial" w:eastAsia="Arial" w:hAnsi="Arial" w:cs="Arial"/>
-          <w:b/>
-          <w:bCs/>
-        </w:rPr>
-        <w:t xml:space="preserve"> problemas relacionados à gestão de estoque, entre eles: produtos parados por grande período de tempo, pouco conhecimento em relação a seus produtos mais vendidos, seus principais fornecedores e por fim, a falta de indicadores de tendência, nesse relatório, será mostrado a solução dos problemas citados anteriormente e acrescentar ideias benéficas para a empresa em questão.</w:t>
-      </w:r>
-    </w:p>
-    <w:p>
-      <w:pPr>
-        <w:spacing w:after="0" w:line="360" w:lineRule="auto"/>
-        <w:ind w:left="720"/>
-        <w:jc w:val="both"/>
-        <w:rPr>
-          <w:rFonts w:ascii="Arial" w:eastAsia="Arial" w:hAnsi="Arial" w:cs="Arial"/>
-          <w:color w:val="FF0000"/>
         </w:rPr>
         <w:sectPr>
           <w:headerReference w:type="default" r:id="rId8"/>
@@ -199,9 +174,153 @@
       <w:r>
         <w:rPr>
           <w:rFonts w:ascii="Arial" w:eastAsia="Arial" w:hAnsi="Arial" w:cs="Arial"/>
+          <w:b/>
+          <w:bCs/>
+        </w:rPr>
+        <w:t xml:space="preserve">A empresa AUTOMAX, abastece oficinas de todo o estado do Paraná, com mais de </w:t>
+      </w:r>
+      <w:r>
+        <w:rPr>
+          <w:rFonts w:ascii="Arial" w:eastAsia="Arial" w:hAnsi="Arial" w:cs="Arial"/>
+          <w:b/>
+          <w:bCs/>
+        </w:rPr>
+        <w:t>5000</w:t>
+      </w:r>
+      <w:r>
+        <w:rPr>
+          <w:rFonts w:ascii="Arial" w:eastAsia="Arial" w:hAnsi="Arial" w:cs="Arial"/>
+          <w:b/>
+          <w:bCs/>
+        </w:rPr>
+        <w:t xml:space="preserve"> peças fornecidas</w:t>
+      </w:r>
+      <w:r>
+        <w:rPr>
+          <w:rFonts w:ascii="Arial" w:eastAsia="Arial" w:hAnsi="Arial" w:cs="Arial"/>
+          <w:b/>
+          <w:bCs/>
+        </w:rPr>
+        <w:t xml:space="preserve"> e parceria com dezenas de fornecedores</w:t>
+      </w:r>
+      <w:r>
+        <w:rPr>
+          <w:rFonts w:ascii="Arial" w:eastAsia="Arial" w:hAnsi="Arial" w:cs="Arial"/>
+          <w:b/>
+          <w:bCs/>
+        </w:rPr>
+        <w:t>. P</w:t>
+      </w:r>
+      <w:r>
+        <w:rPr>
+          <w:rFonts w:ascii="Arial" w:eastAsia="Arial" w:hAnsi="Arial" w:cs="Arial"/>
+          <w:b/>
+          <w:bCs/>
+        </w:rPr>
+        <w:t>or conta do grande volume de produtos, fora</w:t>
+      </w:r>
+      <w:r>
+        <w:rPr>
+          <w:rFonts w:ascii="Arial" w:eastAsia="Arial" w:hAnsi="Arial" w:cs="Arial"/>
+          <w:b/>
+          <w:bCs/>
+        </w:rPr>
+        <w:t>m</w:t>
+      </w:r>
+      <w:r>
+        <w:rPr>
+          <w:rFonts w:ascii="Arial" w:eastAsia="Arial" w:hAnsi="Arial" w:cs="Arial"/>
+          <w:b/>
+          <w:bCs/>
+        </w:rPr>
+        <w:t xml:space="preserve"> identificado</w:t>
+      </w:r>
+      <w:r>
+        <w:rPr>
+          <w:rFonts w:ascii="Arial" w:eastAsia="Arial" w:hAnsi="Arial" w:cs="Arial"/>
+          <w:b/>
+          <w:bCs/>
+        </w:rPr>
+        <w:t>s</w:t>
+      </w:r>
+      <w:r>
+        <w:rPr>
+          <w:rFonts w:ascii="Arial" w:eastAsia="Arial" w:hAnsi="Arial" w:cs="Arial"/>
+          <w:b/>
+          <w:bCs/>
+        </w:rPr>
+        <w:t xml:space="preserve"> problemas relacionados à gestão de estoque, entre eles: produtos parados por grande período de tempo, </w:t>
+      </w:r>
+      <w:r>
+        <w:rPr>
+          <w:rFonts w:ascii="Arial" w:eastAsia="Arial" w:hAnsi="Arial" w:cs="Arial"/>
+          <w:b/>
+          <w:bCs/>
+        </w:rPr>
+        <w:t>falta de conhecimento sobre a movimentação de seus produtos</w:t>
+      </w:r>
+      <w:r>
+        <w:rPr>
+          <w:rFonts w:ascii="Arial" w:eastAsia="Arial" w:hAnsi="Arial" w:cs="Arial"/>
+          <w:b/>
+          <w:bCs/>
+        </w:rPr>
+        <w:t>,</w:t>
+      </w:r>
+      <w:r>
+        <w:rPr>
+          <w:rFonts w:ascii="Arial" w:eastAsia="Arial" w:hAnsi="Arial" w:cs="Arial"/>
+          <w:b/>
+          <w:bCs/>
+        </w:rPr>
+        <w:t xml:space="preserve"> os</w:t>
+      </w:r>
+      <w:r>
+        <w:rPr>
+          <w:rFonts w:ascii="Arial" w:eastAsia="Arial" w:hAnsi="Arial" w:cs="Arial"/>
+          <w:b/>
+          <w:bCs/>
+        </w:rPr>
+        <w:t xml:space="preserve"> principais fornecedores e por fim, a falta de indicadores de tendência</w:t>
+      </w:r>
+      <w:r>
+        <w:rPr>
+          <w:rFonts w:ascii="Arial" w:eastAsia="Arial" w:hAnsi="Arial" w:cs="Arial"/>
+          <w:b/>
+          <w:bCs/>
+        </w:rPr>
+        <w:t>. N</w:t>
+      </w:r>
+      <w:r>
+        <w:rPr>
+          <w:rFonts w:ascii="Arial" w:eastAsia="Arial" w:hAnsi="Arial" w:cs="Arial"/>
+          <w:b/>
+          <w:bCs/>
+        </w:rPr>
+        <w:t>esse relatório, será</w:t>
+      </w:r>
+      <w:r>
+        <w:rPr>
+          <w:rFonts w:ascii="Arial" w:eastAsia="Arial" w:hAnsi="Arial" w:cs="Arial"/>
+          <w:b/>
+          <w:bCs/>
+        </w:rPr>
+        <w:t xml:space="preserve"> apresentado uma proposta para a resolução dos problemas citados, bem como os passos realizados para a aplicação.</w:t>
+      </w:r>
+    </w:p>
+    <w:p>
+      <w:pPr>
+        <w:rPr>
+          <w:rFonts w:ascii="Arial" w:eastAsia="Arial" w:hAnsi="Arial" w:cs="Arial"/>
           <w:color w:val="FF0000"/>
         </w:rPr>
-        <w:t>.</w:t>
+      </w:pPr>
+      <w:r>
+        <w:rPr>
+          <w:rFonts w:ascii="Arial" w:eastAsia="Arial" w:hAnsi="Arial" w:cs="Arial"/>
+          <w:color w:val="FF0000"/>
+        </w:rPr>
+        <w:br w:type="page"/>
       </w:r>
     </w:p>
     <w:p>
@@ -251,22 +370,124 @@
         <w:jc w:val="both"/>
         <w:rPr>
           <w:rFonts w:ascii="Arial" w:eastAsia="Arial" w:hAnsi="Arial" w:cs="Arial"/>
-        </w:rPr>
-      </w:pPr>
-    </w:p>
-    <w:p>
-      <w:pPr>
-        <w:spacing w:after="0" w:line="360" w:lineRule="auto"/>
-        <w:jc w:val="both"/>
-        <w:rPr>
-          <w:rFonts w:ascii="Arial" w:eastAsia="Arial" w:hAnsi="Arial" w:cs="Arial"/>
-        </w:rPr>
-      </w:pPr>
-      <w:r>
-        <w:rPr>
-          <w:rFonts w:ascii="Arial" w:eastAsia="Arial" w:hAnsi="Arial" w:cs="Arial"/>
-        </w:rPr>
-        <w:t>**Inserir um fluxograma***</w:t>
+          <w:color w:val="FF0000"/>
+        </w:rPr>
+      </w:pPr>
+    </w:p>
+    <w:p>
+      <w:pPr>
+        <w:spacing w:after="0" w:line="360" w:lineRule="auto"/>
+        <w:jc w:val="both"/>
+        <w:rPr>
+          <w:rFonts w:ascii="Arial" w:eastAsia="Arial" w:hAnsi="Arial" w:cs="Arial"/>
+          <w:color w:val="FF0000"/>
+        </w:rPr>
+      </w:pPr>
+    </w:p>
+    <w:p>
+      <w:pPr>
+        <w:spacing w:after="0" w:line="360" w:lineRule="auto"/>
+        <w:ind w:left="360"/>
+        <w:jc w:val="center"/>
+        <w:rPr>
+          <w:rFonts w:ascii="Arial" w:eastAsia="Arial" w:hAnsi="Arial" w:cs="Arial"/>
+        </w:rPr>
+      </w:pPr>
+      <w:r>
+        <w:rPr>
+          <w:rFonts w:ascii="Arial" w:eastAsia="Arial" w:hAnsi="Arial" w:cs="Arial"/>
+          <w:b/>
+          <w:bCs/>
+        </w:rPr>
+        <w:t xml:space="preserve">Figura </w:t>
+      </w:r>
+      <w:r>
+        <w:rPr>
+          <w:rFonts w:ascii="Arial" w:eastAsia="Arial" w:hAnsi="Arial" w:cs="Arial"/>
+          <w:b/>
+          <w:bCs/>
+        </w:rPr>
+        <w:t>1</w:t>
+      </w:r>
+      <w:r>
+        <w:rPr>
+          <w:rFonts w:ascii="Arial" w:eastAsia="Arial" w:hAnsi="Arial" w:cs="Arial"/>
+        </w:rPr>
+        <w:t xml:space="preserve">. </w:t>
+      </w:r>
+      <w:r>
+        <w:rPr>
+          <w:rFonts w:ascii="Arial" w:eastAsia="Arial" w:hAnsi="Arial" w:cs="Arial"/>
+        </w:rPr>
+        <w:t>Fluxograma</w:t>
+      </w:r>
+    </w:p>
+    <w:p>
+      <w:pPr>
+        <w:spacing w:after="0" w:line="360" w:lineRule="auto"/>
+        <w:jc w:val="both"/>
+        <w:rPr>
+          <w:rFonts w:ascii="Arial" w:eastAsia="Arial" w:hAnsi="Arial" w:cs="Arial"/>
+          <w:color w:val="FF0000"/>
+        </w:rPr>
+      </w:pPr>
+    </w:p>
+    <w:p>
+      <w:pPr>
+        <w:spacing w:after="0" w:line="360" w:lineRule="auto"/>
+        <w:jc w:val="both"/>
+        <w:rPr>
+          <w:rFonts w:ascii="Arial" w:eastAsia="Arial" w:hAnsi="Arial" w:cs="Arial"/>
+          <w:color w:val="FF0000"/>
+        </w:rPr>
+      </w:pPr>
+      <w:r>
+        <w:rPr>
+          <w:rFonts w:ascii="Arial" w:eastAsia="Arial" w:hAnsi="Arial" w:cs="Arial"/>
+          <w:noProof/>
+          <w:color w:val="FF0000"/>
+        </w:rPr>
+        <w:drawing>
+          <wp:inline distT="0" distB="0" distL="0" distR="0" wp14:anchorId="3012357D" wp14:editId="22518EBA">
+            <wp:extent cx="4086225" cy="2843792"/>
+            <wp:effectExtent l="0" t="0" r="0" b="0"/>
+            <wp:docPr id="24" name="Imagem 24"/>
+            <wp:cNvGraphicFramePr>
+              <a:graphicFrameLocks xmlns:a="http://schemas.openxmlformats.org/drawingml/2006/main" noChangeAspect="1"/>
+            </wp:cNvGraphicFramePr>
+            <a:graphic xmlns:a="http://schemas.openxmlformats.org/drawingml/2006/main">
+              <a:graphicData uri="http://schemas.openxmlformats.org/drawingml/2006/picture">
+                <pic:pic xmlns:pic="http://schemas.openxmlformats.org/drawingml/2006/picture">
+                  <pic:nvPicPr>
+                    <pic:cNvPr id="24" name="Imagem 24"/>
+                    <pic:cNvPicPr/>
+                  </pic:nvPicPr>
+                  <pic:blipFill>
+                    <a:blip r:embed="rId12">
+                      <a:extLst>
+                        <a:ext uri="{28A0092B-C50C-407E-A947-70E740481C1C}">
+                          <a14:useLocalDpi xmlns:a14="http://schemas.microsoft.com/office/drawing/2010/main" val="0"/>
+                        </a:ext>
+                      </a:extLst>
+                    </a:blip>
+                    <a:stretch>
+                      <a:fillRect/>
+                    </a:stretch>
+                  </pic:blipFill>
+                  <pic:spPr>
+                    <a:xfrm>
+                      <a:off x="0" y="0"/>
+                      <a:ext cx="4103790" cy="2856016"/>
+                    </a:xfrm>
+                    <a:prstGeom prst="rect">
+                      <a:avLst/>
+                    </a:prstGeom>
+                  </pic:spPr>
+                </pic:pic>
+              </a:graphicData>
+            </a:graphic>
+          </wp:inline>
+        </w:drawing>
       </w:r>
     </w:p>
     <w:p>
@@ -483,6 +704,12 @@
         <w:rPr>
           <w:rFonts w:ascii="Arial" w:eastAsia="Arial" w:hAnsi="Arial" w:cs="Arial"/>
         </w:rPr>
+        <w:t>.</w:t>
+      </w:r>
+      <w:r>
+        <w:rPr>
+          <w:rFonts w:ascii="Arial" w:eastAsia="Arial" w:hAnsi="Arial" w:cs="Arial"/>
+        </w:rPr>
         <w:t xml:space="preserve"> A partir dessas constatações, foram definidas as estratégias de tratamento mais adequadas para cada situação.</w:t>
       </w:r>
       <w:r>
@@ -681,6 +908,7 @@
         <w:rPr>
           <w:rFonts w:ascii="Arial" w:eastAsia="Arial" w:hAnsi="Arial" w:cs="Arial"/>
         </w:rPr>
+        <w:lastRenderedPageBreak/>
         <w:t>Na sequência,</w:t>
       </w:r>
       <w:r>
@@ -775,15 +1003,6 @@
         </w:rPr>
         <w:t xml:space="preserve">delas, tabelas </w:t>
       </w:r>
-    </w:p>
-    <w:p>
-      <w:pPr>
-        <w:spacing w:after="0" w:line="360" w:lineRule="auto"/>
-        <w:jc w:val="both"/>
-        <w:rPr>
-          <w:rFonts w:ascii="Arial" w:eastAsia="Arial" w:hAnsi="Arial" w:cs="Arial"/>
-        </w:rPr>
-      </w:pPr>
     </w:p>
     <w:p>
       <w:pPr>
@@ -900,44 +1119,25 @@
         <w:rPr>
           <w:rFonts w:ascii="Arial" w:eastAsia="Arial" w:hAnsi="Arial" w:cs="Arial"/>
         </w:rPr>
-        <w:t xml:space="preserve"> tabelas fato armazenam as </w:t>
-      </w:r>
-      <w:proofErr w:type="spellStart"/>
-      <w:r>
-        <w:rPr>
-          <w:rFonts w:ascii="Arial" w:eastAsia="Arial" w:hAnsi="Arial" w:cs="Arial"/>
-        </w:rPr>
-        <w:t>métri</w:t>
-      </w:r>
-      <w:proofErr w:type="spellEnd"/>
-    </w:p>
-    <w:p>
-      <w:pPr>
-        <w:spacing w:after="0" w:line="360" w:lineRule="auto"/>
-        <w:jc w:val="both"/>
-        <w:rPr>
-          <w:rFonts w:ascii="Arial" w:eastAsia="Arial" w:hAnsi="Arial" w:cs="Arial"/>
-        </w:rPr>
-      </w:pPr>
-      <w:proofErr w:type="spellStart"/>
-      <w:r>
-        <w:rPr>
-          <w:rFonts w:ascii="Arial" w:eastAsia="Arial" w:hAnsi="Arial" w:cs="Arial"/>
-        </w:rPr>
-        <w:t>cas</w:t>
-      </w:r>
-      <w:proofErr w:type="spellEnd"/>
-      <w:r>
-        <w:rPr>
-          <w:rFonts w:ascii="Arial" w:eastAsia="Arial" w:hAnsi="Arial" w:cs="Arial"/>
-        </w:rPr>
-        <w:t xml:space="preserve"> e eventos do negócio, enquanto as tabelas dimensão concentram os atributos descritivos utilizados para análise</w:t>
-      </w:r>
-      <w:r>
-        <w:rPr>
-          <w:rFonts w:ascii="Arial" w:eastAsia="Arial" w:hAnsi="Arial" w:cs="Arial"/>
-        </w:rPr>
-        <w:t xml:space="preserve">, foram criadas onze tabelas dimensão para esta modelagem e mais </w:t>
+        <w:t xml:space="preserve"> tabelas fato armazenam as métricas e eventos do negócio, enquanto as tabelas dimensão concentram os atributos descritivos utilizados para análise</w:t>
+      </w:r>
+      <w:r>
+        <w:rPr>
+          <w:rFonts w:ascii="Arial" w:eastAsia="Arial" w:hAnsi="Arial" w:cs="Arial"/>
+        </w:rPr>
+        <w:t xml:space="preserve">, foram criadas </w:t>
+      </w:r>
+      <w:r>
+        <w:rPr>
+          <w:rFonts w:ascii="Arial" w:eastAsia="Arial" w:hAnsi="Arial" w:cs="Arial"/>
+        </w:rPr>
+        <w:t>treze</w:t>
+      </w:r>
+      <w:r>
+        <w:rPr>
+          <w:rFonts w:ascii="Arial" w:eastAsia="Arial" w:hAnsi="Arial" w:cs="Arial"/>
+        </w:rPr>
+        <w:t xml:space="preserve"> tabelas dimensão para esta modelagem e mais </w:t>
       </w:r>
       <w:proofErr w:type="gramStart"/>
       <w:r>
@@ -964,35 +1164,6 @@
           <w:rFonts w:ascii="Arial" w:eastAsia="Arial" w:hAnsi="Arial" w:cs="Arial"/>
         </w:rPr>
         <w:t xml:space="preserve"> criadas e seus dados são os seguintes: </w:t>
-      </w:r>
-    </w:p>
-    <w:p>
-      <w:pPr>
-        <w:spacing w:after="0" w:line="360" w:lineRule="auto"/>
-        <w:jc w:val="both"/>
-        <w:rPr>
-          <w:rFonts w:ascii="Arial" w:eastAsia="Arial" w:hAnsi="Arial" w:cs="Arial"/>
-        </w:rPr>
-      </w:pPr>
-      <w:r>
-        <w:rPr>
-          <w:rFonts w:ascii="Arial" w:eastAsia="Arial" w:hAnsi="Arial" w:cs="Arial"/>
-        </w:rPr>
-        <w:t>*****************</w:t>
-      </w:r>
-      <w:proofErr w:type="gramStart"/>
-      <w:r>
-        <w:rPr>
-          <w:rFonts w:ascii="Arial" w:eastAsia="Arial" w:hAnsi="Arial" w:cs="Arial"/>
-        </w:rPr>
-        <w:t>REVER  OS</w:t>
-      </w:r>
-      <w:proofErr w:type="gramEnd"/>
-      <w:r>
-        <w:rPr>
-          <w:rFonts w:ascii="Arial" w:eastAsia="Arial" w:hAnsi="Arial" w:cs="Arial"/>
-        </w:rPr>
-        <w:t xml:space="preserve"> NOMES DOS CAMPOS*******************</w:t>
       </w:r>
     </w:p>
     <w:p>
@@ -2007,16 +2178,12 @@
         </w:rPr>
         <w:t>”</w:t>
       </w:r>
-    </w:p>
-    <w:p>
-      <w:pPr>
-        <w:pStyle w:val="PargrafodaLista"/>
-        <w:spacing w:after="0" w:line="360" w:lineRule="auto"/>
-        <w:jc w:val="both"/>
-        <w:rPr>
-          <w:rFonts w:ascii="Arial" w:eastAsia="Arial" w:hAnsi="Arial" w:cs="Arial"/>
-        </w:rPr>
-      </w:pPr>
+      <w:r>
+        <w:rPr>
+          <w:rFonts w:ascii="Arial" w:eastAsia="Arial" w:hAnsi="Arial" w:cs="Arial"/>
+        </w:rPr>
+        <w:t>.</w:t>
+      </w:r>
     </w:p>
     <w:p>
       <w:pPr>
@@ -2105,21 +2272,27 @@
           <w:b/>
           <w:bCs/>
         </w:rPr>
-        <w:t>Figura 1</w:t>
-      </w:r>
-      <w:r>
-        <w:rPr>
-          <w:rFonts w:ascii="Arial" w:eastAsia="Arial" w:hAnsi="Arial" w:cs="Arial"/>
-        </w:rPr>
-        <w:t>. Modelagem DER</w:t>
-      </w:r>
-    </w:p>
-    <w:p>
-      <w:pPr>
+        <w:t xml:space="preserve">Figura </w:t>
+      </w:r>
+      <w:r>
         <w:rPr>
           <w:rFonts w:ascii="Arial" w:eastAsia="Arial" w:hAnsi="Arial" w:cs="Arial"/>
           <w:b/>
           <w:bCs/>
+        </w:rPr>
+        <w:t>2</w:t>
+      </w:r>
+      <w:r>
+        <w:rPr>
+          <w:rFonts w:ascii="Arial" w:eastAsia="Arial" w:hAnsi="Arial" w:cs="Arial"/>
+        </w:rPr>
+        <w:t>. Modelagem DER</w:t>
+      </w:r>
+    </w:p>
+    <w:p>
+      <w:pPr>
+        <w:rPr>
+          <w:rFonts w:ascii="Arial" w:eastAsia="Arial" w:hAnsi="Arial" w:cs="Arial"/>
         </w:rPr>
       </w:pPr>
       <w:r>
@@ -2143,7 +2316,7 @@
                     <pic:cNvPicPr/>
                   </pic:nvPicPr>
                   <pic:blipFill>
-                    <a:blip r:embed="rId12"/>
+                    <a:blip r:embed="rId13"/>
                     <a:stretch>
                       <a:fillRect/>
                     </a:stretch>
@@ -2163,6 +2336,156 @@
           </wp:inline>
         </w:drawing>
       </w:r>
+    </w:p>
+    <w:p>
+      <w:pPr>
+        <w:spacing w:after="0" w:line="360" w:lineRule="auto"/>
+        <w:jc w:val="both"/>
+        <w:rPr>
+          <w:rFonts w:ascii="Arial" w:eastAsia="Arial" w:hAnsi="Arial" w:cs="Arial"/>
+        </w:rPr>
+      </w:pPr>
+      <w:r>
+        <w:rPr>
+          <w:rFonts w:ascii="Arial" w:eastAsia="Arial" w:hAnsi="Arial" w:cs="Arial"/>
+        </w:rPr>
+        <w:t>Após a conclusão do tratamento dos dados e da modelagem do Diagrama Entidade-Relacionamento (DER), iniciou-se a etapa de implementação do banco de dados. Durante esse processo, foram encontradas dificuldades técnicas relacionadas à incompatibilidade de versões entre o Sistema Gerenciador de Banco de Dados (SGBD) utilizado e o Power BI instalado nas máquinas disponíveis para o desenvolvimento do projeto. Em razão desse problema, foram necessárias aproximadamente oito horas-aula para identificar sua origem e implementar a solução adequada, ocasionando atrasos no cronograma inicialmente previsto.</w:t>
+      </w:r>
+    </w:p>
+    <w:p>
+      <w:pPr>
+        <w:spacing w:after="0" w:line="360" w:lineRule="auto"/>
+        <w:jc w:val="both"/>
+        <w:rPr>
+          <w:rFonts w:ascii="Arial" w:eastAsia="Arial" w:hAnsi="Arial" w:cs="Arial"/>
+        </w:rPr>
+      </w:pPr>
+      <w:r>
+        <w:rPr>
+          <w:rFonts w:ascii="Arial" w:eastAsia="Arial" w:hAnsi="Arial" w:cs="Arial"/>
+        </w:rPr>
+        <w:t xml:space="preserve">Após a resolução das incompatibilidades, foi estabelecida com sucesso a conexão entre o banco de dados PostgreSQL e o Power BI, utilizando o </w:t>
+      </w:r>
+      <w:proofErr w:type="spellStart"/>
+      <w:r>
+        <w:rPr>
+          <w:rFonts w:ascii="Arial" w:eastAsia="Arial" w:hAnsi="Arial" w:cs="Arial"/>
+        </w:rPr>
+        <w:t>pgAdmin</w:t>
+      </w:r>
+      <w:proofErr w:type="spellEnd"/>
+      <w:r>
+        <w:rPr>
+          <w:rFonts w:ascii="Arial" w:eastAsia="Arial" w:hAnsi="Arial" w:cs="Arial"/>
+        </w:rPr>
+        <w:t xml:space="preserve"> 4 como ferramenta de gerenciamento e administração do banco de dados. Essa integração permitiu dar continuidade às etapas seguintes do projeto, possibilitando a importação e a análise das informações armazenadas.</w:t>
+      </w:r>
+    </w:p>
+    <w:p>
+      <w:pPr>
+        <w:spacing w:after="0" w:line="360" w:lineRule="auto"/>
+        <w:jc w:val="both"/>
+        <w:rPr>
+          <w:rFonts w:ascii="Arial" w:eastAsia="Arial" w:hAnsi="Arial" w:cs="Arial"/>
+        </w:rPr>
+      </w:pPr>
+      <w:r>
+        <w:rPr>
+          <w:rFonts w:ascii="Arial" w:eastAsia="Arial" w:hAnsi="Arial" w:cs="Arial"/>
+        </w:rPr>
+        <w:t>Com o objetivo de minimizar os impactos causados pelo atraso, a equipe reorganizou a distribuição das atividades entre seus integrantes. Enquanto um dos membros concentrou seus esforços na identificação e resolução dos problemas técnicos relacionados à integração entre o PostgreSQL e o Power BI, os demais ficaram responsáveis pela preparação dos arquivos no formato CSV para posterior importação no banco de dados, pela elaboração da documentação técnica do projeto e pela produção da apresentação em slides.</w:t>
+      </w:r>
+    </w:p>
+    <w:p>
+      <w:pPr>
+        <w:spacing w:after="0" w:line="360" w:lineRule="auto"/>
+        <w:jc w:val="both"/>
+        <w:rPr>
+          <w:rFonts w:ascii="Arial" w:eastAsia="Arial" w:hAnsi="Arial" w:cs="Arial"/>
+        </w:rPr>
+      </w:pPr>
+      <w:r>
+        <w:rPr>
+          <w:rFonts w:ascii="Arial" w:eastAsia="Arial" w:hAnsi="Arial" w:cs="Arial"/>
+        </w:rPr>
+        <w:lastRenderedPageBreak/>
+        <w:t>Concluída a implementação do banco de dados, iniciou-se a etapa de desenvolvimento dos dashboards no Power BI, ferramenta escolhida em função de sua interface intuitiva, recursos de visualização de dados e do conhecimento prévio da equipe. A construção dos painéis possibilitou a transformação dos dados em informações gerenciais, permitindo identificar os produtos mais vendidos, os itens com baixa rotatividade, os fornecedores com maior volume de entregas, os produtos em situação de estoque crítico e outros indicadores relevantes para a gestão da empresa.</w:t>
+      </w:r>
+    </w:p>
+    <w:p>
+      <w:pPr>
+        <w:spacing w:after="0" w:line="360" w:lineRule="auto"/>
+        <w:jc w:val="both"/>
+        <w:rPr>
+          <w:rFonts w:ascii="Arial" w:eastAsia="Arial" w:hAnsi="Arial" w:cs="Arial"/>
+        </w:rPr>
+      </w:pPr>
+      <w:r>
+        <w:rPr>
+          <w:rFonts w:ascii="Arial" w:eastAsia="Arial" w:hAnsi="Arial" w:cs="Arial"/>
+        </w:rPr>
+        <w:t>A análise desses indicadores forneceu uma visão mais ampla do cenário operacional da organização, permitindo identificar oportunidades de melhoria na gestão de estoque e subsidiando a elaboração de recomendações voltadas à otimização dos processos, ao controle dos níveis de estoque e ao apoio à tomada de decisões estratégicas.</w:t>
+      </w:r>
+    </w:p>
+    <w:p>
+      <w:pPr>
+        <w:spacing w:after="0" w:line="360" w:lineRule="auto"/>
+        <w:jc w:val="both"/>
+        <w:rPr>
+          <w:rFonts w:ascii="Arial" w:eastAsia="Arial" w:hAnsi="Arial" w:cs="Arial"/>
+        </w:rPr>
+      </w:pPr>
+      <w:r>
+        <w:rPr>
+          <w:rFonts w:ascii="Arial" w:eastAsia="Arial" w:hAnsi="Arial" w:cs="Arial"/>
+        </w:rPr>
+        <w:t xml:space="preserve"> </w:t>
+      </w:r>
+    </w:p>
+    <w:p>
+      <w:pPr>
+        <w:spacing w:after="0" w:line="360" w:lineRule="auto"/>
+        <w:jc w:val="both"/>
+        <w:rPr>
+          <w:rFonts w:ascii="Arial" w:eastAsia="Arial" w:hAnsi="Arial" w:cs="Arial"/>
+        </w:rPr>
+      </w:pPr>
+    </w:p>
+    <w:p>
+      <w:pPr>
+        <w:spacing w:after="0" w:line="360" w:lineRule="auto"/>
+        <w:jc w:val="both"/>
+        <w:rPr>
+          <w:rFonts w:ascii="Arial" w:eastAsia="Arial" w:hAnsi="Arial" w:cs="Arial"/>
+        </w:rPr>
+      </w:pPr>
+    </w:p>
+    <w:p>
+      <w:pPr>
+        <w:spacing w:after="0" w:line="360" w:lineRule="auto"/>
+        <w:jc w:val="both"/>
+        <w:rPr>
+          <w:rFonts w:ascii="Arial" w:eastAsia="Arial" w:hAnsi="Arial" w:cs="Arial"/>
+        </w:rPr>
+      </w:pPr>
+    </w:p>
+    <w:p>
+      <w:pPr>
+        <w:spacing w:after="0" w:line="360" w:lineRule="auto"/>
+        <w:jc w:val="both"/>
+        <w:rPr>
+          <w:rFonts w:ascii="Arial" w:eastAsia="Arial" w:hAnsi="Arial" w:cs="Arial"/>
+        </w:rPr>
+      </w:pPr>
+    </w:p>
+    <w:p>
+      <w:pPr>
+        <w:rPr>
+          <w:rFonts w:ascii="Arial" w:eastAsia="Arial" w:hAnsi="Arial" w:cs="Arial"/>
+          <w:b/>
+          <w:bCs/>
+        </w:rPr>
+      </w:pPr>
       <w:r>
         <w:rPr>
           <w:rFonts w:ascii="Arial" w:eastAsia="Arial" w:hAnsi="Arial" w:cs="Arial"/>
@@ -2317,6 +2640,143 @@
     <w:p>
       <w:pPr>
         <w:spacing w:after="0" w:line="360" w:lineRule="auto"/>
+        <w:jc w:val="both"/>
+        <w:rPr>
+          <w:rFonts w:ascii="Arial" w:eastAsia="Arial" w:hAnsi="Arial" w:cs="Arial"/>
+        </w:rPr>
+      </w:pPr>
+      <w:r>
+        <w:rPr>
+          <w:rFonts w:ascii="Arial" w:eastAsia="Arial" w:hAnsi="Arial" w:cs="Arial"/>
+        </w:rPr>
+        <w:t>Com o desenvolvimento deste projeto, foi possível identificar pontos críticos nos processos de gerenciamento de dados e de controle de estoque da empresa, evidenciando oportunidades de melhoria que podem contribuir diretamente para a eficiência operacional e para a tomada de decisões estratégicas.</w:t>
+      </w:r>
+    </w:p>
+    <w:p>
+      <w:pPr>
+        <w:spacing w:after="0" w:line="360" w:lineRule="auto"/>
+        <w:jc w:val="both"/>
+        <w:rPr>
+          <w:rFonts w:ascii="Arial" w:eastAsia="Arial" w:hAnsi="Arial" w:cs="Arial"/>
+        </w:rPr>
+      </w:pPr>
+      <w:r>
+        <w:rPr>
+          <w:rFonts w:ascii="Arial" w:eastAsia="Arial" w:hAnsi="Arial" w:cs="Arial"/>
+        </w:rPr>
+        <w:t>Durante as análises, constatou-se a necessidade de implementação de mecanismos de validação de dados e de sistemas de seleção que reduzam a ocorrência de registros duplicados e inconsistentes. Essas validações foram incorporadas ao banco de dados desenvolvido, proporcionando maior integridade, confiabilidade e padronização das informações armazenadas. Como consequência, espera-se uma redução significativa de erros operacionais e maior segurança no tratamento dos dados utilizados pela empresa.</w:t>
+      </w:r>
+    </w:p>
+    <w:p>
+      <w:pPr>
+        <w:spacing w:after="0" w:line="360" w:lineRule="auto"/>
+        <w:jc w:val="both"/>
+        <w:rPr>
+          <w:rFonts w:ascii="Arial" w:eastAsia="Arial" w:hAnsi="Arial" w:cs="Arial"/>
+        </w:rPr>
+      </w:pPr>
+      <w:r>
+        <w:rPr>
+          <w:rFonts w:ascii="Arial" w:eastAsia="Arial" w:hAnsi="Arial" w:cs="Arial"/>
+        </w:rPr>
+        <w:t>As análises também demonstraram que a ausência de uma gestão eficiente do estoque impacta diretamente o desempenho financeiro da organização. Foi identificado que a categoria Elétrica apresenta o maior faturamento, totalizando aproximadamente R$ 2,4 milhões, seguida pelas categorias Freios e Arrefecimento. Entretanto, verificou-se que diversos produtos pertencentes justamente às categorias de maior faturamento encontram-se abaixo do estoque mínimo, situação que pode ocasionar perdas de vendas, atrasos no atendimento aos clientes e redução da competitividade da empresa.</w:t>
+      </w:r>
+    </w:p>
+    <w:p>
+      <w:pPr>
+        <w:spacing w:after="0" w:line="360" w:lineRule="auto"/>
+        <w:jc w:val="both"/>
+        <w:rPr>
+          <w:rFonts w:ascii="Arial" w:eastAsia="Arial" w:hAnsi="Arial" w:cs="Arial"/>
+        </w:rPr>
+      </w:pPr>
+      <w:r>
+        <w:rPr>
+          <w:rFonts w:ascii="Arial" w:eastAsia="Arial" w:hAnsi="Arial" w:cs="Arial"/>
+        </w:rPr>
+        <w:t>Outro aspecto relevante observado foi a existência de produtos armazenados há mais de cem dias sem movimentação. Esse cenário representa capital imobilizado e reduz o giro do estoque, afetando negativamente o fluxo de caixa e a rentabilidade do negócio. Dessa forma, torna-se fundamental que esses itens sejam avaliados individualmente para identificar as causas da baixa rotatividade e definir estratégias adequadas, como promoções, substituição por novos produtos ou até mesmo a descontinuação daqueles que não apresentam demanda suficiente.</w:t>
+      </w:r>
+    </w:p>
+    <w:p>
+      <w:pPr>
+        <w:spacing w:after="0" w:line="360" w:lineRule="auto"/>
+        <w:jc w:val="both"/>
+        <w:rPr>
+          <w:rFonts w:ascii="Arial" w:eastAsia="Arial" w:hAnsi="Arial" w:cs="Arial"/>
+        </w:rPr>
+      </w:pPr>
+      <w:r>
+        <w:rPr>
+          <w:rFonts w:ascii="Arial" w:eastAsia="Arial" w:hAnsi="Arial" w:cs="Arial"/>
+        </w:rPr>
+        <w:t xml:space="preserve">Diante dos resultados obtidos, recomenda-se que a empresa revise seus processos de gestão de estoque, estabelecendo políticas de reposição baseadas na demanda e priorizando o </w:t>
+      </w:r>
+      <w:r>
+        <w:rPr>
+          <w:rFonts w:ascii="Arial" w:eastAsia="Arial" w:hAnsi="Arial" w:cs="Arial"/>
+        </w:rPr>
+        <w:lastRenderedPageBreak/>
+        <w:t>abastecimento dos produtos que representam maior participação no faturamento, especialmente aqueles que apresentam alertas críticos de estoque. Além disso, é importante realizar um monitoramento contínuo dos indicadores de desempenho do estoque, permitindo uma gestão mais eficiente e preventiva.</w:t>
+      </w:r>
+    </w:p>
+    <w:p>
+      <w:pPr>
+        <w:spacing w:after="0" w:line="360" w:lineRule="auto"/>
+        <w:jc w:val="both"/>
+        <w:rPr>
+          <w:rFonts w:ascii="Arial" w:eastAsia="Arial" w:hAnsi="Arial" w:cs="Arial"/>
+        </w:rPr>
+      </w:pPr>
+      <w:r>
+        <w:rPr>
+          <w:rFonts w:ascii="Arial" w:eastAsia="Arial" w:hAnsi="Arial" w:cs="Arial"/>
+        </w:rPr>
+        <w:t>Como complemento, sugere-se fortalecer o relacionamento com os fornecedores dos itens de maior demanda, buscando melhores condições de negociação, redução dos prazos de entrega e maior confiabilidade no abastecimento. Essas ações, aliadas à utilização do banco de dados desenvolvido e das ferramentas de análise implementadas, fornecerão informações mais precisas para o processo de tomada de decisão, contribuindo para a redução de custos, otimização dos recursos e aumento da eficiência operacional da empresa.</w:t>
+      </w:r>
+    </w:p>
+    <w:p>
+      <w:pPr>
+        <w:spacing w:after="0" w:line="360" w:lineRule="auto"/>
+        <w:jc w:val="both"/>
+        <w:rPr>
+          <w:rFonts w:ascii="Arial" w:eastAsia="Arial" w:hAnsi="Arial" w:cs="Arial"/>
+        </w:rPr>
+      </w:pPr>
+      <w:r>
+        <w:rPr>
+          <w:rFonts w:ascii="Arial" w:eastAsia="Arial" w:hAnsi="Arial" w:cs="Arial"/>
+        </w:rPr>
+        <w:t>Por fim, conclui-se que os objetivos propostos neste projeto foram alcançados, uma vez que foi possível identificar os principais problemas relacionados à qualidade dos dados e à gestão do estoque, desenvolver uma solução para minimizar inconsistências nos registros e gerar informações estratégicas capazes de apoiar decisões gerenciais. A adoção das recomendações apresentadas poderá proporcionar melhorias significativas na organização dos processos, no controle dos estoques e, consequentemente, nos resultados financeiros da empresa.</w:t>
+      </w:r>
+    </w:p>
+    <w:p>
+      <w:pPr>
+        <w:spacing w:after="0" w:line="360" w:lineRule="auto"/>
+        <w:rPr>
+          <w:rFonts w:ascii="Arial" w:eastAsia="Arial" w:hAnsi="Arial" w:cs="Arial"/>
+        </w:rPr>
+      </w:pPr>
+    </w:p>
+    <w:p>
+      <w:pPr>
+        <w:spacing w:after="0" w:line="360" w:lineRule="auto"/>
+        <w:jc w:val="both"/>
+        <w:rPr>
+          <w:rFonts w:ascii="Arial" w:eastAsia="Arial" w:hAnsi="Arial" w:cs="Arial"/>
+        </w:rPr>
+      </w:pPr>
+    </w:p>
+    <w:p>
+      <w:pPr>
+        <w:spacing w:after="0" w:line="360" w:lineRule="auto"/>
+        <w:rPr>
+          <w:rFonts w:ascii="Arial" w:eastAsia="Arial" w:hAnsi="Arial" w:cs="Arial"/>
+        </w:rPr>
+      </w:pPr>
+    </w:p>
+    <w:p>
+      <w:pPr>
+        <w:spacing w:after="0" w:line="360" w:lineRule="auto"/>
         <w:rPr>
           <w:rFonts w:ascii="Arial" w:eastAsia="Arial" w:hAnsi="Arial" w:cs="Arial"/>
           <w:b/>
@@ -2336,19 +2796,11 @@
     </w:p>
     <w:p>
       <w:pPr>
-        <w:spacing w:after="0" w:line="360" w:lineRule="auto"/>
         <w:rPr>
           <w:rFonts w:ascii="Arial" w:eastAsia="Arial" w:hAnsi="Arial" w:cs="Arial"/>
           <w:b/>
           <w:bCs/>
-        </w:rPr>
-      </w:pPr>
-    </w:p>
-    <w:p>
-      <w:pPr>
-        <w:spacing w:after="0" w:line="360" w:lineRule="auto"/>
-        <w:rPr>
-          <w:rFonts w:ascii="Arial" w:eastAsia="Arial" w:hAnsi="Arial" w:cs="Arial"/>
+          <w:color w:val="E5B8B7" w:themeColor="accent2" w:themeTint="66"/>
         </w:rPr>
       </w:pPr>
       <w:r>
@@ -2356,555 +2808,228 @@
           <w:rFonts w:ascii="Arial" w:eastAsia="Arial" w:hAnsi="Arial" w:cs="Arial"/>
           <w:b/>
           <w:bCs/>
-        </w:rPr>
-        <w:t xml:space="preserve">REFERÊNCIAS </w:t>
-      </w:r>
-    </w:p>
-    <w:p>
-      <w:pPr>
-        <w:spacing w:after="0" w:line="240" w:lineRule="auto"/>
-        <w:jc w:val="both"/>
+          <w:color w:val="E5B8B7" w:themeColor="accent2" w:themeTint="66"/>
+        </w:rPr>
+        <w:br w:type="page"/>
+      </w:r>
+    </w:p>
+    <w:p>
+      <w:pPr>
         <w:rPr>
           <w:rFonts w:ascii="Arial" w:eastAsia="Arial" w:hAnsi="Arial" w:cs="Arial"/>
           <w:b/>
           <w:bCs/>
         </w:rPr>
       </w:pPr>
-      <w:r>
+    </w:p>
+    <w:p>
+      <w:pPr>
+        <w:spacing w:after="0" w:line="360" w:lineRule="auto"/>
         <w:rPr>
           <w:rFonts w:ascii="Arial" w:eastAsia="Arial" w:hAnsi="Arial" w:cs="Arial"/>
           <w:b/>
           <w:bCs/>
         </w:rPr>
-        <w:t>Exemplos:</w:t>
-      </w:r>
-    </w:p>
-    <w:p>
-      <w:pPr>
-        <w:spacing w:after="0" w:line="240" w:lineRule="auto"/>
-        <w:rPr>
-          <w:rFonts w:ascii="Arial" w:eastAsia="Arial" w:hAnsi="Arial" w:cs="Arial"/>
-        </w:rPr>
-      </w:pPr>
-    </w:p>
-    <w:p>
-      <w:pPr>
-        <w:spacing w:after="0" w:line="240" w:lineRule="auto"/>
+      </w:pPr>
+    </w:p>
+    <w:p>
+      <w:pPr>
+        <w:spacing w:after="0" w:line="360" w:lineRule="auto"/>
+        <w:rPr>
+          <w:rFonts w:ascii="Arial" w:eastAsia="Arial" w:hAnsi="Arial" w:cs="Arial"/>
+        </w:rPr>
+      </w:pPr>
+      <w:r>
         <w:rPr>
           <w:rFonts w:ascii="Arial" w:eastAsia="Arial" w:hAnsi="Arial" w:cs="Arial"/>
           <w:b/>
           <w:bCs/>
         </w:rPr>
-      </w:pPr>
-      <w:r>
-        <w:rPr>
-          <w:rFonts w:ascii="Arial" w:eastAsia="Arial" w:hAnsi="Arial" w:cs="Arial"/>
-          <w:b/>
-          <w:bCs/>
-        </w:rPr>
-        <w:t>LIVRO:</w:t>
+        <w:t xml:space="preserve">REFERÊNCIAS </w:t>
       </w:r>
     </w:p>
     <w:p>
       <w:pPr>
         <w:spacing w:after="0" w:line="240" w:lineRule="auto"/>
-        <w:jc w:val="both"/>
-        <w:rPr>
-          <w:rFonts w:ascii="Arial" w:eastAsia="Arial" w:hAnsi="Arial" w:cs="Arial"/>
-        </w:rPr>
-      </w:pPr>
-      <w:r>
-        <w:rPr>
-          <w:rFonts w:ascii="Arial" w:eastAsia="Arial" w:hAnsi="Arial" w:cs="Arial"/>
-        </w:rPr>
-        <w:t xml:space="preserve">SOBRENOME DO(s) </w:t>
-      </w:r>
+        <w:rPr>
+          <w:rFonts w:ascii="Arial" w:eastAsia="Arial" w:hAnsi="Arial" w:cs="Arial"/>
+        </w:rPr>
+      </w:pPr>
+      <w:proofErr w:type="spellStart"/>
+      <w:r>
+        <w:rPr>
+          <w:rFonts w:ascii="Arial" w:eastAsia="Arial" w:hAnsi="Arial" w:cs="Arial"/>
+        </w:rPr>
+        <w:t>Disner</w:t>
+      </w:r>
+      <w:proofErr w:type="spellEnd"/>
+      <w:r>
+        <w:rPr>
+          <w:rFonts w:ascii="Arial" w:eastAsia="Arial" w:hAnsi="Arial" w:cs="Arial"/>
+        </w:rPr>
+        <w:t xml:space="preserve">, E., &amp; </w:t>
+      </w:r>
+      <w:proofErr w:type="spellStart"/>
+      <w:r>
+        <w:rPr>
+          <w:rFonts w:ascii="Arial" w:eastAsia="Arial" w:hAnsi="Arial" w:cs="Arial"/>
+        </w:rPr>
+        <w:t>Cipullo</w:t>
+      </w:r>
+      <w:proofErr w:type="spellEnd"/>
+      <w:r>
+        <w:rPr>
+          <w:rFonts w:ascii="Arial" w:eastAsia="Arial" w:hAnsi="Arial" w:cs="Arial"/>
+        </w:rPr>
+        <w:t xml:space="preserve">, G. (2023, May 29). Controle de estoque: o que é e qual a sua importância? </w:t>
+      </w:r>
+      <w:proofErr w:type="spellStart"/>
+      <w:r>
+        <w:rPr>
+          <w:rFonts w:ascii="Arial" w:eastAsia="Arial" w:hAnsi="Arial" w:cs="Arial"/>
+        </w:rPr>
+        <w:t>Korp</w:t>
+      </w:r>
+      <w:proofErr w:type="spellEnd"/>
+      <w:r>
+        <w:rPr>
+          <w:rFonts w:ascii="Arial" w:eastAsia="Arial" w:hAnsi="Arial" w:cs="Arial"/>
+        </w:rPr>
+        <w:t xml:space="preserve"> ERP. https://www.korp.com.br/controle-de-estoque-o-que-e-e-qual-a-sua-importancia/</w:t>
+      </w:r>
+    </w:p>
+    <w:p>
+      <w:pPr>
+        <w:spacing w:after="0" w:line="240" w:lineRule="auto"/>
+        <w:jc w:val="both"/>
+        <w:rPr>
+          <w:rFonts w:ascii="Arial" w:eastAsia="Arial" w:hAnsi="Arial" w:cs="Arial"/>
+        </w:rPr>
+      </w:pPr>
+    </w:p>
+    <w:p>
+      <w:pPr>
+        <w:spacing w:after="0" w:line="240" w:lineRule="auto"/>
+        <w:rPr>
+          <w:rFonts w:ascii="Arial" w:eastAsia="Arial" w:hAnsi="Arial" w:cs="Arial"/>
+        </w:rPr>
+      </w:pPr>
+      <w:r>
+        <w:rPr>
+          <w:rFonts w:ascii="Arial" w:eastAsia="Arial" w:hAnsi="Arial" w:cs="Arial"/>
+        </w:rPr>
+        <w:t>Qual a Importância do Controle de Estoque? | Descartes. (</w:t>
+      </w:r>
+      <w:proofErr w:type="spellStart"/>
+      <w:r>
+        <w:rPr>
+          <w:rFonts w:ascii="Arial" w:eastAsia="Arial" w:hAnsi="Arial" w:cs="Arial"/>
+        </w:rPr>
+        <w:t>n.d</w:t>
+      </w:r>
+      <w:proofErr w:type="spellEnd"/>
+      <w:r>
+        <w:rPr>
+          <w:rFonts w:ascii="Arial" w:eastAsia="Arial" w:hAnsi="Arial" w:cs="Arial"/>
+        </w:rPr>
+        <w:t>.). Www.Descartes.Com. https://www.descartes.com/br/resources/blog/qual-importancia-do-controle-de-estoque</w:t>
+      </w:r>
+    </w:p>
+    <w:p>
+      <w:pPr>
+        <w:spacing w:after="0" w:line="240" w:lineRule="auto"/>
+        <w:jc w:val="both"/>
+        <w:rPr>
+          <w:rFonts w:ascii="Arial" w:eastAsia="Arial" w:hAnsi="Arial" w:cs="Arial"/>
+        </w:rPr>
+      </w:pPr>
+    </w:p>
+    <w:p>
+      <w:pPr>
+        <w:spacing w:after="0" w:line="240" w:lineRule="auto"/>
+        <w:rPr>
+          <w:rFonts w:ascii="Arial" w:eastAsia="Arial" w:hAnsi="Arial" w:cs="Arial"/>
+        </w:rPr>
+      </w:pPr>
+      <w:proofErr w:type="spellStart"/>
       <w:proofErr w:type="gramStart"/>
       <w:r>
         <w:rPr>
           <w:rFonts w:ascii="Arial" w:eastAsia="Arial" w:hAnsi="Arial" w:cs="Arial"/>
         </w:rPr>
-        <w:t>AUTOR(</w:t>
-      </w:r>
+        <w:t>Gest?o</w:t>
+      </w:r>
+      <w:proofErr w:type="spellEnd"/>
       <w:proofErr w:type="gramEnd"/>
       <w:r>
         <w:rPr>
           <w:rFonts w:ascii="Arial" w:eastAsia="Arial" w:hAnsi="Arial" w:cs="Arial"/>
         </w:rPr>
-        <w:t xml:space="preserve">es), Nome. </w:t>
-      </w:r>
-      <w:r>
-        <w:rPr>
-          <w:rFonts w:ascii="Arial" w:eastAsia="Arial" w:hAnsi="Arial" w:cs="Arial"/>
-          <w:b/>
-          <w:bCs/>
-        </w:rPr>
-        <w:t xml:space="preserve">Título: subtítulo </w:t>
-      </w:r>
-      <w:r>
-        <w:rPr>
-          <w:rFonts w:ascii="Arial" w:eastAsia="Arial" w:hAnsi="Arial" w:cs="Arial"/>
-        </w:rPr>
-        <w:t>(se houver). Edição (abreviada, se houver).  Local: Editora, ano da publicação.</w:t>
-      </w:r>
+        <w:t xml:space="preserve"> de Estoque: Guia completo - Blog CIGAM. (2024). CIGAM - Blog. https://www.cigam.com.br/blog/723/gestao-de-estoque-o-que-e-e-qual-a-importancia-para-a-sua-empresa</w:t>
+      </w:r>
+    </w:p>
+    <w:p>
+      <w:pPr>
+        <w:tabs>
+          <w:tab w:val="left" w:pos="6480"/>
+        </w:tabs>
+      </w:pPr>
     </w:p>
     <w:p>
       <w:pPr>
         <w:spacing w:after="0" w:line="240" w:lineRule="auto"/>
-        <w:jc w:val="both"/>
-        <w:rPr>
-          <w:rFonts w:ascii="Arial" w:eastAsia="Arial" w:hAnsi="Arial" w:cs="Arial"/>
-        </w:rPr>
-      </w:pPr>
-    </w:p>
-    <w:p>
-      <w:pPr>
-        <w:spacing w:after="0" w:line="240" w:lineRule="auto"/>
-        <w:rPr>
-          <w:rFonts w:ascii="Arial" w:eastAsia="Arial" w:hAnsi="Arial" w:cs="Arial"/>
-          <w:b/>
-          <w:bCs/>
-        </w:rPr>
-      </w:pPr>
-      <w:r>
-        <w:rPr>
-          <w:rFonts w:ascii="Arial" w:eastAsia="Arial" w:hAnsi="Arial" w:cs="Arial"/>
-          <w:b/>
-          <w:bCs/>
-        </w:rPr>
-        <w:t xml:space="preserve">Ex.: </w:t>
-      </w:r>
-    </w:p>
-    <w:p>
-      <w:pPr>
-        <w:spacing w:after="0" w:line="240" w:lineRule="auto"/>
-        <w:rPr>
-          <w:rFonts w:ascii="Arial" w:eastAsia="Arial" w:hAnsi="Arial" w:cs="Arial"/>
-        </w:rPr>
-      </w:pPr>
-      <w:r>
-        <w:rPr>
-          <w:rFonts w:ascii="Arial" w:eastAsia="Arial" w:hAnsi="Arial" w:cs="Arial"/>
-        </w:rPr>
-        <w:t xml:space="preserve">LUCK, Heloisa. </w:t>
-      </w:r>
-      <w:r>
-        <w:rPr>
-          <w:rFonts w:ascii="Arial" w:eastAsia="Arial" w:hAnsi="Arial" w:cs="Arial"/>
-          <w:b/>
-          <w:bCs/>
-        </w:rPr>
-        <w:t>Liderança em gestão escolar</w:t>
-      </w:r>
-      <w:r>
-        <w:rPr>
-          <w:rFonts w:ascii="Arial" w:eastAsia="Arial" w:hAnsi="Arial" w:cs="Arial"/>
-        </w:rPr>
-        <w:t>. 4. ed. Petrópolis: Vozes, 2010.</w:t>
-      </w:r>
-    </w:p>
-    <w:p>
-      <w:pPr>
-        <w:spacing w:after="0" w:line="240" w:lineRule="auto"/>
-        <w:rPr>
-          <w:rFonts w:ascii="Arial" w:eastAsia="Arial" w:hAnsi="Arial" w:cs="Arial"/>
-          <w:b/>
-          <w:bCs/>
-        </w:rPr>
-      </w:pPr>
-    </w:p>
-    <w:p>
-      <w:pPr>
-        <w:spacing w:after="0" w:line="240" w:lineRule="auto"/>
-        <w:rPr>
-          <w:rFonts w:ascii="Arial" w:eastAsia="Arial" w:hAnsi="Arial" w:cs="Arial"/>
-          <w:b/>
-          <w:bCs/>
-        </w:rPr>
-      </w:pPr>
-      <w:r>
-        <w:rPr>
-          <w:rFonts w:ascii="Arial" w:eastAsia="Arial" w:hAnsi="Arial" w:cs="Arial"/>
-          <w:b/>
-          <w:bCs/>
-        </w:rPr>
-        <w:t>CAPÍTULO DE LIVRO:</w:t>
-      </w:r>
-    </w:p>
-    <w:p>
-      <w:pPr>
-        <w:spacing w:after="0" w:line="240" w:lineRule="auto"/>
-        <w:rPr>
-          <w:rFonts w:ascii="Arial" w:eastAsia="Arial" w:hAnsi="Arial" w:cs="Arial"/>
-        </w:rPr>
-      </w:pPr>
-      <w:r>
-        <w:rPr>
-          <w:rFonts w:ascii="Arial" w:eastAsia="Arial" w:hAnsi="Arial" w:cs="Arial"/>
-        </w:rPr>
-        <w:t xml:space="preserve">SOBRENOME DO(s) </w:t>
-      </w:r>
-      <w:proofErr w:type="gramStart"/>
-      <w:r>
-        <w:rPr>
-          <w:rFonts w:ascii="Arial" w:eastAsia="Arial" w:hAnsi="Arial" w:cs="Arial"/>
-        </w:rPr>
-        <w:t>AUTOR(</w:t>
-      </w:r>
-      <w:proofErr w:type="gramEnd"/>
-      <w:r>
-        <w:rPr>
-          <w:rFonts w:ascii="Arial" w:eastAsia="Arial" w:hAnsi="Arial" w:cs="Arial"/>
-        </w:rPr>
-        <w:t xml:space="preserve">es), Nome. </w:t>
-      </w:r>
-      <w:r>
-        <w:rPr>
-          <w:rFonts w:ascii="Arial" w:eastAsia="Arial" w:hAnsi="Arial" w:cs="Arial"/>
-          <w:i/>
-          <w:iCs/>
-        </w:rPr>
-        <w:t>In:</w:t>
-      </w:r>
-      <w:r>
-        <w:rPr>
-          <w:rFonts w:ascii="Arial" w:eastAsia="Arial" w:hAnsi="Arial" w:cs="Arial"/>
-        </w:rPr>
-        <w:t xml:space="preserve"> SOBRENOME DO(s) </w:t>
-      </w:r>
-      <w:proofErr w:type="gramStart"/>
-      <w:r>
-        <w:rPr>
-          <w:rFonts w:ascii="Arial" w:eastAsia="Arial" w:hAnsi="Arial" w:cs="Arial"/>
-        </w:rPr>
-        <w:t>AUTOR(</w:t>
-      </w:r>
-      <w:proofErr w:type="gramEnd"/>
-      <w:r>
-        <w:rPr>
-          <w:rFonts w:ascii="Arial" w:eastAsia="Arial" w:hAnsi="Arial" w:cs="Arial"/>
-        </w:rPr>
-        <w:t xml:space="preserve">es), Nome do livro. </w:t>
-      </w:r>
-      <w:r>
-        <w:rPr>
-          <w:rFonts w:ascii="Arial" w:eastAsia="Arial" w:hAnsi="Arial" w:cs="Arial"/>
-          <w:b/>
-          <w:bCs/>
-        </w:rPr>
-        <w:t>Título:</w:t>
-      </w:r>
-      <w:r>
-        <w:rPr>
-          <w:rFonts w:ascii="Arial" w:eastAsia="Arial" w:hAnsi="Arial" w:cs="Arial"/>
-        </w:rPr>
-        <w:t xml:space="preserve"> subtítulo. Edição (abreviada, se houver). Local: Editora, ano.</w:t>
-      </w:r>
-    </w:p>
-    <w:p>
-      <w:pPr>
-        <w:spacing w:after="0" w:line="240" w:lineRule="auto"/>
-        <w:rPr>
-          <w:rFonts w:ascii="Arial" w:eastAsia="Arial" w:hAnsi="Arial" w:cs="Arial"/>
-        </w:rPr>
-      </w:pPr>
-    </w:p>
-    <w:p>
-      <w:pPr>
-        <w:spacing w:after="0" w:line="240" w:lineRule="auto"/>
-        <w:rPr>
-          <w:rFonts w:ascii="Arial" w:eastAsia="Arial" w:hAnsi="Arial" w:cs="Arial"/>
-          <w:b/>
-          <w:bCs/>
-        </w:rPr>
-      </w:pPr>
-      <w:r>
-        <w:rPr>
-          <w:rFonts w:ascii="Arial" w:eastAsia="Arial" w:hAnsi="Arial" w:cs="Arial"/>
-          <w:b/>
-          <w:bCs/>
-        </w:rPr>
-        <w:t xml:space="preserve">Ex.: </w:t>
-      </w:r>
-    </w:p>
-    <w:p>
-      <w:pPr>
-        <w:spacing w:after="0" w:line="240" w:lineRule="auto"/>
-        <w:rPr>
-          <w:rFonts w:ascii="Arial" w:eastAsia="Arial" w:hAnsi="Arial" w:cs="Arial"/>
-          <w:b/>
-          <w:bCs/>
-        </w:rPr>
-      </w:pPr>
-      <w:r>
-        <w:rPr>
-          <w:rFonts w:ascii="Arial" w:eastAsia="Arial" w:hAnsi="Arial" w:cs="Arial"/>
-        </w:rPr>
-        <w:t xml:space="preserve">SANTOS, F. R. A colonização da terra do </w:t>
+        <w:rPr>
+          <w:rFonts w:ascii="Arial" w:eastAsia="Arial" w:hAnsi="Arial" w:cs="Arial"/>
+        </w:rPr>
+      </w:pPr>
+      <w:r>
+        <w:rPr>
+          <w:rFonts w:ascii="Arial" w:eastAsia="Arial" w:hAnsi="Arial" w:cs="Arial"/>
+        </w:rPr>
+        <w:t xml:space="preserve">Redator </w:t>
       </w:r>
       <w:proofErr w:type="spellStart"/>
       <w:r>
         <w:rPr>
           <w:rFonts w:ascii="Arial" w:eastAsia="Arial" w:hAnsi="Arial" w:cs="Arial"/>
         </w:rPr>
-        <w:t>Tucujús</w:t>
+        <w:t>Sankhya</w:t>
       </w:r>
       <w:proofErr w:type="spellEnd"/>
       <w:r>
         <w:rPr>
           <w:rFonts w:ascii="Arial" w:eastAsia="Arial" w:hAnsi="Arial" w:cs="Arial"/>
         </w:rPr>
-        <w:t xml:space="preserve">. </w:t>
-      </w:r>
-      <w:r>
-        <w:rPr>
-          <w:rFonts w:ascii="Arial" w:eastAsia="Arial" w:hAnsi="Arial" w:cs="Arial"/>
-          <w:i/>
-          <w:iCs/>
-        </w:rPr>
-        <w:t>In</w:t>
-      </w:r>
-      <w:r>
-        <w:rPr>
-          <w:rFonts w:ascii="Arial" w:eastAsia="Arial" w:hAnsi="Arial" w:cs="Arial"/>
-        </w:rPr>
-        <w:t xml:space="preserve">: SANTOS, F. R. </w:t>
-      </w:r>
-      <w:r>
-        <w:rPr>
-          <w:rFonts w:ascii="Arial" w:eastAsia="Arial" w:hAnsi="Arial" w:cs="Arial"/>
-          <w:b/>
-          <w:bCs/>
-        </w:rPr>
-        <w:t>História do Amapá, 1</w:t>
-      </w:r>
-      <w:r>
-        <w:rPr>
-          <w:rFonts w:ascii="Arial" w:eastAsia="Arial" w:hAnsi="Arial" w:cs="Arial"/>
-        </w:rPr>
-        <w:t xml:space="preserve">º </w:t>
-      </w:r>
-      <w:r>
-        <w:rPr>
-          <w:rFonts w:ascii="Arial" w:eastAsia="Arial" w:hAnsi="Arial" w:cs="Arial"/>
-          <w:b/>
-          <w:bCs/>
-        </w:rPr>
-        <w:t>grau</w:t>
-      </w:r>
-      <w:r>
-        <w:rPr>
-          <w:rFonts w:ascii="Arial" w:eastAsia="Arial" w:hAnsi="Arial" w:cs="Arial"/>
-        </w:rPr>
-        <w:t xml:space="preserve">. 2. ed. Macapá: </w:t>
+        <w:t xml:space="preserve">. (2025, </w:t>
       </w:r>
       <w:proofErr w:type="spellStart"/>
       <w:r>
         <w:rPr>
           <w:rFonts w:ascii="Arial" w:eastAsia="Arial" w:hAnsi="Arial" w:cs="Arial"/>
         </w:rPr>
-        <w:t>Valcan</w:t>
+        <w:t>January</w:t>
       </w:r>
       <w:proofErr w:type="spellEnd"/>
       <w:r>
         <w:rPr>
           <w:rFonts w:ascii="Arial" w:eastAsia="Arial" w:hAnsi="Arial" w:cs="Arial"/>
         </w:rPr>
-        <w:t>, 1994.</w:t>
-      </w:r>
-    </w:p>
-    <w:p>
-      <w:pPr>
-        <w:spacing w:after="0" w:line="240" w:lineRule="auto"/>
-        <w:rPr>
-          <w:rFonts w:ascii="Arial" w:eastAsia="Arial" w:hAnsi="Arial" w:cs="Arial"/>
-        </w:rPr>
-      </w:pPr>
-    </w:p>
-    <w:p>
-      <w:pPr>
-        <w:spacing w:after="0" w:line="240" w:lineRule="auto"/>
-        <w:rPr>
-          <w:rFonts w:ascii="Arial" w:eastAsia="Arial" w:hAnsi="Arial" w:cs="Arial"/>
-          <w:b/>
-          <w:bCs/>
-        </w:rPr>
-      </w:pPr>
-      <w:r>
-        <w:rPr>
-          <w:rFonts w:ascii="Arial" w:eastAsia="Arial" w:hAnsi="Arial" w:cs="Arial"/>
-          <w:b/>
-          <w:bCs/>
-        </w:rPr>
-        <w:t>ARTIGO EM PERIODICO:</w:t>
-      </w:r>
-    </w:p>
-    <w:p>
-      <w:pPr>
-        <w:spacing w:after="0" w:line="240" w:lineRule="auto"/>
-        <w:jc w:val="both"/>
-        <w:rPr>
-          <w:rFonts w:ascii="Arial" w:eastAsia="Arial" w:hAnsi="Arial" w:cs="Arial"/>
-        </w:rPr>
-      </w:pPr>
-      <w:r>
-        <w:rPr>
-          <w:rFonts w:ascii="Arial" w:eastAsia="Arial" w:hAnsi="Arial" w:cs="Arial"/>
-        </w:rPr>
-        <w:t xml:space="preserve">SOBRENOME DO(s) </w:t>
-      </w:r>
-      <w:proofErr w:type="gramStart"/>
-      <w:r>
-        <w:rPr>
-          <w:rFonts w:ascii="Arial" w:eastAsia="Arial" w:hAnsi="Arial" w:cs="Arial"/>
-        </w:rPr>
-        <w:t>AUTOR(</w:t>
-      </w:r>
-      <w:proofErr w:type="gramEnd"/>
-      <w:r>
-        <w:rPr>
-          <w:rFonts w:ascii="Arial" w:eastAsia="Arial" w:hAnsi="Arial" w:cs="Arial"/>
-        </w:rPr>
-        <w:t xml:space="preserve">es), Nome. Nome do artigo. </w:t>
-      </w:r>
-      <w:r>
-        <w:rPr>
-          <w:rFonts w:ascii="Arial" w:eastAsia="Arial" w:hAnsi="Arial" w:cs="Arial"/>
-          <w:b/>
-          <w:bCs/>
-        </w:rPr>
-        <w:t xml:space="preserve">Nome completo da revista. </w:t>
-      </w:r>
-      <w:r>
-        <w:rPr>
-          <w:rFonts w:ascii="Arial" w:eastAsia="Arial" w:hAnsi="Arial" w:cs="Arial"/>
-        </w:rPr>
-        <w:t>Volume (v), Número (n), páginas (p.), mês, ano. Disponível em: &lt;endereço eletrônico&gt; Acesso em: dia, mês, ano.</w:t>
-      </w:r>
-    </w:p>
-    <w:p>
-      <w:pPr>
-        <w:spacing w:after="0" w:line="240" w:lineRule="auto"/>
-        <w:rPr>
-          <w:rFonts w:ascii="Arial" w:eastAsia="Arial" w:hAnsi="Arial" w:cs="Arial"/>
-        </w:rPr>
-      </w:pPr>
-    </w:p>
-    <w:p>
-      <w:pPr>
-        <w:spacing w:after="0" w:line="240" w:lineRule="auto"/>
-        <w:jc w:val="both"/>
-        <w:rPr>
-          <w:rFonts w:ascii="Arial" w:eastAsia="Arial" w:hAnsi="Arial" w:cs="Arial"/>
-          <w:b/>
-          <w:bCs/>
-        </w:rPr>
-      </w:pPr>
-      <w:r>
-        <w:rPr>
-          <w:rFonts w:ascii="Arial" w:eastAsia="Arial" w:hAnsi="Arial" w:cs="Arial"/>
-          <w:b/>
-          <w:bCs/>
-        </w:rPr>
-        <w:t xml:space="preserve">Ex.: </w:t>
-      </w:r>
-    </w:p>
-    <w:p>
-      <w:pPr>
-        <w:spacing w:after="0" w:line="240" w:lineRule="auto"/>
-        <w:jc w:val="both"/>
-        <w:rPr>
-          <w:rFonts w:ascii="Arial" w:eastAsia="Arial" w:hAnsi="Arial" w:cs="Arial"/>
-          <w:b/>
-          <w:bCs/>
-        </w:rPr>
-      </w:pPr>
-      <w:r>
-        <w:rPr>
-          <w:rFonts w:ascii="Arial" w:eastAsia="Arial" w:hAnsi="Arial" w:cs="Arial"/>
-        </w:rPr>
-        <w:t>DECONTI, D.; RIBEIRO, M. F.; RASEIRA, M. C. B.; PETERS, J. A.; BIANCHI, V. J. Caracterização anatômico-fisiológica da compatibilidade reprodutiva de ameixeira-japonesa. </w:t>
-      </w:r>
-      <w:r>
-        <w:rPr>
-          <w:rFonts w:ascii="Arial" w:eastAsia="Arial" w:hAnsi="Arial" w:cs="Arial"/>
-          <w:b/>
-          <w:bCs/>
-        </w:rPr>
-        <w:t>Revista Brasileira de Fruticultura, </w:t>
-      </w:r>
-      <w:r>
-        <w:rPr>
-          <w:rFonts w:ascii="Arial" w:eastAsia="Arial" w:hAnsi="Arial" w:cs="Arial"/>
-        </w:rPr>
-        <w:t>Jaboticabal, v. 35, n. 3, p. 695-703, 2013.</w:t>
-      </w:r>
-    </w:p>
-    <w:p>
-      <w:pPr>
-        <w:spacing w:after="0" w:line="240" w:lineRule="auto"/>
-        <w:jc w:val="both"/>
-        <w:rPr>
-          <w:rFonts w:ascii="Arial" w:eastAsia="Arial" w:hAnsi="Arial" w:cs="Arial"/>
-        </w:rPr>
-      </w:pPr>
-    </w:p>
-    <w:p>
-      <w:pPr>
-        <w:spacing w:after="0" w:line="240" w:lineRule="auto"/>
-        <w:jc w:val="both"/>
-        <w:rPr>
-          <w:rFonts w:ascii="Arial" w:eastAsia="Arial" w:hAnsi="Arial" w:cs="Arial"/>
-          <w:b/>
-          <w:bCs/>
-        </w:rPr>
-      </w:pPr>
-      <w:r>
-        <w:rPr>
-          <w:rFonts w:ascii="Arial" w:eastAsia="Arial" w:hAnsi="Arial" w:cs="Arial"/>
-          <w:b/>
-          <w:bCs/>
-        </w:rPr>
-        <w:t>TRABALHOS ACADÊMICOS:</w:t>
-      </w:r>
-    </w:p>
-    <w:p>
-      <w:pPr>
-        <w:spacing w:after="0" w:line="240" w:lineRule="auto"/>
-        <w:jc w:val="both"/>
-        <w:rPr>
-          <w:rFonts w:ascii="Arial" w:eastAsia="Arial" w:hAnsi="Arial" w:cs="Arial"/>
-        </w:rPr>
-      </w:pPr>
-      <w:r>
-        <w:rPr>
-          <w:rFonts w:ascii="Arial" w:eastAsia="Arial" w:hAnsi="Arial" w:cs="Arial"/>
-        </w:rPr>
-        <w:t xml:space="preserve">SOBRENOME DO AUTOR, Nome. </w:t>
-      </w:r>
-      <w:r>
-        <w:rPr>
-          <w:rFonts w:ascii="Arial" w:eastAsia="Arial" w:hAnsi="Arial" w:cs="Arial"/>
-          <w:b/>
-          <w:bCs/>
-        </w:rPr>
-        <w:t>Título,</w:t>
-      </w:r>
-      <w:r>
-        <w:rPr>
-          <w:rFonts w:ascii="Arial" w:eastAsia="Arial" w:hAnsi="Arial" w:cs="Arial"/>
-        </w:rPr>
-        <w:t xml:space="preserve"> subtítulo (se houver). Ano. Número de folhas. Tipo do trabalho (tese, dissertação, trabalho de conclusão de curso e outros). Nome da faculdade, Universidade, local, ano. </w:t>
-      </w:r>
-    </w:p>
-    <w:p>
-      <w:pPr>
-        <w:spacing w:after="0" w:line="240" w:lineRule="auto"/>
-        <w:jc w:val="both"/>
-        <w:rPr>
-          <w:rFonts w:ascii="Arial" w:eastAsia="Arial" w:hAnsi="Arial" w:cs="Arial"/>
-        </w:rPr>
-      </w:pPr>
+        <w:t xml:space="preserve"> 7). Gestão de estoque: Qual a importância e como otimizar. </w:t>
+      </w:r>
+      <w:proofErr w:type="spellStart"/>
+      <w:r>
+        <w:rPr>
+          <w:rFonts w:ascii="Arial" w:eastAsia="Arial" w:hAnsi="Arial" w:cs="Arial"/>
+        </w:rPr>
+        <w:t>Sankhya</w:t>
+      </w:r>
+      <w:proofErr w:type="spellEnd"/>
+      <w:r>
+        <w:rPr>
+          <w:rFonts w:ascii="Arial" w:eastAsia="Arial" w:hAnsi="Arial" w:cs="Arial"/>
+        </w:rPr>
+        <w:t>. https://www.sankhya.com.br/gestao-de-negocios/gestao-de-estoque/?gad_source=1&amp;gad_campaignid=23228505732&amp;gbraid=0aaaaadvqyqyxmv-mkly0jdg7fofoohzji&amp;gclid=cjwkcajwpk3sbhaseiwatv1spp1f5p4gtbze6l_hfvfbxxoc_l7etll42iuqmlf_glpq3qcbe3g-aroc9saqavd_bwe</w:t>
+      </w:r>
     </w:p>
     <w:p>
       <w:pPr>
@@ -4988,6 +5113,7 @@
   <w:style w:type="paragraph" w:default="1" w:styleId="Normal">
     <w:name w:val="Normal"/>
     <w:qFormat/>
+    <w:rsid w:val="004A5ACA"/>
   </w:style>
   <w:style w:type="paragraph" w:styleId="Ttulo1">
     <w:name w:val="heading 1"/>
@@ -5254,6 +5380,46 @@
       <w:ind w:left="720"/>
       <w:contextualSpacing/>
     </w:pPr>
+  </w:style>
+  <w:style w:type="paragraph" w:customStyle="1" w:styleId="isselectedend">
+    <w:name w:val="isselectedend"/>
+    <w:basedOn w:val="Normal"/>
+    <w:rsid w:val="00684BDC"/>
+    <w:pPr>
+      <w:spacing w:before="100" w:beforeAutospacing="1" w:after="100" w:afterAutospacing="1" w:line="240" w:lineRule="auto"/>
+    </w:pPr>
+    <w:rPr>
+      <w:rFonts w:ascii="Times New Roman" w:eastAsia="Times New Roman" w:hAnsi="Times New Roman" w:cs="Times New Roman"/>
+      <w:sz w:val="24"/>
+      <w:szCs w:val="24"/>
+    </w:rPr>
+  </w:style>
+  <w:style w:type="paragraph" w:styleId="NormalWeb">
+    <w:name w:val="Normal (Web)"/>
+    <w:basedOn w:val="Normal"/>
+    <w:uiPriority w:val="99"/>
+    <w:semiHidden/>
+    <w:unhideWhenUsed/>
+    <w:rsid w:val="00684BDC"/>
+    <w:pPr>
+      <w:spacing w:before="100" w:beforeAutospacing="1" w:after="100" w:afterAutospacing="1" w:line="240" w:lineRule="auto"/>
+    </w:pPr>
+    <w:rPr>
+      <w:rFonts w:ascii="Times New Roman" w:eastAsia="Times New Roman" w:hAnsi="Times New Roman" w:cs="Times New Roman"/>
+      <w:sz w:val="24"/>
+      <w:szCs w:val="24"/>
+    </w:rPr>
+  </w:style>
+  <w:style w:type="character" w:styleId="Forte">
+    <w:name w:val="Strong"/>
+    <w:basedOn w:val="Fontepargpadro"/>
+    <w:uiPriority w:val="22"/>
+    <w:qFormat/>
+    <w:rsid w:val="007C7F07"/>
+    <w:rPr>
+      <w:b/>
+      <w:bCs/>
+    </w:rPr>
   </w:style>
 </w:styles>
 </file>
